--- a/public_release/manuscript/manuscript.docx
+++ b/public_release/manuscript/manuscript.docx
@@ -2,7 +2,7 @@
 <file path=word/document.xml><?xml version="1.0" encoding="utf-8"?>
 <w:document xmlns:w="http://schemas.openxmlformats.org/wordprocessingml/2006/main" xmlns:m="http://schemas.openxmlformats.org/officeDocument/2006/math" xmlns:r="http://schemas.openxmlformats.org/officeDocument/2006/relationships" xmlns:o="urn:schemas-microsoft-com:office:office" xmlns:v="urn:schemas-microsoft-com:vml" xmlns:w10="urn:schemas-microsoft-com:office:word" xmlns:a="http://schemas.openxmlformats.org/drawingml/2006/main" xmlns:pic="http://schemas.openxmlformats.org/drawingml/2006/picture" xmlns:wp="http://schemas.openxmlformats.org/drawingml/2006/wordprocessingDrawing">
   <w:body>
-    <w:bookmarkStart w:id="77" w:name="X63798b11548d1bce095c648691f9f5b1a5d41bc"/>
+    <w:bookmarkStart w:id="81" w:name="X423611d9cf12f3a36a99a3149b0ec29bbb547c9"/>
     <w:p>
       <w:pPr>
         <w:pStyle w:val="Heading1"/>
@@ -14,7 +14,7 @@
         <w:t xml:space="preserve">protein_pipeline</w:t>
       </w:r>
       <w:r>
-        <w:t xml:space="preserve">: A Reproducible Solubility-Aware Protein Redesign Pipeline with Active-Learning-Based AF2 Budget Reduction</w:t>
+        <w:t xml:space="preserve">: A Reproducible Solubility-Aware Multiple-Mutant Redesign Pipeline with Active-Learning-Based AF2 Budget Reduction</w:t>
       </w:r>
     </w:p>
     <w:p>
@@ -43,7 +43,7 @@
         <w:pStyle w:val="FirstParagraph"/>
       </w:pPr>
       <w:r>
-        <w:t xml:space="preserve">Solubility-oriented protein redesign increasingly depends on multi-stage workflows that combine homology search, MSA-derived residue constraints, structure-based sequence generation, soluble-expression filtering, structure prediction, and novelty analysis. In practice, these stages are often connected by ad hoc scripts, making runs difficult to reproduce, partially rerun, or update when upstream models change. We present</w:t>
+        <w:t xml:space="preserve">Solubility-oriented multiple-mutant redesign increasingly depends on multi-stage workflows that combine homology search, MSA-derived residue constraints, structure-based sequence generation, soluble-expression filtering, structure prediction, and novelty analysis. In practice, these stages are often connected by ad hoc scripts, making runs difficult to reproduce, partially rerun, or update when upstream models change. We present</w:t>
       </w:r>
       <w:r>
         <w:t xml:space="preserve"> </w:t>
@@ -63,7 +63,7 @@
         <w:pStyle w:val="BodyText"/>
       </w:pPr>
       <w:r>
-        <w:t xml:space="preserve">We use this framework to address the dominant compute bottleneck after SoluProt filtering in ProteinMPNN-driven redesign: repeated AlphaFold2 (AF2) evaluation of candidate sequences. A local active-learning module embeds SoluProt-passing candidates with ESM-2, selects a small diverse AF2-labelled training set using K-means, fits a surrogate model, and sends only the top-ranked candidates to AF2. The frozen statistical benchmark uses 15 CATH test topologies comprising 1,800 SoluProt-scored and 1,766 AF2-scored designs; K-means selection improves cold-start BO uplift by up to 51% over random sampling at N = 5. Ridge, LightGBM, RF, XGBoost, and KNN are statistically tied for pLDDT selection under the main benchmark, while Ridge is strongest for SoluProt-related benchmark metrics. The same artifact parser was then applied to a QC-filtered CATH expansion set of 23 targets comprising 2,737 valid designs, providing a cleaner corpus for model-replacement and re-analysis.</w:t>
+        <w:t xml:space="preserve">We use this framework to address the dominant compute bottleneck after SoluProt filtering in ProteinMPNN-driven redesign: repeated AlphaFold2 (AF2) evaluation of candidate sequences. A local active-learning module embeds SoluProt-passing candidates with ESM-2, selects a small diverse AF2-labelled training set using K-means, fits a surrogate model, and sends only the top-ranked candidates to AF2. The statistical benchmark uses a QC-filtered CATH set of 23 targets comprising 2,737 paired SoluProt and AF2/pLDDT records. K-means selection improves cold-start Random Forest BO uplift by 38% over random sampling at N = 5 and converges near random sampling by N = 30. At the N = 30 operating point, Random Forest gives the strongest pLDDT BO uplift, while Ridge is strongest for SoluProt-related ranking metrics.</w:t>
       </w:r>
     </w:p>
     <w:p>
@@ -71,7 +71,7 @@
         <w:pStyle w:val="BodyText"/>
       </w:pPr>
       <w:r>
-        <w:t xml:space="preserve">Beyond surrogate selection, a variance decomposition shows that 99.6% of pLDDT variance is explained by target identity rather than ProteinMPNN sampling noise. This shifts the main compute-allocation decision from deeper sequence sampling within a fixed backbone toward early target or backbone triage. Under a four-round orchestration-level budget model, reuse of the active-learning loop reduces projected AF2 calls from 360 to 110 per target, an approximately 3.3x reduction in AF2 GPU time. Two representative completed runs further verified the multi-round path at production scale, evaluating 94 and 49 AF2 records from 8,000 SoluProt-gated candidates for 3RGK and 1LVM, respectively. Together, these results show that a reproducible, model-replaceable pipeline can serve not only as execution infrastructure for soluble protein-library design but also as an empirical platform for deciding where expensive structure-prediction compute should be spent.</w:t>
+        <w:t xml:space="preserve">Beyond surrogate selection, a variance decomposition shows that target identity explains 98.8% of pLDDT variance and 96.8% of SoluProt variance in the benchmark. This shifts the main compute-allocation decision from deeper sequence sampling within a fixed backbone toward early target or backbone triage. A three-target paired backbone-context pilot further shows that RFD3 and RFD3-ensemble inputs produce target-dependent tradeoffs rather than a uniform quality gain. Under a four-round orchestration-level budget model, reuse of the active-learning loop reduces projected AF2 calls from 360 to 110 per target, an approximately 3.3x reduction in AF2 GPU time. Two representative completed runs further verified the multi-round path at production scale, evaluating 94 and 49 AF2 records from 8,000 SoluProt-gated candidates for 3RGK and 1LVM, respectively. Together, these results show that a reproducible, model-replaceable pipeline can serve not only as execution infrastructure for soluble protein-library design but also as an empirical platform for deciding where expensive structure-prediction compute should be spent.</w:t>
       </w:r>
     </w:p>
     <w:bookmarkEnd w:id="20"/>
@@ -89,7 +89,7 @@
         <w:pStyle w:val="FirstParagraph"/>
       </w:pPr>
       <w:r>
-        <w:t xml:space="preserve">Computational protein design has moved fast in the past three years. ProteinMPNN [1], AlphaFold2 [2], and RFdiffusion established a baseline modular stack, and a next generation of components - LigandMPNN, AlphaFold3, and conformational ensemble models such as BioEmu - is arriving on roughly annual cadence. However, many practical biofoundry campaigns are not unconstrained de novo design problems. They are soluble protein-library redesign problems: starting from a target sequence or scaffold, the operator wants a tractable library of variants that preserves protected residues, respects sequence/structure constraints, improves soluble-expression likelihood, and remains structurally plausible. Earlier structure- and sequence-based redesign systems such as PROSS targeted bacterial expression and stability [9], and solubility-aware AfDesign showed that solubility can be made an explicit design objective rather than a post hoc concern [10].</w:t>
+        <w:t xml:space="preserve">Computational protein design has moved fast in the past three years. ProteinMPNN [1], AlphaFold2 [2], and RFdiffusion established a baseline modular stack, and a next generation of components - LigandMPNN, AlphaFold3, and conformational ensemble models such as BioEmu - is arriving on roughly annual cadence. However, many practical biofoundry campaigns are not unconstrained de novo design problems. They are soluble protein-library redesign problems: starting from a target sequence or scaffold, the operator wants a tractable library of multiple-mutant variants that preserves protected residues, respects sequence/structure constraints, improves soluble-expression likelihood, and remains structurally plausible. Earlier structure- and sequence-based redesign systems such as PROSS targeted bacterial expression and stability [9], and solubility-aware AfDesign showed that solubility can be made an explicit design objective rather than a post hoc concern [10].</w:t>
       </w:r>
       <w:r>
         <w:t xml:space="preserve"> </w:t>
@@ -112,7 +112,7 @@
         <w:pStyle w:val="BodyText"/>
       </w:pPr>
       <w:r>
-        <w:t xml:space="preserve">Two consequences follow for groups running solubility-aware redesign campaigns at scale. First, analysis code hard-coded to a particular model version goes stale within a year, because each new release ships its own input format, output schema, and evaluation conventions. Second, AF2 or ColabFold structure evaluation [2, 3] is now the dominant GPU cost after inexpensive sequence and solubility filters: a single target can yield thousands of ProteinMPNN variants, and folding every one is rarely justified. The operational question is therefore not only how to generate soluble candidate sequences, but how to decide which candidates deserve expensive structure prediction, in a way that survives the next round of model updates.</w:t>
+        <w:t xml:space="preserve">Two consequences follow for groups running solubility-aware redesign campaigns at scale. First, analysis code hard-coded to a particular model version goes stale within a year, because each new release ships its own input format, output schema, and evaluation conventions. Second, AF2 or ColabFold structure evaluation [2, 3] is now the dominant GPU cost after inexpensive sequence and solubility filters: a single target can yield thousands of ProteinMPNN variants, and folding every one is rarely justified. The operational question is therefore not only how to generate soluble candidate sequences, but how to decide which candidates deserve expensive structure prediction without collapsing the search around one structural context.</w:t>
       </w:r>
     </w:p>
     <w:p>
@@ -128,7 +128,7 @@
         <w:pStyle w:val="BodyText"/>
       </w:pPr>
       <w:r>
-        <w:t xml:space="preserve">These failure modes compound across multi-ablation studies. The six ablations reported in Section 4 - selection method, surrogate family, ensemble rule, training-set size, embedding size, and variance source - all read the same frozen benchmark table of 1,766 stored AF2 outputs through the same parser. The same parser and QC rules now also index a larger CATH execution corpus and separate valid ProteinMPNN designs from input-incompatible fallback records, which would not have been feasible to maintain consistently under a script-based workflow.</w:t>
+        <w:t xml:space="preserve">These failure modes compound across multi-ablation studies. The value of an orchestration layer is therefore not simply that heterogeneous tools can be launched from one interface, but that otherwise fragmented model outputs are converted into a reusable experimental substrate. In this study, that substrate allowed the selection-method, surrogate-family, rank-mean ensemble, training-set-size, acquisition-bias, and variance analyses to be computed from the same 2,737 stored AF2/SoluProt records without per-ablation re-folding. It also made the AF2 budget explicit enough to compare a 360-call four-round baseline with a 110-call active-learning schedule and to attach representative multi-round executions to the same artifact logic. Thus, the pipeline is evaluated as infrastructure that changes what can be measured, reused, and optimized in solubility-aware redesign campaigns.</w:t>
       </w:r>
     </w:p>
     <w:p>
@@ -156,17 +156,26 @@
         <w:t xml:space="preserve">protein_pipeline</w:t>
       </w:r>
       <w:r>
-        <w:t xml:space="preserve">, a reproducible orchestration framework for solubility-aware protein redesign, and uses it to study these compute-allocation questions. The contribution is two-fold. First, we describe a stage-aware pipeline architecture that preserves artifacts under a run identifier, supports controlled partial reruns, exposes a local/static web interface, and keeps model interfaces replaceable. Second, we use the pipeline’s artifacts to benchmark a local active-learning module and to quantify whether design-quality variance is dominated by target identity or by ProteinMPNN sampling noise. The paper is organised around these two levels: Sections 2-3 define the system and benchmark protocol, Section 4 reports the empirical results, Section 5 discusses the operational implications, and Sections 6-7 cover limitations and conclusions.</w:t>
+        <w:t xml:space="preserve">, a reproducible orchestration framework for solubility-aware multiple-mutant protein redesign, and uses it to study these compute-allocation questions. The contribution is two-fold. First, we describe a stage-aware pipeline architecture that preserves artifacts under a run identifier, supports controlled partial reruns, exposes a local/static web interface, and keeps model interfaces replaceable across backbone generation, inverse folding, solubility filtering, and structure prediction. Second, we use the pipeline’s artifacts to benchmark a local active-learning module and to quantify whether design-quality variance is dominated by target or backbone context rather than by deeper ProteinMPNN sampling within one context. The paper is organised in the conventional order of Methods, Results, Discussion, Limitations, and Conclusion.</w:t>
       </w:r>
     </w:p>
     <w:bookmarkEnd w:id="21"/>
-    <w:bookmarkStart w:id="22" w:name="design-goals-and-research-questions"/>
+    <w:bookmarkStart w:id="37" w:name="methods"/>
     <w:p>
       <w:pPr>
         <w:pStyle w:val="Heading2"/>
       </w:pPr>
       <w:r>
-        <w:t xml:space="preserve">2. Design Goals and Research Questions</w:t>
+        <w:t xml:space="preserve">2. Methods</w:t>
+      </w:r>
+    </w:p>
+    <w:bookmarkStart w:id="22" w:name="pipeline-scope-and-evaluation-questions"/>
+    <w:p>
+      <w:pPr>
+        <w:pStyle w:val="Heading3"/>
+      </w:pPr>
+      <w:r>
+        <w:t xml:space="preserve">2.1 Pipeline Scope and Evaluation Questions</w:t>
       </w:r>
     </w:p>
     <w:p>
@@ -174,7 +183,7 @@
         <w:pStyle w:val="FirstParagraph"/>
       </w:pPr>
       <w:r>
-        <w:t xml:space="preserve">The pipeline is designed around five system goals.</w:t>
+        <w:t xml:space="preserve">The method was designed around six requirements that are directly tied to solubility-aware redesign rather than general-purpose protein generation.</w:t>
       </w:r>
     </w:p>
     <w:p>
@@ -234,13 +243,13 @@
           <w:bCs/>
           <w:b/>
         </w:rPr>
-        <w:t xml:space="preserve">Solubility-aware library design.</w:t>
+        <w:t xml:space="preserve">Constrained multiple-mutant library design.</w:t>
       </w:r>
       <w:r>
         <w:t xml:space="preserve"> </w:t>
       </w:r>
       <w:r>
-        <w:t xml:space="preserve">The default workflow should produce sequence libraries that preserve protected residues, pass an explicit soluble-expression filter, and remain structurally plausible.</w:t>
+        <w:t xml:space="preserve">The default workflow should redesign non-protected positions jointly rather than as a single-mutation walk, producing sequence libraries that preserve protected residues, pass an explicit soluble-expression filter, and remain structurally plausible.</w:t>
       </w:r>
     </w:p>
     <w:p>
@@ -256,13 +265,13 @@
           <w:bCs/>
           <w:b/>
         </w:rPr>
-        <w:t xml:space="preserve">Model replacement.</w:t>
+        <w:t xml:space="preserve">Structure-context diversification.</w:t>
       </w:r>
       <w:r>
         <w:t xml:space="preserve"> </w:t>
       </w:r>
       <w:r>
-        <w:t xml:space="preserve">External models should be accessed through typed inputs and run-scoped artifact contracts so that a structure predictor, inverse-folding model, or filtering model can be replaced without rewriting the benchmark code.</w:t>
+        <w:t xml:space="preserve">Optional backbone and conformational-ensemble stages should allow the same redesign protocol to be applied across more than one structural context when a campaign requires broader landscape exploration.</w:t>
       </w:r>
     </w:p>
     <w:p>
@@ -278,6 +287,28 @@
           <w:bCs/>
           <w:b/>
         </w:rPr>
+        <w:t xml:space="preserve">Model replacement.</w:t>
+      </w:r>
+      <w:r>
+        <w:t xml:space="preserve"> </w:t>
+      </w:r>
+      <w:r>
+        <w:t xml:space="preserve">External models should be accessed through typed inputs and run-scoped artifact contracts so that a structure predictor, inverse-folding model, or filtering model can be replaced without rewriting the benchmark code.</w:t>
+      </w:r>
+    </w:p>
+    <w:p>
+      <w:pPr>
+        <w:numPr>
+          <w:ilvl w:val="0"/>
+          <w:numId w:val="1001"/>
+        </w:numPr>
+        <w:pStyle w:val="Compact"/>
+      </w:pPr>
+      <w:r>
+        <w:rPr>
+          <w:bCs/>
+          <w:b/>
+        </w:rPr>
         <w:t xml:space="preserve">Compute-aware evaluation.</w:t>
       </w:r>
       <w:r>
@@ -292,7 +323,7 @@
         <w:pStyle w:val="FirstParagraph"/>
       </w:pPr>
       <w:r>
-        <w:t xml:space="preserve">The empirical part of the paper asks four corresponding questions.</w:t>
+        <w:t xml:space="preserve">The empirical part of the paper asks four questions about the compute-allocation layer.</w:t>
       </w:r>
     </w:p>
     <w:p>
@@ -384,22 +415,13 @@
       </w:r>
     </w:p>
     <w:bookmarkEnd w:id="22"/>
-    <w:bookmarkStart w:id="34" w:name="system-and-methods"/>
-    <w:p>
-      <w:pPr>
-        <w:pStyle w:val="Heading2"/>
-      </w:pPr>
-      <w:r>
-        <w:t xml:space="preserve">3. System and Methods</w:t>
-      </w:r>
-    </w:p>
     <w:bookmarkStart w:id="23" w:name="solubility-aware-stage-architecture"/>
     <w:p>
       <w:pPr>
         <w:pStyle w:val="Heading3"/>
       </w:pPr>
       <w:r>
-        <w:t xml:space="preserve">3.1 Solubility-Aware Stage Architecture</w:t>
+        <w:t xml:space="preserve">2.2 Solubility-Aware Stage Architecture</w:t>
       </w:r>
     </w:p>
     <w:p>
@@ -435,7 +457,7 @@
         <w:pStyle w:val="BodyText"/>
       </w:pPr>
       <w:r>
-        <w:t xml:space="preserve">This core ordering is dependency-driven rather than cost-driven. MSA construction must run first because per-position conservation, and the 30%/50%/70% identity tiers used to bound how much sequence latitude each ProteinMPNN run is given, are computed from the alignment. Before design, an internal mask-consensus routine can aggregate programmatic signals - MSA conservation, ligand proximity, MSA quality, and query-PDB identity - into per-tier consensus positions. By default this output is written as an advisory artifact; when</w:t>
+        <w:t xml:space="preserve">This core ordering is dependency-driven rather than cost-driven. MSA construction must run first because per-position conservation, and the 30%/50%/70% identity tiers used to bound how much sequence latitude each ProteinMPNN run is given, are computed from the alignment. These tiers do not define a single-substitution trajectory. They define progressively constrained fixed-position sets; ProteinMPNN then redesigns the remaining positions jointly, so each pass produces a multiple-mutant library under the selected conservation constraint. Before design, an internal mask-consensus routine can aggregate programmatic signals - MSA conservation, ligand proximity, MSA quality, and query-PDB identity - into per-tier consensus positions. By default this output is written as an advisory artifact; when</w:t>
       </w:r>
       <w:r>
         <w:t xml:space="preserve"> </w:t>
@@ -462,7 +484,7 @@
         <w:t xml:space="preserve"> </w:t>
       </w:r>
       <w:r>
-        <w:t xml:space="preserve">channel and are unioned into the final fixed-position set used for ProteinMPNN (Section 3.2).</w:t>
+        <w:t xml:space="preserve">channel and are unioned into the final fixed-position set used for ProteinMPNN (Section 2.3).</w:t>
       </w:r>
     </w:p>
     <w:p>
@@ -515,7 +537,7 @@
         <w:pStyle w:val="Heading3"/>
       </w:pPr>
       <w:r>
-        <w:t xml:space="preserve">3.2 Diversification and Constraint Handling</w:t>
+        <w:t xml:space="preserve">2.3 Diversification and Constraint Handling</w:t>
       </w:r>
     </w:p>
     <w:p>
@@ -523,7 +545,7 @@
         <w:pStyle w:val="FirstParagraph"/>
       </w:pPr>
       <w:r>
-        <w:t xml:space="preserve">The pipeline exposes three sources of candidate diversity before AF2 is invoked (Figure 1). RFdiffusion provides topology-level backbone diversification. BioEmu samples conformational frames around a backbone. MSA-derived conservation tiers fix progressively larger sets of conserved positions during ProteinMPNN design, producing sequence pools with different redesign latitude. Together, these stages separate across-backbone exploration from within-backbone sequence sampling, which becomes important for interpreting the variance decomposition in Section 4.7.</w:t>
+        <w:t xml:space="preserve">The pipeline exposes three sources of candidate diversity before AF2 is invoked (Figure 1). RFdiffusion provides topology-level backbone diversification. BioEmu samples conformational frames around a backbone. MSA-derived conservation tiers fix progressively larger sets of conserved positions during ProteinMPNN design, producing sequence pools with different redesign latitude. In this architecture, ensemble or alternative structural inputs are treated as controlled sources of landscape expansion, not as evidence by themselves that design quality improves. This separation between across-backbone exploration and within-backbone sequence sampling becomes important for interpreting the variance decomposition and backbone-context ablation in Sections 3.7 and 3.9.</w:t>
       </w:r>
     </w:p>
     <w:p>
@@ -570,7 +592,7 @@
         <w:t xml:space="preserve"> </w:t>
       </w:r>
       <w:r>
-        <w:t xml:space="preserve">channel and are unioned into the final per-chain fixed-position set. A Gemini-based agent panel reads the same artifacts and supplies literature-grounded commentary for the operator alongside the run, but does not feed the consensus computation. The design stage therefore sees a single fixed-position structure after the enabled programmatic and manual constraints are merged.</w:t>
+        <w:t xml:space="preserve">channel and are unioned into the final per-chain fixed-position set. A Gemini-based agent panel reads the same artifacts and supplies literature-grounded commentary for the operator alongside the run, but does not feed the consensus computation or update the mutation mask in the analyses reported here. The design stage therefore sees a single fixed-position structure after the enabled programmatic and manual constraints are merged, while the agent layer functions as an expert-review aid rather than as a mutation-policy model.</w:t>
       </w:r>
     </w:p>
     <w:p>
@@ -578,7 +600,7 @@
         <w:pStyle w:val="BodyText"/>
       </w:pPr>
       <w:r>
-        <w:t xml:space="preserve">The packaged web interface mirrors this distinction. A basic mode exposes the end-to-end solubility-aware library workflow with a small number of output-size and threshold controls. Advanced mode exposes start and stop points, optional backbone/ensemble stages, masking controls, and AF2 budget parameters. This is included as a static frontend rather than as a required hosted service, so a user can run the backend on a local workstation or GPU server while serving the UI locally.</w:t>
+        <w:t xml:space="preserve">The packaged web interface mirrors this distinction. A basic mode exposes the end-to-end solubility-aware library workflow with a small number of output-size and threshold controls. Advanced mode exposes start and stop points, optional backbone/ensemble stages, masking controls, and AF2 budget parameters. The interface is distributed as static assets over the same backend API, so users can run the backend locally or on a GPU server without relying on a hosted service.</w:t>
       </w:r>
     </w:p>
     <w:p>
@@ -588,7 +610,7 @@
       <w:r>
         <w:drawing>
           <wp:inline>
-            <wp:extent cx="5334000" cy="2262909"/>
+            <wp:extent cx="5334000" cy="1942425"/>
             <wp:effectExtent b="0" l="0" r="0" t="0"/>
             <wp:docPr descr="Pipeline overview" title="" id="25" name="Picture"/>
             <a:graphic>
@@ -609,7 +631,7 @@
                   <pic:spPr bwMode="auto">
                     <a:xfrm>
                       <a:off x="0" y="0"/>
-                      <a:ext cx="5334000" cy="2262909"/>
+                      <a:ext cx="5334000" cy="1942425"/>
                     </a:xfrm>
                     <a:prstGeom prst="rect">
                       <a:avLst/>
@@ -677,7 +699,7 @@
         <w:pStyle w:val="Heading3"/>
       </w:pPr>
       <w:r>
-        <w:t xml:space="preserve">3.3 Active-Learning Module for AF2 Reduction</w:t>
+        <w:t xml:space="preserve">2.4 Active-Learning Module for AF2 Reduction</w:t>
       </w:r>
     </w:p>
     <w:p>
@@ -685,7 +707,7 @@
         <w:pStyle w:val="FirstParagraph"/>
       </w:pPr>
       <w:r>
-        <w:t xml:space="preserve">The active-learning module supports a multi-round orchestration mode within one pipeline invocation (Figure 2). Round 1 bootstraps a local surrogate from a K-means-selected AF2-labelled training set; subsequent rounds generate new candidate pools, reuse the archived local expert, and send only the surrogate-ranked Top-K candidates to AF2. The benchmark below validates the component choices from stored candidate pools; Section 4.8 reports two completed representative multi-round runs to verify the implemented orchestration path, while leaving broad campaign-level hit-rate estimation to future work.</w:t>
+        <w:t xml:space="preserve">The active-learning module supports a multi-round orchestration mode within one pipeline invocation (Figure 2). Round 1 bootstraps a local surrogate from a K-means-selected AF2-labelled training set; subsequent rounds generate new candidate pools, reuse the archived surrogate, and send only the surrogate-ranked Top-K candidates to AF2. Closed-loop learning in this study is therefore implemented by the surrogate-selection step, which uses AF2/ColabFold-derived structural-confidence labels and directly observed SoluProt scores; the agent panel described above remains advisory. The benchmark below validates the component choices from stored candidate pools; Section 3.8 reports two completed representative multi-round runs to verify the implemented orchestration path, while leaving broad campaign-level hit-rate estimation to future work.</w:t>
       </w:r>
     </w:p>
     <w:p>
@@ -693,7 +715,7 @@
         <w:pStyle w:val="BodyText"/>
       </w:pPr>
       <w:r>
-        <w:t xml:space="preserve">The loop has six steps. First, ProteinMPNN generates a candidate pool across conservation tiers, and SoluProt scores every candidate. Second, candidates passing the SoluProt gate are embedded with mean-pooled ESM-2 8M embeddings [4], and K-means selects a diverse initial training set. Third, AF2 evaluates the selected training candidates. Fourth, a local surrogate is trained on the AF2-labelled examples and ranks the unlabelled SoluProt-passing pool by predicted pLDDT. Fifth, AF2 evaluates the surrogate’s top-ranked candidates. Sixth, the evaluated set is ranked by a composite score combining observed pLDDT, directly observed SoluProt, and an optional relax penalty [14].</w:t>
+        <w:t xml:space="preserve">The loop has six steps. First, ProteinMPNN generates a multiple-mutant candidate pool across conservation tiers, and SoluProt scores every candidate. Second, candidates passing the SoluProt gate are embedded with mean-pooled ESM-2 8M embeddings [4], and K-means selects a diverse initial training set. Third, AF2 evaluates the selected training candidates. Fourth, a local surrogate is trained on the AF2-labelled examples and ranks the unlabelled SoluProt-passing pool by predicted pLDDT. Fifth, AF2 evaluates the surrogate’s top-ranked candidates. Sixth, the evaluated set is ranked by a composite score combining observed pLDDT, directly observed SoluProt, and an optional relax penalty [14].</w:t>
       </w:r>
     </w:p>
     <w:p>
@@ -701,7 +723,7 @@
         <w:pStyle w:val="BodyText"/>
       </w:pPr>
       <w:r>
-        <w:t xml:space="preserve">At the production defaults, the first round evaluates 30 K-means-selected training candidates and 20 surrogate-selected candidates, for approximately 50 AF2 calls. Later rounds reuse the local expert and evaluate only 20 surrogate-selected candidates per round. Evaluating every candidate in a 90-candidate SoluProt-gated pool would require approximately 90 AF2 calls per round.</w:t>
+        <w:t xml:space="preserve">At the production defaults, the first round evaluates 30 K-means-selected training candidates and 20 surrogate-selected candidates, for approximately 50 AF2 calls. Later rounds reuse the archived surrogate and evaluate only 20 surrogate-selected candidates per round. Evaluating every candidate in a 90-candidate SoluProt-gated pool would require approximately 90 AF2 calls per round.</w:t>
       </w:r>
     </w:p>
     <w:p>
@@ -768,17 +790,17 @@
           <w:iCs/>
           <w:i/>
         </w:rPr>
-        <w:t xml:space="preserve">Figure 2. Active-learning loop used to reduce AF2 calls. A small K-means-selected training set is labelled by AF2, a local surrogate ranks the remaining pool, and AF2 is reserved for the surrogate’s top-ranked candidates. In multi-round mode, this local expert is reused on later candidate pools so that only Top-K candidates are folded after the bootstrap round.</w:t>
+        <w:t xml:space="preserve">Figure 2. Active-learning loop used to reduce AF2 calls. A small K-means-selected training set is labelled by AF2, a local surrogate ranks the remaining pool, and AF2 is reserved for the surrogate’s top-ranked candidates. In multi-round mode, the archived surrogate is reused on later candidate pools so that only Top-K candidates are folded after the bootstrap round.</w:t>
       </w:r>
     </w:p>
     <w:bookmarkEnd w:id="31"/>
-    <w:bookmarkStart w:id="32" w:name="benchmark-dataset-and-surrogates"/>
+    <w:bookmarkStart w:id="35" w:name="X86ae9e3ed42b8aebbf96b87c3b13c0ee5b223bd"/>
     <w:p>
       <w:pPr>
         <w:pStyle w:val="Heading3"/>
       </w:pPr>
       <w:r>
-        <w:t xml:space="preserve">3.4 Benchmark Dataset and Surrogates</w:t>
+        <w:t xml:space="preserve">2.5 Benchmark Dataset, Surrogates, and QC Filtering</w:t>
       </w:r>
     </w:p>
     <w:p>
@@ -786,7 +808,7 @@
         <w:pStyle w:val="FirstParagraph"/>
       </w:pPr>
       <w:r>
-        <w:t xml:space="preserve">The statistical benchmark uses a frozen subset of 15 CATH [15] test topologies. For each target, ProteinMPNN generates 120 designs across three conservation tiers, yielding 1,800 SoluProt-scored designs and 1,766 designs with usable AF2 outputs. All surrogates consume mean-pooled ESM-2 8M embeddings (320 dimensions) [4]. After the benchmark was frozen, we curated an additional CATH expansion set by applying automated QC to the completed execution archive. Runs whose</w:t>
+        <w:t xml:space="preserve">The statistical benchmark uses a QC-filtered CATH [15] set assembled from completed pipeline executions. Runs whose</w:t>
       </w:r>
       <w:r>
         <w:t xml:space="preserve"> </w:t>
@@ -798,7 +820,13 @@
         <w:t xml:space="preserve">designs.fasta</w:t>
       </w:r>
       <w:r>
-        <w:t xml:space="preserve">/</w:t>
+        <w:t xml:space="preserve"> </w:t>
+      </w:r>
+      <w:r>
+        <w:t xml:space="preserve">or</w:t>
+      </w:r>
+      <w:r>
+        <w:t xml:space="preserve"> </w:t>
       </w:r>
       <w:r>
         <w:rPr>
@@ -810,7 +838,7 @@
         <w:t xml:space="preserve"> </w:t>
       </w:r>
       <w:r>
-        <w:t xml:space="preserve">artifacts consisted of fallback identifiers or invalid amino-acid sequences were removed, as were runs with too few positive AF2 confidence records for target-level analysis. The resulting publication-grade expansion subset contains 23 CATH targets and 2,737 valid designs with paired SoluProt and positive pLDDT records. We therefore treat the 15-target table as the locked statistical benchmark for the reported surrogate comparisons, and the 23-target curated archive as the released expansion corpus for rerunning those analyses or testing replacement model backends.</w:t>
+        <w:t xml:space="preserve">artifacts consisted of fallback identifiers, invalid amino-acid sequences, missing conservation tiers, or too few positive AF2 confidence records were excluded from the analysis set. The retained benchmark contains 23 CATH targets and 2,737 valid designs with paired SoluProt and positive pLDDT records. This set partially overlaps the earlier 15-target pilot but replaces it as the analysis set used for the surrogate, bias, sample-size, rank-mean ensemble, and variance results reported below. All surrogates consume mean-pooled ESM-2 8M embeddings (320 dimensions) [4].</w:t>
       </w:r>
     </w:p>
     <w:p>
@@ -818,175 +846,320 @@
         <w:pStyle w:val="BodyText"/>
       </w:pPr>
       <w:r>
-        <w:t xml:space="preserve">Seven regression surrogates are evaluated against a random baseline: Random Forest [16], Ridge regression, Gaussian Process with RBF kernel, XGBoost [17], LightGBM [18], K-Nearest Neighbours, and a small multilayer perceptron. Implementations come from standard machine-learning libraries [19]. K-means uses k-means++ initialisation [20]. The production evolution loop exposes the benchmark-supported RF, Ridge, LightGBM, XGBoost, and rank-mean ensemble options; GP-RBF, KNN, MLP, and random selection are retained as empirical comparators rather than production defaults.</w:t>
-      </w:r>
-    </w:p>
+        <w:t xml:space="preserve">The 23-target benchmark was built by applying the same artifact parser and QC rules to 73 completed CATH run directories. Twenty-three runs passed the publication QC rule requiring all three conservation tiers, at least 100 valid non-fallback amino-acid design sequences, and at least 100 positive pLDDT records. The included subset contains 2,737 paired SoluProt/pLDDT design rows (Table 1). Target-level summaries show that the curated corpus spans both high-confidence redesign cases and lower-confidence or low-solubility targets, rather than only near-perfect examples (Figure 3).</w:t>
+      </w:r>
+    </w:p>
+    <w:tbl>
+      <w:tblPr>
+        <w:tblStyle w:val="Table"/>
+        <w:tblW w:type="auto" w:w="0"/>
+        <w:tblLook w:firstRow="1" w:lastRow="0" w:firstColumn="0" w:lastColumn="0" w:noHBand="0" w:noVBand="0" w:val="0020"/>
+        <w:jc w:val="start"/>
+      </w:tblPr>
+      <w:tblGrid>
+        <w:gridCol w:w="3960"/>
+        <w:gridCol w:w="3960"/>
+      </w:tblGrid>
+      <w:tr>
+        <w:trPr>
+          <w:tblHeader w:val="true"/>
+        </w:trPr>
+        <w:tc>
+          <w:tcPr/>
+          <w:p>
+            <w:pPr>
+              <w:pStyle w:val="Compact"/>
+              <w:jc w:val="left"/>
+            </w:pPr>
+            <w:r>
+              <w:t xml:space="preserve">Metric</w:t>
+            </w:r>
+          </w:p>
+        </w:tc>
+        <w:tc>
+          <w:tcPr/>
+          <w:p>
+            <w:pPr>
+              <w:pStyle w:val="Compact"/>
+              <w:jc w:val="right"/>
+            </w:pPr>
+            <w:r>
+              <w:t xml:space="preserve">Value</w:t>
+            </w:r>
+          </w:p>
+        </w:tc>
+      </w:tr>
+      <w:tr>
+        <w:tc>
+          <w:tcPr/>
+          <w:p>
+            <w:pPr>
+              <w:pStyle w:val="Compact"/>
+              <w:jc w:val="left"/>
+            </w:pPr>
+            <w:r>
+              <w:t xml:space="preserve">Completed CATH runs parsed</w:t>
+            </w:r>
+          </w:p>
+        </w:tc>
+        <w:tc>
+          <w:tcPr/>
+          <w:p>
+            <w:pPr>
+              <w:pStyle w:val="Compact"/>
+              <w:jc w:val="right"/>
+            </w:pPr>
+            <w:r>
+              <w:t xml:space="preserve">73</w:t>
+            </w:r>
+          </w:p>
+        </w:tc>
+      </w:tr>
+      <w:tr>
+        <w:tc>
+          <w:tcPr/>
+          <w:p>
+            <w:pPr>
+              <w:pStyle w:val="Compact"/>
+              <w:jc w:val="left"/>
+            </w:pPr>
+            <w:r>
+              <w:t xml:space="preserve">QC-included targets</w:t>
+            </w:r>
+          </w:p>
+        </w:tc>
+        <w:tc>
+          <w:tcPr/>
+          <w:p>
+            <w:pPr>
+              <w:pStyle w:val="Compact"/>
+              <w:jc w:val="right"/>
+            </w:pPr>
+            <w:r>
+              <w:t xml:space="preserve">23</w:t>
+            </w:r>
+          </w:p>
+        </w:tc>
+      </w:tr>
+      <w:tr>
+        <w:tc>
+          <w:tcPr/>
+          <w:p>
+            <w:pPr>
+              <w:pStyle w:val="Compact"/>
+              <w:jc w:val="left"/>
+            </w:pPr>
+            <w:r>
+              <w:t xml:space="preserve">QC-excluded runs</w:t>
+            </w:r>
+          </w:p>
+        </w:tc>
+        <w:tc>
+          <w:tcPr/>
+          <w:p>
+            <w:pPr>
+              <w:pStyle w:val="Compact"/>
+              <w:jc w:val="right"/>
+            </w:pPr>
+            <w:r>
+              <w:t xml:space="preserve">50</w:t>
+            </w:r>
+          </w:p>
+        </w:tc>
+      </w:tr>
+      <w:tr>
+        <w:tc>
+          <w:tcPr/>
+          <w:p>
+            <w:pPr>
+              <w:pStyle w:val="Compact"/>
+              <w:jc w:val="left"/>
+            </w:pPr>
+            <w:r>
+              <w:t xml:space="preserve">Valid paired design rows</w:t>
+            </w:r>
+          </w:p>
+        </w:tc>
+        <w:tc>
+          <w:tcPr/>
+          <w:p>
+            <w:pPr>
+              <w:pStyle w:val="Compact"/>
+              <w:jc w:val="right"/>
+            </w:pPr>
+            <w:r>
+              <w:t xml:space="preserve">2,737</w:t>
+            </w:r>
+          </w:p>
+        </w:tc>
+      </w:tr>
+      <w:tr>
+        <w:tc>
+          <w:tcPr/>
+          <w:p>
+            <w:pPr>
+              <w:pStyle w:val="Compact"/>
+              <w:jc w:val="left"/>
+            </w:pPr>
+            <w:r>
+              <w:t xml:space="preserve">Positive pLDDT records</w:t>
+            </w:r>
+          </w:p>
+        </w:tc>
+        <w:tc>
+          <w:tcPr/>
+          <w:p>
+            <w:pPr>
+              <w:pStyle w:val="Compact"/>
+              <w:jc w:val="right"/>
+            </w:pPr>
+            <w:r>
+              <w:t xml:space="preserve">2,737</w:t>
+            </w:r>
+          </w:p>
+        </w:tc>
+      </w:tr>
+      <w:tr>
+        <w:tc>
+          <w:tcPr/>
+          <w:p>
+            <w:pPr>
+              <w:pStyle w:val="Compact"/>
+              <w:jc w:val="left"/>
+            </w:pPr>
+            <w:r>
+              <w:t xml:space="preserve">SoluProt records</w:t>
+            </w:r>
+          </w:p>
+        </w:tc>
+        <w:tc>
+          <w:tcPr/>
+          <w:p>
+            <w:pPr>
+              <w:pStyle w:val="Compact"/>
+              <w:jc w:val="right"/>
+            </w:pPr>
+            <w:r>
+              <w:t xml:space="preserve">2,737</w:t>
+            </w:r>
+          </w:p>
+        </w:tc>
+      </w:tr>
+      <w:tr>
+        <w:tc>
+          <w:tcPr/>
+          <w:p>
+            <w:pPr>
+              <w:pStyle w:val="Compact"/>
+              <w:jc w:val="left"/>
+            </w:pPr>
+            <w:r>
+              <w:t xml:space="preserve">Mean pLDDT</w:t>
+            </w:r>
+          </w:p>
+        </w:tc>
+        <w:tc>
+          <w:tcPr/>
+          <w:p>
+            <w:pPr>
+              <w:pStyle w:val="Compact"/>
+              <w:jc w:val="right"/>
+            </w:pPr>
+            <w:r>
+              <w:t xml:space="preserve">91.91</w:t>
+            </w:r>
+          </w:p>
+        </w:tc>
+      </w:tr>
+      <w:tr>
+        <w:tc>
+          <w:tcPr/>
+          <w:p>
+            <w:pPr>
+              <w:pStyle w:val="Compact"/>
+              <w:jc w:val="left"/>
+            </w:pPr>
+            <w:r>
+              <w:t xml:space="preserve">Maximum pLDDT</w:t>
+            </w:r>
+          </w:p>
+        </w:tc>
+        <w:tc>
+          <w:tcPr/>
+          <w:p>
+            <w:pPr>
+              <w:pStyle w:val="Compact"/>
+              <w:jc w:val="right"/>
+            </w:pPr>
+            <w:r>
+              <w:t xml:space="preserve">97.89</w:t>
+            </w:r>
+          </w:p>
+        </w:tc>
+      </w:tr>
+      <w:tr>
+        <w:tc>
+          <w:tcPr/>
+          <w:p>
+            <w:pPr>
+              <w:pStyle w:val="Compact"/>
+              <w:jc w:val="left"/>
+            </w:pPr>
+            <w:r>
+              <w:t xml:space="preserve">Mean SoluProt</w:t>
+            </w:r>
+          </w:p>
+        </w:tc>
+        <w:tc>
+          <w:tcPr/>
+          <w:p>
+            <w:pPr>
+              <w:pStyle w:val="Compact"/>
+              <w:jc w:val="right"/>
+            </w:pPr>
+            <w:r>
+              <w:t xml:space="preserve">0.615</w:t>
+            </w:r>
+          </w:p>
+        </w:tc>
+      </w:tr>
+      <w:tr>
+        <w:tc>
+          <w:tcPr/>
+          <w:p>
+            <w:pPr>
+              <w:pStyle w:val="Compact"/>
+              <w:jc w:val="left"/>
+            </w:pPr>
+            <w:r>
+              <w:t xml:space="preserve">Maximum SoluProt</w:t>
+            </w:r>
+          </w:p>
+        </w:tc>
+        <w:tc>
+          <w:tcPr/>
+          <w:p>
+            <w:pPr>
+              <w:pStyle w:val="Compact"/>
+              <w:jc w:val="right"/>
+            </w:pPr>
+            <w:r>
+              <w:t xml:space="preserve">0.971</w:t>
+            </w:r>
+          </w:p>
+        </w:tc>
+      </w:tr>
+    </w:tbl>
     <w:p>
       <w:pPr>
         <w:pStyle w:val="BodyText"/>
       </w:pPr>
       <w:r>
-        <w:t xml:space="preserve">For each target and seed, a training pool of N candidates is selected either uniformly at random or by K-means cluster centres. The surrogate is trained on that pool and ranks a held-out candidate set. The main model comparison uses N = 30, and the sample-size ablation evaluates N in {5, 10, 20, 30, 50, 80}. The production loop uses N = 30 to match the benchmark default: the N-ablation in Section 4.6 places 20-30 examples on the cost-efficient plateau, so 30 is the largest near-plateau value validated by the main model comparison.</w:t>
-      </w:r>
-    </w:p>
-    <w:bookmarkEnd w:id="32"/>
-    <w:bookmarkStart w:id="33" w:name="metrics-and-statistical-analysis"/>
-    <w:p>
-      <w:pPr>
-        <w:pStyle w:val="Heading3"/>
-      </w:pPr>
-      <w:r>
-        <w:t xml:space="preserve">3.5 Metrics and Statistical Analysis</w:t>
-      </w:r>
-    </w:p>
-    <w:p>
-      <w:pPr>
-        <w:pStyle w:val="FirstParagraph"/>
-      </w:pPr>
-      <w:r>
-        <w:t xml:space="preserve">The benchmark reports three metric families.</w:t>
-      </w:r>
-      <w:r>
-        <w:t xml:space="preserve"> </w:t>
-      </w:r>
-      <w:r>
-        <w:rPr>
-          <w:bCs/>
-          <w:b/>
-        </w:rPr>
-        <w:t xml:space="preserve">Spearman rho</w:t>
-      </w:r>
-      <w:r>
-        <w:t xml:space="preserve"> </w:t>
-      </w:r>
-      <w:r>
-        <w:t xml:space="preserve">measures rank correlation between predicted and observed scores.</w:t>
-      </w:r>
-      <w:r>
-        <w:t xml:space="preserve"> </w:t>
-      </w:r>
-      <w:r>
-        <w:rPr>
-          <w:bCs/>
-          <w:b/>
-        </w:rPr>
-        <w:t xml:space="preserve">Top-K recall</w:t>
-      </w:r>
-      <w:r>
-        <w:t xml:space="preserve"> </w:t>
-      </w:r>
-      <w:r>
-        <w:t xml:space="preserve">measures how many true Top-K candidates are recovered by the surrogate’s predicted Top-K.</w:t>
-      </w:r>
-      <w:r>
-        <w:t xml:space="preserve"> </w:t>
-      </w:r>
-      <w:r>
-        <w:rPr>
-          <w:bCs/>
-          <w:b/>
-        </w:rPr>
-        <w:t xml:space="preserve">BO uplift Top-K</w:t>
-      </w:r>
-      <w:r>
-        <w:t xml:space="preserve">, following the selection-focused evaluation common in Bayesian optimization [21], measures the difference between the mean observed score of the surrogate-selected Top-K and the mean score of K random draws from the same held-out pool. We use Top-5 as the primary setting because it is the most discriminating short-list regime in a 90-candidate pool.</w:t>
-      </w:r>
-    </w:p>
-    <w:p>
-      <w:pPr>
-        <w:pStyle w:val="BodyText"/>
-      </w:pPr>
-      <w:r>
-        <w:t xml:space="preserve">Paired comparisons use the Wilcoxon signed-rank test [22] with Holm-Bonferroni correction [23]. Effect sizes are reported as Cliff’s delta [24]. Confidence intervals are 95% cluster bootstrap intervals with target as the cluster. Variance decomposition uses the one-way ANOVA-based intraclass correlation coefficient ICC1 [25].</w:t>
-      </w:r>
-    </w:p>
-    <w:bookmarkEnd w:id="33"/>
-    <w:bookmarkEnd w:id="34"/>
-    <w:bookmarkStart w:id="67" w:name="results"/>
-    <w:p>
-      <w:pPr>
-        <w:pStyle w:val="Heading2"/>
-      </w:pPr>
-      <w:r>
-        <w:t xml:space="preserve">4. Results</w:t>
-      </w:r>
-    </w:p>
-    <w:bookmarkStart w:id="35" w:name="pipeline-execution-model"/>
-    <w:p>
-      <w:pPr>
-        <w:pStyle w:val="Heading3"/>
-      </w:pPr>
-      <w:r>
-        <w:t xml:space="preserve">4.1 Pipeline Execution Model</w:t>
-      </w:r>
-    </w:p>
-    <w:p>
-      <w:pPr>
-        <w:pStyle w:val="FirstParagraph"/>
-      </w:pPr>
-      <w:r>
-        <w:t xml:space="preserve">The pipeline structure makes execution artifacts reusable for analysis. A run contains the request, stage outputs, status logs, SoluProt scores, AF2 outputs, and final summaries needed to reconstruct the path from input target to selected soluble-design candidate. This matters concretely: every result in Sections 4.2-4.7 below - the K-means versus random ablation, the eight-surrogate comparison, the ensemble study, the bias and diversity analysis, the N- and ESM-size ablations, and the variance decomposition - was computed from the same 1,766 stored AF2 outputs using the same parsing code. No per-ablation re-folding was performed; ESM embeddings were computed once per model size (320-D and 640-D) and reused across all downstream surrogate analyses. No ablation required modifying the artifact schema. The same parser now indexes the CATH expansion archive, and a QC layer retains 23 publication-grade runs under</w:t>
-      </w:r>
-      <w:r>
-        <w:t xml:space="preserve"> </w:t>
-      </w:r>
-      <w:r>
-        <w:rPr>
-          <w:rStyle w:val="VerbatimChar"/>
-        </w:rPr>
-        <w:t xml:space="preserve">cath_outputs/paper_curated/</w:t>
-      </w:r>
-      <w:r>
-        <w:t xml:space="preserve"> </w:t>
-      </w:r>
-      <w:r>
-        <w:t xml:space="preserve">without changing the schema. It also matters for model replacement: if a new structure predictor, inverse-folding backend, or solubility model writes the same artifact fields, the benchmark can be rerun with the same analysis protocol.</w:t>
-      </w:r>
-    </w:p>
-    <w:p>
-      <w:pPr>
-        <w:pStyle w:val="BodyText"/>
-      </w:pPr>
-      <w:r>
-        <w:t xml:space="preserve">The expanded CATH archive is therefore reported separately from the frozen statistical benchmark. The curated subset contains 23 targets and 2,737 valid designs. Its mean pLDDT is 91.91, the maximum pLDDT is 97.89, the mean SoluProt score is 0.615, and the maximum SoluProt score is 0.971. These values are derived from the stored run artifacts and summarised in</w:t>
-      </w:r>
-      <w:r>
-        <w:t xml:space="preserve"> </w:t>
-      </w:r>
-      <w:r>
-        <w:rPr>
-          <w:rStyle w:val="VerbatimChar"/>
-        </w:rPr>
-        <w:t xml:space="preserve">cath_outputs/paper_curated/curated_summary.json</w:t>
-      </w:r>
-      <w:r>
-        <w:t xml:space="preserve">. Records excluded by QC are not treated as failed designs; they are treated as input-compatibility or design-generation failures for the current pipeline contract.</w:t>
-      </w:r>
-    </w:p>
-    <w:p>
-      <w:pPr>
-        <w:pStyle w:val="BodyText"/>
-      </w:pPr>
-      <w:r>
-        <w:t xml:space="preserve">The stage order also makes the compute policy explicit. Backbone diversification and sequence generation occur before AF2, while SoluProt acts as a cheap soluble-expression gate. The active-learning module then reduces the number of SoluProt-passing candidates sent to AF2. The remaining results quantify the operating point of this policy.</w:t>
-      </w:r>
-    </w:p>
-    <w:bookmarkEnd w:id="35"/>
-    <w:bookmarkStart w:id="42" w:name="Xf332cea9f599f9be951e16eb82d3fac5ae0b7bb"/>
-    <w:p>
-      <w:pPr>
-        <w:pStyle w:val="Heading3"/>
-      </w:pPr>
-      <w:r>
-        <w:t xml:space="preserve">4.2 Training-Set Selection Improves Small-N Efficiency (Q2)</w:t>
-      </w:r>
-    </w:p>
-    <w:p>
-      <w:pPr>
-        <w:pStyle w:val="FirstParagraph"/>
-      </w:pPr>
-      <w:r>
-        <w:t xml:space="preserve">K-means training-set selection improves Random Forest BO uplift in the small-N regime (Figure 3, Table 1). At N = 5, K-means improves BO uplift by 51% over random sampling; at N = 10, by 49%; and at N = 20, by 21%. The gap closes near N = 30, where random sampling becomes diverse enough by chance, and reopens slightly at larger N.</w:t>
+        <w:rPr>
+          <w:iCs/>
+          <w:i/>
+        </w:rPr>
+        <w:t xml:space="preserve">Table 1. QC-filtered CATH benchmark corpus used for the surrogate, sample-size, bias, ensemble, and variance analyses. Excluded records are fallback or input-incompatible runs under the current pipeline contract, not valid low-quality designs.</w:t>
       </w:r>
     </w:p>
     <w:p>
@@ -996,20 +1169,248 @@
       <w:r>
         <w:drawing>
           <wp:inline>
-            <wp:extent cx="5334000" cy="2073653"/>
+            <wp:extent cx="5334000" cy="4185209"/>
             <wp:effectExtent b="0" l="0" r="0" t="0"/>
-            <wp:docPr descr="Selection x N" title="" id="37" name="Picture"/>
+            <wp:docPr descr="QC-filtered CATH benchmark corpus" title="" id="33" name="Picture"/>
             <a:graphic>
               <a:graphicData uri="http://schemas.openxmlformats.org/drawingml/2006/picture">
                 <pic:pic>
                   <pic:nvPicPr>
-                    <pic:cNvPr descr="figures/benchmark/fig3_selection_n_curves.png" id="38" name="Picture"/>
+                    <pic:cNvPr descr="figures/benchmark/fig11_cath_curated_expansion.png" id="34" name="Picture"/>
                     <pic:cNvPicPr>
                       <a:picLocks noChangeArrowheads="1" noChangeAspect="1"/>
                     </pic:cNvPicPr>
                   </pic:nvPicPr>
                   <pic:blipFill>
-                    <a:blip r:embed="rId36"/>
+                    <a:blip r:embed="rId32"/>
+                    <a:stretch>
+                      <a:fillRect/>
+                    </a:stretch>
+                  </pic:blipFill>
+                  <pic:spPr bwMode="auto">
+                    <a:xfrm>
+                      <a:off x="0" y="0"/>
+                      <a:ext cx="5334000" cy="4185209"/>
+                    </a:xfrm>
+                    <a:prstGeom prst="rect">
+                      <a:avLst/>
+                    </a:prstGeom>
+                    <a:noFill/>
+                    <a:ln w="9525">
+                      <a:noFill/>
+                      <a:headEnd/>
+                      <a:tailEnd/>
+                    </a:ln>
+                  </pic:spPr>
+                </pic:pic>
+              </a:graphicData>
+            </a:graphic>
+          </wp:inline>
+        </w:drawing>
+      </w:r>
+    </w:p>
+    <w:p>
+      <w:pPr>
+        <w:pStyle w:val="ImageCaption"/>
+      </w:pPr>
+      <w:r>
+        <w:t xml:space="preserve">QC-filtered CATH benchmark corpus</w:t>
+      </w:r>
+    </w:p>
+    <w:p>
+      <w:pPr>
+        <w:pStyle w:val="BodyText"/>
+      </w:pPr>
+      <w:r>
+        <w:rPr>
+          <w:iCs/>
+          <w:i/>
+        </w:rPr>
+        <w:t xml:space="preserve">Figure 3. Target-level summary of the 23-target QC-filtered CATH benchmark corpus. Targets are sorted by mean pLDDT; dashed guides mark pLDDT = 85 and SoluProt = 0.5. The corpus preserves target-level heterogeneity while excluding fallback or invalid-sequence records.</w:t>
+      </w:r>
+    </w:p>
+    <w:p>
+      <w:pPr>
+        <w:pStyle w:val="BodyText"/>
+      </w:pPr>
+      <w:r>
+        <w:t xml:space="preserve">Seven regression surrogates are evaluated against a random baseline: Random Forest [16], Ridge regression, Gaussian Process with RBF kernel, XGBoost [17], LightGBM [18], K-Nearest Neighbours, and a small multilayer perceptron. Implementations come from standard machine-learning libraries [19]. K-means uses k-means++ initialisation [20]. The production evolution loop exposes the benchmark-supported RF, Ridge, LightGBM, XGBoost, and rank-mean ensemble options; GP-RBF, KNN, MLP, and random selection are retained as empirical comparators rather than production defaults.</w:t>
+      </w:r>
+    </w:p>
+    <w:p>
+      <w:pPr>
+        <w:pStyle w:val="BodyText"/>
+      </w:pPr>
+      <w:r>
+        <w:t xml:space="preserve">For each target and seed, a training pool of N candidates is selected either uniformly at random or by K-means cluster centres. The surrogate is trained on that pool and ranks a held-out candidate set. The main model comparison uses N = 30, and the sample-size ablation evaluates N in {5, 10, 20, 30, 50, 80}. The production loop uses N = 30 to match the benchmark default: the N-ablation in Section 3.5 places 20-30 examples on the cost-efficient plateau, so 30 is the largest near-plateau value validated by the main model comparison.</w:t>
+      </w:r>
+    </w:p>
+    <w:bookmarkEnd w:id="35"/>
+    <w:bookmarkStart w:id="36" w:name="metrics-and-statistical-analysis"/>
+    <w:p>
+      <w:pPr>
+        <w:pStyle w:val="Heading3"/>
+      </w:pPr>
+      <w:r>
+        <w:t xml:space="preserve">2.6 Metrics and Statistical Analysis</w:t>
+      </w:r>
+    </w:p>
+    <w:p>
+      <w:pPr>
+        <w:pStyle w:val="FirstParagraph"/>
+      </w:pPr>
+      <w:r>
+        <w:t xml:space="preserve">The benchmark reports three metric families.</w:t>
+      </w:r>
+      <w:r>
+        <w:t xml:space="preserve"> </w:t>
+      </w:r>
+      <w:r>
+        <w:rPr>
+          <w:bCs/>
+          <w:b/>
+        </w:rPr>
+        <w:t xml:space="preserve">Spearman rho</w:t>
+      </w:r>
+      <w:r>
+        <w:t xml:space="preserve"> </w:t>
+      </w:r>
+      <w:r>
+        <w:t xml:space="preserve">measures rank correlation between predicted and observed scores.</w:t>
+      </w:r>
+      <w:r>
+        <w:t xml:space="preserve"> </w:t>
+      </w:r>
+      <w:r>
+        <w:rPr>
+          <w:bCs/>
+          <w:b/>
+        </w:rPr>
+        <w:t xml:space="preserve">Top-K recall</w:t>
+      </w:r>
+      <w:r>
+        <w:t xml:space="preserve"> </w:t>
+      </w:r>
+      <w:r>
+        <w:t xml:space="preserve">measures how many true Top-K candidates are recovered by the surrogate’s predicted Top-K.</w:t>
+      </w:r>
+      <w:r>
+        <w:t xml:space="preserve"> </w:t>
+      </w:r>
+      <w:r>
+        <w:rPr>
+          <w:bCs/>
+          <w:b/>
+        </w:rPr>
+        <w:t xml:space="preserve">BO uplift Top-K</w:t>
+      </w:r>
+      <w:r>
+        <w:t xml:space="preserve">, following the selection-focused evaluation common in Bayesian optimization [21], measures the difference between the mean observed score of the surrogate-selected Top-K and the mean score of K random draws from the same held-out pool. We use Top-5 as the primary setting because it is the most discriminating short-list regime in a 90-candidate pool.</w:t>
+      </w:r>
+    </w:p>
+    <w:p>
+      <w:pPr>
+        <w:pStyle w:val="BodyText"/>
+      </w:pPr>
+      <w:r>
+        <w:t xml:space="preserve">Paired comparisons use the Wilcoxon signed-rank test [22] with Holm-Bonferroni correction [23]. Effect sizes are reported as Cliff’s delta [24]. Confidence intervals are 95% cluster bootstrap intervals with target as the cluster. Variance decomposition uses the one-way ANOVA-based intraclass correlation coefficient ICC1 [25].</w:t>
+      </w:r>
+    </w:p>
+    <w:bookmarkEnd w:id="36"/>
+    <w:bookmarkEnd w:id="37"/>
+    <w:bookmarkStart w:id="71" w:name="results"/>
+    <w:p>
+      <w:pPr>
+        <w:pStyle w:val="Heading2"/>
+      </w:pPr>
+      <w:r>
+        <w:t xml:space="preserve">3. Results</w:t>
+      </w:r>
+    </w:p>
+    <w:bookmarkStart w:id="38" w:name="pipeline-execution-and-artifact-reuse"/>
+    <w:p>
+      <w:pPr>
+        <w:pStyle w:val="Heading3"/>
+      </w:pPr>
+      <w:r>
+        <w:t xml:space="preserve">3.1 Pipeline Execution and Artifact Reuse</w:t>
+      </w:r>
+    </w:p>
+    <w:p>
+      <w:pPr>
+        <w:pStyle w:val="FirstParagraph"/>
+      </w:pPr>
+      <w:r>
+        <w:t xml:space="preserve">The first measured effect of orchestration is that execution artifacts become reusable evidence rather than run-specific by-products. A run contains the request, stage outputs, status logs, SoluProt scores, AF2 outputs, and final summaries needed to reconstruct the path from input target to selected soluble-design candidate. This matters concretely: every result in Sections 3.2-3.7 below - the K-means versus random ablation, the eight-surrogate comparison, the rank-mean ensemble study, the N-ablation, the bias and diversity analysis, and the variance decomposition - was computed from the same 2,737 stored AF2 outputs using the same parsing code. No per-ablation re-folding was performed; ESM-2 8M embeddings were computed once and reused across downstream surrogate analyses. No ablation required modifying the artifact schema. It also matters for model replacement: if a new structure predictor, inverse-folding backend, or solubility model writes the same artifact fields, the benchmark can be rerun with the same analysis protocol.</w:t>
+      </w:r>
+    </w:p>
+    <w:p>
+      <w:pPr>
+        <w:pStyle w:val="BodyText"/>
+      </w:pPr>
+      <w:r>
+        <w:t xml:space="preserve">The retained CATH benchmark has mean pLDDT 91.91, maximum pLDDT 97.89, mean SoluProt 0.615, and maximum SoluProt 0.971. These values are derived from the stored run artifacts and summarised in</w:t>
+      </w:r>
+      <w:r>
+        <w:t xml:space="preserve"> </w:t>
+      </w:r>
+      <w:r>
+        <w:rPr>
+          <w:rStyle w:val="VerbatimChar"/>
+        </w:rPr>
+        <w:t xml:space="preserve">cath_outputs/paper_curated/curated_summary.json</w:t>
+      </w:r>
+      <w:r>
+        <w:t xml:space="preserve">. Records excluded by QC are not treated as failed designs; they are treated as input-compatibility or design-generation failures under the current pipeline contract.</w:t>
+      </w:r>
+    </w:p>
+    <w:p>
+      <w:pPr>
+        <w:pStyle w:val="BodyText"/>
+      </w:pPr>
+      <w:r>
+        <w:t xml:space="preserve">The stage order also makes the compute policy explicit. Backbone diversification and joint multiple-position sequence generation occur before AF2, while SoluProt acts as a cheap soluble-expression gate. The active-learning module then reduces the number of SoluProt-passing candidates sent to AF2. The remaining results quantify the operating point of this policy.</w:t>
+      </w:r>
+    </w:p>
+    <w:bookmarkEnd w:id="38"/>
+    <w:bookmarkStart w:id="45" w:name="Xf332cea9f599f9be951e16eb82d3fac5ae0b7bb"/>
+    <w:p>
+      <w:pPr>
+        <w:pStyle w:val="Heading3"/>
+      </w:pPr>
+      <w:r>
+        <w:t xml:space="preserve">3.2 Training-Set Selection Improves Small-N Efficiency (Q2)</w:t>
+      </w:r>
+    </w:p>
+    <w:p>
+      <w:pPr>
+        <w:pStyle w:val="FirstParagraph"/>
+      </w:pPr>
+      <w:r>
+        <w:t xml:space="preserve">K-means training-set selection improves Random Forest BO uplift in the small-N regime (Figure 4, Table 2). At N = 5, K-means improves pLDDT BO uplift by 38% over random sampling; at N = 10, by 19%; and at N = 20, by 12%. The gap closes near N = 30, where random sampling becomes diverse enough by chance, and reopens only modestly at larger N.</w:t>
+      </w:r>
+    </w:p>
+    <w:p>
+      <w:pPr>
+        <w:pStyle w:val="CaptionedFigure"/>
+      </w:pPr>
+      <w:r>
+        <w:drawing>
+          <wp:inline>
+            <wp:extent cx="5334000" cy="2073653"/>
+            <wp:effectExtent b="0" l="0" r="0" t="0"/>
+            <wp:docPr descr="Selection x N" title="" id="40" name="Picture"/>
+            <a:graphic>
+              <a:graphicData uri="http://schemas.openxmlformats.org/drawingml/2006/picture">
+                <pic:pic>
+                  <pic:nvPicPr>
+                    <pic:cNvPr descr="figures/benchmark/fig3_selection_n_curves.png" id="41" name="Picture"/>
+                    <pic:cNvPicPr>
+                      <a:picLocks noChangeArrowheads="1" noChangeAspect="1"/>
+                    </pic:cNvPicPr>
+                  </pic:nvPicPr>
+                  <pic:blipFill>
+                    <a:blip r:embed="rId39"/>
                     <a:stretch>
                       <a:fillRect/>
                     </a:stretch>
@@ -1053,7 +1454,7 @@
           <w:iCs/>
           <w:i/>
         </w:rPr>
-        <w:t xml:space="preserve">Figure 3. Random Forest BO uplift Top-5 as a function of training-set size N under random and K-means training-set selection. K-means dominates random by +51% at N = 5, +49% at N = 10, and +21% at N = 20; the gap closes near N = 30 where random sampling becomes diverse enough by chance, and re-opens slightly at N &gt;= 50.</w:t>
+        <w:t xml:space="preserve">Figure 4. Random Forest BO uplift Top-5 as a function of training-set size N under random and K-means training-set selection. K-means gives its largest advantage in the low-label regime and converges with random sampling near the production default of N = 30.</w:t>
       </w:r>
     </w:p>
     <w:tbl>
@@ -1143,7 +1544,7 @@
               <w:jc w:val="right"/>
             </w:pPr>
             <w:r>
-              <w:t xml:space="preserve">0.231</w:t>
+              <w:t xml:space="preserve">0.254</w:t>
             </w:r>
           </w:p>
         </w:tc>
@@ -1159,19 +1560,19 @@
                 <w:bCs/>
                 <w:b/>
               </w:rPr>
-              <w:t xml:space="preserve">0.348</w:t>
-            </w:r>
-          </w:p>
-        </w:tc>
-        <w:tc>
-          <w:tcPr/>
-          <w:p>
-            <w:pPr>
-              <w:pStyle w:val="Compact"/>
-              <w:jc w:val="right"/>
-            </w:pPr>
-            <w:r>
-              <w:t xml:space="preserve">+0.117 (+51%)</w:t>
+              <w:t xml:space="preserve">0.350</w:t>
+            </w:r>
+          </w:p>
+        </w:tc>
+        <w:tc>
+          <w:tcPr/>
+          <w:p>
+            <w:pPr>
+              <w:pStyle w:val="Compact"/>
+              <w:jc w:val="right"/>
+            </w:pPr>
+            <w:r>
+              <w:t xml:space="preserve">+0.097 (+38%)</w:t>
             </w:r>
           </w:p>
         </w:tc>
@@ -1197,7 +1598,7 @@
               <w:jc w:val="right"/>
             </w:pPr>
             <w:r>
-              <w:t xml:space="preserve">0.299</w:t>
+              <w:t xml:space="preserve">0.327</w:t>
             </w:r>
           </w:p>
         </w:tc>
@@ -1213,19 +1614,19 @@
                 <w:bCs/>
                 <w:b/>
               </w:rPr>
-              <w:t xml:space="preserve">0.446</w:t>
-            </w:r>
-          </w:p>
-        </w:tc>
-        <w:tc>
-          <w:tcPr/>
-          <w:p>
-            <w:pPr>
-              <w:pStyle w:val="Compact"/>
-              <w:jc w:val="right"/>
-            </w:pPr>
-            <w:r>
-              <w:t xml:space="preserve">+0.147 (+49%)</w:t>
+              <w:t xml:space="preserve">0.390</w:t>
+            </w:r>
+          </w:p>
+        </w:tc>
+        <w:tc>
+          <w:tcPr/>
+          <w:p>
+            <w:pPr>
+              <w:pStyle w:val="Compact"/>
+              <w:jc w:val="right"/>
+            </w:pPr>
+            <w:r>
+              <w:t xml:space="preserve">+0.063 (+19%)</w:t>
             </w:r>
           </w:p>
         </w:tc>
@@ -1251,7 +1652,7 @@
               <w:jc w:val="right"/>
             </w:pPr>
             <w:r>
-              <w:t xml:space="preserve">0.399</w:t>
+              <w:t xml:space="preserve">0.418</w:t>
             </w:r>
           </w:p>
         </w:tc>
@@ -1267,19 +1668,19 @@
                 <w:bCs/>
                 <w:b/>
               </w:rPr>
-              <w:t xml:space="preserve">0.481</w:t>
-            </w:r>
-          </w:p>
-        </w:tc>
-        <w:tc>
-          <w:tcPr/>
-          <w:p>
-            <w:pPr>
-              <w:pStyle w:val="Compact"/>
-              <w:jc w:val="right"/>
-            </w:pPr>
-            <w:r>
-              <w:t xml:space="preserve">+0.082 (+21%)</w:t>
+              <w:t xml:space="preserve">0.468</w:t>
+            </w:r>
+          </w:p>
+        </w:tc>
+        <w:tc>
+          <w:tcPr/>
+          <w:p>
+            <w:pPr>
+              <w:pStyle w:val="Compact"/>
+              <w:jc w:val="right"/>
+            </w:pPr>
+            <w:r>
+              <w:t xml:space="preserve">+0.050 (+12%)</w:t>
             </w:r>
           </w:p>
         </w:tc>
@@ -1305,31 +1706,31 @@
               <w:jc w:val="right"/>
             </w:pPr>
             <w:r>
-              <w:t xml:space="preserve">0.477</w:t>
-            </w:r>
-          </w:p>
-        </w:tc>
-        <w:tc>
-          <w:tcPr/>
-          <w:p>
-            <w:pPr>
-              <w:pStyle w:val="Compact"/>
-              <w:jc w:val="right"/>
-            </w:pPr>
-            <w:r>
-              <w:t xml:space="preserve">0.470</w:t>
-            </w:r>
-          </w:p>
-        </w:tc>
-        <w:tc>
-          <w:tcPr/>
-          <w:p>
-            <w:pPr>
-              <w:pStyle w:val="Compact"/>
-              <w:jc w:val="right"/>
-            </w:pPr>
-            <w:r>
-              <w:t xml:space="preserve">-0.007 (-1%)</w:t>
+              <w:t xml:space="preserve">0.459</w:t>
+            </w:r>
+          </w:p>
+        </w:tc>
+        <w:tc>
+          <w:tcPr/>
+          <w:p>
+            <w:pPr>
+              <w:pStyle w:val="Compact"/>
+              <w:jc w:val="right"/>
+            </w:pPr>
+            <w:r>
+              <w:t xml:space="preserve">0.456</w:t>
+            </w:r>
+          </w:p>
+        </w:tc>
+        <w:tc>
+          <w:tcPr/>
+          <w:p>
+            <w:pPr>
+              <w:pStyle w:val="Compact"/>
+              <w:jc w:val="right"/>
+            </w:pPr>
+            <w:r>
+              <w:t xml:space="preserve">-0.003 (-1%)</w:t>
             </w:r>
           </w:p>
         </w:tc>
@@ -1355,7 +1756,7 @@
               <w:jc w:val="right"/>
             </w:pPr>
             <w:r>
-              <w:t xml:space="preserve">0.471</w:t>
+              <w:t xml:space="preserve">0.459</w:t>
             </w:r>
           </w:p>
         </w:tc>
@@ -1371,19 +1772,19 @@
                 <w:bCs/>
                 <w:b/>
               </w:rPr>
-              <w:t xml:space="preserve">0.515</w:t>
-            </w:r>
-          </w:p>
-        </w:tc>
-        <w:tc>
-          <w:tcPr/>
-          <w:p>
-            <w:pPr>
-              <w:pStyle w:val="Compact"/>
-              <w:jc w:val="right"/>
-            </w:pPr>
-            <w:r>
-              <w:t xml:space="preserve">+0.044 (+9%)</w:t>
+              <w:t xml:space="preserve">0.484</w:t>
+            </w:r>
+          </w:p>
+        </w:tc>
+        <w:tc>
+          <w:tcPr/>
+          <w:p>
+            <w:pPr>
+              <w:pStyle w:val="Compact"/>
+              <w:jc w:val="right"/>
+            </w:pPr>
+            <w:r>
+              <w:t xml:space="preserve">+0.025 (+5%)</w:t>
             </w:r>
           </w:p>
         </w:tc>
@@ -1409,7 +1810,7 @@
               <w:jc w:val="right"/>
             </w:pPr>
             <w:r>
-              <w:t xml:space="preserve">0.550</w:t>
+              <w:t xml:space="preserve">0.454</w:t>
             </w:r>
           </w:p>
         </w:tc>
@@ -1425,19 +1826,19 @@
                 <w:bCs/>
                 <w:b/>
               </w:rPr>
-              <w:t xml:space="preserve">0.589</w:t>
-            </w:r>
-          </w:p>
-        </w:tc>
-        <w:tc>
-          <w:tcPr/>
-          <w:p>
-            <w:pPr>
-              <w:pStyle w:val="Compact"/>
-              <w:jc w:val="right"/>
-            </w:pPr>
-            <w:r>
-              <w:t xml:space="preserve">+0.039 (+7%)</w:t>
+              <w:t xml:space="preserve">0.490</w:t>
+            </w:r>
+          </w:p>
+        </w:tc>
+        <w:tc>
+          <w:tcPr/>
+          <w:p>
+            <w:pPr>
+              <w:pStyle w:val="Compact"/>
+              <w:jc w:val="right"/>
+            </w:pPr>
+            <w:r>
+              <w:t xml:space="preserve">+0.036 (+8%)</w:t>
             </w:r>
           </w:p>
         </w:tc>
@@ -1452,7 +1853,7 @@
           <w:iCs/>
           <w:i/>
         </w:rPr>
-        <w:t xml:space="preserve">Table 1. Random versus K-means training-set selection for the production Random Forest surrogate. The K-means advantage is largest precisely in the small-N cold-start regime targeted by the multi-round budget model.</w:t>
+        <w:t xml:space="preserve">Table 2. Random versus K-means training-set selection for the production Random Forest surrogate. The K-means advantage is largest precisely in the small-N cold-start regime targeted by the multi-round budget model.</w:t>
       </w:r>
     </w:p>
     <w:p>
@@ -1460,7 +1861,7 @@
         <w:pStyle w:val="BodyText"/>
       </w:pPr>
       <w:r>
-        <w:t xml:space="preserve">The selection strategy interacts with surrogate family (Figure 4). Tree and linear models benefit most from K-means coverage of the embedding space. GP-RBF and KNN can lose performance under K-means because they rely more directly on local neighbourhood density.</w:t>
+        <w:t xml:space="preserve">The selection strategy interacts with surrogate family (Figure 5). At N = 30, the average difference between K-means and random selection is small, but the small-N ablation shows why the production loop uses K-means for the bootstrap round: it protects the cold start from redundant local sampling before any AF2 labels are available.</w:t>
       </w:r>
     </w:p>
     <w:p>
@@ -1472,18 +1873,18 @@
           <wp:inline>
             <wp:extent cx="5334000" cy="2075692"/>
             <wp:effectExtent b="0" l="0" r="0" t="0"/>
-            <wp:docPr descr="Selection x model" title="" id="40" name="Picture"/>
+            <wp:docPr descr="Selection x model" title="" id="43" name="Picture"/>
             <a:graphic>
               <a:graphicData uri="http://schemas.openxmlformats.org/drawingml/2006/picture">
                 <pic:pic>
                   <pic:nvPicPr>
-                    <pic:cNvPr descr="figures/benchmark/fig4_selection_comparison.png" id="41" name="Picture"/>
+                    <pic:cNvPr descr="figures/benchmark/fig4_selection_comparison.png" id="44" name="Picture"/>
                     <pic:cNvPicPr>
                       <a:picLocks noChangeArrowheads="1" noChangeAspect="1"/>
                     </pic:cNvPicPr>
                   </pic:nvPicPr>
                   <pic:blipFill>
-                    <a:blip r:embed="rId39"/>
+                    <a:blip r:embed="rId42"/>
                     <a:stretch>
                       <a:fillRect/>
                     </a:stretch>
@@ -1527,17 +1928,17 @@
           <w:iCs/>
           <w:i/>
         </w:rPr>
-        <w:t xml:space="preserve">Figure 4. Per-model effect of training-set selection on BO uplift Top-5 at fixed N = 30. Tree- and linear-model families (RF, Ridge, LightGBM, XGBoost) consistently benefit from K-means selection on pLDDT. Locally-dense models (GP-RBF, KNN) are hurt by K-means on pLDDT and are only marginally affected on SoluProt. This asymmetry motivates the production default of pairing K-means selection only with RF, Ridge, LightGBM, or XGBoost surrogates.</w:t>
-      </w:r>
-    </w:p>
-    <w:bookmarkEnd w:id="42"/>
-    <w:bookmarkStart w:id="46" w:name="surrogate-choice-is-score-dependent-q1"/>
+        <w:t xml:space="preserve">Figure 5. Per-model effect of training-set selection on BO uplift Top-5 at fixed N = 30. Differences are smaller than in the low-N regime, indicating that K-means is most valuable as a cold-start safeguard rather than as a universal advantage at all label budgets.</w:t>
+      </w:r>
+    </w:p>
+    <w:bookmarkEnd w:id="45"/>
+    <w:bookmarkStart w:id="49" w:name="X68c5d33a711ca70d4ed305e9d4c4716a56b0850"/>
     <w:p>
       <w:pPr>
         <w:pStyle w:val="Heading3"/>
       </w:pPr>
       <w:r>
-        <w:t xml:space="preserve">4.3 Surrogate Choice Is Score-Dependent (Q1)</w:t>
+        <w:t xml:space="preserve">3.3 RF Is the Conservative pLDDT Triage Default (Q1)</w:t>
       </w:r>
     </w:p>
     <w:p>
@@ -1545,7 +1946,7 @@
         <w:pStyle w:val="FirstParagraph"/>
       </w:pPr>
       <w:r>
-        <w:t xml:space="preserve">Under K-means selection at N = 30, five models are statistically tied for pLDDT BO uplift relative to RF after Holm correction: LightGBM, Ridge, RF, XGBoost, and KNN (Figure 5, Table 2). MLP, GP-RBF, and the random baseline are significantly worse. The mean ordering still matters operationally: LightGBM has the highest pLDDT BO uplift, Ridge performs strongly across pLDDT recall metrics, and RF remains a robust multi-objective default.</w:t>
+        <w:t xml:space="preserve">Under K-means selection at N = 30, RF gives the highest mean pLDDT BO uplift in the 23-target benchmark (Figure 6, Table 3). Ridge, KNN, and XGBoost remain statistically indistinguishable from RF after Holm correction, whereas LightGBM is slightly but significantly lower on this primary pLDDT metric. GP-RBF, MLP, and the random baseline are substantially worse. The mean ordering therefore supports RF as the conservative default for the AF2-derived pLDDT bottleneck, with Ridge retained when SoluProt ranking or recall-oriented metrics are prioritised.</w:t>
       </w:r>
     </w:p>
     <w:p>
@@ -1557,18 +1958,18 @@
           <wp:inline>
             <wp:extent cx="5334000" cy="3446173"/>
             <wp:effectExtent b="0" l="0" r="0" t="0"/>
-            <wp:docPr descr="Model comparison" title="" id="44" name="Picture"/>
+            <wp:docPr descr="Model comparison" title="" id="47" name="Picture"/>
             <a:graphic>
               <a:graphicData uri="http://schemas.openxmlformats.org/drawingml/2006/picture">
                 <pic:pic>
                   <pic:nvPicPr>
-                    <pic:cNvPr descr="figures/benchmark/fig5_model_comparison.png" id="45" name="Picture"/>
+                    <pic:cNvPr descr="figures/benchmark/fig5_model_comparison.png" id="48" name="Picture"/>
                     <pic:cNvPicPr>
                       <a:picLocks noChangeArrowheads="1" noChangeAspect="1"/>
                     </pic:cNvPicPr>
                   </pic:nvPicPr>
                   <pic:blipFill>
-                    <a:blip r:embed="rId43"/>
+                    <a:blip r:embed="rId46"/>
                     <a:stretch>
                       <a:fillRect/>
                     </a:stretch>
@@ -1612,7 +2013,7 @@
           <w:iCs/>
           <w:i/>
         </w:rPr>
-        <w:t xml:space="preserve">Figure 5. Eight surrogate models (RF, Ridge, GP-RBF, XGBoost, LightGBM, KNN, MLP, Random) compared on Spearman rho and BO uplift Top-5 for both pLDDT and SoluProt prediction. K-means training-set selection, N = 30, 90-sample held-out pool, 5 seeds x 15 targets = 75 paired observations. Error bars are 95% cluster bootstrap CIs.</w:t>
+        <w:t xml:space="preserve">Figure 6. Eight surrogate models (RF, Ridge, GP-RBF, XGBoost, LightGBM, KNN, MLP, Random) compared on Spearman rho and BO uplift Top-5 for both pLDDT and SoluProt prediction. K-means training-set selection, N = 30, held-out candidate pool, 5 seeds x 23 targets = 115 paired observations. Error bars are 95% cluster bootstrap CIs.</w:t>
       </w:r>
     </w:p>
     <w:tbl>
@@ -1703,130 +2104,6 @@
               <w:jc w:val="left"/>
             </w:pPr>
             <w:r>
-              <w:t xml:space="preserve">LightGBM</w:t>
-            </w:r>
-          </w:p>
-        </w:tc>
-        <w:tc>
-          <w:tcPr/>
-          <w:p>
-            <w:pPr>
-              <w:pStyle w:val="Compact"/>
-              <w:jc w:val="right"/>
-            </w:pPr>
-            <w:r>
-              <w:t xml:space="preserve">0.933</w:t>
-            </w:r>
-          </w:p>
-        </w:tc>
-        <w:tc>
-          <w:tcPr/>
-          <w:p>
-            <w:pPr>
-              <w:pStyle w:val="Compact"/>
-              <w:jc w:val="right"/>
-            </w:pPr>
-            <w:r>
-              <w:t xml:space="preserve">+0.111</w:t>
-            </w:r>
-          </w:p>
-        </w:tc>
-        <w:tc>
-          <w:tcPr/>
-          <w:p>
-            <w:pPr>
-              <w:pStyle w:val="Compact"/>
-              <w:jc w:val="right"/>
-            </w:pPr>
-            <w:r>
-              <w:t xml:space="preserve">1.00 (n.s.)</w:t>
-            </w:r>
-          </w:p>
-        </w:tc>
-        <w:tc>
-          <w:tcPr/>
-          <w:p>
-            <w:pPr>
-              <w:pStyle w:val="Compact"/>
-              <w:jc w:val="right"/>
-            </w:pPr>
-            <w:r>
-              <w:t xml:space="preserve">+0.06</w:t>
-            </w:r>
-          </w:p>
-        </w:tc>
-      </w:tr>
-      <w:tr>
-        <w:tc>
-          <w:tcPr/>
-          <w:p>
-            <w:pPr>
-              <w:pStyle w:val="Compact"/>
-              <w:jc w:val="left"/>
-            </w:pPr>
-            <w:r>
-              <w:t xml:space="preserve">Ridge</w:t>
-            </w:r>
-          </w:p>
-        </w:tc>
-        <w:tc>
-          <w:tcPr/>
-          <w:p>
-            <w:pPr>
-              <w:pStyle w:val="Compact"/>
-              <w:jc w:val="right"/>
-            </w:pPr>
-            <w:r>
-              <w:t xml:space="preserve">0.898</w:t>
-            </w:r>
-          </w:p>
-        </w:tc>
-        <w:tc>
-          <w:tcPr/>
-          <w:p>
-            <w:pPr>
-              <w:pStyle w:val="Compact"/>
-              <w:jc w:val="right"/>
-            </w:pPr>
-            <w:r>
-              <w:t xml:space="preserve">+0.076</w:t>
-            </w:r>
-          </w:p>
-        </w:tc>
-        <w:tc>
-          <w:tcPr/>
-          <w:p>
-            <w:pPr>
-              <w:pStyle w:val="Compact"/>
-              <w:jc w:val="right"/>
-            </w:pPr>
-            <w:r>
-              <w:t xml:space="preserve">1.00 (n.s.)</w:t>
-            </w:r>
-          </w:p>
-        </w:tc>
-        <w:tc>
-          <w:tcPr/>
-          <w:p>
-            <w:pPr>
-              <w:pStyle w:val="Compact"/>
-              <w:jc w:val="right"/>
-            </w:pPr>
-            <w:r>
-              <w:t xml:space="preserve">-0.01</w:t>
-            </w:r>
-          </w:p>
-        </w:tc>
-      </w:tr>
-      <w:tr>
-        <w:tc>
-          <w:tcPr/>
-          <w:p>
-            <w:pPr>
-              <w:pStyle w:val="Compact"/>
-              <w:jc w:val="left"/>
-            </w:pPr>
-            <w:r>
               <w:rPr>
                 <w:bCs/>
                 <w:b/>
@@ -1847,7 +2124,7 @@
                 <w:bCs/>
                 <w:b/>
               </w:rPr>
-              <w:t xml:space="preserve">0.822</w:t>
+              <w:t xml:space="preserve">0.602</w:t>
             </w:r>
           </w:p>
         </w:tc>
@@ -1897,55 +2174,55 @@
               <w:jc w:val="left"/>
             </w:pPr>
             <w:r>
-              <w:t xml:space="preserve">XGBoost</w:t>
-            </w:r>
-          </w:p>
-        </w:tc>
-        <w:tc>
-          <w:tcPr/>
-          <w:p>
-            <w:pPr>
-              <w:pStyle w:val="Compact"/>
-              <w:jc w:val="right"/>
-            </w:pPr>
-            <w:r>
-              <w:t xml:space="preserve">0.813</w:t>
-            </w:r>
-          </w:p>
-        </w:tc>
-        <w:tc>
-          <w:tcPr/>
-          <w:p>
-            <w:pPr>
-              <w:pStyle w:val="Compact"/>
-              <w:jc w:val="right"/>
-            </w:pPr>
-            <w:r>
-              <w:t xml:space="preserve">-0.009</w:t>
-            </w:r>
-          </w:p>
-        </w:tc>
-        <w:tc>
-          <w:tcPr/>
-          <w:p>
-            <w:pPr>
-              <w:pStyle w:val="Compact"/>
-              <w:jc w:val="right"/>
-            </w:pPr>
-            <w:r>
-              <w:t xml:space="preserve">1.00 (n.s.)</w:t>
-            </w:r>
-          </w:p>
-        </w:tc>
-        <w:tc>
-          <w:tcPr/>
-          <w:p>
-            <w:pPr>
-              <w:pStyle w:val="Compact"/>
-              <w:jc w:val="right"/>
-            </w:pPr>
-            <w:r>
-              <w:t xml:space="preserve">+0.06</w:t>
+              <w:t xml:space="preserve">Ridge</w:t>
+            </w:r>
+          </w:p>
+        </w:tc>
+        <w:tc>
+          <w:tcPr/>
+          <w:p>
+            <w:pPr>
+              <w:pStyle w:val="Compact"/>
+              <w:jc w:val="right"/>
+            </w:pPr>
+            <w:r>
+              <w:t xml:space="preserve">0.583</w:t>
+            </w:r>
+          </w:p>
+        </w:tc>
+        <w:tc>
+          <w:tcPr/>
+          <w:p>
+            <w:pPr>
+              <w:pStyle w:val="Compact"/>
+              <w:jc w:val="right"/>
+            </w:pPr>
+            <w:r>
+              <w:t xml:space="preserve">-0.019</w:t>
+            </w:r>
+          </w:p>
+        </w:tc>
+        <w:tc>
+          <w:tcPr/>
+          <w:p>
+            <w:pPr>
+              <w:pStyle w:val="Compact"/>
+              <w:jc w:val="right"/>
+            </w:pPr>
+            <w:r>
+              <w:t xml:space="preserve">0.71 (n.s.)</w:t>
+            </w:r>
+          </w:p>
+        </w:tc>
+        <w:tc>
+          <w:tcPr/>
+          <w:p>
+            <w:pPr>
+              <w:pStyle w:val="Compact"/>
+              <w:jc w:val="right"/>
+            </w:pPr>
+            <w:r>
+              <w:t xml:space="preserve">+0.04</w:t>
             </w:r>
           </w:p>
         </w:tc>
@@ -1971,43 +2248,43 @@
               <w:jc w:val="right"/>
             </w:pPr>
             <w:r>
-              <w:t xml:space="preserve">0.747</w:t>
-            </w:r>
-          </w:p>
-        </w:tc>
-        <w:tc>
-          <w:tcPr/>
-          <w:p>
-            <w:pPr>
-              <w:pStyle w:val="Compact"/>
-              <w:jc w:val="right"/>
-            </w:pPr>
-            <w:r>
-              <w:t xml:space="preserve">-0.075</w:t>
-            </w:r>
-          </w:p>
-        </w:tc>
-        <w:tc>
-          <w:tcPr/>
-          <w:p>
-            <w:pPr>
-              <w:pStyle w:val="Compact"/>
-              <w:jc w:val="right"/>
-            </w:pPr>
-            <w:r>
-              <w:t xml:space="preserve">1.00 (n.s.)</w:t>
-            </w:r>
-          </w:p>
-        </w:tc>
-        <w:tc>
-          <w:tcPr/>
-          <w:p>
-            <w:pPr>
-              <w:pStyle w:val="Compact"/>
-              <w:jc w:val="right"/>
-            </w:pPr>
-            <w:r>
-              <w:t xml:space="preserve">+0.07</w:t>
+              <w:t xml:space="preserve">0.572</w:t>
+            </w:r>
+          </w:p>
+        </w:tc>
+        <w:tc>
+          <w:tcPr/>
+          <w:p>
+            <w:pPr>
+              <w:pStyle w:val="Compact"/>
+              <w:jc w:val="right"/>
+            </w:pPr>
+            <w:r>
+              <w:t xml:space="preserve">-0.030</w:t>
+            </w:r>
+          </w:p>
+        </w:tc>
+        <w:tc>
+          <w:tcPr/>
+          <w:p>
+            <w:pPr>
+              <w:pStyle w:val="Compact"/>
+              <w:jc w:val="right"/>
+            </w:pPr>
+            <w:r>
+              <w:t xml:space="preserve">0.51 (n.s.)</w:t>
+            </w:r>
+          </w:p>
+        </w:tc>
+        <w:tc>
+          <w:tcPr/>
+          <w:p>
+            <w:pPr>
+              <w:pStyle w:val="Compact"/>
+              <w:jc w:val="right"/>
+            </w:pPr>
+            <w:r>
+              <w:t xml:space="preserve">+0.05</w:t>
             </w:r>
           </w:p>
         </w:tc>
@@ -2021,55 +2298,55 @@
               <w:jc w:val="left"/>
             </w:pPr>
             <w:r>
-              <w:t xml:space="preserve">MLP</w:t>
-            </w:r>
-          </w:p>
-        </w:tc>
-        <w:tc>
-          <w:tcPr/>
-          <w:p>
-            <w:pPr>
-              <w:pStyle w:val="Compact"/>
-              <w:jc w:val="right"/>
-            </w:pPr>
-            <w:r>
-              <w:t xml:space="preserve">0.539</w:t>
-            </w:r>
-          </w:p>
-        </w:tc>
-        <w:tc>
-          <w:tcPr/>
-          <w:p>
-            <w:pPr>
-              <w:pStyle w:val="Compact"/>
-              <w:jc w:val="right"/>
-            </w:pPr>
-            <w:r>
-              <w:t xml:space="preserve">-0.283</w:t>
-            </w:r>
-          </w:p>
-        </w:tc>
-        <w:tc>
-          <w:tcPr/>
-          <w:p>
-            <w:pPr>
-              <w:pStyle w:val="Compact"/>
-              <w:jc w:val="right"/>
-            </w:pPr>
-            <w:r>
-              <w:t xml:space="preserve">0.0008***</w:t>
-            </w:r>
-          </w:p>
-        </w:tc>
-        <w:tc>
-          <w:tcPr/>
-          <w:p>
-            <w:pPr>
-              <w:pStyle w:val="Compact"/>
-              <w:jc w:val="right"/>
-            </w:pPr>
-            <w:r>
-              <w:t xml:space="preserve">+0.30</w:t>
+              <w:t xml:space="preserve">XGBoost</w:t>
+            </w:r>
+          </w:p>
+        </w:tc>
+        <w:tc>
+          <w:tcPr/>
+          <w:p>
+            <w:pPr>
+              <w:pStyle w:val="Compact"/>
+              <w:jc w:val="right"/>
+            </w:pPr>
+            <w:r>
+              <w:t xml:space="preserve">0.558</w:t>
+            </w:r>
+          </w:p>
+        </w:tc>
+        <w:tc>
+          <w:tcPr/>
+          <w:p>
+            <w:pPr>
+              <w:pStyle w:val="Compact"/>
+              <w:jc w:val="right"/>
+            </w:pPr>
+            <w:r>
+              <w:t xml:space="preserve">-0.044</w:t>
+            </w:r>
+          </w:p>
+        </w:tc>
+        <w:tc>
+          <w:tcPr/>
+          <w:p>
+            <w:pPr>
+              <w:pStyle w:val="Compact"/>
+              <w:jc w:val="right"/>
+            </w:pPr>
+            <w:r>
+              <w:t xml:space="preserve">0.51 (n.s.)</w:t>
+            </w:r>
+          </w:p>
+        </w:tc>
+        <w:tc>
+          <w:tcPr/>
+          <w:p>
+            <w:pPr>
+              <w:pStyle w:val="Compact"/>
+              <w:jc w:val="right"/>
+            </w:pPr>
+            <w:r>
+              <w:t xml:space="preserve">+0.07</w:t>
             </w:r>
           </w:p>
         </w:tc>
@@ -2083,55 +2360,55 @@
               <w:jc w:val="left"/>
             </w:pPr>
             <w:r>
-              <w:t xml:space="preserve">GP-RBF</w:t>
-            </w:r>
-          </w:p>
-        </w:tc>
-        <w:tc>
-          <w:tcPr/>
-          <w:p>
-            <w:pPr>
-              <w:pStyle w:val="Compact"/>
-              <w:jc w:val="right"/>
-            </w:pPr>
-            <w:r>
-              <w:t xml:space="preserve">0.377</w:t>
-            </w:r>
-          </w:p>
-        </w:tc>
-        <w:tc>
-          <w:tcPr/>
-          <w:p>
-            <w:pPr>
-              <w:pStyle w:val="Compact"/>
-              <w:jc w:val="right"/>
-            </w:pPr>
-            <w:r>
-              <w:t xml:space="preserve">-0.445</w:t>
-            </w:r>
-          </w:p>
-        </w:tc>
-        <w:tc>
-          <w:tcPr/>
-          <w:p>
-            <w:pPr>
-              <w:pStyle w:val="Compact"/>
-              <w:jc w:val="right"/>
-            </w:pPr>
-            <w:r>
-              <w:t xml:space="preserve">0.0020**</w:t>
-            </w:r>
-          </w:p>
-        </w:tc>
-        <w:tc>
-          <w:tcPr/>
-          <w:p>
-            <w:pPr>
-              <w:pStyle w:val="Compact"/>
-              <w:jc w:val="right"/>
-            </w:pPr>
-            <w:r>
-              <w:t xml:space="preserve">+0.18</w:t>
+              <w:t xml:space="preserve">LightGBM</w:t>
+            </w:r>
+          </w:p>
+        </w:tc>
+        <w:tc>
+          <w:tcPr/>
+          <w:p>
+            <w:pPr>
+              <w:pStyle w:val="Compact"/>
+              <w:jc w:val="right"/>
+            </w:pPr>
+            <w:r>
+              <w:t xml:space="preserve">0.549</w:t>
+            </w:r>
+          </w:p>
+        </w:tc>
+        <w:tc>
+          <w:tcPr/>
+          <w:p>
+            <w:pPr>
+              <w:pStyle w:val="Compact"/>
+              <w:jc w:val="right"/>
+            </w:pPr>
+            <w:r>
+              <w:t xml:space="preserve">-0.053</w:t>
+            </w:r>
+          </w:p>
+        </w:tc>
+        <w:tc>
+          <w:tcPr/>
+          <w:p>
+            <w:pPr>
+              <w:pStyle w:val="Compact"/>
+              <w:jc w:val="right"/>
+            </w:pPr>
+            <w:r>
+              <w:t xml:space="preserve">0.046*</w:t>
+            </w:r>
+          </w:p>
+        </w:tc>
+        <w:tc>
+          <w:tcPr/>
+          <w:p>
+            <w:pPr>
+              <w:pStyle w:val="Compact"/>
+              <w:jc w:val="right"/>
+            </w:pPr>
+            <w:r>
+              <w:t xml:space="preserve">+0.05</w:t>
             </w:r>
           </w:p>
         </w:tc>
@@ -2145,6 +2422,130 @@
               <w:jc w:val="left"/>
             </w:pPr>
             <w:r>
+              <w:t xml:space="preserve">GP-RBF</w:t>
+            </w:r>
+          </w:p>
+        </w:tc>
+        <w:tc>
+          <w:tcPr/>
+          <w:p>
+            <w:pPr>
+              <w:pStyle w:val="Compact"/>
+              <w:jc w:val="right"/>
+            </w:pPr>
+            <w:r>
+              <w:t xml:space="preserve">0.326</w:t>
+            </w:r>
+          </w:p>
+        </w:tc>
+        <w:tc>
+          <w:tcPr/>
+          <w:p>
+            <w:pPr>
+              <w:pStyle w:val="Compact"/>
+              <w:jc w:val="right"/>
+            </w:pPr>
+            <w:r>
+              <w:t xml:space="preserve">-0.276</w:t>
+            </w:r>
+          </w:p>
+        </w:tc>
+        <w:tc>
+          <w:tcPr/>
+          <w:p>
+            <w:pPr>
+              <w:pStyle w:val="Compact"/>
+              <w:jc w:val="right"/>
+            </w:pPr>
+            <w:r>
+              <w:t xml:space="preserve">0.00022***</w:t>
+            </w:r>
+          </w:p>
+        </w:tc>
+        <w:tc>
+          <w:tcPr/>
+          <w:p>
+            <w:pPr>
+              <w:pStyle w:val="Compact"/>
+              <w:jc w:val="right"/>
+            </w:pPr>
+            <w:r>
+              <w:t xml:space="preserve">+0.20</w:t>
+            </w:r>
+          </w:p>
+        </w:tc>
+      </w:tr>
+      <w:tr>
+        <w:tc>
+          <w:tcPr/>
+          <w:p>
+            <w:pPr>
+              <w:pStyle w:val="Compact"/>
+              <w:jc w:val="left"/>
+            </w:pPr>
+            <w:r>
+              <w:t xml:space="preserve">MLP</w:t>
+            </w:r>
+          </w:p>
+        </w:tc>
+        <w:tc>
+          <w:tcPr/>
+          <w:p>
+            <w:pPr>
+              <w:pStyle w:val="Compact"/>
+              <w:jc w:val="right"/>
+            </w:pPr>
+            <w:r>
+              <w:t xml:space="preserve">0.185</w:t>
+            </w:r>
+          </w:p>
+        </w:tc>
+        <w:tc>
+          <w:tcPr/>
+          <w:p>
+            <w:pPr>
+              <w:pStyle w:val="Compact"/>
+              <w:jc w:val="right"/>
+            </w:pPr>
+            <w:r>
+              <w:t xml:space="preserve">-0.417</w:t>
+            </w:r>
+          </w:p>
+        </w:tc>
+        <w:tc>
+          <w:tcPr/>
+          <w:p>
+            <w:pPr>
+              <w:pStyle w:val="Compact"/>
+              <w:jc w:val="right"/>
+            </w:pPr>
+            <w:r>
+              <w:t xml:space="preserve">1.6e-13***</w:t>
+            </w:r>
+          </w:p>
+        </w:tc>
+        <w:tc>
+          <w:tcPr/>
+          <w:p>
+            <w:pPr>
+              <w:pStyle w:val="Compact"/>
+              <w:jc w:val="right"/>
+            </w:pPr>
+            <w:r>
+              <w:t xml:space="preserve">+0.49</w:t>
+            </w:r>
+          </w:p>
+        </w:tc>
+      </w:tr>
+      <w:tr>
+        <w:tc>
+          <w:tcPr/>
+          <w:p>
+            <w:pPr>
+              <w:pStyle w:val="Compact"/>
+              <w:jc w:val="left"/>
+            </w:pPr>
+            <w:r>
               <w:t xml:space="preserve">Random</w:t>
             </w:r>
           </w:p>
@@ -2157,43 +2558,43 @@
               <w:jc w:val="right"/>
             </w:pPr>
             <w:r>
-              <w:t xml:space="preserve">0.109</w:t>
-            </w:r>
-          </w:p>
-        </w:tc>
-        <w:tc>
-          <w:tcPr/>
-          <w:p>
-            <w:pPr>
-              <w:pStyle w:val="Compact"/>
-              <w:jc w:val="right"/>
-            </w:pPr>
-            <w:r>
-              <w:t xml:space="preserve">-0.713</w:t>
-            </w:r>
-          </w:p>
-        </w:tc>
-        <w:tc>
-          <w:tcPr/>
-          <w:p>
-            <w:pPr>
-              <w:pStyle w:val="Compact"/>
-              <w:jc w:val="right"/>
-            </w:pPr>
-            <w:r>
-              <w:t xml:space="preserve">0.0001***</w:t>
-            </w:r>
-          </w:p>
-        </w:tc>
-        <w:tc>
-          <w:tcPr/>
-          <w:p>
-            <w:pPr>
-              <w:pStyle w:val="Compact"/>
-              <w:jc w:val="right"/>
-            </w:pPr>
-            <w:r>
-              <w:t xml:space="preserve">+0.42</w:t>
+              <w:t xml:space="preserve">0.016</w:t>
+            </w:r>
+          </w:p>
+        </w:tc>
+        <w:tc>
+          <w:tcPr/>
+          <w:p>
+            <w:pPr>
+              <w:pStyle w:val="Compact"/>
+              <w:jc w:val="right"/>
+            </w:pPr>
+            <w:r>
+              <w:t xml:space="preserve">-0.586</w:t>
+            </w:r>
+          </w:p>
+        </w:tc>
+        <w:tc>
+          <w:tcPr/>
+          <w:p>
+            <w:pPr>
+              <w:pStyle w:val="Compact"/>
+              <w:jc w:val="right"/>
+            </w:pPr>
+            <w:r>
+              <w:t xml:space="preserve">1.1e-11***</w:t>
+            </w:r>
+          </w:p>
+        </w:tc>
+        <w:tc>
+          <w:tcPr/>
+          <w:p>
+            <w:pPr>
+              <w:pStyle w:val="Compact"/>
+              <w:jc w:val="right"/>
+            </w:pPr>
+            <w:r>
+              <w:t xml:space="preserve">+0.47</w:t>
             </w:r>
           </w:p>
         </w:tc>
@@ -2208,7 +2609,7 @@
           <w:iCs/>
           <w:i/>
         </w:rPr>
-        <w:t xml:space="preserve">Table 2. pLDDT BO uplift Top-5 under K-means selection at N = 30. Holm-corrected paired Wilcoxon places RF in a five-way statistical tie with LightGBM, Ridge, XGBoost, and KNN (p_holm = 1.00, |Cliff’s delta| &lt;= 0.07). MLP, GP-RBF, and the random baseline are significantly worse (p_holm &lt; 0.01).</w:t>
+        <w:t xml:space="preserve">Table 3. pLDDT BO uplift Top-5 under K-means selection at N = 30. Holm-corrected paired Wilcoxon places Ridge, KNN, and XGBoost in a statistical tie with RF; LightGBM is slightly lower after correction, and GP-RBF, MLP, and the random baseline are clearly worse.</w:t>
       </w:r>
     </w:p>
     <w:p>
@@ -2216,7 +2617,7 @@
         <w:pStyle w:val="BodyText"/>
       </w:pPr>
       <w:r>
-        <w:t xml:space="preserve">Ridge is the strongest model for SoluProt-related metrics and wins five of eight production-quality metrics when pLDDT and SoluProt targets are considered together (Table 3). This supports score-specific defaults rather than a single universally best surrogate. In the implemented evolution loop, however, SoluProt is directly scored for all candidates; the local surrogate is used for the AF2-derived pLDDT bottleneck.</w:t>
+        <w:t xml:space="preserve">Ridge is the strongest model for SoluProt-related metrics and for pLDDT Top-K recall (Table 4). This supports score-specific defaults rather than a single universally best surrogate. In the implemented evolution loop, however, SoluProt is directly scored for all candidates; the local surrogate is used primarily for the AF2-derived pLDDT bottleneck.</w:t>
       </w:r>
     </w:p>
     <w:tbl>
@@ -2306,23 +2707,23 @@
               <w:jc w:val="left"/>
             </w:pPr>
             <w:r>
-              <w:t xml:space="preserve">LightGBM 0.933</w:t>
-            </w:r>
-          </w:p>
-        </w:tc>
-        <w:tc>
-          <w:tcPr/>
-          <w:p>
-            <w:pPr>
-              <w:pStyle w:val="Compact"/>
-              <w:jc w:val="left"/>
-            </w:pPr>
-            <w:r>
               <w:rPr>
                 <w:bCs/>
                 <w:b/>
               </w:rPr>
-              <w:t xml:space="preserve">Ridge 0.898</w:t>
+              <w:t xml:space="preserve">RF 0.602</w:t>
+            </w:r>
+          </w:p>
+        </w:tc>
+        <w:tc>
+          <w:tcPr/>
+          <w:p>
+            <w:pPr>
+              <w:pStyle w:val="Compact"/>
+              <w:jc w:val="left"/>
+            </w:pPr>
+            <w:r>
+              <w:t xml:space="preserve">Ridge 0.583</w:t>
             </w:r>
           </w:p>
         </w:tc>
@@ -2334,7 +2735,7 @@
               <w:jc w:val="center"/>
             </w:pPr>
             <w:r>
-              <w:t xml:space="preserve">3rd (0.822)</w:t>
+              <w:t xml:space="preserve">1st</w:t>
             </w:r>
           </w:p>
         </w:tc>
@@ -2364,19 +2765,19 @@
                 <w:bCs/>
                 <w:b/>
               </w:rPr>
-              <w:t xml:space="preserve">Ridge 0.269</w:t>
-            </w:r>
-          </w:p>
-        </w:tc>
-        <w:tc>
-          <w:tcPr/>
-          <w:p>
-            <w:pPr>
-              <w:pStyle w:val="Compact"/>
-              <w:jc w:val="left"/>
-            </w:pPr>
-            <w:r>
-              <w:t xml:space="preserve">RF 0.219</w:t>
+              <w:t xml:space="preserve">Ridge 0.155</w:t>
+            </w:r>
+          </w:p>
+        </w:tc>
+        <w:tc>
+          <w:tcPr/>
+          <w:p>
+            <w:pPr>
+              <w:pStyle w:val="Compact"/>
+              <w:jc w:val="left"/>
+            </w:pPr>
+            <w:r>
+              <w:t xml:space="preserve">RF 0.150</w:t>
             </w:r>
           </w:p>
         </w:tc>
@@ -2418,19 +2819,19 @@
                 <w:bCs/>
                 <w:b/>
               </w:rPr>
-              <w:t xml:space="preserve">Ridge 0.479</w:t>
-            </w:r>
-          </w:p>
-        </w:tc>
-        <w:tc>
-          <w:tcPr/>
-          <w:p>
-            <w:pPr>
-              <w:pStyle w:val="Compact"/>
-              <w:jc w:val="left"/>
-            </w:pPr>
-            <w:r>
-              <w:t xml:space="preserve">RF 0.431</w:t>
+              <w:t xml:space="preserve">Ridge 0.404</w:t>
+            </w:r>
+          </w:p>
+        </w:tc>
+        <w:tc>
+          <w:tcPr/>
+          <w:p>
+            <w:pPr>
+              <w:pStyle w:val="Compact"/>
+              <w:jc w:val="left"/>
+            </w:pPr>
+            <w:r>
+              <w:t xml:space="preserve">RF 0.396</w:t>
             </w:r>
           </w:p>
         </w:tc>
@@ -2468,19 +2869,19 @@
               <w:jc w:val="left"/>
             </w:pPr>
             <w:r>
-              <w:t xml:space="preserve">RF 0.412</w:t>
-            </w:r>
-          </w:p>
-        </w:tc>
-        <w:tc>
-          <w:tcPr/>
-          <w:p>
-            <w:pPr>
-              <w:pStyle w:val="Compact"/>
-              <w:jc w:val="left"/>
-            </w:pPr>
-            <w:r>
-              <w:t xml:space="preserve">Ridge 0.410</w:t>
+              <w:t xml:space="preserve">GP-RBF 0.438</w:t>
+            </w:r>
+          </w:p>
+        </w:tc>
+        <w:tc>
+          <w:tcPr/>
+          <w:p>
+            <w:pPr>
+              <w:pStyle w:val="Compact"/>
+              <w:jc w:val="left"/>
+            </w:pPr>
+            <w:r>
+              <w:t xml:space="preserve">RF 0.409</w:t>
             </w:r>
           </w:p>
         </w:tc>
@@ -2492,7 +2893,7 @@
               <w:jc w:val="center"/>
             </w:pPr>
             <w:r>
-              <w:t xml:space="preserve">1st (tied)</w:t>
+              <w:t xml:space="preserve">2nd</w:t>
             </w:r>
           </w:p>
         </w:tc>
@@ -2522,19 +2923,19 @@
                 <w:bCs/>
                 <w:b/>
               </w:rPr>
-              <w:t xml:space="preserve">Ridge 0.926</w:t>
-            </w:r>
-          </w:p>
-        </w:tc>
-        <w:tc>
-          <w:tcPr/>
-          <w:p>
-            <w:pPr>
-              <w:pStyle w:val="Compact"/>
-              <w:jc w:val="left"/>
-            </w:pPr>
-            <w:r>
-              <w:t xml:space="preserve">GP-RBF 0.791</w:t>
+              <w:t xml:space="preserve">Ridge 0.904</w:t>
+            </w:r>
+          </w:p>
+        </w:tc>
+        <w:tc>
+          <w:tcPr/>
+          <w:p>
+            <w:pPr>
+              <w:pStyle w:val="Compact"/>
+              <w:jc w:val="left"/>
+            </w:pPr>
+            <w:r>
+              <w:t xml:space="preserve">GP-RBF 0.781</w:t>
             </w:r>
           </w:p>
         </w:tc>
@@ -2546,7 +2947,7 @@
               <w:jc w:val="center"/>
             </w:pPr>
             <w:r>
-              <w:t xml:space="preserve">3rd (0.780)</w:t>
+              <w:t xml:space="preserve">3rd (0.718)</w:t>
             </w:r>
           </w:p>
         </w:tc>
@@ -2576,19 +2977,19 @@
                 <w:bCs/>
                 <w:b/>
               </w:rPr>
-              <w:t xml:space="preserve">Ridge 0.747</w:t>
-            </w:r>
-          </w:p>
-        </w:tc>
-        <w:tc>
-          <w:tcPr/>
-          <w:p>
-            <w:pPr>
-              <w:pStyle w:val="Compact"/>
-              <w:jc w:val="left"/>
-            </w:pPr>
-            <w:r>
-              <w:t xml:space="preserve">RF 0.555</w:t>
+              <w:t xml:space="preserve">Ridge 0.656</w:t>
+            </w:r>
+          </w:p>
+        </w:tc>
+        <w:tc>
+          <w:tcPr/>
+          <w:p>
+            <w:pPr>
+              <w:pStyle w:val="Compact"/>
+              <w:jc w:val="left"/>
+            </w:pPr>
+            <w:r>
+              <w:t xml:space="preserve">RF 0.400</w:t>
             </w:r>
           </w:p>
         </w:tc>
@@ -2630,19 +3031,19 @@
                 <w:bCs/>
                 <w:b/>
               </w:rPr>
-              <w:t xml:space="preserve">Ridge 0.847</w:t>
-            </w:r>
-          </w:p>
-        </w:tc>
-        <w:tc>
-          <w:tcPr/>
-          <w:p>
-            <w:pPr>
-              <w:pStyle w:val="Compact"/>
-              <w:jc w:val="left"/>
-            </w:pPr>
-            <w:r>
-              <w:t xml:space="preserve">RF 0.735</w:t>
+              <w:t xml:space="preserve">Ridge 0.797</w:t>
+            </w:r>
+          </w:p>
+        </w:tc>
+        <w:tc>
+          <w:tcPr/>
+          <w:p>
+            <w:pPr>
+              <w:pStyle w:val="Compact"/>
+              <w:jc w:val="left"/>
+            </w:pPr>
+            <w:r>
+              <w:t xml:space="preserve">RF 0.613</w:t>
             </w:r>
           </w:p>
         </w:tc>
@@ -2684,19 +3085,19 @@
                 <w:bCs/>
                 <w:b/>
               </w:rPr>
-              <w:t xml:space="preserve">Ridge 0.036</w:t>
-            </w:r>
-          </w:p>
-        </w:tc>
-        <w:tc>
-          <w:tcPr/>
-          <w:p>
-            <w:pPr>
-              <w:pStyle w:val="Compact"/>
-              <w:jc w:val="left"/>
-            </w:pPr>
-            <w:r>
-              <w:t xml:space="preserve">RF 0.030</w:t>
+              <w:t xml:space="preserve">Ridge 0.042</w:t>
+            </w:r>
+          </w:p>
+        </w:tc>
+        <w:tc>
+          <w:tcPr/>
+          <w:p>
+            <w:pPr>
+              <w:pStyle w:val="Compact"/>
+              <w:jc w:val="left"/>
+            </w:pPr>
+            <w:r>
+              <w:t xml:space="preserve">RF 0.034</w:t>
             </w:r>
           </w:p>
         </w:tc>
@@ -2723,7 +3124,7 @@
           <w:iCs/>
           <w:i/>
         </w:rPr>
-        <w:t xml:space="preserve">Table 3. Best models across pLDDT and SoluProt production-quality metrics. Ridge wins outright on five of eight metrics and ties RF on a sixth (pLDDT Spearman). LightGBM wins one (pLDDT BO uplift Top-5). RF is never first alone but is consistently in the top three. The means differ, but the Holm-corrected paired Wilcoxon comparisons against RF on the primary pLDDT BO uplift metric (Table 2) do not reach significance for any of these top models (p_holm = 1.00; |Cliff’s delta| &lt;= 0.07).</w:t>
+        <w:t xml:space="preserve">Table 4. Best models across pLDDT and SoluProt production-quality metrics. RF is strongest for the primary pLDDT BO uplift objective, whereas Ridge dominates SoluProt ranking and recall-oriented metrics. GP-RBF has the highest pLDDT Spearman rho but weaker selection metrics, so it is retained as an empirical comparator rather than as a production default.</w:t>
       </w:r>
     </w:p>
     <w:p>
@@ -2731,53 +3132,17 @@
         <w:pStyle w:val="BodyText"/>
       </w:pPr>
       <w:r>
-        <w:t xml:space="preserve">This produces a deliberate three-way recommendation rather than a single winner:</w:t>
-      </w:r>
-    </w:p>
-    <w:p>
-      <w:pPr>
-        <w:numPr>
-          <w:ilvl w:val="0"/>
-          <w:numId w:val="1003"/>
-        </w:numPr>
-        <w:pStyle w:val="Compact"/>
-      </w:pPr>
-      <w:r>
-        <w:t xml:space="preserve">For pLDDT BO uplift, the active-learning loop’s target metric, LightGBM (0.933) or Ridge (0.898) outperform RF (0.822) by 14% and 9% in the mean.</w:t>
-      </w:r>
-    </w:p>
-    <w:p>
-      <w:pPr>
-        <w:numPr>
-          <w:ilvl w:val="0"/>
-          <w:numId w:val="1003"/>
-        </w:numPr>
-        <w:pStyle w:val="Compact"/>
-      </w:pPr>
-      <w:r>
-        <w:t xml:space="preserve">For SoluProt and developability metrics, Ridge dominates by a wide absolute margin (Spearman 0.926 vs RF 0.780; BO uplift 0.036 vs 0.030).</w:t>
-      </w:r>
-    </w:p>
-    <w:p>
-      <w:pPr>
-        <w:numPr>
-          <w:ilvl w:val="0"/>
-          <w:numId w:val="1003"/>
-        </w:numPr>
-        <w:pStyle w:val="Compact"/>
-      </w:pPr>
-      <w:r>
-        <w:t xml:space="preserve">For a single robust default across multiple surrogate targets and unknown future score functions, RF remains defensible: it is the only model that simultaneously ranks at or above third on every metric in Table 3 and shows near-zero hyperparameter sensitivity at small N.</w:t>
-      </w:r>
-    </w:p>
-    <w:bookmarkEnd w:id="46"/>
-    <w:bookmarkStart w:id="47" w:name="Xb0e4e5a8888e032e7110168a442fb023bc2010b"/>
+        <w:t xml:space="preserve">This produces a deliberate score-specific recommendation rather than a single universal winner. RF is retained as the conservative default for pLDDT-driven AF2 triage. Ridge is retained as a production option when the operator wants stronger SoluProt ranking or Top-K recall. XGBoost and LightGBM remain useful alternatives for model-replacement experiments, but the 23-target benchmark no longer supports making LightGBM the default pLDDT surrogate.</w:t>
+      </w:r>
+    </w:p>
+    <w:bookmarkEnd w:id="49"/>
+    <w:bookmarkStart w:id="50" w:name="X823206a7e1f5910e72abe701b20677c02e34684"/>
     <w:p>
       <w:pPr>
         <w:pStyle w:val="Heading3"/>
       </w:pPr>
       <w:r>
-        <w:t xml:space="preserve">4.4 Ensembles Do Not Improve the Best Single Model</w:t>
+        <w:t xml:space="preserve">3.4 Rank-Mean Ensembles Are an Optional Robustness Layer</w:t>
       </w:r>
     </w:p>
     <w:p>
@@ -2785,7 +3150,7 @@
         <w:pStyle w:val="FirstParagraph"/>
       </w:pPr>
       <w:r>
-        <w:t xml:space="preserve">Rank-mean, score-mean, and top-5 vote ensembles were evaluated over RF, Ridge, LightGBM, and XGBoost. Rank-mean is the strongest ensemble and is competitive with Ridge on pLDDT, but no ensemble exceeds the best single model on either pLDDT or SoluProt (Table 4). The ensemble also does not improve Top-10 sequence diversity, suggesting that the constituent models select similar regions of ESM space.</w:t>
+        <w:t xml:space="preserve">Rank-mean, score-mean, and top-5 vote ensembles were evaluated over RF, Ridge, LightGBM, and XGBoost. Rank-mean gives the highest mean pLDDT BO uplift, but the gain over RF is small (0.622 versus 0.602) and does not improve Top-10 sequence diversity (Table 5). Ridge remains the strongest SoluProt surrogate. The ensemble is therefore best interpreted as a robustness option against target-level model switching, not as a replacement for the RF default.</w:t>
       </w:r>
     </w:p>
     <w:tbl>
@@ -2863,118 +3228,6 @@
               <w:jc w:val="left"/>
             </w:pPr>
             <w:r>
-              <w:t xml:space="preserve">LightGBM (best single, pLDDT)</w:t>
-            </w:r>
-          </w:p>
-        </w:tc>
-        <w:tc>
-          <w:tcPr/>
-          <w:p>
-            <w:pPr>
-              <w:pStyle w:val="Compact"/>
-              <w:jc w:val="right"/>
-            </w:pPr>
-            <w:r>
-              <w:rPr>
-                <w:bCs/>
-                <w:b/>
-              </w:rPr>
-              <w:t xml:space="preserve">1.000</w:t>
-            </w:r>
-          </w:p>
-        </w:tc>
-        <w:tc>
-          <w:tcPr/>
-          <w:p>
-            <w:pPr>
-              <w:pStyle w:val="Compact"/>
-              <w:jc w:val="right"/>
-            </w:pPr>
-            <w:r>
-              <w:t xml:space="preserve">0.0328</w:t>
-            </w:r>
-          </w:p>
-        </w:tc>
-        <w:tc>
-          <w:tcPr/>
-          <w:p>
-            <w:pPr>
-              <w:pStyle w:val="Compact"/>
-              <w:jc w:val="right"/>
-            </w:pPr>
-            <w:r>
-              <w:t xml:space="preserve">0.888</w:t>
-            </w:r>
-          </w:p>
-        </w:tc>
-      </w:tr>
-      <w:tr>
-        <w:tc>
-          <w:tcPr/>
-          <w:p>
-            <w:pPr>
-              <w:pStyle w:val="Compact"/>
-              <w:jc w:val="left"/>
-            </w:pPr>
-            <w:r>
-              <w:t xml:space="preserve">Ridge (best single, SoluProt)</w:t>
-            </w:r>
-          </w:p>
-        </w:tc>
-        <w:tc>
-          <w:tcPr/>
-          <w:p>
-            <w:pPr>
-              <w:pStyle w:val="Compact"/>
-              <w:jc w:val="right"/>
-            </w:pPr>
-            <w:r>
-              <w:t xml:space="preserve">0.962</w:t>
-            </w:r>
-          </w:p>
-        </w:tc>
-        <w:tc>
-          <w:tcPr/>
-          <w:p>
-            <w:pPr>
-              <w:pStyle w:val="Compact"/>
-              <w:jc w:val="right"/>
-            </w:pPr>
-            <w:r>
-              <w:rPr>
-                <w:bCs/>
-                <w:b/>
-              </w:rPr>
-              <w:t xml:space="preserve">0.0450</w:t>
-            </w:r>
-          </w:p>
-        </w:tc>
-        <w:tc>
-          <w:tcPr/>
-          <w:p>
-            <w:pPr>
-              <w:pStyle w:val="Compact"/>
-              <w:jc w:val="right"/>
-            </w:pPr>
-            <w:r>
-              <w:rPr>
-                <w:bCs/>
-                <w:b/>
-              </w:rPr>
-              <w:t xml:space="preserve">0.879</w:t>
-            </w:r>
-          </w:p>
-        </w:tc>
-      </w:tr>
-      <w:tr>
-        <w:tc>
-          <w:tcPr/>
-          <w:p>
-            <w:pPr>
-              <w:pStyle w:val="Compact"/>
-              <w:jc w:val="left"/>
-            </w:pPr>
-            <w:r>
               <w:rPr>
                 <w:bCs/>
                 <w:b/>
@@ -2991,31 +3244,35 @@
               <w:jc w:val="right"/>
             </w:pPr>
             <w:r>
-              <w:t xml:space="preserve">0.961</w:t>
-            </w:r>
-          </w:p>
-        </w:tc>
-        <w:tc>
-          <w:tcPr/>
-          <w:p>
-            <w:pPr>
-              <w:pStyle w:val="Compact"/>
-              <w:jc w:val="right"/>
-            </w:pPr>
-            <w:r>
-              <w:t xml:space="preserve">0.0400</w:t>
-            </w:r>
-          </w:p>
-        </w:tc>
-        <w:tc>
-          <w:tcPr/>
-          <w:p>
-            <w:pPr>
-              <w:pStyle w:val="Compact"/>
-              <w:jc w:val="right"/>
-            </w:pPr>
-            <w:r>
-              <w:t xml:space="preserve">0.889</w:t>
+              <w:rPr>
+                <w:bCs/>
+                <w:b/>
+              </w:rPr>
+              <w:t xml:space="preserve">0.622</w:t>
+            </w:r>
+          </w:p>
+        </w:tc>
+        <w:tc>
+          <w:tcPr/>
+          <w:p>
+            <w:pPr>
+              <w:pStyle w:val="Compact"/>
+              <w:jc w:val="right"/>
+            </w:pPr>
+            <w:r>
+              <w:t xml:space="preserve">0.0370</w:t>
+            </w:r>
+          </w:p>
+        </w:tc>
+        <w:tc>
+          <w:tcPr/>
+          <w:p>
+            <w:pPr>
+              <w:pStyle w:val="Compact"/>
+              <w:jc w:val="right"/>
+            </w:pPr>
+            <w:r>
+              <w:t xml:space="preserve">0.883</w:t>
             </w:r>
           </w:p>
         </w:tc>
@@ -3041,31 +3298,31 @@
               <w:jc w:val="right"/>
             </w:pPr>
             <w:r>
-              <w:t xml:space="preserve">0.920</w:t>
-            </w:r>
-          </w:p>
-        </w:tc>
-        <w:tc>
-          <w:tcPr/>
-          <w:p>
-            <w:pPr>
-              <w:pStyle w:val="Compact"/>
-              <w:jc w:val="right"/>
-            </w:pPr>
-            <w:r>
-              <w:t xml:space="preserve">0.0412</w:t>
-            </w:r>
-          </w:p>
-        </w:tc>
-        <w:tc>
-          <w:tcPr/>
-          <w:p>
-            <w:pPr>
-              <w:pStyle w:val="Compact"/>
-              <w:jc w:val="right"/>
-            </w:pPr>
-            <w:r>
-              <w:t xml:space="preserve">0.888</w:t>
+              <w:t xml:space="preserve">0.611</w:t>
+            </w:r>
+          </w:p>
+        </w:tc>
+        <w:tc>
+          <w:tcPr/>
+          <w:p>
+            <w:pPr>
+              <w:pStyle w:val="Compact"/>
+              <w:jc w:val="right"/>
+            </w:pPr>
+            <w:r>
+              <w:t xml:space="preserve">0.0377</w:t>
+            </w:r>
+          </w:p>
+        </w:tc>
+        <w:tc>
+          <w:tcPr/>
+          <w:p>
+            <w:pPr>
+              <w:pStyle w:val="Compact"/>
+              <w:jc w:val="right"/>
+            </w:pPr>
+            <w:r>
+              <w:t xml:space="preserve">0.881</w:t>
             </w:r>
           </w:p>
         </w:tc>
@@ -3079,43 +3336,43 @@
               <w:jc w:val="left"/>
             </w:pPr>
             <w:r>
-              <w:t xml:space="preserve">top-5 vote ensemble</w:t>
-            </w:r>
-          </w:p>
-        </w:tc>
-        <w:tc>
-          <w:tcPr/>
-          <w:p>
-            <w:pPr>
-              <w:pStyle w:val="Compact"/>
-              <w:jc w:val="right"/>
-            </w:pPr>
-            <w:r>
-              <w:t xml:space="preserve">0.928</w:t>
-            </w:r>
-          </w:p>
-        </w:tc>
-        <w:tc>
-          <w:tcPr/>
-          <w:p>
-            <w:pPr>
-              <w:pStyle w:val="Compact"/>
-              <w:jc w:val="right"/>
-            </w:pPr>
-            <w:r>
-              <w:t xml:space="preserve">0.0392</w:t>
-            </w:r>
-          </w:p>
-        </w:tc>
-        <w:tc>
-          <w:tcPr/>
-          <w:p>
-            <w:pPr>
-              <w:pStyle w:val="Compact"/>
-              <w:jc w:val="right"/>
-            </w:pPr>
-            <w:r>
-              <w:t xml:space="preserve">0.888</w:t>
+              <w:t xml:space="preserve">RF</w:t>
+            </w:r>
+          </w:p>
+        </w:tc>
+        <w:tc>
+          <w:tcPr/>
+          <w:p>
+            <w:pPr>
+              <w:pStyle w:val="Compact"/>
+              <w:jc w:val="right"/>
+            </w:pPr>
+            <w:r>
+              <w:t xml:space="preserve">0.602</w:t>
+            </w:r>
+          </w:p>
+        </w:tc>
+        <w:tc>
+          <w:tcPr/>
+          <w:p>
+            <w:pPr>
+              <w:pStyle w:val="Compact"/>
+              <w:jc w:val="right"/>
+            </w:pPr>
+            <w:r>
+              <w:t xml:space="preserve">0.0335</w:t>
+            </w:r>
+          </w:p>
+        </w:tc>
+        <w:tc>
+          <w:tcPr/>
+          <w:p>
+            <w:pPr>
+              <w:pStyle w:val="Compact"/>
+              <w:jc w:val="right"/>
+            </w:pPr>
+            <w:r>
+              <w:t xml:space="preserve">0.887</w:t>
             </w:r>
           </w:p>
         </w:tc>
@@ -3129,43 +3386,43 @@
               <w:jc w:val="left"/>
             </w:pPr>
             <w:r>
-              <w:t xml:space="preserve">RF</w:t>
-            </w:r>
-          </w:p>
-        </w:tc>
-        <w:tc>
-          <w:tcPr/>
-          <w:p>
-            <w:pPr>
-              <w:pStyle w:val="Compact"/>
-              <w:jc w:val="right"/>
-            </w:pPr>
-            <w:r>
-              <w:t xml:space="preserve">0.881</w:t>
-            </w:r>
-          </w:p>
-        </w:tc>
-        <w:tc>
-          <w:tcPr/>
-          <w:p>
-            <w:pPr>
-              <w:pStyle w:val="Compact"/>
-              <w:jc w:val="right"/>
-            </w:pPr>
-            <w:r>
-              <w:t xml:space="preserve">0.0373</w:t>
-            </w:r>
-          </w:p>
-        </w:tc>
-        <w:tc>
-          <w:tcPr/>
-          <w:p>
-            <w:pPr>
-              <w:pStyle w:val="Compact"/>
-              <w:jc w:val="right"/>
-            </w:pPr>
-            <w:r>
-              <w:t xml:space="preserve">0.897</w:t>
+              <w:t xml:space="preserve">top-5 vote ensemble</w:t>
+            </w:r>
+          </w:p>
+        </w:tc>
+        <w:tc>
+          <w:tcPr/>
+          <w:p>
+            <w:pPr>
+              <w:pStyle w:val="Compact"/>
+              <w:jc w:val="right"/>
+            </w:pPr>
+            <w:r>
+              <w:t xml:space="preserve">0.600</w:t>
+            </w:r>
+          </w:p>
+        </w:tc>
+        <w:tc>
+          <w:tcPr/>
+          <w:p>
+            <w:pPr>
+              <w:pStyle w:val="Compact"/>
+              <w:jc w:val="right"/>
+            </w:pPr>
+            <w:r>
+              <w:t xml:space="preserve">0.0363</w:t>
+            </w:r>
+          </w:p>
+        </w:tc>
+        <w:tc>
+          <w:tcPr/>
+          <w:p>
+            <w:pPr>
+              <w:pStyle w:val="Compact"/>
+              <w:jc w:val="right"/>
+            </w:pPr>
+            <w:r>
+              <w:t xml:space="preserve">0.880</w:t>
             </w:r>
           </w:p>
         </w:tc>
@@ -3179,6 +3436,64 @@
               <w:jc w:val="left"/>
             </w:pPr>
             <w:r>
+              <w:t xml:space="preserve">Ridge</w:t>
+            </w:r>
+          </w:p>
+        </w:tc>
+        <w:tc>
+          <w:tcPr/>
+          <w:p>
+            <w:pPr>
+              <w:pStyle w:val="Compact"/>
+              <w:jc w:val="right"/>
+            </w:pPr>
+            <w:r>
+              <w:t xml:space="preserve">0.583</w:t>
+            </w:r>
+          </w:p>
+        </w:tc>
+        <w:tc>
+          <w:tcPr/>
+          <w:p>
+            <w:pPr>
+              <w:pStyle w:val="Compact"/>
+              <w:jc w:val="right"/>
+            </w:pPr>
+            <w:r>
+              <w:rPr>
+                <w:bCs/>
+                <w:b/>
+              </w:rPr>
+              <w:t xml:space="preserve">0.0418</w:t>
+            </w:r>
+          </w:p>
+        </w:tc>
+        <w:tc>
+          <w:tcPr/>
+          <w:p>
+            <w:pPr>
+              <w:pStyle w:val="Compact"/>
+              <w:jc w:val="right"/>
+            </w:pPr>
+            <w:r>
+              <w:rPr>
+                <w:bCs/>
+                <w:b/>
+              </w:rPr>
+              <w:t xml:space="preserve">0.865</w:t>
+            </w:r>
+          </w:p>
+        </w:tc>
+      </w:tr>
+      <w:tr>
+        <w:tc>
+          <w:tcPr/>
+          <w:p>
+            <w:pPr>
+              <w:pStyle w:val="Compact"/>
+              <w:jc w:val="left"/>
+            </w:pPr>
+            <w:r>
               <w:t xml:space="preserve">XGBoost</w:t>
             </w:r>
           </w:p>
@@ -3191,31 +3506,81 @@
               <w:jc w:val="right"/>
             </w:pPr>
             <w:r>
-              <w:t xml:space="preserve">0.872</w:t>
-            </w:r>
-          </w:p>
-        </w:tc>
-        <w:tc>
-          <w:tcPr/>
-          <w:p>
-            <w:pPr>
-              <w:pStyle w:val="Compact"/>
-              <w:jc w:val="right"/>
-            </w:pPr>
-            <w:r>
-              <w:t xml:space="preserve">0.0336</w:t>
-            </w:r>
-          </w:p>
-        </w:tc>
-        <w:tc>
-          <w:tcPr/>
-          <w:p>
-            <w:pPr>
-              <w:pStyle w:val="Compact"/>
-              <w:jc w:val="right"/>
-            </w:pPr>
-            <w:r>
-              <w:t xml:space="preserve">0.885</w:t>
+              <w:t xml:space="preserve">0.558</w:t>
+            </w:r>
+          </w:p>
+        </w:tc>
+        <w:tc>
+          <w:tcPr/>
+          <w:p>
+            <w:pPr>
+              <w:pStyle w:val="Compact"/>
+              <w:jc w:val="right"/>
+            </w:pPr>
+            <w:r>
+              <w:t xml:space="preserve">0.0308</w:t>
+            </w:r>
+          </w:p>
+        </w:tc>
+        <w:tc>
+          <w:tcPr/>
+          <w:p>
+            <w:pPr>
+              <w:pStyle w:val="Compact"/>
+              <w:jc w:val="right"/>
+            </w:pPr>
+            <w:r>
+              <w:t xml:space="preserve">0.873</w:t>
+            </w:r>
+          </w:p>
+        </w:tc>
+      </w:tr>
+      <w:tr>
+        <w:tc>
+          <w:tcPr/>
+          <w:p>
+            <w:pPr>
+              <w:pStyle w:val="Compact"/>
+              <w:jc w:val="left"/>
+            </w:pPr>
+            <w:r>
+              <w:t xml:space="preserve">LightGBM</w:t>
+            </w:r>
+          </w:p>
+        </w:tc>
+        <w:tc>
+          <w:tcPr/>
+          <w:p>
+            <w:pPr>
+              <w:pStyle w:val="Compact"/>
+              <w:jc w:val="right"/>
+            </w:pPr>
+            <w:r>
+              <w:t xml:space="preserve">0.549</w:t>
+            </w:r>
+          </w:p>
+        </w:tc>
+        <w:tc>
+          <w:tcPr/>
+          <w:p>
+            <w:pPr>
+              <w:pStyle w:val="Compact"/>
+              <w:jc w:val="right"/>
+            </w:pPr>
+            <w:r>
+              <w:t xml:space="preserve">0.0297</w:t>
+            </w:r>
+          </w:p>
+        </w:tc>
+        <w:tc>
+          <w:tcPr/>
+          <w:p>
+            <w:pPr>
+              <w:pStyle w:val="Compact"/>
+              <w:jc w:val="right"/>
+            </w:pPr>
+            <w:r>
+              <w:t xml:space="preserve">0.877</w:t>
             </w:r>
           </w:p>
         </w:tc>
@@ -3230,7 +3595,7 @@
           <w:iCs/>
           <w:i/>
         </w:rPr>
-        <w:t xml:space="preserve">Table 4. Four-model ensembles compared with single surrogate models on the same 15-target x 5-seed protocol (n = 70 paired observations per row). Rank-mean is the strongest ensemble and ties Ridge on pLDDT (0.961 vs 0.962); none of the three ensembles beats the best single model on either surrogate target. Bias metrics show ensembles do not diversify the picks: Top-10 internal identity (~0.888) is essentially the same as the best single model and worse than Ridge alone (0.879).</w:t>
+        <w:t xml:space="preserve">Table 5. Four-model ensembles compared with single surrogate models on the same 23-target x 5-seed protocol. Rank-mean gives the highest pLDDT BO uplift, but the margin over RF is small. Ridge remains the strongest SoluProt model and gives the lowest Top-10 internal identity among the listed options.</w:t>
       </w:r>
     </w:p>
     <w:p>
@@ -3238,69 +3603,17 @@
         <w:pStyle w:val="BodyText"/>
       </w:pPr>
       <w:r>
-        <w:t xml:space="preserve">The ensemble result is empirically inconclusive: rank-averaging is competitive with the best single model on pLDDT (within noise of Ridge) and clearly beats RF and XGBoost, but it does not surpass Ridge or LightGBM, and it does not narrow the diversity-loss gap discussed in Section 4.5. Averaging four models does not give</w:t>
-      </w:r>
-      <w:r>
-        <w:t xml:space="preserve"> </w:t>
-      </w:r>
-      <w:r>
-        <w:t xml:space="preserve">“</w:t>
-      </w:r>
-      <w:r>
-        <w:t xml:space="preserve">the best of all worlds</w:t>
-      </w:r>
-      <w:r>
-        <w:t xml:space="preserve">”</w:t>
-      </w:r>
-      <w:r>
-        <w:t xml:space="preserve"> </w:t>
-      </w:r>
-      <w:r>
-        <w:t xml:space="preserve">here because the constituent models attend to similar features in ESM space and disagree most where they are individually weakest.</w:t>
-      </w:r>
-    </w:p>
-    <w:p>
-      <w:pPr>
-        <w:pStyle w:val="BodyText"/>
-      </w:pPr>
-      <w:r>
-        <w:t xml:space="preserve">The ensemble option is nevertheless retained in the production loop for two operational reasons. First,</w:t>
-      </w:r>
-      <w:r>
-        <w:t xml:space="preserve"> </w:t>
-      </w:r>
-      <w:r>
-        <w:rPr>
-          <w:bCs/>
-          <w:b/>
-        </w:rPr>
-        <w:t xml:space="preserve">robustness to per-target ranking flips</w:t>
-      </w:r>
-      <w:r>
-        <w:t xml:space="preserve">: the means in Table 4 hide a per-target lottery in which the winning single model varies across CATH topologies, so rank-mean aggregation is retained as a hedge against choosing the wrong single model for a new target. Second,</w:t>
-      </w:r>
-      <w:r>
-        <w:t xml:space="preserve"> </w:t>
-      </w:r>
-      <w:r>
-        <w:rPr>
-          <w:bCs/>
-          <w:b/>
-        </w:rPr>
-        <w:t xml:space="preserve">forward compatibility</w:t>
-      </w:r>
-      <w:r>
-        <w:t xml:space="preserve">: when future surrogate families are added (e.g., neural surrogates trained on extended CATH data), extending the ensemble member list is a one-line configuration change, and the interface absorbs new models without committing the platform to a single new winner. The recommended deployment therefore stays target-aware: Ridge for SoluProt, LightGBM or Ridge for pLDDT, RF as the conservative multi-objective default, and the rank-mean ensemble when robustness matters more than peak performance.</w:t>
-      </w:r>
-    </w:p>
-    <w:bookmarkEnd w:id="47"/>
-    <w:bookmarkStart w:id="54" w:name="Xddaa9041bd93d1dec5d7071f5ce04061f047afe"/>
+        <w:t xml:space="preserve">The ensemble result is intentionally conservative. Rank-averaging slightly improves the mean pLDDT selection score, but it does not solve the diversity-loss pattern discussed in Section 3.6 and does not replace Ridge for SoluProt. The recommended deployment therefore stays target-aware: RF for pLDDT-driven AF2 triage, Ridge for SoluProt- or recall-heavy use cases, and the rank-mean ensemble when robustness to per-target ranking flips matters more than the simplicity of one default model.</w:t>
+      </w:r>
+    </w:p>
+    <w:bookmarkEnd w:id="50"/>
+    <w:bookmarkStart w:id="54" w:name="X1c293ac74cad8042cce27c38937e2a6c22ef074"/>
     <w:p>
       <w:pPr>
         <w:pStyle w:val="Heading3"/>
       </w:pPr>
       <w:r>
-        <w:t xml:space="preserve">4.5 Training-Set Diversity Does Not Remove Acquisition Bias</w:t>
+        <w:t xml:space="preserve">3.5 Sample Size Identifies a Cost-Efficient Operating Point</w:t>
       </w:r>
     </w:p>
     <w:p>
@@ -3308,7 +3621,7 @@
         <w:pStyle w:val="FirstParagraph"/>
       </w:pPr>
       <w:r>
-        <w:t xml:space="preserve">The surrogate’s Top-K selections can be more self-similar than the true Top-K, even when the training set is selected by K-means. We quantify this with overfitting identity to the best training sequence and internal identity within the selected Top-K (Figure 6, Table 5). K-means improves mean pLDDT but does not close the diversity gap by more than 0.3 percentage points. Diversity control therefore belongs at acquisition time, not only at training-set construction.</w:t>
+        <w:t xml:space="preserve">The sample-size ablation places the production default N = 30 on the cost-efficient plateau (Figure 7, Table 6). Increasing N from 30 to 80 requires roughly 2.7x more AF2-labelled training examples but yields only +7% pLDDT uplift and +11% SoluProt uplift relative to the N = 30 operating point.</w:t>
       </w:r>
     </w:p>
     <w:p>
@@ -3318,656 +3631,20 @@
       <w:r>
         <w:drawing>
           <wp:inline>
-            <wp:extent cx="5334000" cy="4047364"/>
+            <wp:extent cx="5334000" cy="3443947"/>
             <wp:effectExtent b="0" l="0" r="0" t="0"/>
-            <wp:docPr descr="Bias analysis" title="" id="49" name="Picture"/>
+            <wp:docPr descr="Sample size" title="" id="52" name="Picture"/>
             <a:graphic>
               <a:graphicData uri="http://schemas.openxmlformats.org/drawingml/2006/picture">
                 <pic:pic>
                   <pic:nvPicPr>
-                    <pic:cNvPr descr="figures/benchmark/fig6_bias_analysis.png" id="50" name="Picture"/>
-                    <pic:cNvPicPr>
-                      <a:picLocks noChangeArrowheads="1" noChangeAspect="1"/>
-                    </pic:cNvPicPr>
-                  </pic:nvPicPr>
-                  <pic:blipFill>
-                    <a:blip r:embed="rId48"/>
-                    <a:stretch>
-                      <a:fillRect/>
-                    </a:stretch>
-                  </pic:blipFill>
-                  <pic:spPr bwMode="auto">
-                    <a:xfrm>
-                      <a:off x="0" y="0"/>
-                      <a:ext cx="5334000" cy="4047364"/>
-                    </a:xfrm>
-                    <a:prstGeom prst="rect">
-                      <a:avLst/>
-                    </a:prstGeom>
-                    <a:noFill/>
-                    <a:ln w="9525">
-                      <a:noFill/>
-                      <a:headEnd/>
-                      <a:tailEnd/>
-                    </a:ln>
-                  </pic:spPr>
-                </pic:pic>
-              </a:graphicData>
-            </a:graphic>
-          </wp:inline>
-        </w:drawing>
-      </w:r>
-    </w:p>
-    <w:p>
-      <w:pPr>
-        <w:pStyle w:val="ImageCaption"/>
-      </w:pPr>
-      <w:r>
-        <w:t xml:space="preserve">Bias analysis</w:t>
-      </w:r>
-    </w:p>
-    <w:p>
-      <w:pPr>
-        <w:pStyle w:val="BodyText"/>
-      </w:pPr>
-      <w:r>
-        <w:rPr>
-          <w:iCs/>
-          <w:i/>
-        </w:rPr>
-        <w:t xml:space="preserve">Figure 6. Bias and diversity analysis on the 15-target pilot (RF, N = 30). Top row: Top-5 metrics; bottom row: Top-10 metrics. Box plots aggregate per-target means across 5 seeds; red dashed lines mark the true-optimal reference; right panels additionally show the random-baseline diversity floor.</w:t>
-      </w:r>
-    </w:p>
-    <w:tbl>
-      <w:tblPr>
-        <w:tblStyle w:val="Table"/>
-        <w:tblW w:type="pct" w:w="5000"/>
-        <w:tblLook w:firstRow="1" w:lastRow="0" w:firstColumn="0" w:lastColumn="0" w:noHBand="0" w:noVBand="0" w:val="0020"/>
-        <w:jc w:val="start"/>
-      </w:tblPr>
-      <w:tblGrid>
-        <w:gridCol w:w="1250"/>
-        <w:gridCol w:w="1667"/>
-        <w:gridCol w:w="1667"/>
-        <w:gridCol w:w="1667"/>
-        <w:gridCol w:w="1667"/>
-      </w:tblGrid>
-      <w:tr>
-        <w:trPr>
-          <w:tblHeader w:val="true"/>
-        </w:trPr>
-        <w:tc>
-          <w:tcPr/>
-          <w:p>
-            <w:pPr>
-              <w:pStyle w:val="Compact"/>
-              <w:jc w:val="left"/>
-            </w:pPr>
-            <w:r>
-              <w:t xml:space="preserve">Metric (15 targets x 5 seeds, RF, N = 30)</w:t>
-            </w:r>
-          </w:p>
-        </w:tc>
-        <w:tc>
-          <w:tcPr/>
-          <w:p>
-            <w:pPr>
-              <w:pStyle w:val="Compact"/>
-              <w:jc w:val="right"/>
-            </w:pPr>
-            <w:r>
-              <w:t xml:space="preserve">Random</w:t>
-            </w:r>
-          </w:p>
-        </w:tc>
-        <w:tc>
-          <w:tcPr/>
-          <w:p>
-            <w:pPr>
-              <w:pStyle w:val="Compact"/>
-              <w:jc w:val="right"/>
-            </w:pPr>
-            <w:r>
-              <w:t xml:space="preserve">K-means</w:t>
-            </w:r>
-          </w:p>
-        </w:tc>
-        <w:tc>
-          <w:tcPr/>
-          <w:p>
-            <w:pPr>
-              <w:pStyle w:val="Compact"/>
-              <w:jc w:val="right"/>
-            </w:pPr>
-            <w:r>
-              <w:t xml:space="preserve">True optimal</w:t>
-            </w:r>
-          </w:p>
-        </w:tc>
-        <w:tc>
-          <w:tcPr/>
-          <w:p>
-            <w:pPr>
-              <w:pStyle w:val="Compact"/>
-              <w:jc w:val="right"/>
-            </w:pPr>
-            <w:r>
-              <w:t xml:space="preserve">Random Top-K</w:t>
-            </w:r>
-          </w:p>
-        </w:tc>
-      </w:tr>
-      <w:tr>
-        <w:tc>
-          <w:tcPr/>
-          <w:p>
-            <w:pPr>
-              <w:pStyle w:val="Compact"/>
-              <w:jc w:val="left"/>
-            </w:pPr>
-            <w:r>
-              <w:rPr>
-                <w:bCs/>
-                <w:b/>
-              </w:rPr>
-              <w:t xml:space="preserve">Top-5 - overfit identity</w:t>
-            </w:r>
-          </w:p>
-        </w:tc>
-        <w:tc>
-          <w:tcPr/>
-          <w:p>
-            <w:pPr>
-              <w:pStyle w:val="Compact"/>
-              <w:jc w:val="right"/>
-            </w:pPr>
-            <w:r>
-              <w:t xml:space="preserve">0.893</w:t>
-            </w:r>
-          </w:p>
-        </w:tc>
-        <w:tc>
-          <w:tcPr/>
-          <w:p>
-            <w:pPr>
-              <w:pStyle w:val="Compact"/>
-              <w:jc w:val="right"/>
-            </w:pPr>
-            <w:r>
-              <w:t xml:space="preserve">0.891</w:t>
-            </w:r>
-          </w:p>
-        </w:tc>
-        <w:tc>
-          <w:tcPr/>
-          <w:p>
-            <w:pPr>
-              <w:pStyle w:val="Compact"/>
-              <w:jc w:val="right"/>
-            </w:pPr>
-            <w:r>
-              <w:t xml:space="preserve">0.884</w:t>
-            </w:r>
-          </w:p>
-        </w:tc>
-        <w:tc>
-          <w:tcPr/>
-          <w:p>
-            <w:pPr>
-              <w:pStyle w:val="Compact"/>
-              <w:jc w:val="right"/>
-            </w:pPr>
-            <w:r>
-              <w:t xml:space="preserve">-</w:t>
-            </w:r>
-          </w:p>
-        </w:tc>
-      </w:tr>
-      <w:tr>
-        <w:tc>
-          <w:tcPr/>
-          <w:p>
-            <w:pPr>
-              <w:pStyle w:val="Compact"/>
-              <w:jc w:val="left"/>
-            </w:pPr>
-            <w:r>
-              <w:rPr>
-                <w:bCs/>
-                <w:b/>
-              </w:rPr>
-              <w:t xml:space="preserve">Top-5 - internal identity</w:t>
-            </w:r>
-          </w:p>
-        </w:tc>
-        <w:tc>
-          <w:tcPr/>
-          <w:p>
-            <w:pPr>
-              <w:pStyle w:val="Compact"/>
-              <w:jc w:val="right"/>
-            </w:pPr>
-            <w:r>
-              <w:t xml:space="preserve">0.903</w:t>
-            </w:r>
-          </w:p>
-        </w:tc>
-        <w:tc>
-          <w:tcPr/>
-          <w:p>
-            <w:pPr>
-              <w:pStyle w:val="Compact"/>
-              <w:jc w:val="right"/>
-            </w:pPr>
-            <w:r>
-              <w:t xml:space="preserve">0.901</w:t>
-            </w:r>
-          </w:p>
-        </w:tc>
-        <w:tc>
-          <w:tcPr/>
-          <w:p>
-            <w:pPr>
-              <w:pStyle w:val="Compact"/>
-              <w:jc w:val="right"/>
-            </w:pPr>
-            <w:r>
-              <w:t xml:space="preserve">0.887</w:t>
-            </w:r>
-          </w:p>
-        </w:tc>
-        <w:tc>
-          <w:tcPr/>
-          <w:p>
-            <w:pPr>
-              <w:pStyle w:val="Compact"/>
-              <w:jc w:val="right"/>
-            </w:pPr>
-            <w:r>
-              <w:t xml:space="preserve">0.846-0.858</w:t>
-            </w:r>
-          </w:p>
-        </w:tc>
-      </w:tr>
-      <w:tr>
-        <w:tc>
-          <w:tcPr/>
-          <w:p>
-            <w:pPr>
-              <w:pStyle w:val="Compact"/>
-              <w:jc w:val="left"/>
-            </w:pPr>
-            <w:r>
-              <w:rPr>
-                <w:bCs/>
-                <w:b/>
-              </w:rPr>
-              <w:t xml:space="preserve">Top-5 - mean pLDDT</w:t>
-            </w:r>
-          </w:p>
-        </w:tc>
-        <w:tc>
-          <w:tcPr/>
-          <w:p>
-            <w:pPr>
-              <w:pStyle w:val="Compact"/>
-              <w:jc w:val="right"/>
-            </w:pPr>
-            <w:r>
-              <w:t xml:space="preserve">82.92</w:t>
-            </w:r>
-          </w:p>
-        </w:tc>
-        <w:tc>
-          <w:tcPr/>
-          <w:p>
-            <w:pPr>
-              <w:pStyle w:val="Compact"/>
-              <w:jc w:val="right"/>
-            </w:pPr>
-            <w:r>
-              <w:t xml:space="preserve">83.08</w:t>
-            </w:r>
-          </w:p>
-        </w:tc>
-        <w:tc>
-          <w:tcPr/>
-          <w:p>
-            <w:pPr>
-              <w:pStyle w:val="Compact"/>
-              <w:jc w:val="right"/>
-            </w:pPr>
-            <w:r>
-              <w:t xml:space="preserve">84.50</w:t>
-            </w:r>
-          </w:p>
-        </w:tc>
-        <w:tc>
-          <w:tcPr/>
-          <w:p>
-            <w:pPr>
-              <w:pStyle w:val="Compact"/>
-              <w:jc w:val="right"/>
-            </w:pPr>
-            <w:r>
-              <w:t xml:space="preserve">~82.0</w:t>
-            </w:r>
-          </w:p>
-        </w:tc>
-      </w:tr>
-      <w:tr>
-        <w:tc>
-          <w:tcPr/>
-          <w:p>
-            <w:pPr>
-              <w:pStyle w:val="Compact"/>
-              <w:jc w:val="left"/>
-            </w:pPr>
-            <w:r>
-              <w:t xml:space="preserve">Top-10 - overfit identity</w:t>
-            </w:r>
-          </w:p>
-        </w:tc>
-        <w:tc>
-          <w:tcPr/>
-          <w:p>
-            <w:pPr>
-              <w:pStyle w:val="Compact"/>
-              <w:jc w:val="right"/>
-            </w:pPr>
-            <w:r>
-              <w:t xml:space="preserve">0.890</w:t>
-            </w:r>
-          </w:p>
-        </w:tc>
-        <w:tc>
-          <w:tcPr/>
-          <w:p>
-            <w:pPr>
-              <w:pStyle w:val="Compact"/>
-              <w:jc w:val="right"/>
-            </w:pPr>
-            <w:r>
-              <w:t xml:space="preserve">0.887</w:t>
-            </w:r>
-          </w:p>
-        </w:tc>
-        <w:tc>
-          <w:tcPr/>
-          <w:p>
-            <w:pPr>
-              <w:pStyle w:val="Compact"/>
-              <w:jc w:val="right"/>
-            </w:pPr>
-            <w:r>
-              <w:t xml:space="preserve">0.878</w:t>
-            </w:r>
-          </w:p>
-        </w:tc>
-        <w:tc>
-          <w:tcPr/>
-          <w:p>
-            <w:pPr>
-              <w:pStyle w:val="Compact"/>
-              <w:jc w:val="right"/>
-            </w:pPr>
-            <w:r>
-              <w:t xml:space="preserve">-</w:t>
-            </w:r>
-          </w:p>
-        </w:tc>
-      </w:tr>
-      <w:tr>
-        <w:tc>
-          <w:tcPr/>
-          <w:p>
-            <w:pPr>
-              <w:pStyle w:val="Compact"/>
-              <w:jc w:val="left"/>
-            </w:pPr>
-            <w:r>
-              <w:t xml:space="preserve">Top-10 - internal identity</w:t>
-            </w:r>
-          </w:p>
-        </w:tc>
-        <w:tc>
-          <w:tcPr/>
-          <w:p>
-            <w:pPr>
-              <w:pStyle w:val="Compact"/>
-              <w:jc w:val="right"/>
-            </w:pPr>
-            <w:r>
-              <w:t xml:space="preserve">0.897</w:t>
-            </w:r>
-          </w:p>
-        </w:tc>
-        <w:tc>
-          <w:tcPr/>
-          <w:p>
-            <w:pPr>
-              <w:pStyle w:val="Compact"/>
-              <w:jc w:val="right"/>
-            </w:pPr>
-            <w:r>
-              <w:t xml:space="preserve">0.897</w:t>
-            </w:r>
-          </w:p>
-        </w:tc>
-        <w:tc>
-          <w:tcPr/>
-          <w:p>
-            <w:pPr>
-              <w:pStyle w:val="Compact"/>
-              <w:jc w:val="right"/>
-            </w:pPr>
-            <w:r>
-              <w:t xml:space="preserve">0.879</w:t>
-            </w:r>
-          </w:p>
-        </w:tc>
-        <w:tc>
-          <w:tcPr/>
-          <w:p>
-            <w:pPr>
-              <w:pStyle w:val="Compact"/>
-              <w:jc w:val="right"/>
-            </w:pPr>
-            <w:r>
-              <w:t xml:space="preserve">0.855</w:t>
-            </w:r>
-          </w:p>
-        </w:tc>
-      </w:tr>
-      <w:tr>
-        <w:tc>
-          <w:tcPr/>
-          <w:p>
-            <w:pPr>
-              <w:pStyle w:val="Compact"/>
-              <w:jc w:val="left"/>
-            </w:pPr>
-            <w:r>
-              <w:t xml:space="preserve">Top-10 - mean pLDDT</w:t>
-            </w:r>
-          </w:p>
-        </w:tc>
-        <w:tc>
-          <w:tcPr/>
-          <w:p>
-            <w:pPr>
-              <w:pStyle w:val="Compact"/>
-              <w:jc w:val="right"/>
-            </w:pPr>
-            <w:r>
-              <w:t xml:space="preserve">82.82</w:t>
-            </w:r>
-          </w:p>
-        </w:tc>
-        <w:tc>
-          <w:tcPr/>
-          <w:p>
-            <w:pPr>
-              <w:pStyle w:val="Compact"/>
-              <w:jc w:val="right"/>
-            </w:pPr>
-            <w:r>
-              <w:t xml:space="preserve">82.98</w:t>
-            </w:r>
-          </w:p>
-        </w:tc>
-        <w:tc>
-          <w:tcPr/>
-          <w:p>
-            <w:pPr>
-              <w:pStyle w:val="Compact"/>
-              <w:jc w:val="right"/>
-            </w:pPr>
-            <w:r>
-              <w:t xml:space="preserve">84.07</w:t>
-            </w:r>
-          </w:p>
-        </w:tc>
-        <w:tc>
-          <w:tcPr/>
-          <w:p>
-            <w:pPr>
-              <w:pStyle w:val="Compact"/>
-              <w:jc w:val="right"/>
-            </w:pPr>
-            <w:r>
-              <w:t xml:space="preserve">82.15</w:t>
-            </w:r>
-          </w:p>
-        </w:tc>
-      </w:tr>
-    </w:tbl>
-    <w:p>
-      <w:pPr>
-        <w:pStyle w:val="BodyText"/>
-      </w:pPr>
-      <w:r>
-        <w:rPr>
-          <w:iCs/>
-          <w:i/>
-        </w:rPr>
-        <w:t xml:space="preserve">Table 5. Bias metrics on 15 CATH targets at K in {5, 10}. The same pattern holds at both K values: RF’s chosen Top-K sits about 1 percentage point closer to the training-set best than the true-optimal Top-K does (overfitting), and 1.5-2 percentage points more self-similar than the true-optimal Top-K (diversity loss). K-means selection narrows neither gap by more than 0.3 pp on this dataset, although it does lift the absolute pLDDT of the chosen Top-K by +0.15 over random sampling. The conclusion is robust to the choice of K.</w:t>
-      </w:r>
-    </w:p>
-    <w:p>
-      <w:pPr>
-        <w:pStyle w:val="BodyText"/>
-      </w:pPr>
-      <w:r>
-        <w:t xml:space="preserve">Per-target results also show winner switching across surrogate families (Figure 7). This supports retaining several surrogate options rather than hard-coding one model family for all targets.</w:t>
-      </w:r>
-    </w:p>
-    <w:p>
-      <w:pPr>
-        <w:pStyle w:val="CaptionedFigure"/>
-      </w:pPr>
-      <w:r>
-        <w:drawing>
-          <wp:inline>
-            <wp:extent cx="5334000" cy="1998262"/>
-            <wp:effectExtent b="0" l="0" r="0" t="0"/>
-            <wp:docPr descr="Per-target heatmap" title="" id="52" name="Picture"/>
-            <a:graphic>
-              <a:graphicData uri="http://schemas.openxmlformats.org/drawingml/2006/picture">
-                <pic:pic>
-                  <pic:nvPicPr>
-                    <pic:cNvPr descr="figures/benchmark/fig7_per_target_heatmap.png" id="53" name="Picture"/>
+                    <pic:cNvPr descr="figures/benchmark/fig8_sample_size.png" id="53" name="Picture"/>
                     <pic:cNvPicPr>
                       <a:picLocks noChangeArrowheads="1" noChangeAspect="1"/>
                     </pic:cNvPicPr>
                   </pic:nvPicPr>
                   <pic:blipFill>
                     <a:blip r:embed="rId51"/>
-                    <a:stretch>
-                      <a:fillRect/>
-                    </a:stretch>
-                  </pic:blipFill>
-                  <pic:spPr bwMode="auto">
-                    <a:xfrm>
-                      <a:off x="0" y="0"/>
-                      <a:ext cx="5334000" cy="1998262"/>
-                    </a:xfrm>
-                    <a:prstGeom prst="rect">
-                      <a:avLst/>
-                    </a:prstGeom>
-                    <a:noFill/>
-                    <a:ln w="9525">
-                      <a:noFill/>
-                      <a:headEnd/>
-                      <a:tailEnd/>
-                    </a:ln>
-                  </pic:spPr>
-                </pic:pic>
-              </a:graphicData>
-            </a:graphic>
-          </wp:inline>
-        </w:drawing>
-      </w:r>
-    </w:p>
-    <w:p>
-      <w:pPr>
-        <w:pStyle w:val="ImageCaption"/>
-      </w:pPr>
-      <w:r>
-        <w:t xml:space="preserve">Per-target heatmap</w:t>
-      </w:r>
-    </w:p>
-    <w:p>
-      <w:pPr>
-        <w:pStyle w:val="BodyText"/>
-      </w:pPr>
-      <w:r>
-        <w:rPr>
-          <w:iCs/>
-          <w:i/>
-        </w:rPr>
-        <w:t xml:space="preserve">Figure 7. Per-target BO uplift Top-5 difference relative to RF, K-means selection, N = 30. Each cell shows mean(model BO uplift) - mean(RF BO uplift) for one (target, model) pair, averaged over 5 seeds. Positive (red) values mean the model beats RF on that target; negative (blue) values mean the model loses. The heatmap exposes target-level winner switching that the aggregate Table 2 numbers hide: no single non-RF model dominates RF across all 15 targets, which is why RF, Ridge, LightGBM, and the four-model ensemble are all retained as production options - the per-target winner depends on the target’s location in ESM embedding space, not on the model alone.</w:t>
-      </w:r>
-    </w:p>
-    <w:bookmarkEnd w:id="54"/>
-    <w:bookmarkStart w:id="61" w:name="sample-size-and-embedding-size"/>
-    <w:p>
-      <w:pPr>
-        <w:pStyle w:val="Heading3"/>
-      </w:pPr>
-      <w:r>
-        <w:t xml:space="preserve">4.6 Sample Size and Embedding Size</w:t>
-      </w:r>
-    </w:p>
-    <w:p>
-      <w:pPr>
-        <w:pStyle w:val="FirstParagraph"/>
-      </w:pPr>
-      <w:r>
-        <w:t xml:space="preserve">The sample-size ablation places the production default N = 30 on the cost-efficient plateau (Figure 8, Table 6). Increasing N from 30 to 80 requires roughly 2.7x more AF2-labelled training examples but yields only +25% pLDDT uplift and +9% SoluProt uplift relative to the N = 30 operating point.</w:t>
-      </w:r>
-    </w:p>
-    <w:p>
-      <w:pPr>
-        <w:pStyle w:val="CaptionedFigure"/>
-      </w:pPr>
-      <w:r>
-        <w:drawing>
-          <wp:inline>
-            <wp:extent cx="5334000" cy="3443947"/>
-            <wp:effectExtent b="0" l="0" r="0" t="0"/>
-            <wp:docPr descr="Sample size" title="" id="56" name="Picture"/>
-            <a:graphic>
-              <a:graphicData uri="http://schemas.openxmlformats.org/drawingml/2006/picture">
-                <pic:pic>
-                  <pic:nvPicPr>
-                    <pic:cNvPr descr="figures/benchmark/fig8_sample_size.png" id="57" name="Picture"/>
-                    <pic:cNvPicPr>
-                      <a:picLocks noChangeArrowheads="1" noChangeAspect="1"/>
-                    </pic:cNvPicPr>
-                  </pic:nvPicPr>
-                  <pic:blipFill>
-                    <a:blip r:embed="rId55"/>
                     <a:stretch>
                       <a:fillRect/>
                     </a:stretch>
@@ -4011,7 +3688,7 @@
           <w:iCs/>
           <w:i/>
         </w:rPr>
-        <w:t xml:space="preserve">Figure 8. N-ablation under K-means selection. Four models (RF, GP-RBF, Ridge, XGBoost) on Spearman rho and BO uplift Top-5 for both surrogate targets, with a vertical line at N = 30 (production default).</w:t>
+        <w:t xml:space="preserve">Figure 7. N-ablation under K-means selection. Four production-supported models (RF, Ridge, XGBoost, LightGBM) are compared on Spearman rho and BO uplift Top-5 for both surrogate targets, with a vertical line at N = 30 (production default).</w:t>
       </w:r>
     </w:p>
     <w:tbl>
@@ -4114,43 +3791,43 @@
               <w:jc w:val="right"/>
             </w:pPr>
             <w:r>
-              <w:t xml:space="preserve">0.348</w:t>
-            </w:r>
-          </w:p>
-        </w:tc>
-        <w:tc>
-          <w:tcPr/>
-          <w:p>
-            <w:pPr>
-              <w:pStyle w:val="Compact"/>
-              <w:jc w:val="right"/>
-            </w:pPr>
-            <w:r>
-              <w:t xml:space="preserve">59.1%</w:t>
-            </w:r>
-          </w:p>
-        </w:tc>
-        <w:tc>
-          <w:tcPr/>
-          <w:p>
-            <w:pPr>
-              <w:pStyle w:val="Compact"/>
-              <w:jc w:val="right"/>
-            </w:pPr>
-            <w:r>
-              <w:t xml:space="preserve">0.0177</w:t>
-            </w:r>
-          </w:p>
-        </w:tc>
-        <w:tc>
-          <w:tcPr/>
-          <w:p>
-            <w:pPr>
-              <w:pStyle w:val="Compact"/>
-              <w:jc w:val="right"/>
-            </w:pPr>
-            <w:r>
-              <w:t xml:space="preserve">58.7%</w:t>
+              <w:t xml:space="preserve">0.350</w:t>
+            </w:r>
+          </w:p>
+        </w:tc>
+        <w:tc>
+          <w:tcPr/>
+          <w:p>
+            <w:pPr>
+              <w:pStyle w:val="Compact"/>
+              <w:jc w:val="right"/>
+            </w:pPr>
+            <w:r>
+              <w:t xml:space="preserve">71.4%</w:t>
+            </w:r>
+          </w:p>
+        </w:tc>
+        <w:tc>
+          <w:tcPr/>
+          <w:p>
+            <w:pPr>
+              <w:pStyle w:val="Compact"/>
+              <w:jc w:val="right"/>
+            </w:pPr>
+            <w:r>
+              <w:t xml:space="preserve">0.0140</w:t>
+            </w:r>
+          </w:p>
+        </w:tc>
+        <w:tc>
+          <w:tcPr/>
+          <w:p>
+            <w:pPr>
+              <w:pStyle w:val="Compact"/>
+              <w:jc w:val="right"/>
+            </w:pPr>
+            <w:r>
+              <w:t xml:space="preserve">62.1%</w:t>
             </w:r>
           </w:p>
         </w:tc>
@@ -4176,43 +3853,43 @@
               <w:jc w:val="right"/>
             </w:pPr>
             <w:r>
-              <w:t xml:space="preserve">0.446</w:t>
-            </w:r>
-          </w:p>
-        </w:tc>
-        <w:tc>
-          <w:tcPr/>
-          <w:p>
-            <w:pPr>
-              <w:pStyle w:val="Compact"/>
-              <w:jc w:val="right"/>
-            </w:pPr>
-            <w:r>
-              <w:t xml:space="preserve">75.7%</w:t>
-            </w:r>
-          </w:p>
-        </w:tc>
-        <w:tc>
-          <w:tcPr/>
-          <w:p>
-            <w:pPr>
-              <w:pStyle w:val="Compact"/>
-              <w:jc w:val="right"/>
-            </w:pPr>
-            <w:r>
-              <w:t xml:space="preserve">0.0222</w:t>
-            </w:r>
-          </w:p>
-        </w:tc>
-        <w:tc>
-          <w:tcPr/>
-          <w:p>
-            <w:pPr>
-              <w:pStyle w:val="Compact"/>
-              <w:jc w:val="right"/>
-            </w:pPr>
-            <w:r>
-              <w:t xml:space="preserve">73.8%</w:t>
+              <w:t xml:space="preserve">0.390</w:t>
+            </w:r>
+          </w:p>
+        </w:tc>
+        <w:tc>
+          <w:tcPr/>
+          <w:p>
+            <w:pPr>
+              <w:pStyle w:val="Compact"/>
+              <w:jc w:val="right"/>
+            </w:pPr>
+            <w:r>
+              <w:t xml:space="preserve">79.7%</w:t>
+            </w:r>
+          </w:p>
+        </w:tc>
+        <w:tc>
+          <w:tcPr/>
+          <w:p>
+            <w:pPr>
+              <w:pStyle w:val="Compact"/>
+              <w:jc w:val="right"/>
+            </w:pPr>
+            <w:r>
+              <w:t xml:space="preserve">0.0155</w:t>
+            </w:r>
+          </w:p>
+        </w:tc>
+        <w:tc>
+          <w:tcPr/>
+          <w:p>
+            <w:pPr>
+              <w:pStyle w:val="Compact"/>
+              <w:jc w:val="right"/>
+            </w:pPr>
+            <w:r>
+              <w:t xml:space="preserve">69.1%</w:t>
             </w:r>
           </w:p>
         </w:tc>
@@ -4238,43 +3915,43 @@
               <w:jc w:val="right"/>
             </w:pPr>
             <w:r>
-              <w:t xml:space="preserve">0.481</w:t>
-            </w:r>
-          </w:p>
-        </w:tc>
-        <w:tc>
-          <w:tcPr/>
-          <w:p>
-            <w:pPr>
-              <w:pStyle w:val="Compact"/>
-              <w:jc w:val="right"/>
-            </w:pPr>
-            <w:r>
-              <w:t xml:space="preserve">81.6%</w:t>
-            </w:r>
-          </w:p>
-        </w:tc>
-        <w:tc>
-          <w:tcPr/>
-          <w:p>
-            <w:pPr>
-              <w:pStyle w:val="Compact"/>
-              <w:jc w:val="right"/>
-            </w:pPr>
-            <w:r>
-              <w:t xml:space="preserve">0.0271</w:t>
-            </w:r>
-          </w:p>
-        </w:tc>
-        <w:tc>
-          <w:tcPr/>
-          <w:p>
-            <w:pPr>
-              <w:pStyle w:val="Compact"/>
-              <w:jc w:val="right"/>
-            </w:pPr>
-            <w:r>
-              <w:t xml:space="preserve">90.0%</w:t>
+              <w:t xml:space="preserve">0.468</w:t>
+            </w:r>
+          </w:p>
+        </w:tc>
+        <w:tc>
+          <w:tcPr/>
+          <w:p>
+            <w:pPr>
+              <w:pStyle w:val="Compact"/>
+              <w:jc w:val="right"/>
+            </w:pPr>
+            <w:r>
+              <w:t xml:space="preserve">95.6%</w:t>
+            </w:r>
+          </w:p>
+        </w:tc>
+        <w:tc>
+          <w:tcPr/>
+          <w:p>
+            <w:pPr>
+              <w:pStyle w:val="Compact"/>
+              <w:jc w:val="right"/>
+            </w:pPr>
+            <w:r>
+              <w:t xml:space="preserve">0.0199</w:t>
+            </w:r>
+          </w:p>
+        </w:tc>
+        <w:tc>
+          <w:tcPr/>
+          <w:p>
+            <w:pPr>
+              <w:pStyle w:val="Compact"/>
+              <w:jc w:val="right"/>
+            </w:pPr>
+            <w:r>
+              <w:t xml:space="preserve">88.5%</w:t>
             </w:r>
           </w:p>
         </w:tc>
@@ -4308,7 +3985,7 @@
                 <w:bCs/>
                 <w:b/>
               </w:rPr>
-              <w:t xml:space="preserve">0.470</w:t>
+              <w:t xml:space="preserve">0.456</w:t>
             </w:r>
           </w:p>
         </w:tc>
@@ -4324,7 +4001,7 @@
                 <w:bCs/>
                 <w:b/>
               </w:rPr>
-              <w:t xml:space="preserve">79.8%</w:t>
+              <w:t xml:space="preserve">93.1%</w:t>
             </w:r>
           </w:p>
         </w:tc>
@@ -4340,7 +4017,7 @@
                 <w:bCs/>
                 <w:b/>
               </w:rPr>
-              <w:t xml:space="preserve">0.0277</w:t>
+              <w:t xml:space="preserve">0.0202</w:t>
             </w:r>
           </w:p>
         </w:tc>
@@ -4356,7 +4033,7 @@
                 <w:bCs/>
                 <w:b/>
               </w:rPr>
-              <w:t xml:space="preserve">92.1%</w:t>
+              <w:t xml:space="preserve">89.8%</w:t>
             </w:r>
           </w:p>
         </w:tc>
@@ -4382,43 +4059,43 @@
               <w:jc w:val="right"/>
             </w:pPr>
             <w:r>
-              <w:t xml:space="preserve">0.515</w:t>
-            </w:r>
-          </w:p>
-        </w:tc>
-        <w:tc>
-          <w:tcPr/>
-          <w:p>
-            <w:pPr>
-              <w:pStyle w:val="Compact"/>
-              <w:jc w:val="right"/>
-            </w:pPr>
-            <w:r>
-              <w:t xml:space="preserve">87.5%</w:t>
-            </w:r>
-          </w:p>
-        </w:tc>
-        <w:tc>
-          <w:tcPr/>
-          <w:p>
-            <w:pPr>
-              <w:pStyle w:val="Compact"/>
-              <w:jc w:val="right"/>
-            </w:pPr>
-            <w:r>
-              <w:t xml:space="preserve">0.0294</w:t>
-            </w:r>
-          </w:p>
-        </w:tc>
-        <w:tc>
-          <w:tcPr/>
-          <w:p>
-            <w:pPr>
-              <w:pStyle w:val="Compact"/>
-              <w:jc w:val="right"/>
-            </w:pPr>
-            <w:r>
-              <w:t xml:space="preserve">97.7%</w:t>
+              <w:t xml:space="preserve">0.484</w:t>
+            </w:r>
+          </w:p>
+        </w:tc>
+        <w:tc>
+          <w:tcPr/>
+          <w:p>
+            <w:pPr>
+              <w:pStyle w:val="Compact"/>
+              <w:jc w:val="right"/>
+            </w:pPr>
+            <w:r>
+              <w:t xml:space="preserve">98.9%</w:t>
+            </w:r>
+          </w:p>
+        </w:tc>
+        <w:tc>
+          <w:tcPr/>
+          <w:p>
+            <w:pPr>
+              <w:pStyle w:val="Compact"/>
+              <w:jc w:val="right"/>
+            </w:pPr>
+            <w:r>
+              <w:t xml:space="preserve">0.0213</w:t>
+            </w:r>
+          </w:p>
+        </w:tc>
+        <w:tc>
+          <w:tcPr/>
+          <w:p>
+            <w:pPr>
+              <w:pStyle w:val="Compact"/>
+              <w:jc w:val="right"/>
+            </w:pPr>
+            <w:r>
+              <w:t xml:space="preserve">94.5%</w:t>
             </w:r>
           </w:p>
         </w:tc>
@@ -4444,7 +4121,7 @@
               <w:jc w:val="right"/>
             </w:pPr>
             <w:r>
-              <w:t xml:space="preserve">0.589</w:t>
+              <w:t xml:space="preserve">0.490</w:t>
             </w:r>
           </w:p>
         </w:tc>
@@ -4468,7 +4145,7 @@
               <w:jc w:val="right"/>
             </w:pPr>
             <w:r>
-              <w:t xml:space="preserve">0.0301</w:t>
+              <w:t xml:space="preserve">0.0225</w:t>
             </w:r>
           </w:p>
         </w:tc>
@@ -4495,15 +4172,25 @@
           <w:iCs/>
           <w:i/>
         </w:rPr>
-        <w:t xml:space="preserve">Table 6. Sample-size ablation for the RF surrogate under K-means selection. The N-ablation captures the diminishing-returns regime above N = 30: going from N = 30 to N = 80 spends 2.7x more AF2 evaluations to gain only +25% pLDDT uplift and +9% SoluProt uplift. The N = 30 default is therefore a deliberately conservative cost-efficient operating point.</w:t>
-      </w:r>
-    </w:p>
-    <w:p>
-      <w:pPr>
-        <w:pStyle w:val="BodyText"/>
-      </w:pPr>
-      <w:r>
-        <w:t xml:space="preserve">We also compared ESM-2 8M (320-D) against ESM-2 150M (640-D) at fixed N = 30 (Figure 9). Differences in Spearman rho, Top-5 recall, and BO uplift Top-5 were not statistically significant for either pLDDT or SoluProt (Holm-corrected paired Wilcoxon p &gt;= 0.5). The smaller embedding model is retained because it is faster at indistinguishable benchmark quality.</w:t>
+        <w:t xml:space="preserve">Table 6. Sample-size ablation for the RF surrogate under K-means selection. The N-ablation captures the diminishing-returns regime above N = 20-30. The N = 30 default is therefore a deliberately conservative cost-efficient operating point, leaving a small margin above N = 20 while avoiding the additional AF2 cost of N = 50-80.</w:t>
+      </w:r>
+    </w:p>
+    <w:bookmarkEnd w:id="54"/>
+    <w:bookmarkStart w:id="61" w:name="Xddaa9041bd93d1dec5d7071f5ce04061f047afe"/>
+    <w:p>
+      <w:pPr>
+        <w:pStyle w:val="Heading3"/>
+      </w:pPr>
+      <w:r>
+        <w:t xml:space="preserve">3.6 Training-Set Diversity Does Not Remove Acquisition Bias</w:t>
+      </w:r>
+    </w:p>
+    <w:p>
+      <w:pPr>
+        <w:pStyle w:val="FirstParagraph"/>
+      </w:pPr>
+      <w:r>
+        <w:t xml:space="preserve">The surrogate’s Top-K selections can be more self-similar than the true Top-K, even when the training set is selected by K-means. We quantify this with overfitting identity to the best training sequence and internal identity within the selected Top-K (Figure 8, Table 7). K-means slightly lowers identity to the training-set best relative to random selection, but the selected Top-K remains more internally similar than the true Top-K. Diversity control therefore belongs at acquisition time, not only at training-set construction.</w:t>
       </w:r>
     </w:p>
     <w:p>
@@ -4513,20 +4200,20 @@
       <w:r>
         <w:drawing>
           <wp:inline>
-            <wp:extent cx="5334000" cy="1700940"/>
+            <wp:extent cx="5334000" cy="4045748"/>
             <wp:effectExtent b="0" l="0" r="0" t="0"/>
-            <wp:docPr descr="ESM size ablation" title="" id="59" name="Picture"/>
+            <wp:docPr descr="Bias analysis" title="" id="56" name="Picture"/>
             <a:graphic>
               <a:graphicData uri="http://schemas.openxmlformats.org/drawingml/2006/picture">
                 <pic:pic>
                   <pic:nvPicPr>
-                    <pic:cNvPr descr="figures/benchmark/fig9_esm_size.png" id="60" name="Picture"/>
+                    <pic:cNvPr descr="figures/benchmark/fig6_bias_analysis.png" id="57" name="Picture"/>
                     <pic:cNvPicPr>
                       <a:picLocks noChangeArrowheads="1" noChangeAspect="1"/>
                     </pic:cNvPicPr>
                   </pic:nvPicPr>
                   <pic:blipFill>
-                    <a:blip r:embed="rId58"/>
+                    <a:blip r:embed="rId55"/>
                     <a:stretch>
                       <a:fillRect/>
                     </a:stretch>
@@ -4534,7 +4221,7 @@
                   <pic:spPr bwMode="auto">
                     <a:xfrm>
                       <a:off x="0" y="0"/>
-                      <a:ext cx="5334000" cy="1700940"/>
+                      <a:ext cx="5334000" cy="4045748"/>
                     </a:xfrm>
                     <a:prstGeom prst="rect">
                       <a:avLst/>
@@ -4558,7 +4245,7 @@
         <w:pStyle w:val="ImageCaption"/>
       </w:pPr>
       <w:r>
-        <w:t xml:space="preserve">ESM size ablation</w:t>
+        <w:t xml:space="preserve">Bias analysis</w:t>
       </w:r>
     </w:p>
     <w:p>
@@ -4570,7 +4257,558 @@
           <w:iCs/>
           <w:i/>
         </w:rPr>
-        <w:t xml:space="preserve">Figure 9. ESM embedding size ablation (RF, N = 30, K-means selection, 5 seeds x 15 targets). 320-D vs 640-D for both surrogate targets across Spearman rho, Top-5 recall, and BO uplift Top-5. Error bars are 95% cluster bootstrap CIs. None of the six paired comparisons reaches significance under paired Wilcoxon (p_holm &gt;= 0.5).</w:t>
+        <w:t xml:space="preserve">Figure 8. Bias and diversity analysis on the 23-target benchmark (RF, N = 30). Top row: Top-5 metrics; bottom row: Top-10 metrics. Box plots aggregate per-target means across 5 seeds; red dashed lines mark the true-optimal reference; right panels additionally show the random-baseline diversity floor.</w:t>
+      </w:r>
+    </w:p>
+    <w:tbl>
+      <w:tblPr>
+        <w:tblStyle w:val="Table"/>
+        <w:tblW w:type="pct" w:w="5000"/>
+        <w:tblLook w:firstRow="1" w:lastRow="0" w:firstColumn="0" w:lastColumn="0" w:noHBand="0" w:noVBand="0" w:val="0020"/>
+        <w:jc w:val="start"/>
+      </w:tblPr>
+      <w:tblGrid>
+        <w:gridCol w:w="1250"/>
+        <w:gridCol w:w="1667"/>
+        <w:gridCol w:w="1667"/>
+        <w:gridCol w:w="1667"/>
+        <w:gridCol w:w="1667"/>
+      </w:tblGrid>
+      <w:tr>
+        <w:trPr>
+          <w:tblHeader w:val="true"/>
+        </w:trPr>
+        <w:tc>
+          <w:tcPr/>
+          <w:p>
+            <w:pPr>
+              <w:pStyle w:val="Compact"/>
+              <w:jc w:val="left"/>
+            </w:pPr>
+            <w:r>
+              <w:t xml:space="preserve">Metric (23 targets x 5 seeds, RF, N = 30)</w:t>
+            </w:r>
+          </w:p>
+        </w:tc>
+        <w:tc>
+          <w:tcPr/>
+          <w:p>
+            <w:pPr>
+              <w:pStyle w:val="Compact"/>
+              <w:jc w:val="right"/>
+            </w:pPr>
+            <w:r>
+              <w:t xml:space="preserve">Random</w:t>
+            </w:r>
+          </w:p>
+        </w:tc>
+        <w:tc>
+          <w:tcPr/>
+          <w:p>
+            <w:pPr>
+              <w:pStyle w:val="Compact"/>
+              <w:jc w:val="right"/>
+            </w:pPr>
+            <w:r>
+              <w:t xml:space="preserve">K-means</w:t>
+            </w:r>
+          </w:p>
+        </w:tc>
+        <w:tc>
+          <w:tcPr/>
+          <w:p>
+            <w:pPr>
+              <w:pStyle w:val="Compact"/>
+              <w:jc w:val="right"/>
+            </w:pPr>
+            <w:r>
+              <w:t xml:space="preserve">True optimal</w:t>
+            </w:r>
+          </w:p>
+        </w:tc>
+        <w:tc>
+          <w:tcPr/>
+          <w:p>
+            <w:pPr>
+              <w:pStyle w:val="Compact"/>
+              <w:jc w:val="right"/>
+            </w:pPr>
+            <w:r>
+              <w:t xml:space="preserve">Random Top-K</w:t>
+            </w:r>
+          </w:p>
+        </w:tc>
+      </w:tr>
+      <w:tr>
+        <w:tc>
+          <w:tcPr/>
+          <w:p>
+            <w:pPr>
+              <w:pStyle w:val="Compact"/>
+              <w:jc w:val="left"/>
+            </w:pPr>
+            <w:r>
+              <w:rPr>
+                <w:bCs/>
+                <w:b/>
+              </w:rPr>
+              <w:t xml:space="preserve">Top-5 - overfit identity</w:t>
+            </w:r>
+          </w:p>
+        </w:tc>
+        <w:tc>
+          <w:tcPr/>
+          <w:p>
+            <w:pPr>
+              <w:pStyle w:val="Compact"/>
+              <w:jc w:val="right"/>
+            </w:pPr>
+            <w:r>
+              <w:t xml:space="preserve">0.872</w:t>
+            </w:r>
+          </w:p>
+        </w:tc>
+        <w:tc>
+          <w:tcPr/>
+          <w:p>
+            <w:pPr>
+              <w:pStyle w:val="Compact"/>
+              <w:jc w:val="right"/>
+            </w:pPr>
+            <w:r>
+              <w:t xml:space="preserve">0.862</w:t>
+            </w:r>
+          </w:p>
+        </w:tc>
+        <w:tc>
+          <w:tcPr/>
+          <w:p>
+            <w:pPr>
+              <w:pStyle w:val="Compact"/>
+              <w:jc w:val="right"/>
+            </w:pPr>
+            <w:r>
+              <w:t xml:space="preserve">0.860</w:t>
+            </w:r>
+          </w:p>
+        </w:tc>
+        <w:tc>
+          <w:tcPr/>
+          <w:p>
+            <w:pPr>
+              <w:pStyle w:val="Compact"/>
+              <w:jc w:val="right"/>
+            </w:pPr>
+            <w:r>
+              <w:t xml:space="preserve">-</w:t>
+            </w:r>
+          </w:p>
+        </w:tc>
+      </w:tr>
+      <w:tr>
+        <w:tc>
+          <w:tcPr/>
+          <w:p>
+            <w:pPr>
+              <w:pStyle w:val="Compact"/>
+              <w:jc w:val="left"/>
+            </w:pPr>
+            <w:r>
+              <w:rPr>
+                <w:bCs/>
+                <w:b/>
+              </w:rPr>
+              <w:t xml:space="preserve">Top-5 - internal identity</w:t>
+            </w:r>
+          </w:p>
+        </w:tc>
+        <w:tc>
+          <w:tcPr/>
+          <w:p>
+            <w:pPr>
+              <w:pStyle w:val="Compact"/>
+              <w:jc w:val="right"/>
+            </w:pPr>
+            <w:r>
+              <w:t xml:space="preserve">0.898</w:t>
+            </w:r>
+          </w:p>
+        </w:tc>
+        <w:tc>
+          <w:tcPr/>
+          <w:p>
+            <w:pPr>
+              <w:pStyle w:val="Compact"/>
+              <w:jc w:val="right"/>
+            </w:pPr>
+            <w:r>
+              <w:t xml:space="preserve">0.891</w:t>
+            </w:r>
+          </w:p>
+        </w:tc>
+        <w:tc>
+          <w:tcPr/>
+          <w:p>
+            <w:pPr>
+              <w:pStyle w:val="Compact"/>
+              <w:jc w:val="right"/>
+            </w:pPr>
+            <w:r>
+              <w:t xml:space="preserve">0.866</w:t>
+            </w:r>
+          </w:p>
+        </w:tc>
+        <w:tc>
+          <w:tcPr/>
+          <w:p>
+            <w:pPr>
+              <w:pStyle w:val="Compact"/>
+              <w:jc w:val="right"/>
+            </w:pPr>
+            <w:r>
+              <w:t xml:space="preserve">0.828</w:t>
+            </w:r>
+          </w:p>
+        </w:tc>
+      </w:tr>
+      <w:tr>
+        <w:tc>
+          <w:tcPr/>
+          <w:p>
+            <w:pPr>
+              <w:pStyle w:val="Compact"/>
+              <w:jc w:val="left"/>
+            </w:pPr>
+            <w:r>
+              <w:rPr>
+                <w:bCs/>
+                <w:b/>
+              </w:rPr>
+              <w:t xml:space="preserve">Top-5 - mean pLDDT</w:t>
+            </w:r>
+          </w:p>
+        </w:tc>
+        <w:tc>
+          <w:tcPr/>
+          <w:p>
+            <w:pPr>
+              <w:pStyle w:val="Compact"/>
+              <w:jc w:val="right"/>
+            </w:pPr>
+            <w:r>
+              <w:t xml:space="preserve">92.51</w:t>
+            </w:r>
+          </w:p>
+        </w:tc>
+        <w:tc>
+          <w:tcPr/>
+          <w:p>
+            <w:pPr>
+              <w:pStyle w:val="Compact"/>
+              <w:jc w:val="right"/>
+            </w:pPr>
+            <w:r>
+              <w:t xml:space="preserve">92.51</w:t>
+            </w:r>
+          </w:p>
+        </w:tc>
+        <w:tc>
+          <w:tcPr/>
+          <w:p>
+            <w:pPr>
+              <w:pStyle w:val="Compact"/>
+              <w:jc w:val="right"/>
+            </w:pPr>
+            <w:r>
+              <w:t xml:space="preserve">93.09</w:t>
+            </w:r>
+          </w:p>
+        </w:tc>
+        <w:tc>
+          <w:tcPr/>
+          <w:p>
+            <w:pPr>
+              <w:pStyle w:val="Compact"/>
+              <w:jc w:val="right"/>
+            </w:pPr>
+            <w:r>
+              <w:t xml:space="preserve">91.95</w:t>
+            </w:r>
+          </w:p>
+        </w:tc>
+      </w:tr>
+      <w:tr>
+        <w:tc>
+          <w:tcPr/>
+          <w:p>
+            <w:pPr>
+              <w:pStyle w:val="Compact"/>
+              <w:jc w:val="left"/>
+            </w:pPr>
+            <w:r>
+              <w:t xml:space="preserve">Top-10 - overfit identity</w:t>
+            </w:r>
+          </w:p>
+        </w:tc>
+        <w:tc>
+          <w:tcPr/>
+          <w:p>
+            <w:pPr>
+              <w:pStyle w:val="Compact"/>
+              <w:jc w:val="right"/>
+            </w:pPr>
+            <w:r>
+              <w:t xml:space="preserve">0.870</w:t>
+            </w:r>
+          </w:p>
+        </w:tc>
+        <w:tc>
+          <w:tcPr/>
+          <w:p>
+            <w:pPr>
+              <w:pStyle w:val="Compact"/>
+              <w:jc w:val="right"/>
+            </w:pPr>
+            <w:r>
+              <w:t xml:space="preserve">0.859</w:t>
+            </w:r>
+          </w:p>
+        </w:tc>
+        <w:tc>
+          <w:tcPr/>
+          <w:p>
+            <w:pPr>
+              <w:pStyle w:val="Compact"/>
+              <w:jc w:val="right"/>
+            </w:pPr>
+            <w:r>
+              <w:t xml:space="preserve">0.854</w:t>
+            </w:r>
+          </w:p>
+        </w:tc>
+        <w:tc>
+          <w:tcPr/>
+          <w:p>
+            <w:pPr>
+              <w:pStyle w:val="Compact"/>
+              <w:jc w:val="right"/>
+            </w:pPr>
+            <w:r>
+              <w:t xml:space="preserve">-</w:t>
+            </w:r>
+          </w:p>
+        </w:tc>
+      </w:tr>
+      <w:tr>
+        <w:tc>
+          <w:tcPr/>
+          <w:p>
+            <w:pPr>
+              <w:pStyle w:val="Compact"/>
+              <w:jc w:val="left"/>
+            </w:pPr>
+            <w:r>
+              <w:t xml:space="preserve">Top-10 - internal identity</w:t>
+            </w:r>
+          </w:p>
+        </w:tc>
+        <w:tc>
+          <w:tcPr/>
+          <w:p>
+            <w:pPr>
+              <w:pStyle w:val="Compact"/>
+              <w:jc w:val="right"/>
+            </w:pPr>
+            <w:r>
+              <w:t xml:space="preserve">0.892</w:t>
+            </w:r>
+          </w:p>
+        </w:tc>
+        <w:tc>
+          <w:tcPr/>
+          <w:p>
+            <w:pPr>
+              <w:pStyle w:val="Compact"/>
+              <w:jc w:val="right"/>
+            </w:pPr>
+            <w:r>
+              <w:t xml:space="preserve">0.887</w:t>
+            </w:r>
+          </w:p>
+        </w:tc>
+        <w:tc>
+          <w:tcPr/>
+          <w:p>
+            <w:pPr>
+              <w:pStyle w:val="Compact"/>
+              <w:jc w:val="right"/>
+            </w:pPr>
+            <w:r>
+              <w:t xml:space="preserve">0.864</w:t>
+            </w:r>
+          </w:p>
+        </w:tc>
+        <w:tc>
+          <w:tcPr/>
+          <w:p>
+            <w:pPr>
+              <w:pStyle w:val="Compact"/>
+              <w:jc w:val="right"/>
+            </w:pPr>
+            <w:r>
+              <w:t xml:space="preserve">0.831</w:t>
+            </w:r>
+          </w:p>
+        </w:tc>
+      </w:tr>
+      <w:tr>
+        <w:tc>
+          <w:tcPr/>
+          <w:p>
+            <w:pPr>
+              <w:pStyle w:val="Compact"/>
+              <w:jc w:val="left"/>
+            </w:pPr>
+            <w:r>
+              <w:t xml:space="preserve">Top-10 - mean pLDDT</w:t>
+            </w:r>
+          </w:p>
+        </w:tc>
+        <w:tc>
+          <w:tcPr/>
+          <w:p>
+            <w:pPr>
+              <w:pStyle w:val="Compact"/>
+              <w:jc w:val="right"/>
+            </w:pPr>
+            <w:r>
+              <w:t xml:space="preserve">92.47</w:t>
+            </w:r>
+          </w:p>
+        </w:tc>
+        <w:tc>
+          <w:tcPr/>
+          <w:p>
+            <w:pPr>
+              <w:pStyle w:val="Compact"/>
+              <w:jc w:val="right"/>
+            </w:pPr>
+            <w:r>
+              <w:t xml:space="preserve">92.45</w:t>
+            </w:r>
+          </w:p>
+        </w:tc>
+        <w:tc>
+          <w:tcPr/>
+          <w:p>
+            <w:pPr>
+              <w:pStyle w:val="Compact"/>
+              <w:jc w:val="right"/>
+            </w:pPr>
+            <w:r>
+              <w:t xml:space="preserve">92.89</w:t>
+            </w:r>
+          </w:p>
+        </w:tc>
+        <w:tc>
+          <w:tcPr/>
+          <w:p>
+            <w:pPr>
+              <w:pStyle w:val="Compact"/>
+              <w:jc w:val="right"/>
+            </w:pPr>
+            <w:r>
+              <w:t xml:space="preserve">91.91</w:t>
+            </w:r>
+          </w:p>
+        </w:tc>
+      </w:tr>
+    </w:tbl>
+    <w:p>
+      <w:pPr>
+        <w:pStyle w:val="BodyText"/>
+      </w:pPr>
+      <w:r>
+        <w:rPr>
+          <w:iCs/>
+          <w:i/>
+        </w:rPr>
+        <w:t xml:space="preserve">Table 7. Bias metrics on 23 CATH targets at K in {5, 10}. K-means reduces identity to the training-set best relative to random sampling, but RF-selected Top-K sets remain more internally similar than the true-optimal Top-K sets. The acquisition step therefore still needs explicit diversity control if sequence diversity is a design objective.</w:t>
+      </w:r>
+    </w:p>
+    <w:p>
+      <w:pPr>
+        <w:pStyle w:val="BodyText"/>
+      </w:pPr>
+      <w:r>
+        <w:t xml:space="preserve">Per-target results also show winner switching across surrogate families (Figure 9). This supports retaining several surrogate options rather than hard-coding one model family for all targets.</w:t>
+      </w:r>
+    </w:p>
+    <w:p>
+      <w:pPr>
+        <w:pStyle w:val="CaptionedFigure"/>
+      </w:pPr>
+      <w:r>
+        <w:drawing>
+          <wp:inline>
+            <wp:extent cx="5334000" cy="1996939"/>
+            <wp:effectExtent b="0" l="0" r="0" t="0"/>
+            <wp:docPr descr="Per-target heatmap" title="" id="59" name="Picture"/>
+            <a:graphic>
+              <a:graphicData uri="http://schemas.openxmlformats.org/drawingml/2006/picture">
+                <pic:pic>
+                  <pic:nvPicPr>
+                    <pic:cNvPr descr="figures/benchmark/fig7_per_target_heatmap.png" id="60" name="Picture"/>
+                    <pic:cNvPicPr>
+                      <a:picLocks noChangeArrowheads="1" noChangeAspect="1"/>
+                    </pic:cNvPicPr>
+                  </pic:nvPicPr>
+                  <pic:blipFill>
+                    <a:blip r:embed="rId58"/>
+                    <a:stretch>
+                      <a:fillRect/>
+                    </a:stretch>
+                  </pic:blipFill>
+                  <pic:spPr bwMode="auto">
+                    <a:xfrm>
+                      <a:off x="0" y="0"/>
+                      <a:ext cx="5334000" cy="1996939"/>
+                    </a:xfrm>
+                    <a:prstGeom prst="rect">
+                      <a:avLst/>
+                    </a:prstGeom>
+                    <a:noFill/>
+                    <a:ln w="9525">
+                      <a:noFill/>
+                      <a:headEnd/>
+                      <a:tailEnd/>
+                    </a:ln>
+                  </pic:spPr>
+                </pic:pic>
+              </a:graphicData>
+            </a:graphic>
+          </wp:inline>
+        </w:drawing>
+      </w:r>
+    </w:p>
+    <w:p>
+      <w:pPr>
+        <w:pStyle w:val="ImageCaption"/>
+      </w:pPr>
+      <w:r>
+        <w:t xml:space="preserve">Per-target heatmap</w:t>
+      </w:r>
+    </w:p>
+    <w:p>
+      <w:pPr>
+        <w:pStyle w:val="BodyText"/>
+      </w:pPr>
+      <w:r>
+        <w:rPr>
+          <w:iCs/>
+          <w:i/>
+        </w:rPr>
+        <w:t xml:space="preserve">Figure 9. Per-target BO uplift Top-5 difference relative to RF, K-means selection, N = 30. Each cell shows mean(model BO uplift) - mean(RF BO uplift) for one (target, model) pair, averaged over 5 seeds. Positive values mean the model beats RF on that target; negative values mean the model loses. The heatmap exposes target-level winner switching that aggregate means hide, supporting a configurable surrogate layer rather than a hard-coded single model.</w:t>
       </w:r>
     </w:p>
     <w:bookmarkEnd w:id="61"/>
@@ -4580,7 +4818,7 @@
         <w:pStyle w:val="Heading3"/>
       </w:pPr>
       <w:r>
-        <w:t xml:space="preserve">4.7 Target Identity Dominates Observed Design-Quality Variance (Q3)</w:t>
+        <w:t xml:space="preserve">3.7 Target Identity Dominates Observed Design-Quality Variance (Q3)</w:t>
       </w:r>
     </w:p>
     <w:p>
@@ -4588,7 +4826,7 @@
         <w:pStyle w:val="FirstParagraph"/>
       </w:pPr>
       <w:r>
-        <w:t xml:space="preserve">The final analysis asks whether low design scores mainly reflect ProteinMPNN sampling noise or the target/backbone context. A one-way ANOVA over the 1,766 AF2-evaluated designs shows that target identity explains nearly all of the observed pLDDT variance (Figure 10, Table 7). The ICC1 is 0.996 for pLDDT and 0.978 for SoluProt.</w:t>
+        <w:t xml:space="preserve">The final analysis asks whether low design scores mainly reflect ProteinMPNN sampling noise or the target/backbone context. A one-way ANOVA over the 2,737 AF2-evaluated designs shows that target identity explains nearly all of the observed pLDDT variance (Figure 10, Table 8). The ICC1 is 0.988 for pLDDT and 0.968 for SoluProt.</w:t>
       </w:r>
     </w:p>
     <w:p>
@@ -4598,7 +4836,7 @@
       <w:r>
         <w:drawing>
           <wp:inline>
-            <wp:extent cx="5334000" cy="3745670"/>
+            <wp:extent cx="5334000" cy="3740385"/>
             <wp:effectExtent b="0" l="0" r="0" t="0"/>
             <wp:docPr descr="MPNN error decomposition" title="" id="63" name="Picture"/>
             <a:graphic>
@@ -4619,7 +4857,7 @@
                   <pic:spPr bwMode="auto">
                     <a:xfrm>
                       <a:off x="0" y="0"/>
-                      <a:ext cx="5334000" cy="3745670"/>
+                      <a:ext cx="5334000" cy="3740385"/>
                     </a:xfrm>
                     <a:prstGeom prst="rect">
                       <a:avLst/>
@@ -4655,7 +4893,7 @@
           <w:iCs/>
           <w:i/>
         </w:rPr>
-        <w:t xml:space="preserve">Figure 10. Per-target pLDDT distributions across 120 ProteinMPNN designs each (top, sorted by mean), variance decomposition (bottom-left), and per-target mean-versus-std scatter (bottom-right, marker size encodes max pLDDT). Targets are tightly clustered around their own mean and stretched far apart from each other.</w:t>
+        <w:t xml:space="preserve">Figure 10. Per-target pLDDT distributions across ProteinMPNN designs (top, sorted by mean), variance decomposition (bottom-left), and per-target mean-versus-std scatter (bottom-right, marker size encodes max pLDDT). Targets are tightly clustered around their own mean and stretched far apart from each other.</w:t>
       </w:r>
     </w:p>
     <w:tbl>
@@ -4745,19 +4983,19 @@
               <w:jc w:val="right"/>
             </w:pPr>
             <w:r>
-              <w:t xml:space="preserve">697.0</w:t>
-            </w:r>
-          </w:p>
-        </w:tc>
-        <w:tc>
-          <w:tcPr/>
-          <w:p>
-            <w:pPr>
-              <w:pStyle w:val="Compact"/>
-              <w:jc w:val="right"/>
-            </w:pPr>
-            <w:r>
-              <w:t xml:space="preserve">3.13</w:t>
+              <w:t xml:space="preserve">86.81</w:t>
+            </w:r>
+          </w:p>
+        </w:tc>
+        <w:tc>
+          <w:tcPr/>
+          <w:p>
+            <w:pPr>
+              <w:pStyle w:val="Compact"/>
+              <w:jc w:val="right"/>
+            </w:pPr>
+            <w:r>
+              <w:t xml:space="preserve">1.11</w:t>
             </w:r>
           </w:p>
         </w:tc>
@@ -4773,7 +5011,7 @@
                 <w:bCs/>
                 <w:b/>
               </w:rPr>
-              <w:t xml:space="preserve">0.996</w:t>
+              <w:t xml:space="preserve">0.988</w:t>
             </w:r>
           </w:p>
         </w:tc>
@@ -4799,19 +5037,19 @@
               <w:jc w:val="right"/>
             </w:pPr>
             <w:r>
-              <w:t xml:space="preserve">0.0366</w:t>
-            </w:r>
-          </w:p>
-        </w:tc>
-        <w:tc>
-          <w:tcPr/>
-          <w:p>
-            <w:pPr>
-              <w:pStyle w:val="Compact"/>
-              <w:jc w:val="right"/>
-            </w:pPr>
-            <w:r>
-              <w:t xml:space="preserve">0.00087</w:t>
+              <w:t xml:space="preserve">0.0225</w:t>
+            </w:r>
+          </w:p>
+        </w:tc>
+        <w:tc>
+          <w:tcPr/>
+          <w:p>
+            <w:pPr>
+              <w:pStyle w:val="Compact"/>
+              <w:jc w:val="right"/>
+            </w:pPr>
+            <w:r>
+              <w:t xml:space="preserve">0.00077</w:t>
             </w:r>
           </w:p>
         </w:tc>
@@ -4827,7 +5065,7 @@
                 <w:bCs/>
                 <w:b/>
               </w:rPr>
-              <w:t xml:space="preserve">0.978</w:t>
+              <w:t xml:space="preserve">0.968</w:t>
             </w:r>
           </w:p>
         </w:tc>
@@ -4842,7 +5080,7 @@
           <w:iCs/>
           <w:i/>
         </w:rPr>
-        <w:t xml:space="preserve">Table 7. Variance decomposition of design quality across 15 CATH targets. ICC1 ~ 1 means almost all of the spread between high- and low-scoring designs is explained by which target is chosen, not by which sequence ProteinMPNN happens to sample for that target.</w:t>
+        <w:t xml:space="preserve">Table 8. Variance decomposition of design quality across 23 CATH targets. ICC1 near 1 means most of the spread between high- and low-scoring designs is explained by which target is chosen, not by which sequence ProteinMPNN happens to sample for that target.</w:t>
       </w:r>
     </w:p>
     <w:p>
@@ -4860,7 +5098,7 @@
         <w:pStyle w:val="Heading3"/>
       </w:pPr>
       <w:r>
-        <w:t xml:space="preserve">4.8 Representative Multi-Round Evolution Runs</w:t>
+        <w:t xml:space="preserve">3.8 Representative Multi-Round Evolution Runs</w:t>
       </w:r>
     </w:p>
     <w:p>
@@ -5275,7 +5513,7 @@
           <w:iCs/>
           <w:i/>
         </w:rPr>
-        <w:t xml:space="preserve">Table 8. Representative end-to-end multi-round evolution runs. The AF2 reduction is computed as 1 - actual AF2 records / SoluProt-gated candidates. The two runs used different Top-K budgets, so the table demonstrates implemented orchestration and artifact capture rather than a paired biological comparison.</w:t>
+        <w:t xml:space="preserve">Table 9. Representative end-to-end multi-round evolution runs. The AF2 reduction is computed as 1 - actual AF2 records / SoluProt-gated candidates. The two runs used different Top-K budgets, so the table demonstrates implemented orchestration and artifact capture rather than a paired biological comparison.</w:t>
       </w:r>
     </w:p>
     <w:p>
@@ -5319,23 +5557,394 @@
       </w:r>
     </w:p>
     <w:bookmarkEnd w:id="66"/>
-    <w:bookmarkEnd w:id="67"/>
-    <w:bookmarkStart w:id="72" w:name="discussion"/>
+    <w:bookmarkStart w:id="70" w:name="X44c7bd05f3d5ced2126af2bc7a7899acac604f6"/>
+    <w:p>
+      <w:pPr>
+        <w:pStyle w:val="Heading3"/>
+      </w:pPr>
+      <w:r>
+        <w:t xml:space="preserve">3.9 Backbone-Context Ablation Shows Target-Dependent Tradeoffs</w:t>
+      </w:r>
+    </w:p>
+    <w:p>
+      <w:pPr>
+        <w:pStyle w:val="FirstParagraph"/>
+      </w:pPr>
+      <w:r>
+        <w:t xml:space="preserve">To test whether structural-context diversification should be treated as a default score-improvement step or as an exploration lever, we completed a paired three-target pilot comparing the original target backbone, one selected RFD3 backbone, and a three-backbone RFD3 ensemble under matched design and AF2 budgets (Figure 11, Table 10). Each target-arm pair produced 117-120 ProteinMPNN designs and 30 AF2-scored candidates. Averaged over the three targets, the selected RFD3-backbone arm increased Top-5 pLDDT relative to the single target backbone (87.58 versus 84.76), whereas the RFD3-ensemble arm was intermediate (85.58). The ensemble arm preserved the highest Top-5 SoluProt mean (0.759 versus 0.756 for the single-backbone arm) and lowered mean pairwise identity relative to the single-backbone arm by 0.138 on average.</w:t>
+      </w:r>
+    </w:p>
+    <w:p>
+      <w:pPr>
+        <w:pStyle w:val="BodyText"/>
+      </w:pPr>
+      <w:r>
+        <w:t xml:space="preserve">The target-level pattern was mixed. RFD3 improved low-pLDDT 1kvdD00 designs but did not improve pLDDT on the already high-confidence 2wejA00 and 3bukC01 cases. With three paired targets, these effects are not statistically reliable as general performance claims. They instead support using RFD3 and ensemble inputs as controlled structural-context exploration modes.</w:t>
+      </w:r>
+    </w:p>
+    <w:p>
+      <w:pPr>
+        <w:pStyle w:val="CaptionedFigure"/>
+      </w:pPr>
+      <w:r>
+        <w:drawing>
+          <wp:inline>
+            <wp:extent cx="5334000" cy="1668473"/>
+            <wp:effectExtent b="0" l="0" r="0" t="0"/>
+            <wp:docPr descr="Backbone and ensemble ablation" title="" id="68" name="Picture"/>
+            <a:graphic>
+              <a:graphicData uri="http://schemas.openxmlformats.org/drawingml/2006/picture">
+                <pic:pic>
+                  <pic:nvPicPr>
+                    <pic:cNvPr descr="figures/benchmark/fig12_backbone_ensemble_ablation.png" id="69" name="Picture"/>
+                    <pic:cNvPicPr>
+                      <a:picLocks noChangeArrowheads="1" noChangeAspect="1"/>
+                    </pic:cNvPicPr>
+                  </pic:nvPicPr>
+                  <pic:blipFill>
+                    <a:blip r:embed="rId67"/>
+                    <a:stretch>
+                      <a:fillRect/>
+                    </a:stretch>
+                  </pic:blipFill>
+                  <pic:spPr bwMode="auto">
+                    <a:xfrm>
+                      <a:off x="0" y="0"/>
+                      <a:ext cx="5334000" cy="1668473"/>
+                    </a:xfrm>
+                    <a:prstGeom prst="rect">
+                      <a:avLst/>
+                    </a:prstGeom>
+                    <a:noFill/>
+                    <a:ln w="9525">
+                      <a:noFill/>
+                      <a:headEnd/>
+                      <a:tailEnd/>
+                    </a:ln>
+                  </pic:spPr>
+                </pic:pic>
+              </a:graphicData>
+            </a:graphic>
+          </wp:inline>
+        </w:drawing>
+      </w:r>
+    </w:p>
+    <w:p>
+      <w:pPr>
+        <w:pStyle w:val="ImageCaption"/>
+      </w:pPr>
+      <w:r>
+        <w:t xml:space="preserve">Backbone and ensemble ablation</w:t>
+      </w:r>
+    </w:p>
+    <w:p>
+      <w:pPr>
+        <w:pStyle w:val="BodyText"/>
+      </w:pPr>
+      <w:r>
+        <w:rPr>
+          <w:iCs/>
+          <w:i/>
+        </w:rPr>
+        <w:t xml:space="preserve">Figure 11. Paired backbone-context ablation across three CATH targets. The single-backbone, selected-RFD3-backbone, and three-backbone RFD3-ensemble arms use comparable ProteinMPNN and AF2 budgets. The pilot shows target-dependent tradeoffs rather than a uniform ordering across pLDDT, SoluProt, and sequence-diversity metrics.</w:t>
+      </w:r>
+    </w:p>
+    <w:tbl>
+      <w:tblPr>
+        <w:tblStyle w:val="Table"/>
+        <w:tblW w:type="pct" w:w="5000"/>
+        <w:tblLook w:firstRow="1" w:lastRow="0" w:firstColumn="0" w:lastColumn="0" w:noHBand="0" w:noVBand="0" w:val="0020"/>
+        <w:jc w:val="start"/>
+      </w:tblPr>
+      <w:tblGrid>
+        <w:gridCol w:w="1250"/>
+        <w:gridCol w:w="1667"/>
+        <w:gridCol w:w="1667"/>
+        <w:gridCol w:w="1667"/>
+        <w:gridCol w:w="1667"/>
+      </w:tblGrid>
+      <w:tr>
+        <w:trPr>
+          <w:tblHeader w:val="true"/>
+        </w:trPr>
+        <w:tc>
+          <w:tcPr/>
+          <w:p>
+            <w:pPr>
+              <w:pStyle w:val="Compact"/>
+              <w:jc w:val="left"/>
+            </w:pPr>
+            <w:r>
+              <w:t xml:space="preserve">Arm</w:t>
+            </w:r>
+          </w:p>
+        </w:tc>
+        <w:tc>
+          <w:tcPr/>
+          <w:p>
+            <w:pPr>
+              <w:pStyle w:val="Compact"/>
+              <w:jc w:val="right"/>
+            </w:pPr>
+            <w:r>
+              <w:t xml:space="preserve">Designs per target</w:t>
+            </w:r>
+          </w:p>
+        </w:tc>
+        <w:tc>
+          <w:tcPr/>
+          <w:p>
+            <w:pPr>
+              <w:pStyle w:val="Compact"/>
+              <w:jc w:val="right"/>
+            </w:pPr>
+            <w:r>
+              <w:t xml:space="preserve">AF2 records per target</w:t>
+            </w:r>
+          </w:p>
+        </w:tc>
+        <w:tc>
+          <w:tcPr/>
+          <w:p>
+            <w:pPr>
+              <w:pStyle w:val="Compact"/>
+              <w:jc w:val="right"/>
+            </w:pPr>
+            <w:r>
+              <w:t xml:space="preserve">Top-5 pLDDT</w:t>
+            </w:r>
+          </w:p>
+        </w:tc>
+        <w:tc>
+          <w:tcPr/>
+          <w:p>
+            <w:pPr>
+              <w:pStyle w:val="Compact"/>
+              <w:jc w:val="right"/>
+            </w:pPr>
+            <w:r>
+              <w:t xml:space="preserve">Top-5 SoluProt</w:t>
+            </w:r>
+          </w:p>
+        </w:tc>
+      </w:tr>
+      <w:tr>
+        <w:tc>
+          <w:tcPr/>
+          <w:p>
+            <w:pPr>
+              <w:pStyle w:val="Compact"/>
+              <w:jc w:val="left"/>
+            </w:pPr>
+            <w:r>
+              <w:t xml:space="preserve">Single target backbone</w:t>
+            </w:r>
+          </w:p>
+        </w:tc>
+        <w:tc>
+          <w:tcPr/>
+          <w:p>
+            <w:pPr>
+              <w:pStyle w:val="Compact"/>
+              <w:jc w:val="right"/>
+            </w:pPr>
+            <w:r>
+              <w:t xml:space="preserve">120</w:t>
+            </w:r>
+          </w:p>
+        </w:tc>
+        <w:tc>
+          <w:tcPr/>
+          <w:p>
+            <w:pPr>
+              <w:pStyle w:val="Compact"/>
+              <w:jc w:val="right"/>
+            </w:pPr>
+            <w:r>
+              <w:t xml:space="preserve">30</w:t>
+            </w:r>
+          </w:p>
+        </w:tc>
+        <w:tc>
+          <w:tcPr/>
+          <w:p>
+            <w:pPr>
+              <w:pStyle w:val="Compact"/>
+              <w:jc w:val="right"/>
+            </w:pPr>
+            <w:r>
+              <w:t xml:space="preserve">84.76</w:t>
+            </w:r>
+          </w:p>
+        </w:tc>
+        <w:tc>
+          <w:tcPr/>
+          <w:p>
+            <w:pPr>
+              <w:pStyle w:val="Compact"/>
+              <w:jc w:val="right"/>
+            </w:pPr>
+            <w:r>
+              <w:t xml:space="preserve">0.756</w:t>
+            </w:r>
+          </w:p>
+        </w:tc>
+      </w:tr>
+      <w:tr>
+        <w:tc>
+          <w:tcPr/>
+          <w:p>
+            <w:pPr>
+              <w:pStyle w:val="Compact"/>
+              <w:jc w:val="left"/>
+            </w:pPr>
+            <w:r>
+              <w:t xml:space="preserve">RFD3 selected backbone</w:t>
+            </w:r>
+          </w:p>
+        </w:tc>
+        <w:tc>
+          <w:tcPr/>
+          <w:p>
+            <w:pPr>
+              <w:pStyle w:val="Compact"/>
+              <w:jc w:val="right"/>
+            </w:pPr>
+            <w:r>
+              <w:t xml:space="preserve">120</w:t>
+            </w:r>
+          </w:p>
+        </w:tc>
+        <w:tc>
+          <w:tcPr/>
+          <w:p>
+            <w:pPr>
+              <w:pStyle w:val="Compact"/>
+              <w:jc w:val="right"/>
+            </w:pPr>
+            <w:r>
+              <w:t xml:space="preserve">30</w:t>
+            </w:r>
+          </w:p>
+        </w:tc>
+        <w:tc>
+          <w:tcPr/>
+          <w:p>
+            <w:pPr>
+              <w:pStyle w:val="Compact"/>
+              <w:jc w:val="right"/>
+            </w:pPr>
+            <w:r>
+              <w:t xml:space="preserve">87.58</w:t>
+            </w:r>
+          </w:p>
+        </w:tc>
+        <w:tc>
+          <w:tcPr/>
+          <w:p>
+            <w:pPr>
+              <w:pStyle w:val="Compact"/>
+              <w:jc w:val="right"/>
+            </w:pPr>
+            <w:r>
+              <w:t xml:space="preserve">0.725</w:t>
+            </w:r>
+          </w:p>
+        </w:tc>
+      </w:tr>
+      <w:tr>
+        <w:tc>
+          <w:tcPr/>
+          <w:p>
+            <w:pPr>
+              <w:pStyle w:val="Compact"/>
+              <w:jc w:val="left"/>
+            </w:pPr>
+            <w:r>
+              <w:t xml:space="preserve">RFD3 ensemble, 3 backbones</w:t>
+            </w:r>
+          </w:p>
+        </w:tc>
+        <w:tc>
+          <w:tcPr/>
+          <w:p>
+            <w:pPr>
+              <w:pStyle w:val="Compact"/>
+              <w:jc w:val="right"/>
+            </w:pPr>
+            <w:r>
+              <w:t xml:space="preserve">117</w:t>
+            </w:r>
+          </w:p>
+        </w:tc>
+        <w:tc>
+          <w:tcPr/>
+          <w:p>
+            <w:pPr>
+              <w:pStyle w:val="Compact"/>
+              <w:jc w:val="right"/>
+            </w:pPr>
+            <w:r>
+              <w:t xml:space="preserve">30</w:t>
+            </w:r>
+          </w:p>
+        </w:tc>
+        <w:tc>
+          <w:tcPr/>
+          <w:p>
+            <w:pPr>
+              <w:pStyle w:val="Compact"/>
+              <w:jc w:val="right"/>
+            </w:pPr>
+            <w:r>
+              <w:t xml:space="preserve">85.58</w:t>
+            </w:r>
+          </w:p>
+        </w:tc>
+        <w:tc>
+          <w:tcPr/>
+          <w:p>
+            <w:pPr>
+              <w:pStyle w:val="Compact"/>
+              <w:jc w:val="right"/>
+            </w:pPr>
+            <w:r>
+              <w:t xml:space="preserve">0.759</w:t>
+            </w:r>
+          </w:p>
+        </w:tc>
+      </w:tr>
+    </w:tbl>
+    <w:p>
+      <w:pPr>
+        <w:pStyle w:val="BodyText"/>
+      </w:pPr>
+      <w:r>
+        <w:rPr>
+          <w:iCs/>
+          <w:i/>
+        </w:rPr>
+        <w:t xml:space="preserve">Table 10. Backbone-context ablation summary. Values are target-level means over three CATH targets and one replicate per target. The selected-RFD3 arm gives the highest mean Top-5 pLDDT, while the ensemble arm gives the highest mean Top-5 SoluProt and broader sequence diversity. Because the pilot contains three paired targets, it is used to guide interpretation and workflow defaults rather than to claim a general statistical advantage.</w:t>
+      </w:r>
+    </w:p>
+    <w:bookmarkEnd w:id="70"/>
+    <w:bookmarkEnd w:id="71"/>
+    <w:bookmarkStart w:id="76" w:name="discussion"/>
     <w:p>
       <w:pPr>
         <w:pStyle w:val="Heading2"/>
       </w:pPr>
       <w:r>
-        <w:t xml:space="preserve">5. Discussion</w:t>
-      </w:r>
-    </w:p>
-    <w:bookmarkStart w:id="68" w:name="X28ae9d35d69a29e7e3814ac014f0d9cd05b1635"/>
+        <w:t xml:space="preserve">4. Discussion</w:t>
+      </w:r>
+    </w:p>
+    <w:bookmarkStart w:id="72" w:name="X28ae9d35d69a29e7e3814ac014f0d9cd05b1635"/>
     <w:p>
       <w:pPr>
         <w:pStyle w:val="Heading3"/>
       </w:pPr>
       <w:r>
-        <w:t xml:space="preserve">5.1 Solubility-Aware Pipeline as an Empirical Instrument</w:t>
+        <w:t xml:space="preserve">4.1 Solubility-Aware Pipeline as an Empirical Instrument</w:t>
       </w:r>
     </w:p>
     <w:p>
@@ -5343,7 +5952,7 @@
         <w:pStyle w:val="FirstParagraph"/>
       </w:pPr>
       <w:r>
-        <w:t xml:space="preserve">The pipeline preserves enough structure to make solubility-aware compute-allocation questions testable. Because every stage writes run-scoped artifacts under a typed contract, every result in Sections 4.2-4.7 was derived from the same 1,766 stored AF2 outputs and their corresponding SoluProt records using the same parsing code. The curated CATH expansion archive now adds 23 publication-grade targets with 2,737 valid paired SoluProt/pLDDT records. The limitation is therefore no longer simply the availability of run artifacts, but the need to rerun the full statistical and embedding pipeline on the curated expansion corpus. A model-replacement study - for example, swapping AF2 for ESMFold or AlphaFold3, ProteinMPNN for LigandMPNN/SolubleMPNN, or SoluProt for another solubility predictor - reduces to changing the backend that writes the relevant artifact fields rather than rewriting the analysis code. Table 9 maps this directly against the operations a script-based workflow would have to repeat or rewrite per ablation.</w:t>
+        <w:t xml:space="preserve">The pipeline preserves enough structure to make solubility-aware compute-allocation questions testable. Because every stage writes run-scoped artifacts under a typed contract, every result in Sections 3.2-3.7 was derived from the same 2,737 stored AF2 outputs and their corresponding SoluProt records using the same parsing code. A model-replacement study - for example, swapping AF2 for ESMFold or AlphaFold3, ProteinMPNN for LigandMPNN/SolubleMPNN, or SoluProt for another solubility predictor - reduces to changing the backend that writes the relevant artifact fields rather than rewriting the analysis code. Table 11 maps this directly against the operations a script-based workflow would have to repeat or rewrite per ablation.</w:t>
       </w:r>
     </w:p>
     <w:tbl>
@@ -5669,7 +6278,7 @@
               <w:jc w:val="left"/>
             </w:pPr>
             <w:r>
-              <w:t xml:space="preserve">Cross-run comparison (15 targets x 5 seeds)</w:t>
+              <w:t xml:space="preserve">Cross-run comparison (23 targets x 5 seeds)</w:t>
             </w:r>
           </w:p>
         </w:tc>
@@ -5708,7 +6317,7 @@
           <w:iCs/>
           <w:i/>
         </w:rPr>
-        <w:t xml:space="preserve">Table 9. Operational contrast between a script-based workflow and</w:t>
+        <w:t xml:space="preserve">Table 11. Operational contrast between a script-based workflow and</w:t>
       </w:r>
       <w:r>
         <w:rPr>
@@ -5737,17 +6346,17 @@
           <w:iCs/>
           <w:i/>
         </w:rPr>
-        <w:t xml:space="preserve">on the operations performed in Section 4. The artifact contract is what allows the same 1,766 AF2 outputs to support six independent ablations without re-folding or per-experiment parser rewrites, and it is also what allows the expanded CATH archive to be indexed and QC-filtered by the same schema.</w:t>
-      </w:r>
-    </w:p>
-    <w:bookmarkEnd w:id="68"/>
-    <w:bookmarkStart w:id="69" w:name="af2-budget-model"/>
+        <w:t xml:space="preserve">on the operations performed in Results. The artifact contract is what allows the same 2,737 AF2 outputs to support multiple independent ablations without re-folding or per-experiment parser rewrites.</w:t>
+      </w:r>
+    </w:p>
+    <w:bookmarkEnd w:id="72"/>
+    <w:bookmarkStart w:id="73" w:name="af2-budget-model"/>
     <w:p>
       <w:pPr>
         <w:pStyle w:val="Heading3"/>
       </w:pPr>
       <w:r>
-        <w:t xml:space="preserve">5.2 AF2 Budget Model</w:t>
+        <w:t xml:space="preserve">4.2 AF2 Budget Model</w:t>
       </w:r>
     </w:p>
     <w:p>
@@ -5755,7 +6364,7 @@
         <w:pStyle w:val="FirstParagraph"/>
       </w:pPr>
       <w:r>
-        <w:t xml:space="preserve">The implemented active-learning loop uses approximately 50 AF2 calls in the bootstrap round rather than folding every candidate in a 90-candidate SoluProt-gated pool. For a multi-round campaign, Table 10 gives the implemented orchestration-level budget: the first round bootstraps the surrogate, and later rounds reuse the archived local expert and evaluate only the surrogate-ranked Top-K candidates. Under this model, a four-round campaign spends 110 AF2 calls rather than 360, a 69% reduction. At an assumed 30 seconds per AF2 call on the production endpoint, this corresponds to approximately 55 minutes rather than 180 minutes of GPU time per target.</w:t>
+        <w:t xml:space="preserve">The implemented active-learning loop uses approximately 50 AF2 calls in the bootstrap round rather than folding every candidate in a 90-candidate SoluProt-gated pool. For a multi-round campaign, Table 12 gives the implemented orchestration-level budget: the first round bootstraps the surrogate, and later rounds reuse the archived surrogate and evaluate only the surrogate-ranked Top-K candidates. Under this model, a four-round campaign spends 110 AF2 calls rather than 360, a 69% reduction. At an assumed 30 seconds per AF2 call on the production endpoint, this corresponds to approximately 55 minutes rather than 180 minutes of GPU time per target.</w:t>
       </w:r>
     </w:p>
     <w:tbl>
@@ -5819,7 +6428,7 @@
               <w:jc w:val="right"/>
             </w:pPr>
             <w:r>
-              <w:t xml:space="preserve">Rounds 2-4 (label reuse / archived expert)</w:t>
+              <w:t xml:space="preserve">Rounds 2-4 (label reuse / archived surrogate)</w:t>
             </w:r>
           </w:p>
         </w:tc>
@@ -5942,7 +6551,7 @@
           <w:iCs/>
           <w:i/>
         </w:rPr>
-        <w:t xml:space="preserve">Table 10. AF2 budget per round on a 90-candidate SoluProt-gated pool. Round 1 evaluates 30 K-means training candidates and 20 surrogate-selected candidates (50 total); rounds 2-4 reuse the trained surrogate and only evaluate the 20 top-ranked candidates each. Across a four-round campaign the total AF2 budget is 50 + 20 x 3 = 110 evaluations versus 90 x 4 = 360 without the surrogate, a 69% overall reduction.</w:t>
+        <w:t xml:space="preserve">Table 12. AF2 budget per round on a 90-candidate SoluProt-gated pool. Round 1 evaluates 30 K-means training candidates and 20 surrogate-selected candidates (50 total); rounds 2-4 reuse the trained surrogate and only evaluate the 20 top-ranked candidates each. Across a four-round campaign the total AF2 budget is 50 + 20 x 3 = 110 evaluations versus 90 x 4 = 360 without the surrogate, a 69% overall reduction.</w:t>
       </w:r>
     </w:p>
     <w:p>
@@ -5950,17 +6559,17 @@
         <w:pStyle w:val="BodyText"/>
       </w:pPr>
       <w:r>
-        <w:t xml:space="preserve">The representative 3RGK and 1LVM evolution runs in Section 4.8 use larger RFD3-enabled pools than the 90-candidate budget illustration, with 8,000 SoluProt-gated candidates per target. Their realized AF2 records were 94 and 49, respectively, because only the bootstrap and surrogate-selected candidates are sent to the oracle. These runs validate the implemented execution path and artifact capture; a larger paired campaign remains necessary to estimate biological hit-rate improvement from archived expert reuse.</w:t>
-      </w:r>
-    </w:p>
-    <w:bookmarkEnd w:id="69"/>
-    <w:bookmarkStart w:id="70" w:name="compute-allocation-across-backbones"/>
+        <w:t xml:space="preserve">The representative 3RGK and 1LVM evolution runs in Section 3.8 use larger RFD3-enabled pools than the 90-candidate budget illustration, with 8,000 SoluProt-gated candidates per target. Their realized AF2 records were 94 and 49, respectively, because only the bootstrap and surrogate-selected candidates are sent to the oracle. These runs validate the implemented execution path and artifact capture; a larger paired campaign remains necessary to estimate biological hit-rate improvement from archived surrogate reuse.</w:t>
+      </w:r>
+    </w:p>
+    <w:bookmarkEnd w:id="73"/>
+    <w:bookmarkStart w:id="74" w:name="compute-allocation-across-backbones"/>
     <w:p>
       <w:pPr>
         <w:pStyle w:val="Heading3"/>
       </w:pPr>
       <w:r>
-        <w:t xml:space="preserve">5.3 Compute Allocation Across Backbones</w:t>
+        <w:t xml:space="preserve">4.3 Compute Allocation Across Backbones</w:t>
       </w:r>
     </w:p>
     <w:p>
@@ -5968,7 +6577,7 @@
         <w:pStyle w:val="FirstParagraph"/>
       </w:pPr>
       <w:r>
-        <w:t xml:space="preserve">The variance decomposition changes the interpretation of the active-learning loop. If most observed variance were within a target, deeper ProteinMPNN sampling or a better acquisition rule would be the main compute lever. Instead, target identity explains 99.6% of pLDDT variance in this benchmark. This suggests that early rounds should allocate some budget to target or backbone triage rather than only to more sequence variants around one backbone. RFdiffusion and BioEmu are therefore not simply optional generative additions; they are operational levers for exploring the dominant variance axis.</w:t>
+        <w:t xml:space="preserve">The variance decomposition changes the interpretation of the active-learning loop. If most observed variance were within a target, deeper ProteinMPNN sampling or a better acquisition rule would be the main compute lever. Instead, target identity explains 98.8% of pLDDT variance in this benchmark. This suggests that early rounds should allocate some budget to target or backbone triage rather than only to more sequence variants around one backbone. RFdiffusion and BioEmu are therefore best understood in this paper as operational levers for exploring the dominant variance axis, not as independently validated sources of quality improvement.</w:t>
       </w:r>
     </w:p>
     <w:p>
@@ -5976,17 +6585,17 @@
         <w:pStyle w:val="BodyText"/>
       </w:pPr>
       <w:r>
-        <w:t xml:space="preserve">Within a chosen backbone, conservation-tier sampling remains useful, but the observed within-target spread bounds its expected return. Acquisition-time diversity control is still needed because the surrogate’s selected Top-K is more self-similar than the true optimum. These two conclusions are complementary: backbone or target triage addresses the largest observed variance axis, while acquisition diversity prevents local surrogate selections from collapsing within a promising context.</w:t>
-      </w:r>
-    </w:p>
-    <w:bookmarkEnd w:id="70"/>
-    <w:bookmarkStart w:id="71" w:name="re-validation-after-model-replacement"/>
+        <w:t xml:space="preserve">The three-target pilot in Section 3.9 is consistent with this interpretation. RFD3 changed the structural context and sometimes improved pLDDT, but the effect depended on the target and did not establish a universal ordering among single-backbone, RFD3, and RFD3-ensemble modes. Within a chosen backbone, conservation-tier sampling remains useful because it changes the number and placement of jointly redesigned positions, but the observed within-target spread bounds its expected return. Acquisition-time diversity control is still needed because the surrogate’s selected Top-K is more self-similar than the true optimum. These conclusions are complementary: backbone or target triage addresses the largest observed variance axis, while acquisition diversity prevents local surrogate selections from collapsing within a promising context.</w:t>
+      </w:r>
+    </w:p>
+    <w:bookmarkEnd w:id="74"/>
+    <w:bookmarkStart w:id="75" w:name="re-validation-after-model-replacement"/>
     <w:p>
       <w:pPr>
         <w:pStyle w:val="Heading3"/>
       </w:pPr>
       <w:r>
-        <w:t xml:space="preserve">5.4 Re-validation After Model Replacement</w:t>
+        <w:t xml:space="preserve">4.4 Re-validation After Model Replacement</w:t>
       </w:r>
     </w:p>
     <w:p>
@@ -5997,22 +6606,22 @@
         <w:t xml:space="preserve">The benchmark results should be interpreted as estimates for the current solubility-aware model stack, not as invariant statements about all future structure predictors, inverse-folding models, or solubility predictors. The pipeline design makes this limitation manageable. If a replacement structure predictor such as ESMFold or AlphaFold3, a replacement inverse-folding model such as LigandMPNN or SolubleMPNN, or a replacement solubility/developability model writes the same artifact fields, the same benchmark protocol can be rerun. The numerical operating point may change, but the analysis workflow does not need to be redesigned.</w:t>
       </w:r>
     </w:p>
-    <w:bookmarkEnd w:id="71"/>
-    <w:bookmarkEnd w:id="72"/>
-    <w:bookmarkStart w:id="73" w:name="limitations"/>
+    <w:bookmarkEnd w:id="75"/>
+    <w:bookmarkEnd w:id="76"/>
+    <w:bookmarkStart w:id="77" w:name="limitations"/>
     <w:p>
       <w:pPr>
         <w:pStyle w:val="Heading2"/>
       </w:pPr>
       <w:r>
-        <w:t xml:space="preserve">6. Limitations</w:t>
+        <w:t xml:space="preserve">5. Limitations</w:t>
       </w:r>
     </w:p>
     <w:p>
       <w:pPr>
         <w:numPr>
           <w:ilvl w:val="0"/>
-          <w:numId w:val="1004"/>
+          <w:numId w:val="1003"/>
         </w:numPr>
         <w:pStyle w:val="Compact"/>
       </w:pPr>
@@ -6021,20 +6630,20 @@
           <w:bCs/>
           <w:b/>
         </w:rPr>
-        <w:t xml:space="preserve">Benchmark freeze versus expanded archive.</w:t>
+        <w:t xml:space="preserve">Benchmark scope.</w:t>
       </w:r>
       <w:r>
         <w:t xml:space="preserve"> </w:t>
       </w:r>
       <w:r>
-        <w:t xml:space="preserve">The reported statistical comparisons use the frozen 15-target benchmark so that all tables, figures, ESM embeddings, and paired tests refer to one consistent analysis set. The curated CATH expansion set contains 23 publication-grade targets after excluding fallback or input-incompatible runs. The full surrogate comparison and figure set still need to be regenerated on this curated expansion corpus before replacing the frozen benchmark numbers.</w:t>
+        <w:t xml:space="preserve">The reported statistical comparisons use the QC-filtered 23-target CATH benchmark, not the full set of 73 completed CATH runs. Excluded records are input-incompatible or fallback-design runs under the current pipeline contract, so the benchmark should be interpreted as a publication-grade subset rather than as a failure-rate estimate for arbitrary CATH inputs.</w:t>
       </w:r>
     </w:p>
     <w:p>
       <w:pPr>
         <w:numPr>
           <w:ilvl w:val="0"/>
-          <w:numId w:val="1004"/>
+          <w:numId w:val="1003"/>
         </w:numPr>
         <w:pStyle w:val="Compact"/>
       </w:pPr>
@@ -6056,7 +6665,7 @@
       <w:pPr>
         <w:numPr>
           <w:ilvl w:val="0"/>
-          <w:numId w:val="1004"/>
+          <w:numId w:val="1003"/>
         </w:numPr>
         <w:pStyle w:val="Compact"/>
       </w:pPr>
@@ -6071,14 +6680,14 @@
         <w:t xml:space="preserve"> </w:t>
       </w:r>
       <w:r>
-        <w:t xml:space="preserve">The active-learning benchmark evaluates surrogate selection from stored SoluProt/AF2 candidate pools, not a complete wet-lab campaign. Two representative multi-round runs validate end-to-end orchestration, but campaign-level hit-rate improvement and wet-lab outcomes from archived expert reuse remain to be validated.</w:t>
+        <w:t xml:space="preserve">The active-learning benchmark evaluates surrogate selection from stored SoluProt/AF2 candidate pools, not a complete wet-lab campaign. Two representative multi-round runs validate end-to-end orchestration, but campaign-level hit-rate improvement and wet-lab outcomes from archived surrogate reuse remain to be validated.</w:t>
       </w:r>
     </w:p>
     <w:p>
       <w:pPr>
         <w:numPr>
           <w:ilvl w:val="0"/>
-          <w:numId w:val="1004"/>
+          <w:numId w:val="1003"/>
         </w:numPr>
         <w:pStyle w:val="Compact"/>
       </w:pPr>
@@ -6093,14 +6702,14 @@
         <w:t xml:space="preserve"> </w:t>
       </w:r>
       <w:r>
-        <w:t xml:space="preserve">pLDDT and SoluProt are computational proxies. Experimental expression, stability, and activity measurements are required before claiming physical design success.</w:t>
+        <w:t xml:space="preserve">pLDDT and SoluProt are computational proxies. They do not establish soluble expression, thermodynamic stability, or activity without experimental measurement.</w:t>
       </w:r>
     </w:p>
     <w:p>
       <w:pPr>
         <w:numPr>
           <w:ilvl w:val="0"/>
-          <w:numId w:val="1004"/>
+          <w:numId w:val="1003"/>
         </w:numPr>
         <w:pStyle w:val="Compact"/>
       </w:pPr>
@@ -6109,20 +6718,20 @@
           <w:bCs/>
           <w:b/>
         </w:rPr>
-        <w:t xml:space="preserve">Rosetta Relax coverage.</w:t>
+        <w:t xml:space="preserve">Backbone and ensemble ablation.</w:t>
       </w:r>
       <w:r>
         <w:t xml:space="preserve"> </w:t>
       </w:r>
       <w:r>
-        <w:t xml:space="preserve">Relax scores are not available for the full pilot artifact set, so the structural-confidence versus energy Pareto frontier is not analysed.</w:t>
+        <w:t xml:space="preserve">The paired backbone-context pilot covers three CATH targets and one replicate per target-arm condition. It is sufficient to show that RFD3 and ensemble inputs create measurable, target-dependent tradeoffs, but it is not powered to claim a general improvement in experimentally measured soluble expression or stability.</w:t>
       </w:r>
     </w:p>
     <w:p>
       <w:pPr>
         <w:numPr>
           <w:ilvl w:val="0"/>
-          <w:numId w:val="1004"/>
+          <w:numId w:val="1003"/>
         </w:numPr>
         <w:pStyle w:val="Compact"/>
       </w:pPr>
@@ -6131,20 +6740,20 @@
           <w:bCs/>
           <w:b/>
         </w:rPr>
-        <w:t xml:space="preserve">Agent evaluation.</w:t>
+        <w:t xml:space="preserve">Rosetta Relax coverage.</w:t>
       </w:r>
       <w:r>
         <w:t xml:space="preserve"> </w:t>
       </w:r>
       <w:r>
-        <w:t xml:space="preserve">Literature-driven masking and Gemini-based reasoning are operational components of the platform but are not quantitatively benchmarked here.</w:t>
+        <w:t xml:space="preserve">Relax scores are not available for the full pilot artifact set, so the structural-confidence versus energy Pareto frontier is not analysed.</w:t>
       </w:r>
     </w:p>
     <w:p>
       <w:pPr>
         <w:numPr>
           <w:ilvl w:val="0"/>
-          <w:numId w:val="1004"/>
+          <w:numId w:val="1003"/>
         </w:numPr>
         <w:pStyle w:val="Compact"/>
       </w:pPr>
@@ -6153,23 +6762,45 @@
           <w:bCs/>
           <w:b/>
         </w:rPr>
+        <w:t xml:space="preserve">Agent evaluation.</w:t>
+      </w:r>
+      <w:r>
+        <w:t xml:space="preserve"> </w:t>
+      </w:r>
+      <w:r>
+        <w:t xml:space="preserve">Literature-grounded commentary and Gemini-based reasoning are operational components of the platform, but the reported benchmark does not validate autonomous agent selection of mutation masks. The learning component evaluated here is the ESM-embedding surrogate trained on AF2/ColabFold labels.</w:t>
+      </w:r>
+    </w:p>
+    <w:p>
+      <w:pPr>
+        <w:numPr>
+          <w:ilvl w:val="0"/>
+          <w:numId w:val="1003"/>
+        </w:numPr>
+        <w:pStyle w:val="Compact"/>
+      </w:pPr>
+      <w:r>
+        <w:rPr>
+          <w:bCs/>
+          <w:b/>
+        </w:rPr>
         <w:t xml:space="preserve">Model replacement not yet demonstrated.</w:t>
       </w:r>
       <w:r>
         <w:t xml:space="preserve"> </w:t>
       </w:r>
       <w:r>
-        <w:t xml:space="preserve">The architecture supports model replacement by artifact contract, and the QC-filtered CATH expansion corpus reduces the data-availability barrier for such a study, but the benchmark has not yet been rerun with AlphaFold3, ESMFold, LigandMPNN, or another replacement backend.</w:t>
-      </w:r>
-    </w:p>
-    <w:bookmarkEnd w:id="73"/>
-    <w:bookmarkStart w:id="74" w:name="conclusion"/>
+        <w:t xml:space="preserve">The architecture supports model replacement by artifact contract, but the benchmark has not yet been rerun with AlphaFold3, ESMFold, LigandMPNN, or another replacement backend.</w:t>
+      </w:r>
+    </w:p>
+    <w:bookmarkEnd w:id="77"/>
+    <w:bookmarkStart w:id="78" w:name="conclusion"/>
     <w:p>
       <w:pPr>
         <w:pStyle w:val="Heading2"/>
       </w:pPr>
       <w:r>
-        <w:t xml:space="preserve">7. Conclusion</w:t>
+        <w:t xml:space="preserve">6. Conclusion</w:t>
       </w:r>
     </w:p>
     <w:p>
@@ -6186,7 +6817,7 @@
         <w:t xml:space="preserve"> </w:t>
       </w:r>
       <w:r>
-        <w:t xml:space="preserve">addresses a practical gap between rapidly improving protein-design models and the reproducible infrastructure needed to use them in solubility-aware redesign campaigns. The pipeline preserves run-scoped artifacts, supports controlled partial reruns, exposes the workflow through a packageable static web interface and backend API, and keeps model interfaces replaceable. On top of this infrastructure, a local active-learning module reduces AF2 usage by labelling a small K-means-selected training set, fitting a surrogate, and folding only the surrogate’s top-ranked SoluProt-passing candidates.</w:t>
+        <w:t xml:space="preserve">addresses a practical gap between rapidly improving protein-design models and the reproducible infrastructure needed to use them in solubility-aware multiple-mutant redesign campaigns. The pipeline preserves run-scoped artifacts, supports controlled partial reruns, exposes the workflow through a packageable static web interface and backend API, and keeps model interfaces replaceable. On top of this infrastructure, a local active-learning module reduces AF2 usage by labelling a small K-means-selected training set, fitting a surrogate, and folding only the surrogate’s top-ranked SoluProt-passing candidates.</w:t>
       </w:r>
     </w:p>
     <w:p>
@@ -6194,11 +6825,11 @@
         <w:pStyle w:val="BodyText"/>
       </w:pPr>
       <w:r>
-        <w:t xml:space="preserve">The empirical benchmark shows that K-means selection improves small-N surrogate performance, that surrogate choice is score-dependent, and that a 20-30 example training set is a cost-efficient operating point. The variance decomposition further shows that target identity, not ProteinMPNN sampling noise, dominates observed pLDDT variance in the frozen benchmark set. The QC-filtered CATH expansion corpus gives the same workflow a larger basis for re-analysis and model-replacement tests without treating fallback records as valid design failures. These results support a compute policy in which SoluProt is used as the fast soluble-expression gate, AF2 is reserved for informative structurally plausible short lists, and early campaign budget is allocated across target or backbone contexts rather than only to deeper sequence sampling within one backbone. The pipeline’s artifact contract makes these conclusions re-testable as the underlying generative, solubility-prediction, and structure-prediction models change.</w:t>
-      </w:r>
-    </w:p>
-    <w:bookmarkEnd w:id="74"/>
-    <w:bookmarkStart w:id="75" w:name="code-data-and-software-availability"/>
+        <w:t xml:space="preserve">The empirical benchmark shows that K-means selection improves small-N surrogate performance, that surrogate choice is score-dependent, and that a 20-30 example training set is a cost-efficient operating point. The variance decomposition further shows that target identity, not ProteinMPNN sampling noise, dominates observed pLDDT variance in the 23-target benchmark set. These results support a compute policy in which SoluProt is used as the fast soluble-expression gate, AF2 is reserved for informative structurally plausible short lists, and early campaign budget is allocated across target or backbone contexts rather than only to deeper sequence sampling within one backbone. The pipeline’s artifact contract makes these conclusions re-testable as the underlying generative, solubility-prediction, and structure-prediction models change.</w:t>
+      </w:r>
+    </w:p>
+    <w:bookmarkEnd w:id="78"/>
+    <w:bookmarkStart w:id="79" w:name="code-data-and-software-availability"/>
     <w:p>
       <w:pPr>
         <w:pStyle w:val="Heading2"/>
@@ -6284,7 +6915,7 @@
         <w:t xml:space="preserve">data/case_studies/</w:t>
       </w:r>
       <w:r>
-        <w:t xml:space="preserve">. The expanded CATH corpus is staged locally under</w:t>
+        <w:t xml:space="preserve">. The CATH execution archive is staged locally under</w:t>
       </w:r>
       <w:r>
         <w:t xml:space="preserve"> </w:t>
@@ -6296,7 +6927,7 @@
         <w:t xml:space="preserve">cath_outputs/</w:t>
       </w:r>
       <w:r>
-        <w:t xml:space="preserve">; the publication-grade subset and QC reports are under</w:t>
+        <w:t xml:space="preserve">; the publication-grade benchmark subset and QC reports are under</w:t>
       </w:r>
       <w:r>
         <w:t xml:space="preserve"> </w:t>
@@ -6341,8 +6972,8 @@
         <w:t xml:space="preserve">files, endpoint IDs, API keys, and runtime logs are excluded. The manuscript uses stored benchmark artifacts rather than modifying generated result values. For publication, the GitHub release should be archived with a persistent DOI, and the same archive should contain the benchmark data used to regenerate the reported tables and figures.</w:t>
       </w:r>
     </w:p>
-    <w:bookmarkEnd w:id="75"/>
-    <w:bookmarkStart w:id="76" w:name="references"/>
+    <w:bookmarkEnd w:id="79"/>
+    <w:bookmarkStart w:id="80" w:name="references"/>
     <w:p>
       <w:pPr>
         <w:pStyle w:val="Heading2"/>
@@ -6876,8 +7507,8 @@
         <w:t xml:space="preserve">. doi:10.1037/0033-2909.86.2.420</w:t>
       </w:r>
     </w:p>
-    <w:bookmarkEnd w:id="76"/>
-    <w:bookmarkEnd w:id="77"/>
+    <w:bookmarkEnd w:id="80"/>
+    <w:bookmarkEnd w:id="81"/>
     <w:sectPr/>
   </w:body>
 </w:document>
@@ -7182,9 +7813,6 @@
     <w:abstractNumId w:val="991"/>
   </w:num>
   <w:num w:numId="1003">
-    <w:abstractNumId w:val="991"/>
-  </w:num>
-  <w:num w:numId="1004">
     <w:abstractNumId w:val="991"/>
   </w:num>
 </w:numbering>

--- a/public_release/manuscript/manuscript.docx
+++ b/public_release/manuscript/manuscript.docx
@@ -610,7 +610,7 @@
       <w:r>
         <w:drawing>
           <wp:inline>
-            <wp:extent cx="5334000" cy="1942425"/>
+            <wp:extent cx="5334000" cy="2208400"/>
             <wp:effectExtent b="0" l="0" r="0" t="0"/>
             <wp:docPr descr="Pipeline overview" title="" id="25" name="Picture"/>
             <a:graphic>
@@ -631,7 +631,7 @@
                   <pic:spPr bwMode="auto">
                     <a:xfrm>
                       <a:off x="0" y="0"/>
-                      <a:ext cx="5334000" cy="1942425"/>
+                      <a:ext cx="5334000" cy="2208400"/>
                     </a:xfrm>
                     <a:prstGeom prst="rect">
                       <a:avLst/>
@@ -733,7 +733,7 @@
       <w:r>
         <w:drawing>
           <wp:inline>
-            <wp:extent cx="5334000" cy="2543764"/>
+            <wp:extent cx="5334000" cy="2435474"/>
             <wp:effectExtent b="0" l="0" r="0" t="0"/>
             <wp:docPr descr="Active-learning loop" title="" id="29" name="Picture"/>
             <a:graphic>
@@ -754,7 +754,7 @@
                   <pic:spPr bwMode="auto">
                     <a:xfrm>
                       <a:off x="0" y="0"/>
-                      <a:ext cx="5334000" cy="2543764"/>
+                      <a:ext cx="5334000" cy="2435474"/>
                     </a:xfrm>
                     <a:prstGeom prst="rect">
                       <a:avLst/>

--- a/public_release/manuscript/manuscript.docx
+++ b/public_release/manuscript/manuscript.docx
@@ -6370,15 +6370,15 @@
     <w:tbl>
       <w:tblPr>
         <w:tblStyle w:val="Table"/>
-        <w:tblW w:type="pct" w:w="5000"/>
+        <w:tblW w:type="auto" w:w="0"/>
         <w:tblLook w:firstRow="1" w:lastRow="0" w:firstColumn="0" w:lastColumn="0" w:noHBand="0" w:noVBand="0" w:val="0020"/>
         <w:jc w:val="start"/>
       </w:tblPr>
       <w:tblGrid>
-        <w:gridCol w:w="1584"/>
-        <w:gridCol w:w="2112"/>
-        <w:gridCol w:w="2112"/>
-        <w:gridCol w:w="2112"/>
+        <w:gridCol w:w="1980"/>
+        <w:gridCol w:w="1980"/>
+        <w:gridCol w:w="1980"/>
+        <w:gridCol w:w="1980"/>
       </w:tblGrid>
       <w:tr>
         <w:trPr>
@@ -6392,7 +6392,7 @@
               <w:jc w:val="left"/>
             </w:pPr>
             <w:r>
-              <w:t xml:space="preserve">Per-round AF2 budget model</w:t>
+              <w:t xml:space="preserve">Budget model</w:t>
             </w:r>
           </w:p>
         </w:tc>
@@ -6416,19 +6416,19 @@
               <w:jc w:val="right"/>
             </w:pPr>
             <w:r>
-              <w:t xml:space="preserve">Round 1 (with surrogate)</w:t>
-            </w:r>
-          </w:p>
-        </w:tc>
-        <w:tc>
-          <w:tcPr/>
-          <w:p>
-            <w:pPr>
-              <w:pStyle w:val="Compact"/>
-              <w:jc w:val="right"/>
-            </w:pPr>
-            <w:r>
-              <w:t xml:space="preserve">Rounds 2-4 (label reuse / archived surrogate)</w:t>
+              <w:t xml:space="preserve">With active learning</w:t>
+            </w:r>
+          </w:p>
+        </w:tc>
+        <w:tc>
+          <w:tcPr/>
+          <w:p>
+            <w:pPr>
+              <w:pStyle w:val="Compact"/>
+              <w:jc w:val="right"/>
+            </w:pPr>
+            <w:r>
+              <w:t xml:space="preserve">Reduction</w:t>
             </w:r>
           </w:p>
         </w:tc>
@@ -6442,7 +6442,7 @@
               <w:jc w:val="left"/>
             </w:pPr>
             <w:r>
-              <w:t xml:space="preserve">AF2 evaluations</w:t>
+              <w:t xml:space="preserve">Round 1</w:t>
             </w:r>
           </w:p>
         </w:tc>
@@ -6466,19 +6466,19 @@
               <w:jc w:val="right"/>
             </w:pPr>
             <w:r>
-              <w:t xml:space="preserve">30 + 20 = 50</w:t>
-            </w:r>
-          </w:p>
-        </w:tc>
-        <w:tc>
-          <w:tcPr/>
-          <w:p>
-            <w:pPr>
-              <w:pStyle w:val="Compact"/>
-              <w:jc w:val="right"/>
-            </w:pPr>
-            <w:r>
-              <w:t xml:space="preserve">20</w:t>
+              <w:t xml:space="preserve">50</w:t>
+            </w:r>
+          </w:p>
+        </w:tc>
+        <w:tc>
+          <w:tcPr/>
+          <w:p>
+            <w:pPr>
+              <w:pStyle w:val="Compact"/>
+              <w:jc w:val="right"/>
+            </w:pPr>
+            <w:r>
+              <w:t xml:space="preserve">44%</w:t>
             </w:r>
           </w:p>
         </w:tc>
@@ -6492,51 +6492,93 @@
               <w:jc w:val="left"/>
             </w:pPr>
             <w:r>
-              <w:t xml:space="preserve">Reduction vs no-surrogate</w:t>
-            </w:r>
-          </w:p>
-        </w:tc>
-        <w:tc>
-          <w:tcPr/>
-          <w:p>
-            <w:pPr>
-              <w:pStyle w:val="Compact"/>
-              <w:jc w:val="right"/>
-            </w:pPr>
-            <w:r>
-              <w:t xml:space="preserve">-</w:t>
-            </w:r>
-          </w:p>
-        </w:tc>
-        <w:tc>
-          <w:tcPr/>
-          <w:p>
-            <w:pPr>
-              <w:pStyle w:val="Compact"/>
-              <w:jc w:val="right"/>
-            </w:pPr>
-            <w:r>
-              <w:rPr>
-                <w:bCs/>
-                <w:b/>
-              </w:rPr>
-              <w:t xml:space="preserve">44%</w:t>
-            </w:r>
-          </w:p>
-        </w:tc>
-        <w:tc>
-          <w:tcPr/>
-          <w:p>
-            <w:pPr>
-              <w:pStyle w:val="Compact"/>
-              <w:jc w:val="right"/>
-            </w:pPr>
-            <w:r>
-              <w:rPr>
-                <w:bCs/>
-                <w:b/>
-              </w:rPr>
+              <w:t xml:space="preserve">Rounds 2-4 total</w:t>
+            </w:r>
+          </w:p>
+        </w:tc>
+        <w:tc>
+          <w:tcPr/>
+          <w:p>
+            <w:pPr>
+              <w:pStyle w:val="Compact"/>
+              <w:jc w:val="right"/>
+            </w:pPr>
+            <w:r>
+              <w:t xml:space="preserve">270</w:t>
+            </w:r>
+          </w:p>
+        </w:tc>
+        <w:tc>
+          <w:tcPr/>
+          <w:p>
+            <w:pPr>
+              <w:pStyle w:val="Compact"/>
+              <w:jc w:val="right"/>
+            </w:pPr>
+            <w:r>
+              <w:t xml:space="preserve">60</w:t>
+            </w:r>
+          </w:p>
+        </w:tc>
+        <w:tc>
+          <w:tcPr/>
+          <w:p>
+            <w:pPr>
+              <w:pStyle w:val="Compact"/>
+              <w:jc w:val="right"/>
+            </w:pPr>
+            <w:r>
               <w:t xml:space="preserve">78%</w:t>
+            </w:r>
+          </w:p>
+        </w:tc>
+      </w:tr>
+      <w:tr>
+        <w:tc>
+          <w:tcPr/>
+          <w:p>
+            <w:pPr>
+              <w:pStyle w:val="Compact"/>
+              <w:jc w:val="left"/>
+            </w:pPr>
+            <w:r>
+              <w:t xml:space="preserve">Four-round total</w:t>
+            </w:r>
+          </w:p>
+        </w:tc>
+        <w:tc>
+          <w:tcPr/>
+          <w:p>
+            <w:pPr>
+              <w:pStyle w:val="Compact"/>
+              <w:jc w:val="right"/>
+            </w:pPr>
+            <w:r>
+              <w:t xml:space="preserve">360</w:t>
+            </w:r>
+          </w:p>
+        </w:tc>
+        <w:tc>
+          <w:tcPr/>
+          <w:p>
+            <w:pPr>
+              <w:pStyle w:val="Compact"/>
+              <w:jc w:val="right"/>
+            </w:pPr>
+            <w:r>
+              <w:t xml:space="preserve">110</w:t>
+            </w:r>
+          </w:p>
+        </w:tc>
+        <w:tc>
+          <w:tcPr/>
+          <w:p>
+            <w:pPr>
+              <w:pStyle w:val="Compact"/>
+              <w:jc w:val="right"/>
+            </w:pPr>
+            <w:r>
+              <w:t xml:space="preserve">69%</w:t>
             </w:r>
           </w:p>
         </w:tc>
@@ -6551,7 +6593,7 @@
           <w:iCs/>
           <w:i/>
         </w:rPr>
-        <w:t xml:space="preserve">Table 12. AF2 budget per round on a 90-candidate SoluProt-gated pool. Round 1 evaluates 30 K-means training candidates and 20 surrogate-selected candidates (50 total); rounds 2-4 reuse the trained surrogate and only evaluate the 20 top-ranked candidates each. Across a four-round campaign the total AF2 budget is 50 + 20 x 3 = 110 evaluations versus 90 x 4 = 360 without the surrogate, a 69% overall reduction.</w:t>
+        <w:t xml:space="preserve">Table 12. AF2 budget model for a 90-candidate SoluProt-gated pool. Round 1 evaluates 30 K-means training candidates and 20 surrogate-selected candidates (50 total); rounds 2-4 reuse the archived surrogate and evaluate only the 20 top-ranked candidates per round. Across a four-round campaign, active learning reduces the AF2 budget from 360 to 110 evaluations, a 69% reduction and approximately 3.3x fewer AF2 calls/GPU time at fixed per-call runtime.</w:t>
       </w:r>
     </w:p>
     <w:p>

--- a/public_release/manuscript/manuscript.docx
+++ b/public_release/manuscript/manuscript.docx
@@ -2,7 +2,7 @@
 <file path=word/document.xml><?xml version="1.0" encoding="utf-8"?>
 <w:document xmlns:w="http://schemas.openxmlformats.org/wordprocessingml/2006/main" xmlns:m="http://schemas.openxmlformats.org/officeDocument/2006/math" xmlns:r="http://schemas.openxmlformats.org/officeDocument/2006/relationships" xmlns:o="urn:schemas-microsoft-com:office:office" xmlns:v="urn:schemas-microsoft-com:vml" xmlns:w10="urn:schemas-microsoft-com:office:word" xmlns:a="http://schemas.openxmlformats.org/drawingml/2006/main" xmlns:pic="http://schemas.openxmlformats.org/drawingml/2006/picture" xmlns:wp="http://schemas.openxmlformats.org/drawingml/2006/wordprocessingDrawing">
   <w:body>
-    <w:bookmarkStart w:id="81" w:name="X423611d9cf12f3a36a99a3149b0ec29bbb547c9"/>
+    <w:bookmarkStart w:id="82" w:name="X423611d9cf12f3a36a99a3149b0ec29bbb547c9"/>
     <w:p>
       <w:pPr>
         <w:pStyle w:val="Heading1"/>
@@ -55,7 +55,7 @@
         <w:t xml:space="preserve">protein_pipeline</w:t>
       </w:r>
       <w:r>
-        <w:t xml:space="preserve">, a stage-aware and artifact-preserving orchestration framework for reproducible solubility-aware protein library design. The system exposes each modelling stage through typed inputs and run-scoped artifacts, enabling safe partial reruns and model replacement without changing downstream analysis.</w:t>
+        <w:t xml:space="preserve">, a stage-aware and artifact-preserving orchestration framework for reproducible solubility-aware protein library design. The system exposes each modelling stage through typed inputs and run-scoped artifacts, enabling safe partial reruns and model replacement without changing downstream analysis. To make this orchestration inspectable, each run records a machine-readable orchestration trace that separates deterministic control-plane events from advisory evidence-agent verdicts.</w:t>
       </w:r>
     </w:p>
     <w:p>
@@ -160,7 +160,7 @@
       </w:r>
     </w:p>
     <w:bookmarkEnd w:id="21"/>
-    <w:bookmarkStart w:id="37" w:name="methods"/>
+    <w:bookmarkStart w:id="38" w:name="methods"/>
     <w:p>
       <w:pPr>
         <w:pStyle w:val="Heading2"/>
@@ -320,6 +320,28 @@
     </w:p>
     <w:p>
       <w:pPr>
+        <w:numPr>
+          <w:ilvl w:val="0"/>
+          <w:numId w:val="1001"/>
+        </w:numPr>
+        <w:pStyle w:val="Compact"/>
+      </w:pPr>
+      <w:r>
+        <w:rPr>
+          <w:bCs/>
+          <w:b/>
+        </w:rPr>
+        <w:t xml:space="preserve">Inspectable orchestration and evidence review.</w:t>
+      </w:r>
+      <w:r>
+        <w:t xml:space="preserve"> </w:t>
+      </w:r>
+      <w:r>
+        <w:t xml:space="preserve">The platform should record which stage ran, which gate or checkpoint was reached, and which advisory agent verdict was produced, without conflating deterministic execution with autonomous scientific decision-making.</w:t>
+      </w:r>
+    </w:p>
+    <w:p>
+      <w:pPr>
         <w:pStyle w:val="FirstParagraph"/>
       </w:pPr>
       <w:r>
@@ -527,7 +549,7 @@
         <w:pStyle w:val="BodyText"/>
       </w:pPr>
       <w:r>
-        <w:t xml:space="preserve">Each run writes request metadata, intermediate outputs, status records, and final summaries under a run-scoped artifact directory. The run identifier is the unit of provenance. This structure supports controlled partial reruns: downstream filtering or evaluation can be repeated when only downstream parameters change, while unsafe reuse is blocked when upstream inputs differ. The same artifact contract is used by the benchmark scripts, so the empirical analyses can be rerun from stored outputs rather than from live model calls.</w:t>
+        <w:t xml:space="preserve">Each run writes request metadata, intermediate outputs, status records, orchestration trace events, and final summaries under a run-scoped artifact directory. The run identifier is the unit of provenance. This structure supports controlled partial reruns: downstream filtering or evaluation can be repeated when only downstream parameters change, while unsafe reuse is blocked when upstream inputs differ. The same artifact contract is used by the benchmark scripts, so the empirical analyses can be rerun from stored outputs rather than from live model calls.</w:t>
       </w:r>
     </w:p>
     <w:bookmarkEnd w:id="23"/>
@@ -693,13 +715,230 @@
       </w:r>
     </w:p>
     <w:bookmarkEnd w:id="27"/>
-    <w:bookmarkStart w:id="31" w:name="active-learning-module-for-af2-reduction"/>
+    <w:bookmarkStart w:id="28" w:name="orchestration-trace-and-evidence-agents"/>
     <w:p>
       <w:pPr>
         <w:pStyle w:val="Heading3"/>
       </w:pPr>
       <w:r>
-        <w:t xml:space="preserve">2.4 Active-Learning Module for AF2 Reduction</w:t>
+        <w:t xml:space="preserve">2.4 Orchestration Trace and Evidence Agents</w:t>
+      </w:r>
+    </w:p>
+    <w:p>
+      <w:pPr>
+        <w:pStyle w:val="FirstParagraph"/>
+      </w:pPr>
+      <w:r>
+        <w:t xml:space="preserve">The implementation separates three operational planes. The</w:t>
+      </w:r>
+      <w:r>
+        <w:t xml:space="preserve"> </w:t>
+      </w:r>
+      <w:r>
+        <w:rPr>
+          <w:bCs/>
+          <w:b/>
+        </w:rPr>
+        <w:t xml:space="preserve">control plane</w:t>
+      </w:r>
+      <w:r>
+        <w:t xml:space="preserve"> </w:t>
+      </w:r>
+      <w:r>
+        <w:t xml:space="preserve">is deterministic: the pipeline runner validates requests, resolves the stage order, emits status transitions, enforces safe rerun rules, and records checkpoint or stop/resume state. The</w:t>
+      </w:r>
+      <w:r>
+        <w:t xml:space="preserve"> </w:t>
+      </w:r>
+      <w:r>
+        <w:rPr>
+          <w:bCs/>
+          <w:b/>
+        </w:rPr>
+        <w:t xml:space="preserve">model-execution plane</w:t>
+      </w:r>
+      <w:r>
+        <w:t xml:space="preserve"> </w:t>
+      </w:r>
+      <w:r>
+        <w:t xml:space="preserve">is provider-agnostic: a model stage can be backed by a local GPU HTTP service, RunPod endpoint, or disabled provider as long as it writes the expected artifact contract. The</w:t>
+      </w:r>
+      <w:r>
+        <w:t xml:space="preserve"> </w:t>
+      </w:r>
+      <w:r>
+        <w:rPr>
+          <w:bCs/>
+          <w:b/>
+        </w:rPr>
+        <w:t xml:space="preserve">evidence plane</w:t>
+      </w:r>
+      <w:r>
+        <w:t xml:space="preserve"> </w:t>
+      </w:r>
+      <w:r>
+        <w:t xml:space="preserve">is advisory: stage-specific agents read stored artifacts and emit structured verdicts such as</w:t>
+      </w:r>
+      <w:r>
+        <w:t xml:space="preserve"> </w:t>
+      </w:r>
+      <w:r>
+        <w:rPr>
+          <w:rStyle w:val="VerbatimChar"/>
+        </w:rPr>
+        <w:t xml:space="preserve">proceed</w:t>
+      </w:r>
+      <w:r>
+        <w:t xml:space="preserve">,</w:t>
+      </w:r>
+      <w:r>
+        <w:t xml:space="preserve"> </w:t>
+      </w:r>
+      <w:r>
+        <w:rPr>
+          <w:rStyle w:val="VerbatimChar"/>
+        </w:rPr>
+        <w:t xml:space="preserve">monitor</w:t>
+      </w:r>
+      <w:r>
+        <w:t xml:space="preserve">, or</w:t>
+      </w:r>
+      <w:r>
+        <w:t xml:space="preserve"> </w:t>
+      </w:r>
+      <w:r>
+        <w:rPr>
+          <w:rStyle w:val="VerbatimChar"/>
+        </w:rPr>
+        <w:t xml:space="preserve">recover</w:t>
+      </w:r>
+      <w:r>
+        <w:t xml:space="preserve">, together with confidence, rationale, error context, and recommended recovery actions. The evidence plane does not silently mutate design constraints or replace the deterministic stage graph in the benchmarked analyses.</w:t>
+      </w:r>
+    </w:p>
+    <w:p>
+      <w:pPr>
+        <w:pStyle w:val="BodyText"/>
+      </w:pPr>
+      <w:r>
+        <w:t xml:space="preserve">These planes are joined by an append-only</w:t>
+      </w:r>
+      <w:r>
+        <w:t xml:space="preserve"> </w:t>
+      </w:r>
+      <w:r>
+        <w:rPr>
+          <w:rStyle w:val="VerbatimChar"/>
+        </w:rPr>
+        <w:t xml:space="preserve">orchestration_trace.jsonl</w:t>
+      </w:r>
+      <w:r>
+        <w:t xml:space="preserve"> </w:t>
+      </w:r>
+      <w:r>
+        <w:t xml:space="preserve">file in each</w:t>
+      </w:r>
+      <w:r>
+        <w:t xml:space="preserve"> </w:t>
+      </w:r>
+      <w:r>
+        <w:rPr>
+          <w:rStyle w:val="VerbatimChar"/>
+        </w:rPr>
+        <w:t xml:space="preserve">run_id</w:t>
+      </w:r>
+      <w:r>
+        <w:t xml:space="preserve"> </w:t>
+      </w:r>
+      <w:r>
+        <w:t xml:space="preserve">directory. Control-plane records capture stage status events such as</w:t>
+      </w:r>
+      <w:r>
+        <w:t xml:space="preserve"> </w:t>
+      </w:r>
+      <w:r>
+        <w:rPr>
+          <w:rStyle w:val="VerbatimChar"/>
+        </w:rPr>
+        <w:t xml:space="preserve">stage=mmseqs_msa</w:t>
+      </w:r>
+      <w:r>
+        <w:t xml:space="preserve">,</w:t>
+      </w:r>
+      <w:r>
+        <w:t xml:space="preserve"> </w:t>
+      </w:r>
+      <w:r>
+        <w:rPr>
+          <w:rStyle w:val="VerbatimChar"/>
+        </w:rPr>
+        <w:t xml:space="preserve">state=running</w:t>
+      </w:r>
+      <w:r>
+        <w:t xml:space="preserve">, or</w:t>
+      </w:r>
+      <w:r>
+        <w:t xml:space="preserve"> </w:t>
+      </w:r>
+      <w:r>
+        <w:rPr>
+          <w:rStyle w:val="VerbatimChar"/>
+        </w:rPr>
+        <w:t xml:space="preserve">stage=done</w:t>
+      </w:r>
+      <w:r>
+        <w:t xml:space="preserve">,</w:t>
+      </w:r>
+      <w:r>
+        <w:t xml:space="preserve"> </w:t>
+      </w:r>
+      <w:r>
+        <w:rPr>
+          <w:rStyle w:val="VerbatimChar"/>
+        </w:rPr>
+        <w:t xml:space="preserve">state=completed</w:t>
+      </w:r>
+      <w:r>
+        <w:t xml:space="preserve">. Evidence-agent records capture the Agent Panel consensus for the same run, including the stage, verdict, confidence, error message when present, and recovery payload. This trace provides a compact audit trail that is distinct from raw artifacts (</w:t>
+      </w:r>
+      <w:r>
+        <w:rPr>
+          <w:rStyle w:val="VerbatimChar"/>
+        </w:rPr>
+        <w:t xml:space="preserve">designs.fasta</w:t>
+      </w:r>
+      <w:r>
+        <w:t xml:space="preserve">,</w:t>
+      </w:r>
+      <w:r>
+        <w:t xml:space="preserve"> </w:t>
+      </w:r>
+      <w:r>
+        <w:rPr>
+          <w:rStyle w:val="VerbatimChar"/>
+        </w:rPr>
+        <w:t xml:space="preserve">af2_scores.json</w:t>
+      </w:r>
+      <w:r>
+        <w:t xml:space="preserve">, structure files) and from user-facing reports. It is particularly useful for failure analysis: for example, a BioEmu target-RMSD gate can be represented as a failed or warning verdict with chain-mapping context rather than as an opaque terminal failure.</w:t>
+      </w:r>
+    </w:p>
+    <w:p>
+      <w:pPr>
+        <w:pStyle w:val="BodyText"/>
+      </w:pPr>
+      <w:r>
+        <w:t xml:space="preserve">This design intentionally avoids claiming fully autonomous protein-design decision-making. In the current system, agents are structured expert-review components that summarize evidence and suggest recovery actions. Final progression, rerun, and interpretation remain tied to explicit pipeline state, checkpoint controls, stored artifacts, and, when used through Workflow Studio, human review.</w:t>
+      </w:r>
+    </w:p>
+    <w:bookmarkEnd w:id="28"/>
+    <w:bookmarkStart w:id="32" w:name="active-learning-module-for-af2-reduction"/>
+    <w:p>
+      <w:pPr>
+        <w:pStyle w:val="Heading3"/>
+      </w:pPr>
+      <w:r>
+        <w:t xml:space="preserve">2.5 Active-Learning Module for AF2 Reduction</w:t>
       </w:r>
     </w:p>
     <w:p>
@@ -735,18 +974,18 @@
           <wp:inline>
             <wp:extent cx="5334000" cy="2435474"/>
             <wp:effectExtent b="0" l="0" r="0" t="0"/>
-            <wp:docPr descr="Active-learning loop" title="" id="29" name="Picture"/>
+            <wp:docPr descr="Active-learning loop" title="" id="30" name="Picture"/>
             <a:graphic>
               <a:graphicData uri="http://schemas.openxmlformats.org/drawingml/2006/picture">
                 <pic:pic>
                   <pic:nvPicPr>
-                    <pic:cNvPr descr="figures/benchmark/fig2_active_learning_loop.png" id="30" name="Picture"/>
+                    <pic:cNvPr descr="figures/benchmark/fig2_active_learning_loop.png" id="31" name="Picture"/>
                     <pic:cNvPicPr>
                       <a:picLocks noChangeArrowheads="1" noChangeAspect="1"/>
                     </pic:cNvPicPr>
                   </pic:nvPicPr>
                   <pic:blipFill>
-                    <a:blip r:embed="rId28"/>
+                    <a:blip r:embed="rId29"/>
                     <a:stretch>
                       <a:fillRect/>
                     </a:stretch>
@@ -793,14 +1032,14 @@
         <w:t xml:space="preserve">Figure 2. Active-learning loop used to reduce AF2 calls. A small K-means-selected training set is labelled by AF2, a local surrogate ranks the remaining pool, and AF2 is reserved for the surrogate’s top-ranked candidates. In multi-round mode, the archived surrogate is reused on later candidate pools so that only Top-K candidates are folded after the bootstrap round.</w:t>
       </w:r>
     </w:p>
-    <w:bookmarkEnd w:id="31"/>
-    <w:bookmarkStart w:id="35" w:name="X86ae9e3ed42b8aebbf96b87c3b13c0ee5b223bd"/>
+    <w:bookmarkEnd w:id="32"/>
+    <w:bookmarkStart w:id="36" w:name="X86ae9e3ed42b8aebbf96b87c3b13c0ee5b223bd"/>
     <w:p>
       <w:pPr>
         <w:pStyle w:val="Heading3"/>
       </w:pPr>
       <w:r>
-        <w:t xml:space="preserve">2.5 Benchmark Dataset, Surrogates, and QC Filtering</w:t>
+        <w:t xml:space="preserve">2.6 Benchmark Dataset, Surrogates, and QC Filtering</w:t>
       </w:r>
     </w:p>
     <w:p>
@@ -1171,18 +1410,18 @@
           <wp:inline>
             <wp:extent cx="5334000" cy="4185209"/>
             <wp:effectExtent b="0" l="0" r="0" t="0"/>
-            <wp:docPr descr="QC-filtered CATH benchmark corpus" title="" id="33" name="Picture"/>
+            <wp:docPr descr="QC-filtered CATH benchmark corpus" title="" id="34" name="Picture"/>
             <a:graphic>
               <a:graphicData uri="http://schemas.openxmlformats.org/drawingml/2006/picture">
                 <pic:pic>
                   <pic:nvPicPr>
-                    <pic:cNvPr descr="figures/benchmark/fig11_cath_curated_expansion.png" id="34" name="Picture"/>
+                    <pic:cNvPr descr="figures/benchmark/fig11_cath_curated_expansion.png" id="35" name="Picture"/>
                     <pic:cNvPicPr>
                       <a:picLocks noChangeArrowheads="1" noChangeAspect="1"/>
                     </pic:cNvPicPr>
                   </pic:nvPicPr>
                   <pic:blipFill>
-                    <a:blip r:embed="rId32"/>
+                    <a:blip r:embed="rId33"/>
                     <a:stretch>
                       <a:fillRect/>
                     </a:stretch>
@@ -1245,14 +1484,14 @@
         <w:t xml:space="preserve">For each target and seed, a training pool of N candidates is selected either uniformly at random or by K-means cluster centres. The surrogate is trained on that pool and ranks a held-out candidate set. The main model comparison uses N = 30, and the sample-size ablation evaluates N in {5, 10, 20, 30, 50, 80}. The production loop uses N = 30 to match the benchmark default: the N-ablation in Section 3.5 places 20-30 examples on the cost-efficient plateau, so 30 is the largest near-plateau value validated by the main model comparison.</w:t>
       </w:r>
     </w:p>
-    <w:bookmarkEnd w:id="35"/>
-    <w:bookmarkStart w:id="36" w:name="metrics-and-statistical-analysis"/>
+    <w:bookmarkEnd w:id="36"/>
+    <w:bookmarkStart w:id="37" w:name="metrics-and-statistical-analysis"/>
     <w:p>
       <w:pPr>
         <w:pStyle w:val="Heading3"/>
       </w:pPr>
       <w:r>
-        <w:t xml:space="preserve">2.6 Metrics and Statistical Analysis</w:t>
+        <w:t xml:space="preserve">2.7 Metrics and Statistical Analysis</w:t>
       </w:r>
     </w:p>
     <w:p>
@@ -1316,9 +1555,9 @@
         <w:t xml:space="preserve">Paired comparisons use the Wilcoxon signed-rank test [22] with Holm-Bonferroni correction [23]. Effect sizes are reported as Cliff’s delta [24]. Confidence intervals are 95% cluster bootstrap intervals with target as the cluster. Variance decomposition uses the one-way ANOVA-based intraclass correlation coefficient ICC1 [25].</w:t>
       </w:r>
     </w:p>
-    <w:bookmarkEnd w:id="36"/>
     <w:bookmarkEnd w:id="37"/>
-    <w:bookmarkStart w:id="71" w:name="results"/>
+    <w:bookmarkEnd w:id="38"/>
+    <w:bookmarkStart w:id="72" w:name="results"/>
     <w:p>
       <w:pPr>
         <w:pStyle w:val="Heading2"/>
@@ -1327,7 +1566,7 @@
         <w:t xml:space="preserve">3. Results</w:t>
       </w:r>
     </w:p>
-    <w:bookmarkStart w:id="38" w:name="pipeline-execution-and-artifact-reuse"/>
+    <w:bookmarkStart w:id="39" w:name="pipeline-execution-and-artifact-reuse"/>
     <w:p>
       <w:pPr>
         <w:pStyle w:val="Heading3"/>
@@ -1372,8 +1611,8 @@
         <w:t xml:space="preserve">The stage order also makes the compute policy explicit. Backbone diversification and joint multiple-position sequence generation occur before AF2, while SoluProt acts as a cheap soluble-expression gate. The active-learning module then reduces the number of SoluProt-passing candidates sent to AF2. The remaining results quantify the operating point of this policy.</w:t>
       </w:r>
     </w:p>
-    <w:bookmarkEnd w:id="38"/>
-    <w:bookmarkStart w:id="45" w:name="Xf332cea9f599f9be951e16eb82d3fac5ae0b7bb"/>
+    <w:bookmarkEnd w:id="39"/>
+    <w:bookmarkStart w:id="46" w:name="Xf332cea9f599f9be951e16eb82d3fac5ae0b7bb"/>
     <w:p>
       <w:pPr>
         <w:pStyle w:val="Heading3"/>
@@ -1399,18 +1638,18 @@
           <wp:inline>
             <wp:extent cx="5334000" cy="2073653"/>
             <wp:effectExtent b="0" l="0" r="0" t="0"/>
-            <wp:docPr descr="Selection x N" title="" id="40" name="Picture"/>
+            <wp:docPr descr="Selection x N" title="" id="41" name="Picture"/>
             <a:graphic>
               <a:graphicData uri="http://schemas.openxmlformats.org/drawingml/2006/picture">
                 <pic:pic>
                   <pic:nvPicPr>
-                    <pic:cNvPr descr="figures/benchmark/fig3_selection_n_curves.png" id="41" name="Picture"/>
+                    <pic:cNvPr descr="figures/benchmark/fig3_selection_n_curves.png" id="42" name="Picture"/>
                     <pic:cNvPicPr>
                       <a:picLocks noChangeArrowheads="1" noChangeAspect="1"/>
                     </pic:cNvPicPr>
                   </pic:nvPicPr>
                   <pic:blipFill>
-                    <a:blip r:embed="rId39"/>
+                    <a:blip r:embed="rId40"/>
                     <a:stretch>
                       <a:fillRect/>
                     </a:stretch>
@@ -1873,18 +2112,18 @@
           <wp:inline>
             <wp:extent cx="5334000" cy="2075692"/>
             <wp:effectExtent b="0" l="0" r="0" t="0"/>
-            <wp:docPr descr="Selection x model" title="" id="43" name="Picture"/>
+            <wp:docPr descr="Selection x model" title="" id="44" name="Picture"/>
             <a:graphic>
               <a:graphicData uri="http://schemas.openxmlformats.org/drawingml/2006/picture">
                 <pic:pic>
                   <pic:nvPicPr>
-                    <pic:cNvPr descr="figures/benchmark/fig4_selection_comparison.png" id="44" name="Picture"/>
+                    <pic:cNvPr descr="figures/benchmark/fig4_selection_comparison.png" id="45" name="Picture"/>
                     <pic:cNvPicPr>
                       <a:picLocks noChangeArrowheads="1" noChangeAspect="1"/>
                     </pic:cNvPicPr>
                   </pic:nvPicPr>
                   <pic:blipFill>
-                    <a:blip r:embed="rId42"/>
+                    <a:blip r:embed="rId43"/>
                     <a:stretch>
                       <a:fillRect/>
                     </a:stretch>
@@ -1931,8 +2170,8 @@
         <w:t xml:space="preserve">Figure 5. Per-model effect of training-set selection on BO uplift Top-5 at fixed N = 30. Differences are smaller than in the low-N regime, indicating that K-means is most valuable as a cold-start safeguard rather than as a universal advantage at all label budgets.</w:t>
       </w:r>
     </w:p>
-    <w:bookmarkEnd w:id="45"/>
-    <w:bookmarkStart w:id="49" w:name="X68c5d33a711ca70d4ed305e9d4c4716a56b0850"/>
+    <w:bookmarkEnd w:id="46"/>
+    <w:bookmarkStart w:id="50" w:name="X68c5d33a711ca70d4ed305e9d4c4716a56b0850"/>
     <w:p>
       <w:pPr>
         <w:pStyle w:val="Heading3"/>
@@ -1958,18 +2197,18 @@
           <wp:inline>
             <wp:extent cx="5334000" cy="3446173"/>
             <wp:effectExtent b="0" l="0" r="0" t="0"/>
-            <wp:docPr descr="Model comparison" title="" id="47" name="Picture"/>
+            <wp:docPr descr="Model comparison" title="" id="48" name="Picture"/>
             <a:graphic>
               <a:graphicData uri="http://schemas.openxmlformats.org/drawingml/2006/picture">
                 <pic:pic>
                   <pic:nvPicPr>
-                    <pic:cNvPr descr="figures/benchmark/fig5_model_comparison.png" id="48" name="Picture"/>
+                    <pic:cNvPr descr="figures/benchmark/fig5_model_comparison.png" id="49" name="Picture"/>
                     <pic:cNvPicPr>
                       <a:picLocks noChangeArrowheads="1" noChangeAspect="1"/>
                     </pic:cNvPicPr>
                   </pic:nvPicPr>
                   <pic:blipFill>
-                    <a:blip r:embed="rId46"/>
+                    <a:blip r:embed="rId47"/>
                     <a:stretch>
                       <a:fillRect/>
                     </a:stretch>
@@ -3135,8 +3374,8 @@
         <w:t xml:space="preserve">This produces a deliberate score-specific recommendation rather than a single universal winner. RF is retained as the conservative default for pLDDT-driven AF2 triage. Ridge is retained as a production option when the operator wants stronger SoluProt ranking or Top-K recall. XGBoost and LightGBM remain useful alternatives for model-replacement experiments, but the 23-target benchmark no longer supports making LightGBM the default pLDDT surrogate.</w:t>
       </w:r>
     </w:p>
-    <w:bookmarkEnd w:id="49"/>
-    <w:bookmarkStart w:id="50" w:name="X823206a7e1f5910e72abe701b20677c02e34684"/>
+    <w:bookmarkEnd w:id="50"/>
+    <w:bookmarkStart w:id="51" w:name="X823206a7e1f5910e72abe701b20677c02e34684"/>
     <w:p>
       <w:pPr>
         <w:pStyle w:val="Heading3"/>
@@ -3606,8 +3845,8 @@
         <w:t xml:space="preserve">The ensemble result is intentionally conservative. Rank-averaging slightly improves the mean pLDDT selection score, but it does not solve the diversity-loss pattern discussed in Section 3.6 and does not replace Ridge for SoluProt. The recommended deployment therefore stays target-aware: RF for pLDDT-driven AF2 triage, Ridge for SoluProt- or recall-heavy use cases, and the rank-mean ensemble when robustness to per-target ranking flips matters more than the simplicity of one default model.</w:t>
       </w:r>
     </w:p>
-    <w:bookmarkEnd w:id="50"/>
-    <w:bookmarkStart w:id="54" w:name="X1c293ac74cad8042cce27c38937e2a6c22ef074"/>
+    <w:bookmarkEnd w:id="51"/>
+    <w:bookmarkStart w:id="55" w:name="X1c293ac74cad8042cce27c38937e2a6c22ef074"/>
     <w:p>
       <w:pPr>
         <w:pStyle w:val="Heading3"/>
@@ -3633,18 +3872,18 @@
           <wp:inline>
             <wp:extent cx="5334000" cy="3443947"/>
             <wp:effectExtent b="0" l="0" r="0" t="0"/>
-            <wp:docPr descr="Sample size" title="" id="52" name="Picture"/>
+            <wp:docPr descr="Sample size" title="" id="53" name="Picture"/>
             <a:graphic>
               <a:graphicData uri="http://schemas.openxmlformats.org/drawingml/2006/picture">
                 <pic:pic>
                   <pic:nvPicPr>
-                    <pic:cNvPr descr="figures/benchmark/fig8_sample_size.png" id="53" name="Picture"/>
+                    <pic:cNvPr descr="figures/benchmark/fig8_sample_size.png" id="54" name="Picture"/>
                     <pic:cNvPicPr>
                       <a:picLocks noChangeArrowheads="1" noChangeAspect="1"/>
                     </pic:cNvPicPr>
                   </pic:nvPicPr>
                   <pic:blipFill>
-                    <a:blip r:embed="rId51"/>
+                    <a:blip r:embed="rId52"/>
                     <a:stretch>
                       <a:fillRect/>
                     </a:stretch>
@@ -4175,8 +4414,8 @@
         <w:t xml:space="preserve">Table 6. Sample-size ablation for the RF surrogate under K-means selection. The N-ablation captures the diminishing-returns regime above N = 20-30. The N = 30 default is therefore a deliberately conservative cost-efficient operating point, leaving a small margin above N = 20 while avoiding the additional AF2 cost of N = 50-80.</w:t>
       </w:r>
     </w:p>
-    <w:bookmarkEnd w:id="54"/>
-    <w:bookmarkStart w:id="61" w:name="Xddaa9041bd93d1dec5d7071f5ce04061f047afe"/>
+    <w:bookmarkEnd w:id="55"/>
+    <w:bookmarkStart w:id="62" w:name="Xddaa9041bd93d1dec5d7071f5ce04061f047afe"/>
     <w:p>
       <w:pPr>
         <w:pStyle w:val="Heading3"/>
@@ -4202,18 +4441,18 @@
           <wp:inline>
             <wp:extent cx="5334000" cy="4045748"/>
             <wp:effectExtent b="0" l="0" r="0" t="0"/>
-            <wp:docPr descr="Bias analysis" title="" id="56" name="Picture"/>
+            <wp:docPr descr="Bias analysis" title="" id="57" name="Picture"/>
             <a:graphic>
               <a:graphicData uri="http://schemas.openxmlformats.org/drawingml/2006/picture">
                 <pic:pic>
                   <pic:nvPicPr>
-                    <pic:cNvPr descr="figures/benchmark/fig6_bias_analysis.png" id="57" name="Picture"/>
+                    <pic:cNvPr descr="figures/benchmark/fig6_bias_analysis.png" id="58" name="Picture"/>
                     <pic:cNvPicPr>
                       <a:picLocks noChangeArrowheads="1" noChangeAspect="1"/>
                     </pic:cNvPicPr>
                   </pic:nvPicPr>
                   <pic:blipFill>
-                    <a:blip r:embed="rId55"/>
+                    <a:blip r:embed="rId56"/>
                     <a:stretch>
                       <a:fillRect/>
                     </a:stretch>
@@ -4753,18 +4992,18 @@
           <wp:inline>
             <wp:extent cx="5334000" cy="1996939"/>
             <wp:effectExtent b="0" l="0" r="0" t="0"/>
-            <wp:docPr descr="Per-target heatmap" title="" id="59" name="Picture"/>
+            <wp:docPr descr="Per-target heatmap" title="" id="60" name="Picture"/>
             <a:graphic>
               <a:graphicData uri="http://schemas.openxmlformats.org/drawingml/2006/picture">
                 <pic:pic>
                   <pic:nvPicPr>
-                    <pic:cNvPr descr="figures/benchmark/fig7_per_target_heatmap.png" id="60" name="Picture"/>
+                    <pic:cNvPr descr="figures/benchmark/fig7_per_target_heatmap.png" id="61" name="Picture"/>
                     <pic:cNvPicPr>
                       <a:picLocks noChangeArrowheads="1" noChangeAspect="1"/>
                     </pic:cNvPicPr>
                   </pic:nvPicPr>
                   <pic:blipFill>
-                    <a:blip r:embed="rId58"/>
+                    <a:blip r:embed="rId59"/>
                     <a:stretch>
                       <a:fillRect/>
                     </a:stretch>
@@ -4811,8 +5050,8 @@
         <w:t xml:space="preserve">Figure 9. Per-target BO uplift Top-5 difference relative to RF, K-means selection, N = 30. Each cell shows mean(model BO uplift) - mean(RF BO uplift) for one (target, model) pair, averaged over 5 seeds. Positive values mean the model beats RF on that target; negative values mean the model loses. The heatmap exposes target-level winner switching that aggregate means hide, supporting a configurable surrogate layer rather than a hard-coded single model.</w:t>
       </w:r>
     </w:p>
-    <w:bookmarkEnd w:id="61"/>
-    <w:bookmarkStart w:id="65" w:name="Xf711a228bc721b3d7918124db93d7c18a63f50a"/>
+    <w:bookmarkEnd w:id="62"/>
+    <w:bookmarkStart w:id="66" w:name="Xf711a228bc721b3d7918124db93d7c18a63f50a"/>
     <w:p>
       <w:pPr>
         <w:pStyle w:val="Heading3"/>
@@ -4838,18 +5077,18 @@
           <wp:inline>
             <wp:extent cx="5334000" cy="3740385"/>
             <wp:effectExtent b="0" l="0" r="0" t="0"/>
-            <wp:docPr descr="MPNN error decomposition" title="" id="63" name="Picture"/>
+            <wp:docPr descr="MPNN error decomposition" title="" id="64" name="Picture"/>
             <a:graphic>
               <a:graphicData uri="http://schemas.openxmlformats.org/drawingml/2006/picture">
                 <pic:pic>
                   <pic:nvPicPr>
-                    <pic:cNvPr descr="figures/benchmark/fig10_mpnn_decomposition.png" id="64" name="Picture"/>
+                    <pic:cNvPr descr="figures/benchmark/fig10_mpnn_decomposition.png" id="65" name="Picture"/>
                     <pic:cNvPicPr>
                       <a:picLocks noChangeArrowheads="1" noChangeAspect="1"/>
                     </pic:cNvPicPr>
                   </pic:nvPicPr>
                   <pic:blipFill>
-                    <a:blip r:embed="rId62"/>
+                    <a:blip r:embed="rId63"/>
                     <a:stretch>
                       <a:fillRect/>
                     </a:stretch>
@@ -5091,8 +5330,8 @@
         <w:t xml:space="preserve">This result does not prove that ProteinMPNN is globally optimal. A low within-target variance is also consistent with a model that makes the same systematic mistake repeatedly. The result instead identifies where additional sampling is least likely to help in this dataset: drawing more sequences from the same target has limited observed headroom compared with changing or triaging the target/backbone context.</w:t>
       </w:r>
     </w:p>
-    <w:bookmarkEnd w:id="65"/>
-    <w:bookmarkStart w:id="66" w:name="Xf571f53620ed178c418340a9b0d45d6a7714fe2"/>
+    <w:bookmarkEnd w:id="66"/>
+    <w:bookmarkStart w:id="67" w:name="Xf571f53620ed178c418340a9b0d45d6a7714fe2"/>
     <w:p>
       <w:pPr>
         <w:pStyle w:val="Heading3"/>
@@ -5556,8 +5795,8 @@
         <w:t xml:space="preserve">The two evolution traces also show why the multi-round result should be interpreted cautiously. In 3RGK, the best composite design was already present in the round-1 bootstrap training set, so later surrogate-guided rounds did not improve the selected best design even though they continued to find high-pLDDT candidates. In 1LVM, the best design was selected during the round-3 Top-K phase, demonstrating that archived surrogate reuse can identify later-round candidates. This supports the implementation claim, but a larger paired campaign is still needed to estimate hit-rate improvement.</w:t>
       </w:r>
     </w:p>
-    <w:bookmarkEnd w:id="66"/>
-    <w:bookmarkStart w:id="70" w:name="X44c7bd05f3d5ced2126af2bc7a7899acac604f6"/>
+    <w:bookmarkEnd w:id="67"/>
+    <w:bookmarkStart w:id="71" w:name="X44c7bd05f3d5ced2126af2bc7a7899acac604f6"/>
     <w:p>
       <w:pPr>
         <w:pStyle w:val="Heading3"/>
@@ -5591,18 +5830,18 @@
           <wp:inline>
             <wp:extent cx="5334000" cy="1668473"/>
             <wp:effectExtent b="0" l="0" r="0" t="0"/>
-            <wp:docPr descr="Backbone and ensemble ablation" title="" id="68" name="Picture"/>
+            <wp:docPr descr="Backbone and ensemble ablation" title="" id="69" name="Picture"/>
             <a:graphic>
               <a:graphicData uri="http://schemas.openxmlformats.org/drawingml/2006/picture">
                 <pic:pic>
                   <pic:nvPicPr>
-                    <pic:cNvPr descr="figures/benchmark/fig12_backbone_ensemble_ablation.png" id="69" name="Picture"/>
+                    <pic:cNvPr descr="figures/benchmark/fig12_backbone_ensemble_ablation.png" id="70" name="Picture"/>
                     <pic:cNvPicPr>
                       <a:picLocks noChangeArrowheads="1" noChangeAspect="1"/>
                     </pic:cNvPicPr>
                   </pic:nvPicPr>
                   <pic:blipFill>
-                    <a:blip r:embed="rId67"/>
+                    <a:blip r:embed="rId68"/>
                     <a:stretch>
                       <a:fillRect/>
                     </a:stretch>
@@ -5927,9 +6166,9 @@
         <w:t xml:space="preserve">Table 10. Backbone-context ablation summary. Values are target-level means over three CATH targets and one replicate per target. The selected-RFD3 arm gives the highest mean Top-5 pLDDT, while the ensemble arm gives the highest mean Top-5 SoluProt and broader sequence diversity. Because the pilot contains three paired targets, it is used to guide interpretation and workflow defaults rather than to claim a general statistical advantage.</w:t>
       </w:r>
     </w:p>
-    <w:bookmarkEnd w:id="70"/>
     <w:bookmarkEnd w:id="71"/>
-    <w:bookmarkStart w:id="76" w:name="discussion"/>
+    <w:bookmarkEnd w:id="72"/>
+    <w:bookmarkStart w:id="77" w:name="discussion"/>
     <w:p>
       <w:pPr>
         <w:pStyle w:val="Heading2"/>
@@ -5938,7 +6177,7 @@
         <w:t xml:space="preserve">4. Discussion</w:t>
       </w:r>
     </w:p>
-    <w:bookmarkStart w:id="72" w:name="X28ae9d35d69a29e7e3814ac014f0d9cd05b1635"/>
+    <w:bookmarkStart w:id="73" w:name="X28ae9d35d69a29e7e3814ac014f0d9cd05b1635"/>
     <w:p>
       <w:pPr>
         <w:pStyle w:val="Heading3"/>
@@ -6349,8 +6588,8 @@
         <w:t xml:space="preserve">on the operations performed in Results. The artifact contract is what allows the same 2,737 AF2 outputs to support multiple independent ablations without re-folding or per-experiment parser rewrites.</w:t>
       </w:r>
     </w:p>
-    <w:bookmarkEnd w:id="72"/>
-    <w:bookmarkStart w:id="73" w:name="af2-budget-model"/>
+    <w:bookmarkEnd w:id="73"/>
+    <w:bookmarkStart w:id="74" w:name="af2-budget-model"/>
     <w:p>
       <w:pPr>
         <w:pStyle w:val="Heading3"/>
@@ -6604,8 +6843,8 @@
         <w:t xml:space="preserve">The representative 3RGK and 1LVM evolution runs in Section 3.8 use larger RFD3-enabled pools than the 90-candidate budget illustration, with 8,000 SoluProt-gated candidates per target. Their realized AF2 records were 94 and 49, respectively, because only the bootstrap and surrogate-selected candidates are sent to the oracle. These runs validate the implemented execution path and artifact capture; a larger paired campaign remains necessary to estimate biological hit-rate improvement from archived surrogate reuse.</w:t>
       </w:r>
     </w:p>
-    <w:bookmarkEnd w:id="73"/>
-    <w:bookmarkStart w:id="74" w:name="compute-allocation-across-backbones"/>
+    <w:bookmarkEnd w:id="74"/>
+    <w:bookmarkStart w:id="75" w:name="compute-allocation-across-backbones"/>
     <w:p>
       <w:pPr>
         <w:pStyle w:val="Heading3"/>
@@ -6630,8 +6869,8 @@
         <w:t xml:space="preserve">The three-target pilot in Section 3.9 is consistent with this interpretation. RFD3 changed the structural context and sometimes improved pLDDT, but the effect depended on the target and did not establish a universal ordering among single-backbone, RFD3, and RFD3-ensemble modes. Within a chosen backbone, conservation-tier sampling remains useful because it changes the number and placement of jointly redesigned positions, but the observed within-target spread bounds its expected return. Acquisition-time diversity control is still needed because the surrogate’s selected Top-K is more self-similar than the true optimum. These conclusions are complementary: backbone or target triage addresses the largest observed variance axis, while acquisition diversity prevents local surrogate selections from collapsing within a promising context.</w:t>
       </w:r>
     </w:p>
-    <w:bookmarkEnd w:id="74"/>
-    <w:bookmarkStart w:id="75" w:name="re-validation-after-model-replacement"/>
+    <w:bookmarkEnd w:id="75"/>
+    <w:bookmarkStart w:id="76" w:name="re-validation-after-model-replacement"/>
     <w:p>
       <w:pPr>
         <w:pStyle w:val="Heading3"/>
@@ -6648,9 +6887,9 @@
         <w:t xml:space="preserve">The benchmark results should be interpreted as estimates for the current solubility-aware model stack, not as invariant statements about all future structure predictors, inverse-folding models, or solubility predictors. The pipeline design makes this limitation manageable. If a replacement structure predictor such as ESMFold or AlphaFold3, a replacement inverse-folding model such as LigandMPNN or SolubleMPNN, or a replacement solubility/developability model writes the same artifact fields, the same benchmark protocol can be rerun. The numerical operating point may change, but the analysis workflow does not need to be redesigned.</w:t>
       </w:r>
     </w:p>
-    <w:bookmarkEnd w:id="75"/>
     <w:bookmarkEnd w:id="76"/>
-    <w:bookmarkStart w:id="77" w:name="limitations"/>
+    <w:bookmarkEnd w:id="77"/>
+    <w:bookmarkStart w:id="78" w:name="limitations"/>
     <w:p>
       <w:pPr>
         <w:pStyle w:val="Heading2"/>
@@ -6810,7 +7049,7 @@
         <w:t xml:space="preserve"> </w:t>
       </w:r>
       <w:r>
-        <w:t xml:space="preserve">Literature-grounded commentary and Gemini-based reasoning are operational components of the platform, but the reported benchmark does not validate autonomous agent selection of mutation masks. The learning component evaluated here is the ESM-embedding surrogate trained on AF2/ColabFold labels.</w:t>
+        <w:t xml:space="preserve">The evidence-agent layer is evaluated here as structured decision support and auditability infrastructure, not as an autonomous mutation-policy model. The reported benchmark does not validate agent selection of mutation masks; the learning component evaluated here is the ESM-embedding surrogate trained on AF2/ColabFold labels.</w:t>
       </w:r>
     </w:p>
     <w:p>
@@ -6835,8 +7074,8 @@
         <w:t xml:space="preserve">The architecture supports model replacement by artifact contract, but the benchmark has not yet been rerun with AlphaFold3, ESMFold, LigandMPNN, or another replacement backend.</w:t>
       </w:r>
     </w:p>
-    <w:bookmarkEnd w:id="77"/>
-    <w:bookmarkStart w:id="78" w:name="conclusion"/>
+    <w:bookmarkEnd w:id="78"/>
+    <w:bookmarkStart w:id="79" w:name="conclusion"/>
     <w:p>
       <w:pPr>
         <w:pStyle w:val="Heading2"/>
@@ -6870,8 +7109,8 @@
         <w:t xml:space="preserve">The empirical benchmark shows that K-means selection improves small-N surrogate performance, that surrogate choice is score-dependent, and that a 20-30 example training set is a cost-efficient operating point. The variance decomposition further shows that target identity, not ProteinMPNN sampling noise, dominates observed pLDDT variance in the 23-target benchmark set. These results support a compute policy in which SoluProt is used as the fast soluble-expression gate, AF2 is reserved for informative structurally plausible short lists, and early campaign budget is allocated across target or backbone contexts rather than only to deeper sequence sampling within one backbone. The pipeline’s artifact contract makes these conclusions re-testable as the underlying generative, solubility-prediction, and structure-prediction models change.</w:t>
       </w:r>
     </w:p>
-    <w:bookmarkEnd w:id="78"/>
-    <w:bookmarkStart w:id="79" w:name="code-data-and-software-availability"/>
+    <w:bookmarkEnd w:id="79"/>
+    <w:bookmarkStart w:id="80" w:name="code-data-and-software-availability"/>
     <w:p>
       <w:pPr>
         <w:pStyle w:val="Heading2"/>
@@ -6981,7 +7220,7 @@
         <w:t xml:space="preserve">cath_outputs/paper_curated/</w:t>
       </w:r>
       <w:r>
-        <w:t xml:space="preserve">. Because the full corpus is several gigabytes, it should be archived as a large release artifact or S3-backed dataset rather than committed directly to a lightweight GitHub source tree. The release documentation also records the Docker Hub images used to instantiate the RunPod endpoints for MMseqs2, ProteinMPNN, ColabFold/AF2, RFD3, BioEmu, and Rosetta Relax. The included</w:t>
+        <w:t xml:space="preserve">. Because the full corpus is several gigabytes, it should be archived as a large release artifact or S3-backed dataset rather than committed directly to a lightweight GitHub source tree. The release documentation also records the Docker Hub images used to instantiate the RunPod endpoints for MMseqs2, ProteinMPNN, ColabFold/AF2, RFD3, BioEmu, and Rosetta Relax. Runtime runs additionally emit</w:t>
       </w:r>
       <w:r>
         <w:t xml:space="preserve"> </w:t>
@@ -6990,6 +7229,57 @@
         <w:rPr>
           <w:rStyle w:val="VerbatimChar"/>
         </w:rPr>
+        <w:t xml:space="preserve">orchestration_trace.jsonl</w:t>
+      </w:r>
+      <w:r>
+        <w:t xml:space="preserve">,</w:t>
+      </w:r>
+      <w:r>
+        <w:t xml:space="preserve"> </w:t>
+      </w:r>
+      <w:r>
+        <w:rPr>
+          <w:rStyle w:val="VerbatimChar"/>
+        </w:rPr>
+        <w:t xml:space="preserve">events.jsonl</w:t>
+      </w:r>
+      <w:r>
+        <w:t xml:space="preserve">, and</w:t>
+      </w:r>
+      <w:r>
+        <w:t xml:space="preserve"> </w:t>
+      </w:r>
+      <w:r>
+        <w:rPr>
+          <w:rStyle w:val="VerbatimChar"/>
+        </w:rPr>
+        <w:t xml:space="preserve">agent_panel.jsonl</w:t>
+      </w:r>
+      <w:r>
+        <w:t xml:space="preserve"> </w:t>
+      </w:r>
+      <w:r>
+        <w:t xml:space="preserve">under each</w:t>
+      </w:r>
+      <w:r>
+        <w:t xml:space="preserve"> </w:t>
+      </w:r>
+      <w:r>
+        <w:rPr>
+          <w:rStyle w:val="VerbatimChar"/>
+        </w:rPr>
+        <w:t xml:space="preserve">run_id</w:t>
+      </w:r>
+      <w:r>
+        <w:t xml:space="preserve">, allowing control-plane execution and evidence-agent verdicts to be audited separately. The included</w:t>
+      </w:r>
+      <w:r>
+        <w:t xml:space="preserve"> </w:t>
+      </w:r>
+      <w:r>
+        <w:rPr>
+          <w:rStyle w:val="VerbatimChar"/>
+        </w:rPr>
         <w:t xml:space="preserve">.env.example</w:t>
       </w:r>
       <w:r>
@@ -7014,8 +7304,8 @@
         <w:t xml:space="preserve">files, endpoint IDs, API keys, and runtime logs are excluded. The manuscript uses stored benchmark artifacts rather than modifying generated result values. For publication, the GitHub release should be archived with a persistent DOI, and the same archive should contain the benchmark data used to regenerate the reported tables and figures.</w:t>
       </w:r>
     </w:p>
-    <w:bookmarkEnd w:id="79"/>
-    <w:bookmarkStart w:id="80" w:name="references"/>
+    <w:bookmarkEnd w:id="80"/>
+    <w:bookmarkStart w:id="81" w:name="references"/>
     <w:p>
       <w:pPr>
         <w:pStyle w:val="Heading2"/>
@@ -7549,8 +7839,8 @@
         <w:t xml:space="preserve">. doi:10.1037/0033-2909.86.2.420</w:t>
       </w:r>
     </w:p>
-    <w:bookmarkEnd w:id="80"/>
     <w:bookmarkEnd w:id="81"/>
+    <w:bookmarkEnd w:id="82"/>
     <w:sectPr/>
   </w:body>
 </w:document>

--- a/public_release/manuscript/manuscript.docx
+++ b/public_release/manuscript/manuscript.docx
@@ -37,7 +37,7 @@
         <w:pStyle w:val="FirstParagraph"/>
       </w:pPr>
       <w:r>
-        <w:t xml:space="preserve">Solubility-aware protein redesign increasingly depends on heterogeneous AI models for sequence search, conservation analysis, backbone or conformational sampling, inverse folding, soluble-expression filtering, structure prediction, and novelty assessment. These components are powerful individually, but practical campaigns often connect them with ad hoc scripts, making runs difficult to reproduce, rerun, compare, or update when a model backend changes. We present RAPID, a reproducible artifact pipeline for integrated design that turns fragmented model outputs into a stage-aware, run-scoped experimental substrate for solubility-aware multiple-mutant redesign. RAPID preserves typed requests, intermediate artifacts, status histories, orchestration traces, experiment records, quality-control records, and final summaries under stable run identifiers, allowing downstream analyses to be regenerated from stored artifacts rather than from repeated live model calls. We use RAPID to support three claims. First, an artifact contract and local/static interface make model replacement and retrospective analysis operational rather than manual. Second, an AF2-budgeted surrogate triage mode reduces structure-prediction use after SoluProt gating by using ESM-2 embeddings, K-means bootstrap selection, local surrogate ranking, and Top-K acquisition; in the current artifact benchmark, K-means gives its largest advantage in the small-label regime, Random Forest is the conservative default for pLDDT-oriented triage, and the implemented default evaluates 30 bootstrap candidates plus 20 surrogate-ranked Top-K candidates when the SoluProt-passing pool exceeds this budget. Third, target-level variation dominates observed design-quality variation, motivating explicit tests of compute allocation across single-target, BioEmu, RFD3, and RFD3+BioEmu structural contexts rather than simply increasing sequence sampling around one backbone. RAPID also exposes an experimental-feedback evolution mode that writes candidate sets for wet-lab testing and can train the next surrogate from user-supplied objective values. The present evidence is computational and proxy-based: pLDDT, SoluProt, and relax scores do not establish wet-lab soluble expression, thermodynamic stability, or activity. RAPID is therefore positioned as reproducible infrastructure for solubility-aware redesign and compute allocation, with final biological validation left to experimental follow-up.</w:t>
+        <w:t xml:space="preserve">Solubility-aware protein redesign increasingly depends on heterogeneous AI models for sequence search, conservation analysis, backbone or conformational sampling, inverse folding, soluble-expression filtering, structure prediction, and novelty assessment. These components are powerful individually, but practical campaigns often connect them with ad hoc scripts, making runs difficult to reproduce, rerun, compare, or update when a model backend changes. We present RAPID, a reproducible artifact pipeline for integrated design that turns fragmented model outputs into a stage-aware, run-scoped experimental substrate for solubility-aware multiple-mutant redesign. RAPID preserves typed requests, intermediate artifacts, status histories, orchestration traces, experiment records, quality-control records, and final summaries under stable run identifiers, allowing downstream analyses to be regenerated from stored artifacts rather than from repeated live model calls. We use RAPID to support three claims. First, an artifact contract and local/static interface make model replacement and retrospective analysis operational rather than manual. Second, an AF2-budgeted surrogate triage mode reduces structure-prediction use after SoluProt gating by using ESM-2 embeddings, K-means bootstrap selection, internal cross-validation of local surrogate policies, and Top-K acquisition; in the current artifact benchmark, K-means gives its largest advantage in the small-label regime, Random Forest is a conservative pLDDT-oriented policy, and the implemented default evaluates 30 bootstrap candidates plus 20 Top-K candidates selected by the best internally cross-validated acquisition policy when the SoluProt-passing pool exceeds this budget. Third, target-level variation dominates observed design-quality variation, motivating explicit tests of compute allocation across single-target, BioEmu, RFD3, and RFD3+BioEmu structural contexts rather than simply increasing sequence sampling around one backbone. RAPID also exposes an experimental-feedback evolution mode that writes candidate sets for wet-lab testing and can train the next surrogate from user-supplied objective values. The present evidence is computational and proxy-based: pLDDT, SoluProt, and relax scores do not establish wet-lab soluble expression, thermodynamic stability, or activity. RAPID is therefore positioned as reproducible infrastructure for solubility-aware redesign and compute allocation, with final biological validation left to experimental follow-up.</w:t>
       </w:r>
     </w:p>
     <w:bookmarkEnd w:id="20"/>
@@ -621,15 +621,15 @@
         <w:pStyle w:val="FirstParagraph"/>
       </w:pPr>
       <w:r>
-        <w:t xml:space="preserve">RAPID separates two related uses of surrogates. The first is a computational AF2-budgeted triage mode used in the benchmark (Figure 2). ProteinMPNN first generates a candidate pool across conservation tiers, and SoluProt scores every candidate. SoluProt-passing candidates are embedded with mean-pooled ESM-2 8M embeddings [4]. K-means selects a diverse bootstrap training set, AF2 labels those candidates, and a local surrogate is trained to rank the remaining SoluProt-passing pool by predicted pLDDT. AF2 then evaluates only the surrogate-ranked Top-K candidates. This mode is a compute-allocation policy for structure prediction, not evidence of experimental activity or expression.</w:t>
-      </w:r>
-    </w:p>
-    <w:p>
-      <w:pPr>
-        <w:pStyle w:val="BodyText"/>
-      </w:pPr>
-      <w:r>
-        <w:t xml:space="preserve">The production triage default uses 30 K-means-selected bootstrap labels and 20 Top-K AF2 acquisitions. The N = 30 bootstrap was chosen because the sample-size ablation reaches most of the observed Random Forest pLDDT uplift by that point, while Top-K = 20 fixes a target-level validation budget that is large enough for manual review but small enough to keep the AF2 cost explicit. The benchmark evaluates Random Forest, Ridge, GP-RBF, XGBoost, LightGBM, KNN, MLP, and random selection, with Random Forest and Ridge retained as the primary production options because they represent different score-specific operating points. The implemented interface also permits several surrogate models to be selected together; in that case they share the same AF2-labelled bootstrap set and use rank-mean acquisition, so model robustness can be tested without multiplying AF2 calls.</w:t>
+        <w:t xml:space="preserve">RAPID separates two related uses of surrogates. The first is a computational AF2-budgeted triage mode used in the benchmark (Figure 2). ProteinMPNN first generates a candidate pool across conservation tiers, and SoluProt scores every candidate. SoluProt-passing candidates are embedded with mean-pooled ESM-2 8M embeddings [4]. K-means selects a diverse bootstrap training set, AF2 labels those candidates, and local surrogate policies are compared by internal cross-validation on the labelled set. The selected acquisition policy is then refit on all bootstrap labels and used to rank the remaining SoluProt-passing pool. AF2 evaluates only the selected policy’s Top-K candidates. This mode is a compute-allocation policy for structure prediction, not evidence of experimental activity or expression.</w:t>
+      </w:r>
+    </w:p>
+    <w:p>
+      <w:pPr>
+        <w:pStyle w:val="BodyText"/>
+      </w:pPr>
+      <w:r>
+        <w:t xml:space="preserve">The production triage default uses 30 K-means-selected bootstrap labels and 20 Top-K AF2 acquisitions. The N = 30 bootstrap was chosen because the sample-size ablation reaches most of the observed Random Forest pLDDT uplift by that point, while Top-K = 20 fixes a target-level validation budget that is large enough for manual review but small enough to keep the AF2 cost explicit. RAPID trains comparator policies on the same labelled bootstrap set, writes cross-validation metrics, a model-comparison SVG, candidate-level predictions, Top-K overlap summaries, feature-importance or coefficient tables, and fitted model files, and then uses only one selected acquisition policy for the final Top-K. Thus model comparison is recorded without multiplying AF2 calls. Manual override remains available for controlled runs using Random Forest, Ridge, XGBoost, LightGBM, or rank-mean ensemble.</w:t>
       </w:r>
     </w:p>
     <w:p>
@@ -769,7 +769,7 @@
           <w:iCs/>
           <w:i/>
         </w:rPr>
-        <w:t xml:space="preserve">Figure 2. AF2-budgeted surrogate triage. K-means selects a diverse AF2-labelled bootstrap set from SoluProt-passing candidates, one or more local surrogates rank the remaining pool, and AF2/ColabFold is reserved for Top-K acquisitions. When several surrogate families are selected, RAPID averages their held-out rank orders and still evaluates the same Top-K budget. Experimental-feedback evolution uses the same candidate and embedding contract but learns from user-recorded wet-lab objective values rather than treating AF2 as a biological oracle.</w:t>
+        <w:t xml:space="preserve">Figure 2. AF2-budgeted surrogate triage. K-means selects a diverse AF2-labelled bootstrap set from SoluProt-passing candidates. RAPID compares local surrogate policies by internal cross-validation, refits the selected policy on all bootstrap labels, and reserves AF2/ColabFold for one Top-K acquisition set. Comparator models, rank-mean ensemble, feature summaries, fitted model files, and prediction tables are exported as artifacts without expanding the AF2 budget. Experimental-feedback evolution uses the same candidate and embedding contract but learns from user-recorded wet-lab objective values rather than treating AF2 as a biological oracle.</w:t>
       </w:r>
     </w:p>
     <w:bookmarkEnd w:id="31"/>
@@ -1422,7 +1422,7 @@
         <w:pStyle w:val="BodyText"/>
       </w:pPr>
       <w:r>
-        <w:t xml:space="preserve">At the N = 30 operating point, Random Forest gives the highest mean pLDDT BO uplift Top-5 in the current artifact benchmark, while Ridge is strongest for SoluProt ranking and recall-oriented metrics. Because SoluProt is directly scored for every candidate in RAPID, the primary surrogate bottleneck is pLDDT-oriented AF2 triage. RAPID therefore uses Random Forest as the conservative default for pLDDT-driven acquisition and retains Ridge as an option when SoluProt ranking or recall is prioritised.</w:t>
+        <w:t xml:space="preserve">At the N = 30 operating point, Random Forest gives the highest mean pLDDT BO uplift Top-5 in the current artifact benchmark, while Ridge is strongest for SoluProt ranking and recall-oriented metrics. Because the best policy can vary by target and score emphasis, RAPID’s implemented default is not a hard-coded Random Forest choice. Instead, RAPID compares the configured surrogate policies on the initial AF2-labelled bootstrap set and uses the strongest internally cross-validated policy for Top-K acquisition. Random Forest remains the conservative pLDDT-oriented reference policy in the artifact benchmark, and Ridge remains available when SoluProt-oriented ranking or recall is prioritised.</w:t>
       </w:r>
     </w:p>
     <w:p>
@@ -1489,7 +1489,7 @@
           <w:iCs/>
           <w:i/>
         </w:rPr>
-        <w:t xml:space="preserve">Figure 3. Current artifact-benchmark surrogate comparison at N = 30. Random Forest is the conservative pLDDT BO-uplift default, whereas Ridge dominates SoluProt-related ranking metrics. Detailed model tables and per-target heatmaps are reported in the supplement.</w:t>
+        <w:t xml:space="preserve">Figure 3. Current artifact-benchmark surrogate comparison at N = 30. Random Forest is the conservative pLDDT BO-uplift reference, whereas Ridge dominates SoluProt-related ranking metrics. RAPID uses these benchmark results to define comparator policies and then selects the acquisition policy within each run by internal CV. Detailed model tables and per-target heatmaps are reported in the supplement.</w:t>
       </w:r>
     </w:p>
     <w:tbl>
@@ -1654,7 +1654,7 @@
               <w:jc w:val="left"/>
             </w:pPr>
             <w:r>
-              <w:t xml:space="preserve">RF is the conservative AF2-triage default</w:t>
+              <w:t xml:space="preserve">RF is the conservative AF2-triage reference policy</w:t>
             </w:r>
           </w:p>
         </w:tc>
@@ -1982,7 +1982,7 @@
           <w:iCs/>
           <w:i/>
         </w:rPr>
-        <w:t xml:space="preserve">Table 5. AF2 budget model for the standard surrogate-triage mode. The implemented default evaluates 30 K-means bootstrap candidates and 20 Top-K acquisitions. This table is a budget model, not a biological enrichment result; prospective wet-lab outcomes are handled by the separate experimental-feedback evolution mode.</w:t>
+        <w:t xml:space="preserve">Table 5. AF2 budget model for the standard surrogate-triage mode. The implemented default evaluates 30 K-means bootstrap candidates and 20 Top-K acquisitions selected by one internally cross-validated acquisition policy. Comparator models are trained and exported for audit, but they do not add AF2 calls unless the operator explicitly changes the validation budget. This table is a budget model, not a biological enrichment result; prospective wet-lab outcomes are handled by the separate experimental-feedback evolution mode.</w:t>
       </w:r>
     </w:p>
     <w:p>
@@ -2642,7 +2642,7 @@
         <w:pStyle w:val="BodyText"/>
       </w:pPr>
       <w:r>
-        <w:t xml:space="preserve">The surrogate-triage result is similarly bounded. The evidence supports an AF2-allocation policy, not a wet-lab hit-rate claim. K-means is most useful as a cold-start diversity mechanism, Random Forest is a conservative pLDDT acquisition default, Ridge is useful for SoluProt-oriented ranking, and N = 30 is a cost-efficient bootstrap point in the current artifact benchmark. These findings justify the implemented budget model because they directly address the expensive AF2 step after SoluProt filtering. The experimental-feedback evolution mode extends the same artifact substrate into a design-test-learn workflow by accepting objective metric values from assay records, but its biological utility must be assessed prospectively.</w:t>
+        <w:t xml:space="preserve">The surrogate-triage result is similarly bounded. The evidence supports an AF2-allocation policy, not a wet-lab hit-rate claim. K-means is most useful as a cold-start diversity mechanism, Random Forest is a conservative pLDDT acquisition reference, Ridge is useful for SoluProt-oriented ranking, and N = 30 is a cost-efficient bootstrap point in the current artifact benchmark. The current implementation uses those observations to define comparator policies, then selects one acquisition policy by internal CV for each run. These findings justify the implemented budget model because they directly address the expensive AF2 step after SoluProt filtering. The experimental-feedback evolution mode extends the same artifact substrate into a design-test-learn workflow by accepting objective metric values from assay records, but its biological utility must be assessed prospectively.</w:t>
       </w:r>
     </w:p>
     <w:p>
@@ -2694,7 +2694,7 @@
         <w:pStyle w:val="FirstParagraph"/>
       </w:pPr>
       <w:r>
-        <w:t xml:space="preserve">RAPID addresses a practical gap between rapidly changing protein-design models and the reproducible infrastructure needed to use them in solubility-aware redesign campaigns. It preserves run-scoped artifacts, supports controlled partial reruns, exposes the workflow through a packageable static interface and backend API, and keeps model interfaces replaceable. On top of this infrastructure, an AF2-budgeted surrogate-triage mode uses SoluProt gating, K-means bootstrap selection, local surrogate ranking, and Top-K acquisition to reduce structure-prediction calls. A separate experimental-feedback evolution mode records assay outcomes and uses those labels to recommend the next candidate set.</w:t>
+        <w:t xml:space="preserve">RAPID addresses a practical gap between rapidly changing protein-design models and the reproducible infrastructure needed to use them in solubility-aware redesign campaigns. It preserves run-scoped artifacts, supports controlled partial reruns, exposes the workflow through a packageable static interface and backend API, and keeps model interfaces replaceable. On top of this infrastructure, an AF2-budgeted surrogate-triage mode uses SoluProt gating, K-means bootstrap selection, internal CV-based acquisition-policy selection, and Top-K acquisition to reduce structure-prediction calls while exporting comparator-model evidence for audit. A separate experimental-feedback evolution mode records assay outcomes and uses those labels to recommend the next candidate set.</w:t>
       </w:r>
     </w:p>
     <w:p>

--- a/public_release/manuscript/manuscript.docx
+++ b/public_release/manuscript/manuscript.docx
@@ -1039,7 +1039,7 @@
         <w:pStyle w:val="BodyText"/>
       </w:pPr>
       <w:r>
-        <w:t xml:space="preserve">The present structural-context analysis includes a three-target RFD3 pilot comparing a single target backbone, one selected RFD3 backbone, and a three-backbone RFD3 ensemble. This pilot is retained as preliminary evidence that structural context changes target-dependent outcomes. A corrected-chain four-arm RAPID ablation protocol has also been implemented for the expanded data refresh, using the target manifest generated from corrected-chain CATH inputs. For the BioEmu arms in that refresh, the primary analysis keeps the same 2.0 Å target-RMSD gate across targets; sensitivity reruns may increase the sampling budget, but not the acceptance cutoff.</w:t>
+        <w:t xml:space="preserve">The present structural-context analysis uses a corrected-chain eight-target RAPID ablation. The single-backbone and RFD3 arms are evaluable for all eight targets, whereas BioEmu-containing arms are evaluable for four targets under the 2.0 Å target-RMSD gate. This partial evaluability is treated as a workflow QC outcome rather than as a failed design score. For BioEmu sensitivity analyses, sampling budgets may be increased, but the acceptance cutoff is kept fixed to avoid post-hoc relaxation of the structural-quality criterion.</w:t>
       </w:r>
     </w:p>
     <w:bookmarkEnd w:id="33"/>
@@ -2262,7 +2262,7 @@
         <w:pStyle w:val="BodyText"/>
       </w:pPr>
       <w:r>
-        <w:t xml:space="preserve">The completed three-target RFD3 pilot is consistent with this interpretation but is not powered as a general performance claim. Averaged over three CATH targets, the selected-RFD3 arm had higher Top-5 pLDDT than the single-backbone arm, whereas the RFD3-ensemble arm was intermediate for pLDDT and slightly higher for Top-5 SoluProt. The target-level pattern was mixed: RFD3 helped a low-pLDDT case but did not uniformly improve already high-confidence targets. This supports the claim that structural-context exploration is measurable and target-dependent, not the claim that one structural generator is universally superior.</w:t>
+        <w:t xml:space="preserve">The corrected-chain structural-context ablation is consistent with this interpretation but does not support a universal generator ranking. Under matched budgets, each evaluable target-arm produced 120 ProteinMPNN designs and 30 AF2/ColabFold records. Across all eight targets, the single-backbone and selected-RFD3 arms had nearly identical mean Top-5 pLDDT values (92.58 and 92.53, respectively), with mixed target-level deltas. Among the four targets for which BioEmu-containing arms passed the RMSD gate, BioEmu increased Top-5 SoluProt modestly relative to the corresponding single-backbone runs (+0.024 on average) and reduced pairwise sequence identity (-0.105), but did not improve paired Top-5 pLDDT. These results support the claim that structural context is a measurable allocation variable, not the claim that RFD3, BioEmu, or their combination is universally superior.</w:t>
       </w:r>
     </w:p>
     <w:p>
@@ -2272,9 +2272,9 @@
       <w:r>
         <w:drawing>
           <wp:inline>
-            <wp:extent cx="5334000" cy="1668473"/>
+            <wp:extent cx="5334000" cy="1664050"/>
             <wp:effectExtent b="0" l="0" r="0" t="0"/>
-            <wp:docPr descr="Structural-context pilot" title="" id="44" name="Picture"/>
+            <wp:docPr descr="Structural-context ablation" title="" id="44" name="Picture"/>
             <a:graphic>
               <a:graphicData uri="http://schemas.openxmlformats.org/drawingml/2006/picture">
                 <pic:pic>
@@ -2293,7 +2293,7 @@
                   <pic:spPr bwMode="auto">
                     <a:xfrm>
                       <a:off x="0" y="0"/>
-                      <a:ext cx="5334000" cy="1668473"/>
+                      <a:ext cx="5334000" cy="1664050"/>
                     </a:xfrm>
                     <a:prstGeom prst="rect">
                       <a:avLst/>
@@ -2317,7 +2317,7 @@
         <w:pStyle w:val="ImageCaption"/>
       </w:pPr>
       <w:r>
-        <w:t xml:space="preserve">Structural-context pilot</w:t>
+        <w:t xml:space="preserve">Structural-context ablation</w:t>
       </w:r>
     </w:p>
     <w:p>
@@ -2329,7 +2329,7 @@
           <w:iCs/>
           <w:i/>
         </w:rPr>
-        <w:t xml:space="preserve">Figure 5. Three-target structural-context pilot. The single-target, selected-RFD3, and RFD3-ensemble arms were compared under matched AF2 caps. The updated RAPID implementation extends this protocol to BioEmu and RFD3+BioEmu arms for the corrected-chain data refresh.</w:t>
+        <w:t xml:space="preserve">Figure 5. Corrected-chain structural-context ablation. Single-backbone and RFD3 arms are evaluable for eight targets, while BioEmu and RFD3+BioEmu are evaluable for the four targets that passed the pre-specified 2.0 Å target-RMSD gate. The figure is interpreted as an allocation and QC analysis, not as evidence for a universal structural-generator advantage.</w:t>
       </w:r>
     </w:p>
     <w:tbl>
@@ -2456,19 +2456,19 @@
               <w:jc w:val="right"/>
             </w:pPr>
             <w:r>
-              <w:t xml:space="preserve">84.76</w:t>
-            </w:r>
-          </w:p>
-        </w:tc>
-        <w:tc>
-          <w:tcPr/>
-          <w:p>
-            <w:pPr>
-              <w:pStyle w:val="Compact"/>
-              <w:jc w:val="right"/>
-            </w:pPr>
-            <w:r>
-              <w:t xml:space="preserve">0.756</w:t>
+              <w:t xml:space="preserve">92.58</w:t>
+            </w:r>
+          </w:p>
+        </w:tc>
+        <w:tc>
+          <w:tcPr/>
+          <w:p>
+            <w:pPr>
+              <w:pStyle w:val="Compact"/>
+              <w:jc w:val="right"/>
+            </w:pPr>
+            <w:r>
+              <w:t xml:space="preserve">0.718</w:t>
             </w:r>
           </w:p>
         </w:tc>
@@ -2482,7 +2482,7 @@
               <w:jc w:val="left"/>
             </w:pPr>
             <w:r>
-              <w:t xml:space="preserve">RFD3 selected backbone</w:t>
+              <w:t xml:space="preserve">Target + BioEmu ensemble</w:t>
             </w:r>
           </w:p>
         </w:tc>
@@ -2518,19 +2518,19 @@
               <w:jc w:val="right"/>
             </w:pPr>
             <w:r>
-              <w:t xml:space="preserve">87.58</w:t>
-            </w:r>
-          </w:p>
-        </w:tc>
-        <w:tc>
-          <w:tcPr/>
-          <w:p>
-            <w:pPr>
-              <w:pStyle w:val="Compact"/>
-              <w:jc w:val="right"/>
-            </w:pPr>
-            <w:r>
-              <w:t xml:space="preserve">0.725</w:t>
+              <w:t xml:space="preserve">96.28</w:t>
+            </w:r>
+          </w:p>
+        </w:tc>
+        <w:tc>
+          <w:tcPr/>
+          <w:p>
+            <w:pPr>
+              <w:pStyle w:val="Compact"/>
+              <w:jc w:val="right"/>
+            </w:pPr>
+            <w:r>
+              <w:t xml:space="preserve">0.788</w:t>
             </w:r>
           </w:p>
         </w:tc>
@@ -2544,19 +2544,19 @@
               <w:jc w:val="left"/>
             </w:pPr>
             <w:r>
-              <w:t xml:space="preserve">RFD3 ensemble, 3 backbones</w:t>
-            </w:r>
-          </w:p>
-        </w:tc>
-        <w:tc>
-          <w:tcPr/>
-          <w:p>
-            <w:pPr>
-              <w:pStyle w:val="Compact"/>
-              <w:jc w:val="right"/>
-            </w:pPr>
-            <w:r>
-              <w:t xml:space="preserve">117</w:t>
+              <w:t xml:space="preserve">RFD3 selected backbone</w:t>
+            </w:r>
+          </w:p>
+        </w:tc>
+        <w:tc>
+          <w:tcPr/>
+          <w:p>
+            <w:pPr>
+              <w:pStyle w:val="Compact"/>
+              <w:jc w:val="right"/>
+            </w:pPr>
+            <w:r>
+              <w:t xml:space="preserve">120</w:t>
             </w:r>
           </w:p>
         </w:tc>
@@ -2580,19 +2580,81 @@
               <w:jc w:val="right"/>
             </w:pPr>
             <w:r>
-              <w:t xml:space="preserve">85.58</w:t>
-            </w:r>
-          </w:p>
-        </w:tc>
-        <w:tc>
-          <w:tcPr/>
-          <w:p>
-            <w:pPr>
-              <w:pStyle w:val="Compact"/>
-              <w:jc w:val="right"/>
-            </w:pPr>
-            <w:r>
-              <w:t xml:space="preserve">0.759</w:t>
+              <w:t xml:space="preserve">92.53</w:t>
+            </w:r>
+          </w:p>
+        </w:tc>
+        <w:tc>
+          <w:tcPr/>
+          <w:p>
+            <w:pPr>
+              <w:pStyle w:val="Compact"/>
+              <w:jc w:val="right"/>
+            </w:pPr>
+            <w:r>
+              <w:t xml:space="preserve">0.690</w:t>
+            </w:r>
+          </w:p>
+        </w:tc>
+      </w:tr>
+      <w:tr>
+        <w:tc>
+          <w:tcPr/>
+          <w:p>
+            <w:pPr>
+              <w:pStyle w:val="Compact"/>
+              <w:jc w:val="left"/>
+            </w:pPr>
+            <w:r>
+              <w:t xml:space="preserve">RFD3 + BioEmu ensemble</w:t>
+            </w:r>
+          </w:p>
+        </w:tc>
+        <w:tc>
+          <w:tcPr/>
+          <w:p>
+            <w:pPr>
+              <w:pStyle w:val="Compact"/>
+              <w:jc w:val="right"/>
+            </w:pPr>
+            <w:r>
+              <w:t xml:space="preserve">120</w:t>
+            </w:r>
+          </w:p>
+        </w:tc>
+        <w:tc>
+          <w:tcPr/>
+          <w:p>
+            <w:pPr>
+              <w:pStyle w:val="Compact"/>
+              <w:jc w:val="right"/>
+            </w:pPr>
+            <w:r>
+              <w:t xml:space="preserve">30</w:t>
+            </w:r>
+          </w:p>
+        </w:tc>
+        <w:tc>
+          <w:tcPr/>
+          <w:p>
+            <w:pPr>
+              <w:pStyle w:val="Compact"/>
+              <w:jc w:val="right"/>
+            </w:pPr>
+            <w:r>
+              <w:t xml:space="preserve">95.44</w:t>
+            </w:r>
+          </w:p>
+        </w:tc>
+        <w:tc>
+          <w:tcPr/>
+          <w:p>
+            <w:pPr>
+              <w:pStyle w:val="Compact"/>
+              <w:jc w:val="right"/>
+            </w:pPr>
+            <w:r>
+              <w:t xml:space="preserve">0.734</w:t>
             </w:r>
           </w:p>
         </w:tc>
@@ -2607,7 +2669,7 @@
           <w:iCs/>
           <w:i/>
         </w:rPr>
-        <w:t xml:space="preserve">Table 7. Structural-context pilot summary. Values are target-level means over three CATH targets and one replicate per target-arm condition. The pilot supports structural-context exploration as a measurable workflow variable, not a universal performance advantage for a particular generator.</w:t>
+        <w:t xml:space="preserve">Table 7. Structural-context ablation summary. Values are target-level means over evaluable target-arm pairs and one replicate per target-arm condition. BioEmu-containing rows include four RMSD-gate-passing targets, whereas single and RFD3 rows include all eight corrected-chain targets; paired contrasts are therefore interpreted within common target subsets.</w:t>
       </w:r>
     </w:p>
     <w:bookmarkEnd w:id="46"/>
@@ -2650,7 +2712,7 @@
         <w:pStyle w:val="BodyText"/>
       </w:pPr>
       <w:r>
-        <w:t xml:space="preserve">The structural-context result reframes backbone and ensemble stages as allocation levers. If observed variance were mainly within a target, deeper ProteinMPNN sampling would be the primary way to spend compute. Instead, target identity dominates the current stored benchmark, and the RFD3 pilot shows target-dependent tradeoffs. The next analysis should therefore compare single, BioEmu, RFD3, and RFD3+BioEmu contexts across a corrected-chain target set rather than treating RFD3 or BioEmu as default score-improvement modules. In that comparison, BioEmu coverage is itself an informative workflow outcome: failure to obtain near-target conformers under the pre-specified RMSD gate is a QC limitation of that structural-context arm, not evidence that the downstream sequences are biologically poor. The updated RAPID scripts now support both the four-arm comparison and the BioEmu sampling-budget sensitivity check.</w:t>
+        <w:t xml:space="preserve">The structural-context result reframes backbone and ensemble stages as allocation levers. If observed variance were mainly within a target, deeper ProteinMPNN sampling would be the primary way to spend compute. Instead, target identity dominates the stored benchmark, and the corrected-chain structural-context ablation shows target-dependent tradeoffs under matched AF2 caps. RFD3 changed outcomes for some targets but did not improve the aggregate Top-5 pLDDT relative to the single-backbone arm. BioEmu-containing arms were quantitatively evaluable only for the four targets satisfying the pre-specified RMSD gate, where they increased soluble-expression scores and sequence diversity more clearly than structural-confidence scores. This pattern argues for treating RFD3 and BioEmu as controlled exploration levers with explicit QC, rather than as default score-improvement modules.</w:t>
       </w:r>
     </w:p>
     <w:p>
@@ -2676,7 +2738,7 @@
         <w:pStyle w:val="FirstParagraph"/>
       </w:pPr>
       <w:r>
-        <w:t xml:space="preserve">The current evidence is computational and proxy-based. pLDDT, SoluProt, and relax scores do not establish soluble expression, thermodynamic stability, or activity without wet-lab validation. The current surrogate-triage benchmark is based on a stored 23-target QC-passing artifact set generated before the final corrected-chain CATH refresh, so it should be interpreted as component-level evidence for AF2 triage rather than as the final population estimate. The experimental-feedback evolution interface can ingest assay labels and recommend the next candidate set, but no prospective wet-lab enrichment result is claimed here. The completed structural-context pilot covers three targets and does not include BioEmu arms; it is sufficient to motivate the four-arm RAPID ablation but not to claim a universal advantage for RFD3, BioEmu, or their combination. Optional diagnostic summaries are used for audit and failure review only; they are not evaluated here as autonomous mutation-policy models.</w:t>
+        <w:t xml:space="preserve">The current evidence is computational and proxy-based. pLDDT, SoluProt, and relax scores do not establish soluble expression, thermodynamic stability, or activity without wet-lab validation. The current surrogate-triage benchmark is based on a stored 23-target QC-passing artifact set generated before the final corrected-chain CATH refresh, so it should be interpreted as component-level evidence for AF2 triage rather than as the final population estimate. The experimental-feedback evolution interface can ingest assay labels and recommend the next candidate set, but no prospective wet-lab enrichment result is claimed here. The corrected-chain structural-context ablation covers eight targets, but BioEmu-containing arms are evaluable for only four targets under the fixed RMSD gate; this is sufficient to test structural-context allocation as a workflow variable, not to claim a universal advantage for RFD3, BioEmu, or their combination. Optional diagnostic summaries are used for audit and failure review only; they are not evaluated here as autonomous mutation-policy models.</w:t>
       </w:r>
     </w:p>
     <w:bookmarkEnd w:id="49"/>

--- a/public_release/manuscript/manuscript.docx
+++ b/public_release/manuscript/manuscript.docx
@@ -769,7 +769,7 @@
           <w:iCs/>
           <w:i/>
         </w:rPr>
-        <w:t xml:space="preserve">Figure 2. AF2-budgeted surrogate triage. K-means selects a diverse AF2-labelled bootstrap set from SoluProt-passing candidates. RAPID compares local surrogate policies by internal cross-validation, refits the selected policy on all bootstrap labels, and reserves AF2/ColabFold for one Top-K acquisition set. Comparator models, rank-mean ensemble, feature summaries, fitted model files, and prediction tables are exported as artifacts without expanding the AF2 budget. Experimental-feedback evolution uses the same candidate and embedding contract but learns from user-recorded wet-lab objective values rather than treating AF2 as a biological oracle.</w:t>
+        <w:t xml:space="preserve">Figure 2. AF2-budgeted surrogate triage. K-means selects a diverse AF2-labelled bootstrap set from SoluProt-passing candidates. RAPID compares configured local surrogate policies by internal cross-validation, refits the selected policy on all bootstrap labels, and reserves AF2/ColabFold for one Top-K acquisition set. Comparator-model metrics, optional rank-mean ensemble results, feature summaries, fitted model files, and prediction tables are exported as artifacts without expanding the AF2 budget. Experimental-feedback evolution uses the same candidate and embedding contract but learns from user-recorded wet-lab objective values rather than treating AF2 as a biological oracle.</w:t>
       </w:r>
     </w:p>
     <w:bookmarkEnd w:id="31"/>

--- a/public_release/manuscript/manuscript.docx
+++ b/public_release/manuscript/manuscript.docx
@@ -621,7 +621,7 @@
         <w:pStyle w:val="FirstParagraph"/>
       </w:pPr>
       <w:r>
-        <w:t xml:space="preserve">RAPID separates two related uses of surrogates. The first is a computational AF2-budgeted triage mode used in the benchmark (Figure 2). ProteinMPNN first generates a candidate pool across conservation tiers, and SoluProt scores every candidate. SoluProt-passing candidates are embedded with mean-pooled ESM-2 8M embeddings [4]. K-means selects a diverse bootstrap training set, AF2 labels those candidates, and local surrogate policies are compared by internal cross-validation on the labelled set. The selected acquisition policy is then refit on all bootstrap labels and used to rank the remaining SoluProt-passing pool. AF2 evaluates only the selected policy’s Top-K candidates. This mode is a compute-allocation policy for structure prediction, not evidence of experimental activity or expression.</w:t>
+        <w:t xml:space="preserve">RAPID separates two related uses of surrogates. The first is a computational AF2-budgeted triage mode used in the benchmark (Figure 2). ProteinMPNN first generates a candidate pool across conservation tiers, and SoluProt scores every candidate. SoluProt-passing candidates are embedded with mean-pooled ESM-2 8M embeddings [4]. In deployment, this embedding stage can be backed by a GPU ESM worker, allowing large ProteinMPNN pools to be featurized without expanding the AF2/ColabFold acquisition budget. K-means selects a diverse bootstrap training set, AF2 labels those candidates, and local surrogate policies are compared by internal cross-validation on the labelled set. The selected acquisition policy is then refit on all bootstrap labels and used to rank the remaining SoluProt-passing pool. AF2 evaluates only the selected policy’s Top-K candidates. This mode is a compute-allocation policy for structure prediction, not evidence of experimental activity or expression.</w:t>
       </w:r>
     </w:p>
     <w:p>
@@ -813,7 +813,7 @@
         <w:pStyle w:val="FirstParagraph"/>
       </w:pPr>
       <w:r>
-        <w:t xml:space="preserve">The structural-context claim is tested by running matched design and AF2 budgets across four arms: the original target backbone, target plus BioEmu conformational samples, a selected RFD3 backbone, and a combined RFD3+BioEmu ensemble. The updated RAPID ablation script records the planned backbone count, planned design count, RFD3 settings, BioEmu settings, and AF2 budget for every target-arm pair. Each target-arm run caps AF2 at 30 candidates, so differences are interpreted as structural-context allocation effects rather than as unrestricted additional folding. BioEmu-containing arms are evaluated only when the requested near-target conformers pass the pre-specified target-RMSD gate. Arms that fail this gate are reported as not evaluable for that comparison, rather than being assigned zero-valued design scores, because the failure indicates that the conformational-sampling contract was not satisfied.</w:t>
+        <w:t xml:space="preserve">The structural-context claim is tested by running matched design and AF2 budgets across four arms: the original target backbone, target plus BioEmu conformational samples, a selected RFD3 backbone, and a combined RFD3+BioEmu ensemble. Because ProteinMPNN conditions sequence generation on the supplied backbone, changing the backbone or conformational context changes the accessible sequence neighbourhood even when the masking rule and sampling budget are held fixed. The updated RAPID ablation script records the planned backbone count, planned design count, RFD3 settings, BioEmu settings, and AF2 budget for every target-arm pair. Each target-arm run caps AF2 at 30 candidates, so differences are interpreted as structural-context allocation effects rather than as unrestricted additional folding. BioEmu-containing arms are evaluated only when the requested near-target conformers pass the pre-specified target-RMSD gate. Arms that fail this gate are reported as not evaluable for that comparison, rather than being assigned zero-valued design scores, because the failure indicates that the conformational-sampling contract was not satisfied.</w:t>
       </w:r>
     </w:p>
     <w:tbl>
@@ -1990,7 +1990,7 @@
         <w:pStyle w:val="BodyText"/>
       </w:pPr>
       <w:r>
-        <w:t xml:space="preserve">Two representative historical in-silico traces verify that the computational surrogate path is implemented end to end. The 3RGK run evaluated 94 AF2 records from 8,000 SoluProt-gated candidates, and the 1LVM run evaluated 49 AF2 records from 8,000 SoluProt-gated candidates. These traces demonstrate pool generation, SoluProt gating, ESM embedding, K-means bootstrap labelling, surrogate ranking, AF2 acquisition, and final design selection within the stored artifact model. They are not treated as paired biological validation because they cover two targets, use computational pLDDT labels, and have different Top-K settings. The current paper-run script for claim 2 uses the standard surrogate-triage mode rather than experimental-feedback evolution, so the computational budget claim and the wet-lab feedback interface remain separate.</w:t>
+        <w:t xml:space="preserve">Two representative historical in-silico traces verify that the computational surrogate path is implemented end to end. The 3RGK run evaluated 94 AF2 records from 8,000 SoluProt-gated candidates, and the 1LVM run evaluated 49 AF2 records from 8,000 SoluProt-gated candidates. These traces demonstrate pool generation, SoluProt gating, ESM embedding, K-means bootstrap labelling, surrogate ranking, AF2 acquisition, and final design selection within the stored artifact model. The current operating path uses a GPU-capable ESM embedding provider so that 10,000-candidate pools can be ranked while retaining the fixed 30 bootstrap plus 20 Top-K AF2 budget. The traces are not treated as paired biological validation because they cover two targets, use computational pLDDT labels, and have different Top-K settings. The current paper-run script for claim 2 uses the standard surrogate-triage mode rather than experimental-feedback evolution, so the computational budget claim and the wet-lab feedback interface remain separate.</w:t>
       </w:r>
     </w:p>
     <w:bookmarkEnd w:id="39"/>
@@ -2340,11 +2340,13 @@
         <w:jc w:val="start"/>
       </w:tblPr>
       <w:tblGrid>
-        <w:gridCol w:w="1250"/>
-        <w:gridCol w:w="1667"/>
-        <w:gridCol w:w="1667"/>
-        <w:gridCol w:w="1667"/>
-        <w:gridCol w:w="1667"/>
+        <w:gridCol w:w="880"/>
+        <w:gridCol w:w="1173"/>
+        <w:gridCol w:w="1173"/>
+        <w:gridCol w:w="1173"/>
+        <w:gridCol w:w="1173"/>
+        <w:gridCol w:w="1173"/>
+        <w:gridCol w:w="1173"/>
       </w:tblGrid>
       <w:tr>
         <w:trPr>
@@ -2370,6 +2372,18 @@
               <w:jc w:val="right"/>
             </w:pPr>
             <w:r>
+              <w:t xml:space="preserve">Evaluable targets</w:t>
+            </w:r>
+          </w:p>
+        </w:tc>
+        <w:tc>
+          <w:tcPr/>
+          <w:p>
+            <w:pPr>
+              <w:pStyle w:val="Compact"/>
+              <w:jc w:val="right"/>
+            </w:pPr>
+            <w:r>
               <w:t xml:space="preserve">Designs per target</w:t>
             </w:r>
           </w:p>
@@ -2407,6 +2421,18 @@
             </w:pPr>
             <w:r>
               <w:t xml:space="preserve">Top-5 SoluProt</w:t>
+            </w:r>
+          </w:p>
+        </w:tc>
+        <w:tc>
+          <w:tcPr/>
+          <w:p>
+            <w:pPr>
+              <w:pStyle w:val="Compact"/>
+              <w:jc w:val="right"/>
+            </w:pPr>
+            <w:r>
+              <w:t xml:space="preserve">Paired Top-5 pLDDT delta vs single</w:t>
             </w:r>
           </w:p>
         </w:tc>
@@ -2432,6 +2458,18 @@
               <w:jc w:val="right"/>
             </w:pPr>
             <w:r>
+              <w:t xml:space="preserve">8</w:t>
+            </w:r>
+          </w:p>
+        </w:tc>
+        <w:tc>
+          <w:tcPr/>
+          <w:p>
+            <w:pPr>
+              <w:pStyle w:val="Compact"/>
+              <w:jc w:val="right"/>
+            </w:pPr>
+            <w:r>
               <w:t xml:space="preserve">120</w:t>
             </w:r>
           </w:p>
@@ -2469,6 +2507,18 @@
             </w:pPr>
             <w:r>
               <w:t xml:space="preserve">0.718</w:t>
+            </w:r>
+          </w:p>
+        </w:tc>
+        <w:tc>
+          <w:tcPr/>
+          <w:p>
+            <w:pPr>
+              <w:pStyle w:val="Compact"/>
+              <w:jc w:val="right"/>
+            </w:pPr>
+            <w:r>
+              <w:t xml:space="preserve">reference</w:t>
             </w:r>
           </w:p>
         </w:tc>
@@ -2494,6 +2544,18 @@
               <w:jc w:val="right"/>
             </w:pPr>
             <w:r>
+              <w:t xml:space="preserve">4</w:t>
+            </w:r>
+          </w:p>
+        </w:tc>
+        <w:tc>
+          <w:tcPr/>
+          <w:p>
+            <w:pPr>
+              <w:pStyle w:val="Compact"/>
+              <w:jc w:val="right"/>
+            </w:pPr>
+            <w:r>
               <w:t xml:space="preserve">120</w:t>
             </w:r>
           </w:p>
@@ -2531,6 +2593,18 @@
             </w:pPr>
             <w:r>
               <w:t xml:space="preserve">0.788</w:t>
+            </w:r>
+          </w:p>
+        </w:tc>
+        <w:tc>
+          <w:tcPr/>
+          <w:p>
+            <w:pPr>
+              <w:pStyle w:val="Compact"/>
+              <w:jc w:val="right"/>
+            </w:pPr>
+            <w:r>
+              <w:t xml:space="preserve">-0.14</w:t>
             </w:r>
           </w:p>
         </w:tc>
@@ -2556,6 +2630,18 @@
               <w:jc w:val="right"/>
             </w:pPr>
             <w:r>
+              <w:t xml:space="preserve">8</w:t>
+            </w:r>
+          </w:p>
+        </w:tc>
+        <w:tc>
+          <w:tcPr/>
+          <w:p>
+            <w:pPr>
+              <w:pStyle w:val="Compact"/>
+              <w:jc w:val="right"/>
+            </w:pPr>
+            <w:r>
               <w:t xml:space="preserve">120</w:t>
             </w:r>
           </w:p>
@@ -2593,6 +2679,18 @@
             </w:pPr>
             <w:r>
               <w:t xml:space="preserve">0.690</w:t>
+            </w:r>
+          </w:p>
+        </w:tc>
+        <w:tc>
+          <w:tcPr/>
+          <w:p>
+            <w:pPr>
+              <w:pStyle w:val="Compact"/>
+              <w:jc w:val="right"/>
+            </w:pPr>
+            <w:r>
+              <w:t xml:space="preserve">-0.05</w:t>
             </w:r>
           </w:p>
         </w:tc>
@@ -2618,6 +2716,18 @@
               <w:jc w:val="right"/>
             </w:pPr>
             <w:r>
+              <w:t xml:space="preserve">4</w:t>
+            </w:r>
+          </w:p>
+        </w:tc>
+        <w:tc>
+          <w:tcPr/>
+          <w:p>
+            <w:pPr>
+              <w:pStyle w:val="Compact"/>
+              <w:jc w:val="right"/>
+            </w:pPr>
+            <w:r>
               <w:t xml:space="preserve">120</w:t>
             </w:r>
           </w:p>
@@ -2655,6 +2765,18 @@
             </w:pPr>
             <w:r>
               <w:t xml:space="preserve">0.734</w:t>
+            </w:r>
+          </w:p>
+        </w:tc>
+        <w:tc>
+          <w:tcPr/>
+          <w:p>
+            <w:pPr>
+              <w:pStyle w:val="Compact"/>
+              <w:jc w:val="right"/>
+            </w:pPr>
+            <w:r>
+              <w:t xml:space="preserve">-0.98</w:t>
             </w:r>
           </w:p>
         </w:tc>
@@ -2669,7 +2791,7 @@
           <w:iCs/>
           <w:i/>
         </w:rPr>
-        <w:t xml:space="preserve">Table 7. Structural-context ablation summary. Values are target-level means over evaluable target-arm pairs and one replicate per target-arm condition. BioEmu-containing rows include four RMSD-gate-passing targets, whereas single and RFD3 rows include all eight corrected-chain targets; paired contrasts are therefore interpreted within common target subsets.</w:t>
+        <w:t xml:space="preserve">Table 7. Structural-context ablation summary. Values are target-level means over evaluable target-arm pairs and one replicate per target-arm condition. BioEmu-containing rows include four RMSD-gate-passing targets, whereas single and RFD3 rows include all eight corrected-chain targets. The final column reports paired Top-5 pLDDT contrasts within the common target subset for each arm, preventing the unpaired row means from being interpreted as a universal BioEmu or RFD3 advantage.</w:t>
       </w:r>
     </w:p>
     <w:bookmarkEnd w:id="46"/>

--- a/public_release/manuscript/manuscript.docx
+++ b/public_release/manuscript/manuscript.docx
@@ -37,7 +37,7 @@
         <w:pStyle w:val="FirstParagraph"/>
       </w:pPr>
       <w:r>
-        <w:t xml:space="preserve">Solubility-aware protein redesign increasingly depends on heterogeneous AI models for sequence search, conservation analysis, backbone or conformational sampling, inverse folding, soluble-expression filtering, structure prediction, and novelty assessment. These components are powerful individually, but practical campaigns often connect them with ad hoc scripts, making runs difficult to reproduce, rerun, compare, or update when a model backend changes. We present RAPID, a reproducible artifact pipeline for integrated design that turns fragmented model outputs into a stage-aware, run-scoped experimental substrate for solubility-aware multiple-mutant redesign. RAPID preserves typed requests, intermediate artifacts, status histories, orchestration traces, experiment records, quality-control records, and final summaries under stable run identifiers, allowing downstream analyses to be regenerated from stored artifacts rather than from repeated live model calls. We use RAPID to support three claims. First, an artifact contract and local/static interface make model replacement and retrospective analysis operational rather than manual. Second, an AF2-budgeted surrogate triage mode reduces structure-prediction use after SoluProt gating by using ESM-2 embeddings, K-means bootstrap selection, internal cross-validation of local surrogate policies, and Top-K acquisition; in the current artifact benchmark, K-means gives its largest advantage in the small-label regime, Random Forest is a conservative pLDDT-oriented policy, and the implemented default evaluates 30 bootstrap candidates plus 20 Top-K candidates selected by the best internally cross-validated acquisition policy when the SoluProt-passing pool exceeds this budget. Third, target-level variation dominates observed design-quality variation, motivating explicit tests of compute allocation across single-target, BioEmu, RFD3, and RFD3+BioEmu structural contexts rather than simply increasing sequence sampling around one backbone. RAPID also exposes an experimental-feedback evolution mode that writes candidate sets for wet-lab testing and can train the next surrogate from user-supplied objective values. The present evidence is computational and proxy-based: pLDDT, SoluProt, and relax scores do not establish wet-lab soluble expression, thermodynamic stability, or activity. RAPID is therefore positioned as reproducible infrastructure for solubility-aware redesign and compute allocation, with final biological validation left to experimental follow-up.</w:t>
+        <w:t xml:space="preserve">Solubility-aware protein redesign increasingly depends on heterogeneous AI models for sequence search, conservation analysis, backbone or conformational sampling, inverse folding, soluble-expression filtering, structure prediction, and novelty assessment. These components are powerful individually, but practical campaigns often connect them with ad hoc scripts, making runs difficult to reproduce, rerun, compare, or update when a model backend changes. We present RAPID, a reproducible artifact pipeline for integrated design that turns fragmented model outputs into a stage-aware, run-scoped experimental substrate for solubility-aware multiple-mutant redesign. RAPID preserves typed requests, intermediate artifacts, status histories, orchestration traces, experiment records, quality-control records, and final summaries under stable run identifiers, allowing downstream analyses to be regenerated from stored artifacts rather than from repeated live model calls. We use RAPID to support three claims. First, an artifact contract and local/static interface make model replacement and retrospective analysis operational rather than manual. Second, an AF2-budgeted surrogate triage mode reduces structure-prediction use after SoluProt gating by using ESM-2 embeddings, K-means bootstrap selection, internal cross-validation of local surrogate policies, and Top-K acquisition; in the current artifact benchmark, K-means gives its largest advantage in the small-label regime, Random Forest is a conservative pLDDT-oriented policy, and the implemented default generates a pooled 30/50/70% conservation-tier candidate set, labels 30 bootstrap candidates, and evaluates 20 Top-K candidates selected by the best internally cross-validated acquisition policy when the SoluProt-passing pool exceeds this budget. Third, target-level variation dominates observed design-quality variation, motivating explicit tests of compute allocation across single-target, BioEmu, RFD3, and RFD3+BioEmu structural contexts rather than simply increasing sequence sampling around one backbone. RAPID also exposes an experimental-feedback evolution mode that writes candidate sets for wet-lab testing and can train the next surrogate from user-supplied objective values. The present evidence is computational and proxy-based: pLDDT, SoluProt, and relax scores do not establish wet-lab soluble expression, thermodynamic stability, or activity. RAPID is therefore positioned as reproducible infrastructure for solubility-aware redesign and compute allocation, with final biological validation left to experimental follow-up.</w:t>
       </w:r>
     </w:p>
     <w:bookmarkEnd w:id="20"/>
@@ -629,7 +629,7 @@
         <w:pStyle w:val="BodyText"/>
       </w:pPr>
       <w:r>
-        <w:t xml:space="preserve">The production triage default uses 30 K-means-selected bootstrap labels and 20 Top-K AF2 acquisitions. The N = 30 bootstrap was chosen because the sample-size ablation reaches most of the observed Random Forest pLDDT uplift by that point, while Top-K = 20 fixes a target-level validation budget that is large enough for manual review but small enough to keep the AF2 cost explicit. RAPID trains comparator policies on the same labelled bootstrap set, writes cross-validation metrics, a model-comparison SVG, candidate-level predictions, Top-K overlap summaries, feature-importance or coefficient tables, and fitted model files, and then uses only one selected acquisition policy for the final Top-K. Thus model comparison is recorded without multiplying AF2 calls. Manual override remains available for controlled runs using Random Forest, Ridge, XGBoost, LightGBM, or rank-mean ensemble.</w:t>
+        <w:t xml:space="preserve">The production triage default uses one shared budget across the selected 30%, 50%, and 70% conservation tiers. By default, ProteinMPNN generates 3,333 candidates per tier, giving approximately 9,999 designs before SoluProt filtering. RAPID then labels 30 K-means-selected bootstrap candidates from the pooled SoluProt-passing set and evaluates 20 Top-K AF2 acquisitions from the same pooled set. The N = 30 bootstrap was chosen because the sample-size ablation reaches most of the observed Random Forest pLDDT uplift by that point, while Top-K = 20 fixes a target-level validation budget that is large enough for manual review but small enough to keep the AF2 cost explicit. RAPID trains comparator policies on the same labelled bootstrap set, writes cross-validation metrics, a model-comparison SVG, candidate-level predictions, feature-importance or coefficient tables, and fitted model files, and then uses only one selected acquisition policy for the final Top-K. Thus model comparison is recorded without multiplying AF2 calls. Manual override remains available for controlled runs using Random Forest, Ridge, XGBoost, LightGBM, or rank-mean ensemble.</w:t>
       </w:r>
     </w:p>
     <w:p>
@@ -712,7 +712,7 @@
       <w:r>
         <w:drawing>
           <wp:inline>
-            <wp:extent cx="5334000" cy="2435474"/>
+            <wp:extent cx="5334000" cy="2396434"/>
             <wp:effectExtent b="0" l="0" r="0" t="0"/>
             <wp:docPr descr="AF2-budgeted surrogate triage" title="" id="29" name="Picture"/>
             <a:graphic>
@@ -733,7 +733,7 @@
                   <pic:spPr bwMode="auto">
                     <a:xfrm>
                       <a:off x="0" y="0"/>
-                      <a:ext cx="5334000" cy="2435474"/>
+                      <a:ext cx="5334000" cy="2396434"/>
                     </a:xfrm>
                     <a:prstGeom prst="rect">
                       <a:avLst/>
@@ -769,7 +769,7 @@
           <w:iCs/>
           <w:i/>
         </w:rPr>
-        <w:t xml:space="preserve">Figure 2. AF2-budgeted surrogate triage. K-means selects a diverse AF2-labelled bootstrap set from SoluProt-passing candidates. RAPID compares configured local surrogate policies by internal cross-validation, refits the selected policy on all bootstrap labels, and reserves AF2/ColabFold for one Top-K acquisition set. Comparator-model metrics, optional rank-mean ensemble results, feature summaries, fitted model files, and prediction tables are exported as artifacts without expanding the AF2 budget. Experimental-feedback evolution uses the same candidate and embedding contract but learns from user-recorded wet-lab objective values rather than treating AF2 as a biological oracle.</w:t>
+        <w:t xml:space="preserve">Figure 2. AF2-budgeted surrogate triage. ProteinMPNN candidates from the selected conservation tiers are pooled after SoluProt filtering. K-means selects a diverse AF2-labelled bootstrap set from this pooled candidate set. RAPID compares configured local surrogate policies by internal cross-validation, refits the selected policy on all bootstrap labels, and reserves AF2/ColabFold for one pooled Top-K acquisition set. Comparator-model metrics, optional rank-mean ensemble results, feature summaries, fitted model files, and prediction tables are exported as artifacts without expanding the AF2 budget. Experimental-feedback evolution uses the same candidate and embedding contract but learns from user-recorded wet-lab objective values rather than treating AF2 as a biological oracle.</w:t>
       </w:r>
     </w:p>
     <w:bookmarkEnd w:id="31"/>
@@ -1753,7 +1753,34 @@
         <w:pStyle w:val="BodyText"/>
       </w:pPr>
       <w:r>
-        <w:t xml:space="preserve">The budget effect is explicit at the run level. Folding every candidate in a 90-candidate SoluProt-gated pool would require 90 AF2 calls. The implemented surrogate-triage schedule spends 30 calls on the K-means bootstrap set and 20 calls on surrogate-ranked Top-K candidates, for 50 AF2 calls when the pool exceeds this budget. This is a 44% reduction in AF2 evaluations for the representative 90-candidate pool. Larger pools produce larger absolute savings because the triage budget remains fixed while the full-folding baseline scales with the number of SoluProt-passing candidates.</w:t>
+        <w:t xml:space="preserve">The budget effect is explicit at the run level. The default manuscript configuration generates approximately 9,999 candidates across the three conservation tiers before SoluProt filtering. Folding every SoluProt-passing candidate would require one AF2 call per candidate. The implemented pooled surrogate-triage schedule spends 30 calls on the K-means bootstrap set and 20 calls on surrogate-ranked Top-K candidates, for 50 AF2 calls when the pooled SoluProt-passing set exceeds this budget. The reduction is therefore</w:t>
+      </w:r>
+      <w:r>
+        <w:t xml:space="preserve"> </w:t>
+      </w:r>
+      <w:r>
+        <w:rPr>
+          <w:rStyle w:val="VerbatimChar"/>
+        </w:rPr>
+        <w:t xml:space="preserve">1 - 50/P</w:t>
+      </w:r>
+      <w:r>
+        <w:t xml:space="preserve">, where</w:t>
+      </w:r>
+      <w:r>
+        <w:t xml:space="preserve"> </w:t>
+      </w:r>
+      <w:r>
+        <w:rPr>
+          <w:rStyle w:val="VerbatimChar"/>
+        </w:rPr>
+        <w:t xml:space="preserve">P</w:t>
+      </w:r>
+      <w:r>
+        <w:t xml:space="preserve"> </w:t>
+      </w:r>
+      <w:r>
+        <w:t xml:space="preserve">is the number of SoluProt-passing candidates. Larger pools produce larger absolute savings because the triage budget remains fixed while the full-folding baseline scales with the number of candidates that pass SoluProt.</w:t>
       </w:r>
     </w:p>
     <w:tbl>
@@ -1881,19 +1908,19 @@
               <w:jc w:val="left"/>
             </w:pPr>
             <w:r>
-              <w:t xml:space="preserve">One target run, 200 gated candidates</w:t>
-            </w:r>
-          </w:p>
-        </w:tc>
-        <w:tc>
-          <w:tcPr/>
-          <w:p>
-            <w:pPr>
-              <w:pStyle w:val="Compact"/>
-              <w:jc w:val="right"/>
-            </w:pPr>
-            <w:r>
-              <w:t xml:space="preserve">200</w:t>
+              <w:t xml:space="preserve">One target run, 1,000 gated candidates</w:t>
+            </w:r>
+          </w:p>
+        </w:tc>
+        <w:tc>
+          <w:tcPr/>
+          <w:p>
+            <w:pPr>
+              <w:pStyle w:val="Compact"/>
+              <w:jc w:val="right"/>
+            </w:pPr>
+            <w:r>
+              <w:t xml:space="preserve">1,000</w:t>
             </w:r>
           </w:p>
         </w:tc>
@@ -1917,7 +1944,7 @@
               <w:jc w:val="right"/>
             </w:pPr>
             <w:r>
-              <w:t xml:space="preserve">75%</w:t>
+              <w:t xml:space="preserve">95%</w:t>
             </w:r>
           </w:p>
         </w:tc>
@@ -1931,19 +1958,19 @@
               <w:jc w:val="left"/>
             </w:pPr>
             <w:r>
-              <w:t xml:space="preserve">One target run, 1,000 gated candidates</w:t>
-            </w:r>
-          </w:p>
-        </w:tc>
-        <w:tc>
-          <w:tcPr/>
-          <w:p>
-            <w:pPr>
-              <w:pStyle w:val="Compact"/>
-              <w:jc w:val="right"/>
-            </w:pPr>
-            <w:r>
-              <w:t xml:space="preserve">1,000</w:t>
+              <w:t xml:space="preserve">One target run, 9,999 gated candidates</w:t>
+            </w:r>
+          </w:p>
+        </w:tc>
+        <w:tc>
+          <w:tcPr/>
+          <w:p>
+            <w:pPr>
+              <w:pStyle w:val="Compact"/>
+              <w:jc w:val="right"/>
+            </w:pPr>
+            <w:r>
+              <w:t xml:space="preserve">9,999</w:t>
             </w:r>
           </w:p>
         </w:tc>
@@ -1967,7 +1994,7 @@
               <w:jc w:val="right"/>
             </w:pPr>
             <w:r>
-              <w:t xml:space="preserve">95%</w:t>
+              <w:t xml:space="preserve">99.5%</w:t>
             </w:r>
           </w:p>
         </w:tc>
@@ -1982,15 +2009,15 @@
           <w:iCs/>
           <w:i/>
         </w:rPr>
-        <w:t xml:space="preserve">Table 5. AF2 budget model for the standard surrogate-triage mode. The implemented default evaluates 30 K-means bootstrap candidates and 20 Top-K acquisitions selected by one internally cross-validated acquisition policy. Comparator models are trained and exported for audit, but they do not add AF2 calls unless the operator explicitly changes the validation budget. This table is a budget model, not a biological enrichment result; prospective wet-lab outcomes are handled by the separate experimental-feedback evolution mode.</w:t>
-      </w:r>
-    </w:p>
-    <w:p>
-      <w:pPr>
-        <w:pStyle w:val="BodyText"/>
-      </w:pPr>
-      <w:r>
-        <w:t xml:space="preserve">Two representative historical in-silico traces verify that the computational surrogate path is implemented end to end. The 3RGK run evaluated 94 AF2 records from 8,000 SoluProt-gated candidates, and the 1LVM run evaluated 49 AF2 records from 8,000 SoluProt-gated candidates. These traces demonstrate pool generation, SoluProt gating, ESM embedding, K-means bootstrap labelling, surrogate ranking, AF2 acquisition, and final design selection within the stored artifact model. The current operating path uses a GPU-capable ESM embedding provider so that 10,000-candidate pools can be ranked while retaining the fixed 30 bootstrap plus 20 Top-K AF2 budget. The traces are not treated as paired biological validation because they cover two targets, use computational pLDDT labels, and have different Top-K settings. The current paper-run script for claim 2 uses the standard surrogate-triage mode rather than experimental-feedback evolution, so the computational budget claim and the wet-lab feedback interface remain separate.</w:t>
+        <w:t xml:space="preserve">Table 5. AF2 budget model for the standard pooled surrogate-triage mode. The implemented default evaluates 30 K-means bootstrap candidates and 20 Top-K acquisitions selected by one internally cross-validated acquisition policy across the pooled conservation-tier candidate set. Comparator models are trained and exported for audit, but they do not add AF2 calls unless the operator explicitly changes the validation budget. This table is a budget model, not a biological enrichment result; prospective wet-lab outcomes are handled by the separate experimental-feedback evolution mode.</w:t>
+      </w:r>
+    </w:p>
+    <w:p>
+      <w:pPr>
+        <w:pStyle w:val="BodyText"/>
+      </w:pPr>
+      <w:r>
+        <w:t xml:space="preserve">Two representative historical in-silico traces verify that the computational surrogate path is implemented end to end. The 3RGK run evaluated 94 AF2 records from 8,000 SoluProt-gated candidates, and the 1LVM run evaluated 49 AF2 records from 8,000 SoluProt-gated candidates. These traces demonstrate pool generation, SoluProt gating, ESM embedding, K-means bootstrap labelling, surrogate ranking, AF2 acquisition, and final design selection within the stored artifact model. The current operating path uses a GPU-capable ESM embedding provider so that approximately 10,000-candidate pooled multi-tier runs can be ranked while retaining the fixed 30 bootstrap plus 20 Top-K AF2 budget. The traces are not treated as paired biological validation because they cover two targets, use computational pLDDT labels, and have different Top-K settings. The current paper-run script for claim 2 uses the standard surrogate-triage mode rather than experimental-feedback evolution, so the computational budget claim and the wet-lab feedback interface remain separate.</w:t>
       </w:r>
     </w:p>
     <w:bookmarkEnd w:id="39"/>
@@ -2826,7 +2853,7 @@
         <w:pStyle w:val="BodyText"/>
       </w:pPr>
       <w:r>
-        <w:t xml:space="preserve">The surrogate-triage result is similarly bounded. The evidence supports an AF2-allocation policy, not a wet-lab hit-rate claim. K-means is most useful as a cold-start diversity mechanism, Random Forest is a conservative pLDDT acquisition reference, Ridge is useful for SoluProt-oriented ranking, and N = 30 is a cost-efficient bootstrap point in the current artifact benchmark. The current implementation uses those observations to define comparator policies, then selects one acquisition policy by internal CV for each run. These findings justify the implemented budget model because they directly address the expensive AF2 step after SoluProt filtering. The experimental-feedback evolution mode extends the same artifact substrate into a design-test-learn workflow by accepting objective metric values from assay records, but its biological utility must be assessed prospectively.</w:t>
+        <w:t xml:space="preserve">The surrogate-triage result is similarly bounded. The evidence supports an AF2-allocation policy, not a wet-lab hit-rate claim. K-means is most useful as a cold-start diversity mechanism, Random Forest is a conservative pLDDT acquisition reference, Ridge is useful for SoluProt-oriented ranking, and N = 30 is a cost-efficient bootstrap point in the current artifact benchmark. The current implementation uses those observations to define comparator policies, then selects one acquisition policy by internal CV for each run. The retrospective pooled-CATH analysis further argues against prematurely replacing this per-run calibration with a global pooled model. These findings justify the implemented budget model because they directly address the expensive AF2 step after SoluProt filtering while preserving a path for future pooled-model validation. The experimental-feedback evolution mode extends the same artifact substrate into a design-test-learn workflow by accepting objective metric values from assay records, but its biological utility must be assessed prospectively.</w:t>
       </w:r>
     </w:p>
     <w:p>
@@ -2860,7 +2887,7 @@
         <w:pStyle w:val="FirstParagraph"/>
       </w:pPr>
       <w:r>
-        <w:t xml:space="preserve">The current evidence is computational and proxy-based. pLDDT, SoluProt, and relax scores do not establish soluble expression, thermodynamic stability, or activity without wet-lab validation. The current surrogate-triage benchmark is based on a stored 23-target QC-passing artifact set generated before the final corrected-chain CATH refresh, so it should be interpreted as component-level evidence for AF2 triage rather than as the final population estimate. The experimental-feedback evolution interface can ingest assay labels and recommend the next candidate set, but no prospective wet-lab enrichment result is claimed here. The corrected-chain structural-context ablation covers eight targets, but BioEmu-containing arms are evaluable for only four targets under the fixed RMSD gate; this is sufficient to test structural-context allocation as a workflow variable, not to claim a universal advantage for RFD3, BioEmu, or their combination. Optional diagnostic summaries are used for audit and failure review only; they are not evaluated here as autonomous mutation-policy models.</w:t>
+        <w:t xml:space="preserve">The current evidence is computational and proxy-based. pLDDT, SoluProt, and relax scores do not establish soluble expression, thermodynamic stability, or activity without wet-lab validation. The current surrogate-triage benchmark is based on a stored 23-target QC-passing artifact set generated before the final corrected-chain CATH refresh, so it should be interpreted as component-level evidence for AF2 triage rather than as the final population estimate. The completed corrected-chain CATH archive was sufficient to test pooled surrogate accumulation, but not to show a stable pooled-model advantage over target-specific calibration. The experimental-feedback evolution interface can ingest assay labels and recommend the next candidate set, but no prospective wet-lab enrichment result is claimed here. The corrected-chain structural-context ablation covers eight targets, but BioEmu-containing arms are evaluable for only four targets under the fixed RMSD gate; this is sufficient to test structural-context allocation as a workflow variable, not to claim a universal advantage for RFD3, BioEmu, or their combination. Optional diagnostic summaries are used for audit and failure review only; they are not evaluated here as autonomous mutation-policy models.</w:t>
       </w:r>
     </w:p>
     <w:bookmarkEnd w:id="49"/>

--- a/public_release/manuscript/manuscript.docx
+++ b/public_release/manuscript/manuscript.docx
@@ -2853,7 +2853,15 @@
         <w:pStyle w:val="BodyText"/>
       </w:pPr>
       <w:r>
-        <w:t xml:space="preserve">The surrogate-triage result is similarly bounded. The evidence supports an AF2-allocation policy, not a wet-lab hit-rate claim. K-means is most useful as a cold-start diversity mechanism, Random Forest is a conservative pLDDT acquisition reference, Ridge is useful for SoluProt-oriented ranking, and N = 30 is a cost-efficient bootstrap point in the current artifact benchmark. The current implementation uses those observations to define comparator policies, then selects one acquisition policy by internal CV for each run. The retrospective pooled-CATH analysis further argues against prematurely replacing this per-run calibration with a global pooled model. These findings justify the implemented budget model because they directly address the expensive AF2 step after SoluProt filtering while preserving a path for future pooled-model validation. The experimental-feedback evolution mode extends the same artifact substrate into a design-test-learn workflow by accepting objective metric values from assay records, but its biological utility must be assessed prospectively.</w:t>
+        <w:t xml:space="preserve">The surrogate-triage result is similarly bounded. The evidence supports an AF2-allocation policy, not a wet-lab hit-rate claim. K-means is most useful as a cold-start diversity mechanism, Random Forest is a conservative pLDDT acquisition reference, Ridge is useful for SoluProt-oriented ranking, and N = 30 is a cost-efficient bootstrap point in the current artifact benchmark. The current implementation uses those observations to define comparator policies, then selects one acquisition policy by internal CV for each run. The retrospective pooled-CATH analysis further argues against prematurely replacing this per-run calibration with a global pooled model. This is a guardrail result rather than a contradiction of the platform design: under the current feature set and label volume, accumulated computational labels are useful for audit and future modelling, but they do not yet justify a transferable surrogate that supersedes target-local calibration. These findings justify RAPID’s implemented default as a lightweight, run-specific orchestration policy for the expensive AF2 step after SoluProt filtering. The experimental-feedback evolution mode extends the same artifact substrate into a design-test-learn workflow by accepting objective metric values from assay records, but its biological utility must be assessed prospectively.</w:t>
+      </w:r>
+    </w:p>
+    <w:p>
+      <w:pPr>
+        <w:pStyle w:val="BodyText"/>
+      </w:pPr>
+      <w:r>
+        <w:t xml:space="preserve">This framing also defines the longer-term learning path. RAPID’s near-term role is local surrogate orchestration: each run creates a candidate pool, labels a small diverse subset, and fits a task-specific acquisition model. The next step is not simply to train a larger sequence generator, but to accumulate a preference dataset from redesign decisions, including AF2 labels, assay labels, paired rankings, target metadata, structural context, conservation tier, and sequence-edit histories. Only after this substrate becomes sufficiently dense should a target-conditioned preference model be treated as a performance claim. In this sense, the platform is designed for biofoundry-scale learning because it records the full redesign process, not only the final selected sequences.</w:t>
       </w:r>
     </w:p>
     <w:p>
@@ -2887,7 +2895,7 @@
         <w:pStyle w:val="FirstParagraph"/>
       </w:pPr>
       <w:r>
-        <w:t xml:space="preserve">The current evidence is computational and proxy-based. pLDDT, SoluProt, and relax scores do not establish soluble expression, thermodynamic stability, or activity without wet-lab validation. The current surrogate-triage benchmark is based on a stored 23-target QC-passing artifact set generated before the final corrected-chain CATH refresh, so it should be interpreted as component-level evidence for AF2 triage rather than as the final population estimate. The completed corrected-chain CATH archive was sufficient to test pooled surrogate accumulation, but not to show a stable pooled-model advantage over target-specific calibration. The experimental-feedback evolution interface can ingest assay labels and recommend the next candidate set, but no prospective wet-lab enrichment result is claimed here. The corrected-chain structural-context ablation covers eight targets, but BioEmu-containing arms are evaluable for only four targets under the fixed RMSD gate; this is sufficient to test structural-context allocation as a workflow variable, not to claim a universal advantage for RFD3, BioEmu, or their combination. Optional diagnostic summaries are used for audit and failure review only; they are not evaluated here as autonomous mutation-policy models.</w:t>
+        <w:t xml:space="preserve">The current evidence is computational and proxy-based. pLDDT, SoluProt, and relax scores do not establish soluble expression, thermodynamic stability, or activity without wet-lab validation. The current surrogate-triage benchmark is based on a stored 23-target QC-passing artifact set generated before the final corrected-chain CATH refresh, so it should be interpreted as component-level evidence for AF2 triage rather than as the final population estimate. The completed corrected-chain CATH archive was sufficient to test pooled surrogate accumulation, but not to show a stable pooled-model advantage over target-specific calibration; we therefore treat this result as support for the current per-run adaptive default and as motivation for future preference-dataset accumulation. The experimental-feedback evolution interface can ingest assay labels and recommend the next candidate set, but no prospective wet-lab enrichment result is claimed here. The corrected-chain structural-context ablation covers eight targets, but BioEmu-containing arms are evaluable for only four targets under the fixed RMSD gate; this is sufficient to test structural-context allocation as a workflow variable, not to claim a universal advantage for RFD3, BioEmu, or their combination. Optional diagnostic summaries are used for audit and failure review only; they are not evaluated here as autonomous mutation-policy models.</w:t>
       </w:r>
     </w:p>
     <w:bookmarkEnd w:id="49"/>
@@ -2913,7 +2921,7 @@
         <w:pStyle w:val="BodyText"/>
       </w:pPr>
       <w:r>
-        <w:t xml:space="preserve">The manuscript’s central claims are intentionally limited. RAPID makes fragmented model outputs reusable; it reduces AF2/ColabFold evaluations for post-SoluProt triage; and it makes structural-context allocation testable across single, BioEmu, RFD3, and combined contexts. These claims are suitable for a software and empirical benchmark paper because they are tied to stored artifacts, explicit budgets, and reproducible scripts. Experimental solubility, stability, and activity remain future validation targets rather than claims of the present work, even though the software now provides the data path needed to incorporate those measurements in subsequent rounds.</w:t>
+        <w:t xml:space="preserve">The manuscript’s central claims are intentionally limited. RAPID makes fragmented model outputs reusable; it reduces AF2/ColabFold evaluations for post-SoluProt triage; and it makes structural-context allocation testable across single, BioEmu, RFD3, and combined contexts. These claims are suitable for a software and empirical benchmark paper because they are tied to stored artifacts, explicit budgets, and reproducible scripts. Experimental solubility, stability, and activity remain future validation targets rather than claims of the present work, even though the software now provides the data path needed to incorporate those measurements in subsequent rounds. The longer-term contribution is therefore a reusable learning substrate for protein redesign: as computational and assay labels accumulate under the same artifact contract, future work can move from per-run surrogates toward target-conditioned preference models without losing provenance.</w:t>
       </w:r>
     </w:p>
     <w:bookmarkEnd w:id="50"/>

--- a/public_release/manuscript/manuscript.docx
+++ b/public_release/manuscript/manuscript.docx
@@ -2,13 +2,13 @@
 <file path=word/document.xml><?xml version="1.0" encoding="utf-8"?>
 <w:document xmlns:w="http://schemas.openxmlformats.org/wordprocessingml/2006/main" xmlns:m="http://schemas.openxmlformats.org/officeDocument/2006/math" xmlns:r="http://schemas.openxmlformats.org/officeDocument/2006/relationships" xmlns:o="urn:schemas-microsoft-com:office:office" xmlns:v="urn:schemas-microsoft-com:vml" xmlns:w10="urn:schemas-microsoft-com:office:word" xmlns:a="http://schemas.openxmlformats.org/drawingml/2006/main" xmlns:pic="http://schemas.openxmlformats.org/drawingml/2006/picture" xmlns:wp="http://schemas.openxmlformats.org/drawingml/2006/wordprocessingDrawing">
   <w:body>
-    <w:bookmarkStart w:id="53" w:name="X0be2dac2cd77b68e09ed60b1658027c9f05d2e6"/>
+    <w:bookmarkStart w:id="53" w:name="X527d372d79165dadd872087c1c3ec262468715d"/>
     <w:p>
       <w:pPr>
         <w:pStyle w:val="Heading1"/>
       </w:pPr>
       <w:r>
-        <w:t xml:space="preserve">RAPID: A Reproducible Artifact Pipeline for Solubility-Aware Protein Redesign with AF2-Budgeted Surrogate Triage</w:t>
+        <w:t xml:space="preserve">RAPID: A Reproducible Artifact Pipeline for Solubility-Aware Protein Redesign with Budget-Aware Surrogate Triage</w:t>
       </w:r>
     </w:p>
     <w:p>
@@ -37,7 +37,7 @@
         <w:pStyle w:val="FirstParagraph"/>
       </w:pPr>
       <w:r>
-        <w:t xml:space="preserve">Solubility-aware protein redesign increasingly depends on heterogeneous AI models for sequence search, conservation analysis, backbone or conformational sampling, inverse folding, soluble-expression filtering, structure prediction, and novelty assessment. These components are powerful individually, but practical campaigns often connect them with ad hoc scripts, making runs difficult to reproduce, rerun, compare, or update when a model backend changes. We present RAPID, a reproducible artifact pipeline for integrated design that turns fragmented model outputs into a stage-aware, run-scoped experimental substrate for solubility-aware multiple-mutant redesign. RAPID preserves typed requests, intermediate artifacts, status histories, orchestration traces, experiment records, quality-control records, and final summaries under stable run identifiers, allowing downstream analyses to be regenerated from stored artifacts rather than from repeated live model calls. We use RAPID to support three claims. First, an artifact contract and local/static interface make model replacement and retrospective analysis operational rather than manual. Second, an AF2-budgeted surrogate triage mode reduces structure-prediction use after SoluProt gating by using ESM-2 embeddings, K-means bootstrap selection, internal cross-validation of local surrogate policies, and Top-K acquisition; in the current artifact benchmark, K-means gives its largest advantage in the small-label regime, Random Forest is a conservative pLDDT-oriented policy, and the implemented default generates a pooled 30/50/70% conservation-tier candidate set, labels 30 bootstrap candidates, and evaluates 20 Top-K candidates selected by the best internally cross-validated acquisition policy when the SoluProt-passing pool exceeds this budget. Third, target-level variation dominates observed design-quality variation, motivating explicit tests of compute allocation across single-target, BioEmu, RFD3, and RFD3+BioEmu structural contexts rather than simply increasing sequence sampling around one backbone. RAPID also exposes an experimental-feedback evolution mode that writes candidate sets for wet-lab testing and can train the next surrogate from user-supplied objective values. The present evidence is computational and proxy-based: pLDDT, SoluProt, and relax scores do not establish wet-lab soluble expression, thermodynamic stability, or activity. RAPID is therefore positioned as reproducible infrastructure for solubility-aware redesign and compute allocation, with final biological validation left to experimental follow-up.</w:t>
+        <w:t xml:space="preserve">Solubility-aware protein redesign increasingly combines sequence search, conservation analysis, structural-context sampling, inverse folding, soluble-expression filtering, structure prediction, and novelty assessment. These models are powerful individually, but ad hoc chaining makes provenance, partial reruns, backend replacement, and experimental feedback difficult to audit. We present RAPID, a run-scoped artifact pipeline for solubility-aware multiple-mutant redesign. RAPID stores typed requests, stage outputs, status and trace records, quality-control summaries, experiment records, and final summaries under stable run identifiers, allowing analyses to be regenerated from artifacts rather than repeated model calls. We evaluate three bounded claims. First, the artifact contract makes model replacement and retrospective analysis operational. Second, a structure-prediction-budgeted surrogate triage mode uses SoluProt gating, ESM-2 embeddings, K-means bootstrap selection, internal cross-validation of local surrogate policies, and Top-K acquisition to reduce AF2/ColabFold evaluations; in a five-target strict run, 49,946 candidates entering triage were reduced to 250 AF2/ColabFold records (99.5% reduction), assuming those candidates would otherwise be folded. Third, target-level variation dominates observed proxy scores, motivating explicit compute-allocation tests across single, BioEmu, RFD3, and RFD3+BioEmu structural contexts. RAPID also provides an experimental-feedback evolution interface for assay-labelled next-candidate recommendation. The present evidence is computational and proxy-based: pLDDT, SoluProt, and relax scores do not establish wet-lab soluble expression, thermodynamic stability, or activity.</w:t>
       </w:r>
     </w:p>
     <w:bookmarkEnd w:id="20"/>
@@ -55,7 +55,7 @@
         <w:pStyle w:val="FirstParagraph"/>
       </w:pPr>
       <w:r>
-        <w:t xml:space="preserve">Computational protein redesign has become a multi-model workflow. A practical solubility-oriented campaign may begin with MMseqs2-based sequence search, derive residue constraints from an MSA, optionally diversify structural context with RFdiffusion or BioEmu, generate multiple-mutant sequences with ProteinMPNN, filter them with a soluble-expression predictor, evaluate selected candidates with AF2 or ColabFold, and finally compare novelty or downstream developability signals [1-8]. The scientific question is often not unconstrained protein generation. It is constrained redesign: starting from an existing target or scaffold, the operator wants a tractable library of multiple-mutant variants that preserves important positions, improves computational soluble-expression likelihood, and remains structurally plausible.</w:t>
+        <w:t xml:space="preserve">Computational protein redesign has become a multi-model workflow. A practical solubility-oriented campaign may begin with MMseqs2-based sequence search, derive residue constraints from an MSA, optionally diversify structural context with RFdiffusion or BioEmu, generate multiple-mutant sequences with ProteinMPNN, filter them with a soluble-expression predictor, evaluate selected candidates with AF2 or ColabFold, and finally compare novelty or downstream developability signals [1-8]. The scientific question is often not unconstrained protein generation. It is constrained redesign: starting from an existing target or scaffold, the operator wants a tractable library of multiple-mutant variants that preserves important positions, improves computational soluble-expression likelihood, and remains structurally plausible. This framing is consistent with earlier work showing that protein expression, stability, and solubility can be improved by structure- and sequence-aware computational design, while still requiring experimental validation for final biological claims [9,10].</w:t>
       </w:r>
     </w:p>
     <w:p>
@@ -79,7 +79,7 @@
         <w:pStyle w:val="BodyText"/>
       </w:pPr>
       <w:r>
-        <w:t xml:space="preserve">We present RAPID, a reproducible artifact pipeline for integrated design. RAPID is not introduced as a new predictive model or as a universal protein-design engine. It is a model-orchestration and artifact layer specialised here for solubility-aware, structural-confidence-guided multiple-mutant redesign. The paper is organised around three claims. First, RAPID converts fragmented model outputs into a reusable, model-replaceable artifact substrate. Second, RAPID implements and benchmarks AF2-budgeted surrogate triage for post-SoluProt candidate selection. Third, RAPID makes structural-context allocation testable by comparing single-backbone, BioEmu, RFD3, and combined RFD3+BioEmu contexts under explicit design and AF2 budgets. Separately, RAPID records wet-lab outcomes and supports experimental-feedback evolution, but experimental activity or expression improvement is not claimed without prospective validation.</w:t>
+        <w:t xml:space="preserve">We present RAPID, a reproducible artifact pipeline for integrated design. RAPID is not introduced as a new predictive model or as a universal protein-design engine. It is a model-orchestration and artifact layer specialised here for solubility-aware, structural-confidence-guided multiple-mutant redesign. The paper is organised around three claims. First, RAPID converts fragmented model outputs into a reusable, model-replaceable artifact substrate. Second, RAPID implements and benchmarks structure-prediction-budgeted surrogate triage for post-SoluProt candidate selection. Third, RAPID makes structural-context allocation testable by comparing single-backbone, BioEmu, RFD3, and combined RFD3+BioEmu contexts under explicit design and AF2 budgets. Separately, RAPID records wet-lab outcomes and supports experimental-feedback evolution, but experimental activity or expression improvement is not claimed without prospective validation.</w:t>
       </w:r>
     </w:p>
     <w:bookmarkEnd w:id="21"/>
@@ -118,7 +118,7 @@
         <w:t xml:space="preserve">msa -&gt; rfd3 -&gt; bioemu -&gt; design -&gt; soluprot -&gt; af2 -&gt; novelty</w:t>
       </w:r>
       <w:r>
-        <w:t xml:space="preserve">. This order is dependency-driven. MSA construction provides conservation-derived residue constraints; optional RFD3 and BioEmu stages provide alternative backbone or conformational contexts; ProteinMPNN generates multiple-mutant sequence libraries under the active fixed-position constraints; SoluProt scores soluble-expression likelihood; AF2 or ColabFold supplies structural-confidence labels; novelty analysis compares surviving designs against sequence databases. Rosetta Relax is available as an optional post-AF2 refinement and scoring step, but it is disabled by default in the benchmark path because full relax coverage was not available for all artifact sets.</w:t>
+        <w:t xml:space="preserve">. This order is dependency-driven. MSA construction provides conservation-derived residue constraints; optional RFD3 and BioEmu stages provide alternative backbone or conformational contexts; ProteinMPNN generates multiple-mutant sequence libraries under the active fixed-position constraints; SoluProt scores soluble-expression likelihood; AF2 or ColabFold supplies structural-confidence labels; novelty analysis compares surviving designs against sequence databases. Rosetta Relax is available as an optional post-AF2 refinement and scoring step, but it is disabled by default in the benchmark path because full relax coverage was not available for all artifact sets [11,14]. The backend is distributed as a pipeline-MCP service, using a tool-oriented service boundary rather than binding the workflow to one browser session or notebook [13].</w:t>
       </w:r>
     </w:p>
     <w:p>
@@ -177,9 +177,9 @@
       <w:r>
         <w:drawing>
           <wp:inline>
-            <wp:extent cx="5334000" cy="2208400"/>
+            <wp:extent cx="5334000" cy="2811703"/>
             <wp:effectExtent b="0" l="0" r="0" t="0"/>
-            <wp:docPr descr="RAPID workflow" title="" id="24" name="Picture"/>
+            <wp:docPr descr="RAPID artifact orchestration" title="" id="24" name="Picture"/>
             <a:graphic>
               <a:graphicData uri="http://schemas.openxmlformats.org/drawingml/2006/picture">
                 <pic:pic>
@@ -198,7 +198,7 @@
                   <pic:spPr bwMode="auto">
                     <a:xfrm>
                       <a:off x="0" y="0"/>
-                      <a:ext cx="5334000" cy="2208400"/>
+                      <a:ext cx="5334000" cy="2811703"/>
                     </a:xfrm>
                     <a:prstGeom prst="rect">
                       <a:avLst/>
@@ -222,7 +222,7 @@
         <w:pStyle w:val="ImageCaption"/>
       </w:pPr>
       <w:r>
-        <w:t xml:space="preserve">RAPID workflow</w:t>
+        <w:t xml:space="preserve">RAPID artifact orchestration</w:t>
       </w:r>
     </w:p>
     <w:p>
@@ -234,7 +234,7 @@
           <w:iCs/>
           <w:i/>
         </w:rPr>
-        <w:t xml:space="preserve">Figure 1. RAPID stage order and diversification levers. The default workflow is solubility-aware multiple-mutant redesign: MSA-derived constraints guide ProteinMPNN sequence generation, SoluProt filters soluble-expression likelihood, and AF2/ColabFold is reserved for structurally plausible short lists. RFD3 and BioEmu provide structural-context diversification, while conservation tiers vary the number and placement of jointly redesigned positions.</w:t>
+        <w:t xml:space="preserve">Figure 1. RAPID provenance-centered redesign substrate. The linear stage order is one operational view. The central contribution is the run_id-centered artifact contract, which preserves requests, stage outputs, status and trace records, quality-control records, metrics, experiment records, and final summaries. This substrate supports safe partial reruns, retrospective benchmark reconstruction, downstream experimental-feedback cycles, and backend replacement without treating RAPID as a simple linear wrapper over model calls.</w:t>
       </w:r>
     </w:p>
     <w:bookmarkEnd w:id="26"/>
@@ -603,17 +603,17 @@
         <w:pStyle w:val="BodyText"/>
       </w:pPr>
       <w:r>
-        <w:t xml:space="preserve">The local browser interface is treated as a reproducibility surface rather than as a separate scientific claim. It exposes the same run identifiers, request fields, status records, and exportable artifacts used by the benchmark scripts, and it is distributed as static assets over the backend API so that RAPID can be run locally or on a GPU server without relying on a hosted service. Interface-level controls and deployment details are reported in the supplement.</w:t>
+        <w:t xml:space="preserve">The local browser interface is treated as a reproducibility surface rather than as a separate scientific claim. It exposes the same run identifiers, request fields, status records, and exportable artifacts used by the benchmark scripts, and it is distributed as static assets over the backend API so that RAPID can be run locally or on a GPU server without relying on a hosted service. Interface-level controls and deployment details are reported in Supplementary Note 14.</w:t>
       </w:r>
     </w:p>
     <w:bookmarkEnd w:id="27"/>
-    <w:bookmarkStart w:id="31" w:name="X60e73cfbaf7ce4bc1cb13fc6e51f68ca82a5cdb"/>
+    <w:bookmarkStart w:id="31" w:name="X9cea73bc856787012fcc690a2b8dd048b7f1dfd"/>
     <w:p>
       <w:pPr>
         <w:pStyle w:val="Heading3"/>
       </w:pPr>
       <w:r>
-        <w:t xml:space="preserve">2.4 AF2-Budgeted Surrogate Triage and Experimental Evolution</w:t>
+        <w:t xml:space="preserve">2.4 Structure-Prediction-Budgeted Surrogate Triage and Experimental Evolution</w:t>
       </w:r>
     </w:p>
     <w:p>
@@ -621,7 +621,7 @@
         <w:pStyle w:val="FirstParagraph"/>
       </w:pPr>
       <w:r>
-        <w:t xml:space="preserve">RAPID separates two related uses of surrogates. The first is a computational AF2-budgeted triage mode used in the benchmark (Figure 2). ProteinMPNN first generates a candidate pool across conservation tiers, and SoluProt scores every candidate. SoluProt-passing candidates are embedded with mean-pooled ESM-2 8M embeddings [4]. In deployment, this embedding stage can be backed by a GPU ESM worker, allowing large ProteinMPNN pools to be featurized without expanding the AF2/ColabFold acquisition budget. K-means selects a diverse bootstrap training set, AF2 labels those candidates, and local surrogate policies are compared by internal cross-validation on the labelled set. The selected acquisition policy is then refit on all bootstrap labels and used to rank the remaining SoluProt-passing pool. AF2 evaluates only the selected policy’s Top-K candidates. This mode is a compute-allocation policy for structure prediction, not evidence of experimental activity or expression.</w:t>
+        <w:t xml:space="preserve">RAPID separates two related uses of surrogates. The first is a computational structure-prediction-budgeted triage mode used in the benchmark (Figure 2). ProteinMPNN first generates a candidate pool across conservation tiers, and SoluProt scores every candidate. SoluProt-passing candidates are embedded with mean-pooled ESM-2 8M embeddings [4]. In deployment, this embedding stage can be backed by a GPU ESM worker, allowing large ProteinMPNN pools to be featurized without expanding the AF2/ColabFold acquisition budget. K-means selects a diverse bootstrap training set, AF2 labels those candidates, and local surrogate policies are compared by internal cross-validation on the labelled set. The selected acquisition policy is then refit on all bootstrap labels and used to rank the remaining SoluProt-passing pool. AF2 evaluates only the selected policy’s Top-K candidates. The supported policy set uses standard Random Forest, Ridge, XGBoost, LightGBM, scikit-learn, k-means, and Bayesian-optimization-inspired acquisition concepts [16-21]. This mode is a compute-allocation policy for structure prediction, not evidence of experimental activity or expression.</w:t>
       </w:r>
     </w:p>
     <w:p>
@@ -679,7 +679,7 @@
         <w:t xml:space="preserve"> </w:t>
       </w:r>
       <w:r>
-        <w:t xml:space="preserve">for the next design-test-learn cycle. A legacy</w:t>
+        <w:t xml:space="preserve">for the next design-test-learn cycle. This interface is related to active-learning directed-evolution frameworks such as EVOLVEpro, but the present manuscript treats it as an assay-feedback handoff rather than as a prospective wet-lab validation result [12]. A legacy</w:t>
       </w:r>
       <w:r>
         <w:t xml:space="preserve"> </w:t>
@@ -702,7 +702,7 @@
         <w:pStyle w:val="BodyText"/>
       </w:pPr>
       <w:r>
-        <w:t xml:space="preserve">This separation is important for biofoundry-scale workflows. The surrogate-triage mode reduces how many candidates require expensive structure prediction before a shortlist is made, whereas experimental-feedback evolution defines how the shortlist can re-enter the system after expression, solubility, activity, or stability assays. Operationally, RAPID provides computational infrastructure upstream of an assay queue: the platform produces traceable shortlists and experiment-request files, while physical measurements are performed outside the software and re-enter RAPID only as labelled outcomes. This is an intended deployment and data pathway, not evidence that the present computational benchmark has already achieved wet-lab enrichment. In other words, RAPID treats computational predictions and experimental measurements as different label sources under the same run-scoped artifact contract. This makes high-throughput candidate generation interpretable across rounds: a later campaign can ask whether a model, masking rule, or backbone context changed the distribution of candidates without manually reconstructing which files, scores, and assay records belonged to each decision.</w:t>
+        <w:t xml:space="preserve">This separation is important for biofoundry-scale workflows. The surrogate-triage mode reduces how many candidates require expensive structure prediction before a shortlist is made, whereas experimental-feedback evolution defines how the shortlist can re-enter the system after expression, solubility, activity, or stability assays. Operationally, RAPID provides computational infrastructure upstream of an assay queue: the platform produces traceable shortlists and experiment-request files, while physical measurements are performed outside the software and re-enter RAPID only as labelled outcomes (see Supplementary Note 10 for an illustrative data-trace schema). This is an intended deployment and data pathway, not evidence that the present computational benchmark has already achieved wet-lab enrichment. In other words, RAPID treats computational predictions and experimental measurements as different label sources under the same run-scoped artifact contract. This makes high-throughput candidate generation interpretable across rounds: a later campaign can ask whether a model, masking rule, or backbone context changed the distribution of candidates without manually reconstructing which files, scores, and assay records belonged to each decision.</w:t>
       </w:r>
     </w:p>
     <w:p>
@@ -712,9 +712,9 @@
       <w:r>
         <w:drawing>
           <wp:inline>
-            <wp:extent cx="5334000" cy="2396434"/>
+            <wp:extent cx="5334000" cy="2435474"/>
             <wp:effectExtent b="0" l="0" r="0" t="0"/>
-            <wp:docPr descr="AF2-budgeted surrogate triage" title="" id="29" name="Picture"/>
+            <wp:docPr descr="structure-prediction-budgeted surrogate triage" title="" id="29" name="Picture"/>
             <a:graphic>
               <a:graphicData uri="http://schemas.openxmlformats.org/drawingml/2006/picture">
                 <pic:pic>
@@ -733,7 +733,7 @@
                   <pic:spPr bwMode="auto">
                     <a:xfrm>
                       <a:off x="0" y="0"/>
-                      <a:ext cx="5334000" cy="2396434"/>
+                      <a:ext cx="5334000" cy="2435474"/>
                     </a:xfrm>
                     <a:prstGeom prst="rect">
                       <a:avLst/>
@@ -757,7 +757,7 @@
         <w:pStyle w:val="ImageCaption"/>
       </w:pPr>
       <w:r>
-        <w:t xml:space="preserve">AF2-budgeted surrogate triage</w:t>
+        <w:t xml:space="preserve">structure-prediction-budgeted surrogate triage</w:t>
       </w:r>
     </w:p>
     <w:p>
@@ -769,7 +769,7 @@
           <w:iCs/>
           <w:i/>
         </w:rPr>
-        <w:t xml:space="preserve">Figure 2. AF2-budgeted surrogate triage. ProteinMPNN candidates from the selected conservation tiers are pooled after SoluProt filtering. K-means selects a diverse AF2-labelled bootstrap set from this pooled candidate set. RAPID compares configured local surrogate policies by internal cross-validation, refits the selected policy on all bootstrap labels, and reserves AF2/ColabFold for one pooled Top-K acquisition set. Comparator-model metrics, optional rank-mean ensemble results, feature summaries, fitted model files, and prediction tables are exported as artifacts without expanding the AF2 budget. Experimental-feedback evolution uses the same candidate and embedding contract but learns from user-recorded wet-lab objective values rather than treating AF2 as a biological oracle.</w:t>
+        <w:t xml:space="preserve">Figure 2. Structure-prediction-budgeted surrogate triage. ProteinMPNN candidates from the selected conservation tiers are pooled after SoluProt filtering. K-means selects a diverse AF2-labelled bootstrap set from this pooled candidate set. RAPID compares configured local surrogate policies by internal cross-validation, refits the selected policy on all bootstrap labels, and reserves AF2/ColabFold for one pooled Top-K acquisition set. Comparator-model metrics, optional rank-mean ensemble results, feature summaries, fitted model files, and prediction tables are exported as artifacts without expanding the AF2 budget. Experimental-feedback evolution uses the same candidate and embedding contract but learns from user-recorded wet-lab objective values rather than treating AF2 as a biological oracle.</w:t>
       </w:r>
     </w:p>
     <w:bookmarkEnd w:id="31"/>
@@ -787,15 +787,15 @@
         <w:pStyle w:val="FirstParagraph"/>
       </w:pPr>
       <w:r>
-        <w:t xml:space="preserve">The current stored artifact benchmark contains 2,737 paired SoluProt and pLDDT records from 23 QC-passing CATH runs. These data were generated before the final corrected-chain CATH refresh and are therefore used in the main text as component-level evidence for AF2-budgeted surrogate triage rather than as the final population estimate for RAPID. Runs with fallback sequences, invalid amino-acid records, missing conservation tiers, or insufficient positive pLDDT records were excluded from that artifact benchmark. The full pre-fix 73-run archive and QC details are reported in the supplement.</w:t>
-      </w:r>
-    </w:p>
-    <w:p>
-      <w:pPr>
-        <w:pStyle w:val="BodyText"/>
-      </w:pPr>
-      <w:r>
-        <w:t xml:space="preserve">The primary surrogate-triage metrics are Spearman rank correlation, Top-K recall, and BO uplift Top-K. BO uplift measures the difference between the mean observed score of the surrogate-selected Top-K and the mean score of K random draws from the same held-out pool. Paired comparisons use Wilcoxon signed-rank tests with Holm correction, and uncertainty is estimated by cluster bootstrap with target as the cluster. Variance decomposition uses a one-way ANOVA intraclass correlation coefficient to estimate how much score variation is attributable to target identity.</w:t>
+        <w:t xml:space="preserve">The current stored artifact benchmark contains 2,737 paired SoluProt and pLDDT records from 23 QC-passing CATH runs [15]. These data were generated before the final corrected-chain CATH refresh and are therefore used in the main text as component-level evidence for structure-prediction-budgeted surrogate triage rather than as the final population estimate for RAPID. Runs with fallback sequences, invalid amino-acid records, missing conservation tiers, or insufficient positive pLDDT records were excluded from that artifact benchmark. The full pre-fix 73-run archive and QC details are reported in Supplementary Notes 1 and 2.</w:t>
+      </w:r>
+    </w:p>
+    <w:p>
+      <w:pPr>
+        <w:pStyle w:val="BodyText"/>
+      </w:pPr>
+      <w:r>
+        <w:t xml:space="preserve">The primary surrogate-triage metrics are Spearman rank correlation, Top-K recall, and BO uplift Top-K. BO uplift measures the difference between the mean observed score of the surrogate-selected Top-K and the mean score of K random draws from the same held-out pool. Paired comparisons use Wilcoxon signed-rank tests with Holm correction, effect-size interpretation uses Cliff’s dominance statistic, and uncertainty is estimated by cluster bootstrap with target as the cluster [22-24]. Variance decomposition uses a one-way ANOVA intraclass correlation coefficient to estimate how much score variation is attributable to target identity [25].</w:t>
       </w:r>
     </w:p>
     <w:bookmarkEnd w:id="32"/>
@@ -1400,13 +1400,13 @@
       </w:r>
     </w:p>
     <w:bookmarkEnd w:id="35"/>
-    <w:bookmarkStart w:id="39" w:name="Xbac834e7075412984afd7ace91d7242c8c20e41"/>
+    <w:bookmarkStart w:id="39" w:name="Xaed6ae3c8569b2806ca477866fa50f61396a90d"/>
     <w:p>
       <w:pPr>
         <w:pStyle w:val="Heading3"/>
       </w:pPr>
       <w:r>
-        <w:t xml:space="preserve">3.2 Claim 2: AF2-Budgeted Surrogate Triage Reduces Structure-Prediction Use After SoluProt Gating</w:t>
+        <w:t xml:space="preserve">3.2 Claim 2: Structure-Prediction-Budgeted Surrogate Triage Reduces Structure-Prediction Use After SoluProt Gating</w:t>
       </w:r>
     </w:p>
     <w:p>
@@ -1414,7 +1414,7 @@
         <w:pStyle w:val="FirstParagraph"/>
       </w:pPr>
       <w:r>
-        <w:t xml:space="preserve">The surrogate-triage benchmark supports a conservative AF2 allocation policy. K-means bootstrap selection is most useful when AF2 labels are scarce: for Random Forest pLDDT BO uplift, K-means improves over random selection by 38% at N = 5, 19% at N = 10, and 12% at N = 20. At N = 30, the difference becomes small because random sampling is already diverse enough in the current pools. This pattern supports K-means as a cold-start safeguard rather than as evidence that it should be preferred at every label budget.</w:t>
+        <w:t xml:space="preserve">The surrogate-triage benchmark supports a conservative structure-prediction allocation policy. K-means bootstrap selection is most useful when AF2 labels are scarce: for Random Forest pLDDT BO uplift, K-means improves over random selection by 38% at N = 5, 19% at N = 10, and 12% at N = 20. At N = 30, the difference becomes small because random sampling is already diverse enough in the current pools. This pattern supports K-means as a cold-start safeguard rather than as evidence that it should be preferred at every label budget.</w:t>
       </w:r>
     </w:p>
     <w:p>
@@ -1654,7 +1654,7 @@
               <w:jc w:val="left"/>
             </w:pPr>
             <w:r>
-              <w:t xml:space="preserve">RF is the conservative AF2-triage reference policy</w:t>
+              <w:t xml:space="preserve">RF is the conservative pLDDT-triage reference policy</w:t>
             </w:r>
           </w:p>
         </w:tc>
@@ -1745,15 +1745,15 @@
           <w:iCs/>
           <w:i/>
         </w:rPr>
-        <w:t xml:space="preserve">Table 4. Surrogate-triage evidence condensed for the main manuscript. The full surrogate, sample-size, and acquisition-bias analyses are moved to supplementary material.</w:t>
-      </w:r>
-    </w:p>
-    <w:p>
-      <w:pPr>
-        <w:pStyle w:val="BodyText"/>
-      </w:pPr>
-      <w:r>
-        <w:t xml:space="preserve">The budget effect is explicit at the run level. The default manuscript configuration generates approximately 9,999 candidates across the three conservation tiers before SoluProt filtering. Folding every SoluProt-passing candidate would require one AF2 call per candidate. The implemented pooled surrogate-triage schedule spends 30 calls on the K-means bootstrap set and 20 calls on surrogate-ranked Top-K candidates, for 50 AF2 calls when the pooled SoluProt-passing set exceeds this budget. The reduction is therefore</w:t>
+        <w:t xml:space="preserve">Table 4. Surrogate-triage evidence condensed for the main manuscript. The full surrogate, sample-size, ensemble, and acquisition-bias analyses are reported in Supplementary Notes 3-7.</w:t>
+      </w:r>
+    </w:p>
+    <w:p>
+      <w:pPr>
+        <w:pStyle w:val="BodyText"/>
+      </w:pPr>
+      <w:r>
+        <w:t xml:space="preserve">The budget effect is explicit at the run level. The default manuscript configuration generates approximately 9,999 ProteinMPNN candidates across the three conservation tiers and applies SoluProt gating before structure-prediction triage. The budget comparison assumes that every candidate entering surrogate triage would otherwise be folded. The implemented pooled surrogate-triage schedule spends 30 calls on the K-means bootstrap set and 20 calls on surrogate-ranked Top-K candidates, for 50 AF2 calls when the pooled triage set exceeds this budget. The reduction is therefore</w:t>
       </w:r>
       <w:r>
         <w:t xml:space="preserve"> </w:t>
@@ -1780,7 +1780,7 @@
         <w:t xml:space="preserve"> </w:t>
       </w:r>
       <w:r>
-        <w:t xml:space="preserve">is the number of SoluProt-passing candidates. Larger pools produce larger absolute savings because the triage budget remains fixed while the full-folding baseline scales with the number of candidates that pass SoluProt.</w:t>
+        <w:t xml:space="preserve">is the number of candidates entering surrogate triage. Larger pools produce larger absolute savings because the triage budget remains fixed while the full-folding baseline scales with the number of candidates that pass upstream filters.</w:t>
       </w:r>
     </w:p>
     <w:tbl>
@@ -1858,7 +1858,7 @@
               <w:jc w:val="left"/>
             </w:pPr>
             <w:r>
-              <w:t xml:space="preserve">One target run, 90 gated candidates</w:t>
+              <w:t xml:space="preserve">One target run, 90 triage candidates</w:t>
             </w:r>
           </w:p>
         </w:tc>
@@ -1908,7 +1908,7 @@
               <w:jc w:val="left"/>
             </w:pPr>
             <w:r>
-              <w:t xml:space="preserve">One target run, 1,000 gated candidates</w:t>
+              <w:t xml:space="preserve">One target run, 1,000 triage candidates</w:t>
             </w:r>
           </w:p>
         </w:tc>
@@ -1958,7 +1958,7 @@
               <w:jc w:val="left"/>
             </w:pPr>
             <w:r>
-              <w:t xml:space="preserve">One target run, 9,999 gated candidates</w:t>
+              <w:t xml:space="preserve">One target run, 9,999 triage candidates</w:t>
             </w:r>
           </w:p>
         </w:tc>
@@ -2009,15 +2009,57 @@
           <w:iCs/>
           <w:i/>
         </w:rPr>
-        <w:t xml:space="preserve">Table 5. AF2 budget model for the standard pooled surrogate-triage mode. The implemented default evaluates 30 K-means bootstrap candidates and 20 Top-K acquisitions selected by one internally cross-validated acquisition policy across the pooled conservation-tier candidate set. Comparator models are trained and exported for audit, but they do not add AF2 calls unless the operator explicitly changes the validation budget. This table is a budget model, not a biological enrichment result; prospective wet-lab outcomes are handled by the separate experimental-feedback evolution mode.</w:t>
-      </w:r>
-    </w:p>
-    <w:p>
-      <w:pPr>
-        <w:pStyle w:val="BodyText"/>
-      </w:pPr>
-      <w:r>
-        <w:t xml:space="preserve">Two representative historical in-silico traces verify that the computational surrogate path is implemented end to end. The 3RGK run evaluated 94 AF2 records from 8,000 SoluProt-gated candidates, and the 1LVM run evaluated 49 AF2 records from 8,000 SoluProt-gated candidates. These traces demonstrate pool generation, SoluProt gating, ESM embedding, K-means bootstrap labelling, surrogate ranking, AF2 acquisition, and final design selection within the stored artifact model. The current operating path uses a GPU-capable ESM embedding provider so that approximately 10,000-candidate pooled multi-tier runs can be ranked while retaining the fixed 30 bootstrap plus 20 Top-K AF2 budget. The traces are not treated as paired biological validation because they cover two targets, use computational pLDDT labels, and have different Top-K settings. The current paper-run script for claim 2 uses the standard surrogate-triage mode rather than experimental-feedback evolution, so the computational budget claim and the wet-lab feedback interface remain separate.</w:t>
+        <w:t xml:space="preserve">Table 5. AF2 budget model for the standard pooled surrogate-triage mode. The implemented default evaluates 30 K-means bootstrap candidates and 20 Top-K acquisitions selected by one internally cross-validated acquisition policy across the pooled conservation-tier candidate set. The</w:t>
+      </w:r>
+      <w:r>
+        <w:rPr>
+          <w:iCs/>
+          <w:i/>
+        </w:rPr>
+        <w:t xml:space="preserve"> </w:t>
+      </w:r>
+      <w:r>
+        <w:rPr>
+          <w:iCs/>
+          <w:i/>
+        </w:rPr>
+        <w:t xml:space="preserve">“</w:t>
+      </w:r>
+      <w:r>
+        <w:rPr>
+          <w:iCs/>
+          <w:i/>
+        </w:rPr>
+        <w:t xml:space="preserve">without surrogate</w:t>
+      </w:r>
+      <w:r>
+        <w:rPr>
+          <w:iCs/>
+          <w:i/>
+        </w:rPr>
+        <w:t xml:space="preserve">”</w:t>
+      </w:r>
+      <w:r>
+        <w:rPr>
+          <w:iCs/>
+          <w:i/>
+        </w:rPr>
+        <w:t xml:space="preserve"> </w:t>
+      </w:r>
+      <w:r>
+        <w:rPr>
+          <w:iCs/>
+          <w:i/>
+        </w:rPr>
+        <w:t xml:space="preserve">column assumes all candidates entering triage would otherwise be folded; it is not a claim that every generated ProteinMPNN candidate is folded. Comparator models are trained and exported for audit, but they do not add AF2 calls unless the operator explicitly changes the validation budget. This table is a budget model, not a biological enrichment result; prospective wet-lab outcomes are handled by the separate experimental-feedback evolution mode.</w:t>
+      </w:r>
+    </w:p>
+    <w:p>
+      <w:pPr>
+        <w:pStyle w:val="BodyText"/>
+      </w:pPr>
+      <w:r>
+        <w:t xml:space="preserve">The current strict paper run verifies this operating point across five CATH targets and 15 conservation-tier outputs. Across 49,946 pooled candidates entering surrogate triage, RAPID evaluated 250 AF2/ColabFold records, corresponding to a 99.5% reduction relative to folding every candidate in the triage pool. The Auto-CV selector chose Random Forest for two targets and Ridge for three targets, while the comparator predictions and fitted-model artifacts were exported for audit without increasing the AF2 budget. All five runs generated 3,333 ProteinMPNN candidates per conservation tier using chunked generation, used the GPU ESM embedding provider, and disabled fallback sequence recovery. Earlier 3RGK and 1LVM traces are retained in Supplementary Note 8 as historical implementation traces rather than as the current operating evidence. The current paper-run script for claim 2 uses the standard surrogate-triage mode rather than experimental-feedback evolution, so the computational budget claim and the wet-lab feedback interface remain separate.</w:t>
       </w:r>
     </w:p>
     <w:bookmarkEnd w:id="39"/>
@@ -2853,7 +2895,15 @@
         <w:pStyle w:val="BodyText"/>
       </w:pPr>
       <w:r>
-        <w:t xml:space="preserve">The surrogate-triage result is similarly bounded. The evidence supports an AF2-allocation policy, not a wet-lab hit-rate claim. K-means is most useful as a cold-start diversity mechanism, Random Forest is a conservative pLDDT acquisition reference, Ridge is useful for SoluProt-oriented ranking, and N = 30 is a cost-efficient bootstrap point in the current artifact benchmark. The current implementation uses those observations to define comparator policies, then selects one acquisition policy by internal CV for each run. The retrospective pooled-CATH analysis further argues against prematurely replacing this per-run calibration with a global pooled model. This is a guardrail result rather than a contradiction of the platform design: under the current feature set and label volume, accumulated computational labels are useful for audit and future modelling, but they do not yet justify a transferable surrogate that supersedes target-local calibration. These findings justify RAPID’s implemented default as a lightweight, run-specific orchestration policy for the expensive AF2 step after SoluProt filtering. The experimental-feedback evolution mode extends the same artifact substrate into a design-test-learn workflow by accepting objective metric values from assay records, but its biological utility must be assessed prospectively.</w:t>
+        <w:t xml:space="preserve">The surrogate-triage result is similarly bounded. The evidence supports a structure-prediction allocation policy, not a wet-lab hit-rate claim. K-means is most useful as a cold-start diversity mechanism, Random Forest is a conservative pLDDT acquisition reference, Ridge is useful for SoluProt-oriented ranking, and N = 30 is a cost-efficient bootstrap point in the current artifact benchmark. The current implementation uses those observations to define comparator policies, then selects one acquisition policy by internal CV for each run. A retrospective guardrail analysis on accumulated CATH artifacts (Supplementary Note 9) shows that simple pooled scaling without target conditioning does not monotonically improve ranking performance, which argues against prematurely replacing per-run calibration with a global pooled model. This is a guardrail result rather than a contradiction of the platform design: under the current feature set and label volume, accumulated computational labels are useful for audit and future modelling, but they do not yet justify a transferable surrogate that supersedes target-local calibration. These findings justify RAPID’s implemented default as a lightweight, run-specific orchestration policy for the expensive AF2 step after SoluProt filtering. The experimental-feedback evolution mode extends the same artifact substrate into a design-test-learn workflow by accepting objective metric values from assay records, but its biological utility must be assessed prospectively.</w:t>
+      </w:r>
+    </w:p>
+    <w:p>
+      <w:pPr>
+        <w:pStyle w:val="BodyText"/>
+      </w:pPr>
+      <w:r>
+        <w:t xml:space="preserve">One plausible reason for the pooled-model guardrail is target heterogeneity. Sequence length, fold class, intrinsic disorder or low-complexity propensity, MSA depth, conservation pattern, and backbone context can all change how sequence edits map to pLDDT or soluble-expression proxies. A pooled model trained before these factors are explicitly conditioned may therefore learn target-level offsets or context-specific noise rather than a transferable acquisition rule. The same logic applies to diversity: the observed acquisition bias (Supplementary Note 6) suggests that future policies should combine predicted quality with explicit ESM-space diversity constraints, such as determinantal point processes, max-min distance filtering, or cluster-balanced Top-K selection, instead of relying on score ranking alone [26].</w:t>
       </w:r>
     </w:p>
     <w:p>
@@ -2913,15 +2963,15 @@
         <w:pStyle w:val="FirstParagraph"/>
       </w:pPr>
       <w:r>
-        <w:t xml:space="preserve">RAPID addresses a practical gap between rapidly changing protein-design models and the reproducible infrastructure needed to use them in solubility-aware redesign campaigns. It preserves run-scoped artifacts, supports controlled partial reruns, exposes the workflow through a packageable static interface and backend API, and keeps model interfaces replaceable. On top of this infrastructure, an AF2-budgeted surrogate-triage mode uses SoluProt gating, K-means bootstrap selection, internal CV-based acquisition-policy selection, and Top-K acquisition to reduce structure-prediction calls while exporting comparator-model evidence for audit. A separate experimental-feedback evolution mode records assay outcomes and uses those labels to recommend the next candidate set.</w:t>
-      </w:r>
-    </w:p>
-    <w:p>
-      <w:pPr>
-        <w:pStyle w:val="BodyText"/>
-      </w:pPr>
-      <w:r>
-        <w:t xml:space="preserve">The manuscript’s central claims are intentionally limited. RAPID makes fragmented model outputs reusable; it reduces AF2/ColabFold evaluations for post-SoluProt triage; and it makes structural-context allocation testable across single, BioEmu, RFD3, and combined contexts. These claims are suitable for a software and empirical benchmark paper because they are tied to stored artifacts, explicit budgets, and reproducible scripts. Experimental solubility, stability, and activity remain future validation targets rather than claims of the present work, even though the software now provides the data path needed to incorporate those measurements in subsequent rounds. The longer-term contribution is therefore a reusable learning substrate for protein redesign: as computational and assay labels accumulate under the same artifact contract, future work can move from per-run surrogates toward target-conditioned preference models without losing provenance.</w:t>
+        <w:t xml:space="preserve">RAPID provides a run-scoped artifact layer for solubility-aware protein redesign. It preserves typed requests, stage outputs, status and trace records, quality-control summaries, experiment records, and final summaries so that heterogeneous model modules can be rerun, replaced, and analysed without rebuilding the workflow around each backend. On top of this infrastructure, the surrogate-triage mode reduces AF2/ColabFold evaluations for post-SoluProt candidate selection while exporting comparator-model evidence for audit.</w:t>
+      </w:r>
+    </w:p>
+    <w:p>
+      <w:pPr>
+        <w:pStyle w:val="BodyText"/>
+      </w:pPr>
+      <w:r>
+        <w:t xml:space="preserve">The manuscript’s claims are intentionally limited. RAPID makes fragmented model outputs reusable, reduces structure-prediction calls under an explicit triage budget, and makes structural-context allocation testable across single, BioEmu, RFD3, and combined contexts. Experimental solubility, stability, and activity remain future validation targets. The longer-term value of RAPID is the reusable learning substrate created as computational labels, assay labels, target metadata, and structural-context decisions accumulate under the same artifact contract.</w:t>
       </w:r>
     </w:p>
     <w:bookmarkEnd w:id="50"/>
@@ -3023,10 +3073,34 @@
         <w:t xml:space="preserve">data/benchmark/results/rapid_target_manifest.csv</w:t>
       </w:r>
       <w:r>
-        <w:t xml:space="preserve"> </w:t>
-      </w:r>
-      <w:r>
-        <w:t xml:space="preserve">in the public-release package. Runtime</w:t>
+        <w:t xml:space="preserve">, and the strict five-target surrogate-triage budget summary is stored as</w:t>
+      </w:r>
+      <w:r>
+        <w:t xml:space="preserve"> </w:t>
+      </w:r>
+      <w:r>
+        <w:rPr>
+          <w:rStyle w:val="VerbatimChar"/>
+        </w:rPr>
+        <w:t xml:space="preserve">data/benchmark/results/surrogate_triage_budget_summary.csv</w:t>
+      </w:r>
+      <w:r>
+        <w:t xml:space="preserve"> </w:t>
+      </w:r>
+      <w:r>
+        <w:t xml:space="preserve">with its TeX table under</w:t>
+      </w:r>
+      <w:r>
+        <w:t xml:space="preserve"> </w:t>
+      </w:r>
+      <w:r>
+        <w:rPr>
+          <w:rStyle w:val="VerbatimChar"/>
+        </w:rPr>
+        <w:t xml:space="preserve">figures/benchmark/table5_surrogate_triage_budget.tex</w:t>
+      </w:r>
+      <w:r>
+        <w:t xml:space="preserve">. Runtime</w:t>
       </w:r>
       <w:r>
         <w:t xml:space="preserve"> </w:t>
@@ -3577,6 +3651,27 @@
       </w:r>
       <w:r>
         <w:t xml:space="preserve">. doi:10.1037/0033-2909.86.2.420</w:t>
+      </w:r>
+    </w:p>
+    <w:p>
+      <w:pPr>
+        <w:pStyle w:val="BodyText"/>
+      </w:pPr>
+      <w:r>
+        <w:t xml:space="preserve">[26] Kulesza, A., &amp; Taskar, B. (2012). Determinantal Point Processes for Machine Learning.</w:t>
+      </w:r>
+      <w:r>
+        <w:t xml:space="preserve"> </w:t>
+      </w:r>
+      <w:r>
+        <w:rPr>
+          <w:iCs/>
+          <w:i/>
+        </w:rPr>
+        <w:t xml:space="preserve">Foundations and Trends in Machine Learning</w:t>
+      </w:r>
+      <w:r>
+        <w:t xml:space="preserve">, 5(2-3), 123-286. doi:10.1561/2200000044</w:t>
       </w:r>
     </w:p>
     <w:bookmarkEnd w:id="52"/>

--- a/public_release/manuscript/manuscript.docx
+++ b/public_release/manuscript/manuscript.docx
@@ -136,14 +136,14 @@
       <w:r>
         <w:drawing>
           <wp:inline>
-            <wp:extent cx="5334000" cy="2811703"/>
+            <wp:extent cx="5334000" cy="3556000"/>
             <wp:effectExtent b="0" l="0" r="0" t="0"/>
             <wp:docPr descr="RAPID artifact orchestration" title="" id="23" name="Picture"/>
             <a:graphic>
               <a:graphicData uri="http://schemas.openxmlformats.org/drawingml/2006/picture">
                 <pic:pic>
                   <pic:nvPicPr>
-                    <pic:cNvPr descr="figures/benchmark/fig1_pipeline_overview.png" id="24" name="Picture"/>
+                    <pic:cNvPr descr="figures/benchmark/figure1.png" id="24" name="Picture"/>
                     <pic:cNvPicPr>
                       <a:picLocks noChangeArrowheads="1" noChangeAspect="1"/>
                     </pic:cNvPicPr>
@@ -157,7 +157,7 @@
                   <pic:spPr bwMode="auto">
                     <a:xfrm>
                       <a:off x="0" y="0"/>
-                      <a:ext cx="5334000" cy="2811703"/>
+                      <a:ext cx="5334000" cy="3556000"/>
                     </a:xfrm>
                     <a:prstGeom prst="rect">
                       <a:avLst/>
@@ -193,7 +193,7 @@
           <w:iCs/>
           <w:i/>
         </w:rPr>
-        <w:t xml:space="preserve">Figure 1. RAPID provenance-centered redesign substrate. The linear stage order is one operational view. The central contribution is the run_id-centered artifact contract, which preserves requests, stage outputs, status and trace records, quality-control records, metrics, experiment records, and final summaries. This substrate supports safe partial reruns, retrospective benchmark reconstruction, downstream experimental-feedback cycles, and backend replacement without treating RAPID as a simple linear wrapper over model calls.</w:t>
+        <w:t xml:space="preserve">Figure 1. RAPID run_id-centered redesign substrate. The linear stage order is only one operational view. The central contribution is the run-scoped artifact contract, which preserves requests, provenance records, stage outputs, surrogate labels, AF2 evaluations, experiment records, and final summaries under stable run identifiers. Structural-context exploration, resource-aware surrogate triage, and experimental-feedback evolution all consume and update the same reusable artifact layer. This architecture supports safe reruns, retrospective analysis, backend replacement, and future preference-dataset accumulation without treating RAPID as a simple linear wrapper over model calls.</w:t>
       </w:r>
     </w:p>
     <w:bookmarkEnd w:id="25"/>
@@ -669,7 +669,7 @@
       <w:r>
         <w:drawing>
           <wp:inline>
-            <wp:extent cx="5334000" cy="3992255"/>
+            <wp:extent cx="5334000" cy="3495087"/>
             <wp:effectExtent b="0" l="0" r="0" t="0"/>
             <wp:docPr descr="Surrogate-triage budget and acquisition summary" title="" id="31" name="Picture"/>
             <a:graphic>
@@ -690,7 +690,7 @@
                   <pic:spPr bwMode="auto">
                     <a:xfrm>
                       <a:off x="0" y="0"/>
-                      <a:ext cx="5334000" cy="3992255"/>
+                      <a:ext cx="5334000" cy="3495087"/>
                     </a:xfrm>
                     <a:prstGeom prst="rect">
                       <a:avLst/>
@@ -726,7 +726,7 @@
           <w:iCs/>
           <w:i/>
         </w:rPr>
-        <w:t xml:space="preserve">Figure 2. Strict five-target surrogate-triage budget and acquisition summary. (A) RAPID evaluates 250 AF2/ColabFold candidate records from 49,946 candidates entering triage, corresponding to a 99.5% reduction relative to folding every triage candidate. (B) Each target uses a fixed 50-record candidate AF2/ColabFold budget after SoluProt filtering and pooled conservation-tier candidate generation. (C) Auto-CV selects the acquisition policy from the 30 bootstrap labels; open circles mark the selected policy for each target. (D) Model-selected Top-K candidates are plotted as pLDDT and SoluProt deltas relative to the WT baseline. Green points improve both computational proxies over WT, grey points are other selected candidates, and the blue diamond marks WT at zero. WT baselines were computed once per target for reference and were not included in the candidate triage-budget count.</w:t>
+        <w:t xml:space="preserve">Figure 2. Strict five-target surrogate-triage budget and acquisition summary. (A) RAPID evaluates 250 AF2/ColabFold candidate records from 49,946 candidates entering triage, corresponding to a 99.5% reduction relative to folding every triage candidate. (B) Each bar is one target and reports the fixed candidate-level AF2/ColabFold validation budget as evaluated records divided by candidates entering triage. (C) Auto-CV selects the acquisition policy from the 30 bootstrap labels; RF and Ridge are offset within each target, marker shape identifies the policy, and an open ring marks the selected policy used for final Top-K acquisition. (D) Each circle is one selected Top-K candidate from one target, plotted after subtracting that target’s WT pLDDT and SoluProt values; WT references are therefore aligned at the blue diamond at zero. Green points improve both computational proxies over WT, whereas grey points are other selected candidates. WT baselines were computed once per target for reference and were not included in the candidate triage-budget count.</w:t>
       </w:r>
     </w:p>
     <w:bookmarkEnd w:id="33"/>

--- a/public_release/manuscript/manuscript.docx
+++ b/public_release/manuscript/manuscript.docx
@@ -138,7 +138,7 @@
           <wp:inline>
             <wp:extent cx="5334000" cy="3556000"/>
             <wp:effectExtent b="0" l="0" r="0" t="0"/>
-            <wp:docPr descr="RAPID artifact orchestration" title="" id="23" name="Picture"/>
+            <wp:docPr descr="RAPID run_id-centered redesign substrate" title="" id="23" name="Picture"/>
             <a:graphic>
               <a:graphicData uri="http://schemas.openxmlformats.org/drawingml/2006/picture">
                 <pic:pic>
@@ -181,7 +181,7 @@
         <w:pStyle w:val="ImageCaption"/>
       </w:pPr>
       <w:r>
-        <w:t xml:space="preserve">RAPID artifact orchestration</w:t>
+        <w:t xml:space="preserve">RAPID run_id-centered redesign substrate</w:t>
       </w:r>
     </w:p>
     <w:p>

--- a/public_release/manuscript/manuscript.docx
+++ b/public_release/manuscript/manuscript.docx
@@ -37,7 +37,7 @@
         <w:pStyle w:val="FirstParagraph"/>
       </w:pPr>
       <w:r>
-        <w:t xml:space="preserve">Biofoundry-scale protein redesign generates large multiple-mutant libraries, making the practical bottleneck not only model accuracy but auditable allocation of folding and experimental capacity. We present RAPID, a run-scoped artifact pipeline for solubility-aware redesign. RAPID stores typed requests, stage outputs, status traces, quality-control summaries, experiment records, and final summaries under stable run identifiers so reruns and analyses operate on the same artifacts. We evaluate three separate functions. First, RAPID converts fragmented model outputs into traceable artifacts that support partial reruns, backend replacement, and retrospective analysis. Second, RAPID provides a structure-prediction-budgeted surrogate-triage mode for post-SoluProt candidate selection. This mode uses ESM-2 embeddings, K-means bootstrap selection, local surrogate cross-validation, and Top-K acquisition to choose candidates for AF2/ColabFold evaluation; RFD3 and BioEmu are not used. In five CATH targets, surrogate triage evaluated 250 AF2/ColabFold records from 49,946 candidates entering triage, a 99.5% reduction relative to folding every triage candidate. Third, an independent structural-context ablation compares candidate pools generated from the original backbone, RFD3, BioEmu, and RFD3+BioEmu. It tests whether structural inputs broaden the candidate distribution and upper tail, not whether those modules improve the surrogate model. RAPID also supports assay-labelled next-candidate recommendation. All evidence here is computational and proxy-based; pLDDT, SoluProt, and relax scores do not establish wet-lab soluble expression, stability, or activity.</w:t>
+        <w:t xml:space="preserve">Biofoundry-scale protein redesign generates large multiple-mutant libraries, making the practical bottleneck not only model accuracy but auditable allocation of folding and experimental capacity. We present RAPID, a run-scoped artifact pipeline for solubility-aware redesign. RAPID stores typed requests, stage outputs, status traces, quality-control summaries, experiment records, and final summaries under stable run identifiers so reruns and analyses operate on the same artifacts. We evaluate three separate functions. First, RAPID converts fragmented model outputs into traceable artifacts that support partial reruns, backend replacement, and retrospective analysis. Second, RAPID provides a structure-prediction-budgeted surrogate-triage mode for post-SoluProt candidate selection. This mode uses ESM-2 embeddings, K-means bootstrap selection, local surrogate cross-validation, and Top-K acquisition to choose candidates for AF2/ColabFold evaluation; RFD3 and BioEmu are not used. In five CATH targets, surrogate triage evaluated 250 AF2/ColabFold records from 49,946 candidates entering triage, a 99.5% reduction relative to folding every triage candidate. Third, an independent structural-context ablation compares candidate pools generated from the original backbone, RFD3, BioEmu, and RFD3+BioEmu. It tests whether structural inputs reshape candidate-pool spread and sequence diversity, not whether those modules improve the surrogate model. RAPID also supports assay-labelled next-candidate recommendation. All evidence here is computational and proxy-based; pLDDT, SoluProt, and relax scores do not establish wet-lab soluble expression, stability, or activity.</w:t>
       </w:r>
     </w:p>
     <w:bookmarkEnd w:id="20"/>
@@ -744,7 +744,7 @@
         <w:pStyle w:val="FirstParagraph"/>
       </w:pPr>
       <w:r>
-        <w:t xml:space="preserve">The structural-context result is a separate candidate-pool-generation analysis rather than an extension of the five-target surrogate-budget result. The relevant question is not whether an alternative context improves the aggregate mean, but whether it changes the accessible candidate distribution under the same downstream budget. Target identity explained 98.8% of pLDDT variance and 96.8% of SoluProt variance in the stored benchmark, indicating that deeper sampling of one local pool is not the only relevant allocation problem. A single-backbone ProteinMPNN pool can concentrate candidates around one local geometry and mask; any downstream selector can only choose among candidates already generated in that context. In the corrected-chain ablation, RFD3 produced higher maximum pLDDT than the single-backbone arm for four of eight targets, with the largest paired gain of 3.14 pLDDT, despite no aggregate Top-5 mean advantage. BioEmu-containing evaluable arms showed lower mean pairwise identity than the corresponding single-backbone runs and improved the SoluProt upper tail for three of four targets. RFD3 and BioEmu are therefore treated as controlled distribution-broadening modules with explicit QC, not as default score boosters or as surrogate-model components.</w:t>
+        <w:t xml:space="preserve">The structural-context result is a separate candidate-pool-generation analysis rather than an extension of the five-target surrogate-budget result. The relevant question is not whether an alternative context improves the aggregate mean or the best-scoring candidate, but whether it changes the accessible candidate distribution under the same downstream budget. Target identity explained 98.8% of pLDDT variance and 96.8% of SoluProt variance in the stored benchmark, indicating that deeper sampling of one local pool is not the only relevant allocation problem. A single-backbone ProteinMPNN pool can concentrate candidates around one local geometry and mask; any downstream selector can only choose among candidates already generated in that context. In the corrected-chain ablation, alternative contexts did not provide a consistent mean-score or upper-tail advantage. Instead, BioEmu-containing evaluable arms increased pLDDT range and sequence-pool diversity in all four evaluable paired targets, while RFD3 increased pLDDT range in six of eight targets but showed weaker support for SoluProt-spread and diversity shifts. RFD3 and BioEmu are therefore treated as controlled context-perturbation modules with explicit QC, not as default score boosters or as surrogate-model components.</w:t>
       </w:r>
     </w:p>
     <w:p>
@@ -754,7 +754,7 @@
       <w:r>
         <w:drawing>
           <wp:inline>
-            <wp:extent cx="5334000" cy="1686820"/>
+            <wp:extent cx="5334000" cy="4202392"/>
             <wp:effectExtent b="0" l="0" r="0" t="0"/>
             <wp:docPr descr="Structural-context ablation summary" title="" id="35" name="Picture"/>
             <a:graphic>
@@ -775,7 +775,7 @@
                   <pic:spPr bwMode="auto">
                     <a:xfrm>
                       <a:off x="0" y="0"/>
-                      <a:ext cx="5334000" cy="1686820"/>
+                      <a:ext cx="5334000" cy="4202392"/>
                     </a:xfrm>
                     <a:prstGeom prst="rect">
                       <a:avLst/>
@@ -811,7 +811,7 @@
           <w:iCs/>
           <w:i/>
         </w:rPr>
-        <w:t xml:space="preserve">Figure 3. Structural-context ablation as an upper-tail and diversity analysis. Boxplots and points show target-level summaries rather than only arm means. Single-backbone and RFD3 arms were evaluable for all eight selected CATH targets, whereas BioEmu-containing arms were quantitatively evaluable for the four targets that passed the fixed 2.0 Å target-RMSD gate. RFD3 produced target-specific high-pLDDT upper-tail candidates without improving the aggregate Top-5 mean, while BioEmu-containing evaluable arms reduced pairwise identity and broadened SoluProt upper-tail signals. Detailed structural-context and BioEmu QC tables are reported in the supplement.</w:t>
+        <w:t xml:space="preserve">Figure 3. Structural-context ablation as context-dependent candidate-pool shifts. Panels A-C show absolute target-level distributions for pLDDT range, SoluProt range, and mean pairwise diversity across the single-backbone, BioEmu, RFD3, and RFD3+BioEmu arms. Points are targets and boxes summarize target distributions; the label above each arm reports the number of evaluable targets. Panel D reports paired directional support relative to the single-backbone arm, with bar labels showing positive paired targets over evaluable paired targets. Single-backbone and RFD3 arms were evaluable for all eight selected CATH targets, whereas BioEmu-containing arms were quantitatively evaluable for the four targets that passed the fixed 2.0 Å target-RMSD gate. The result supports structural-context sensitivity and diversity shifts rather than a universal upper-tail score improvement. Detailed structural-context and BioEmu QC tables are reported in the supplement.</w:t>
       </w:r>
     </w:p>
     <w:bookmarkEnd w:id="37"/>
@@ -870,7 +870,7 @@
         <w:pStyle w:val="BodyText"/>
       </w:pPr>
       <w:r>
-        <w:t xml:space="preserve">The structural-context result reframes backbone and ensemble stages as distribution-broadening levers. If observed variance were mainly within a target, deeper ProteinMPNN sampling would be the primary way to spend compute. Instead, target identity dominates the stored benchmark, and the corrected-chain structural-context ablation shows target-dependent tradeoffs under matched AF2 caps. A single-backbone ProteinMPNN pool can overrepresent sequences compatible with one local geometry and mask; downstream triage can rank that local neighbourhood efficiently but cannot recover candidates that were never generated. The useful signal is therefore in the spread and upper tail as much as in the mean: RFD3 occasionally created higher-confidence tail candidates, while BioEmu more consistently broadened sequence diversity among evaluable targets. This pattern argues for treating RFD3 and BioEmu as controlled exploration modules with explicit QC, rather than as default score-improvement modules.</w:t>
+        <w:t xml:space="preserve">The structural-context result reframes backbone and ensemble stages as context-sensitivity probes. If observed variance were mainly within a target, deeper ProteinMPNN sampling would be the primary way to spend compute. Instead, target identity dominates the stored benchmark, and the corrected-chain structural-context ablation shows target-dependent tradeoffs under matched AF2 caps. A single-backbone ProteinMPNN pool can overrepresent sequences compatible with one local geometry and mask; downstream triage can rank that local neighbourhood efficiently but cannot recover candidates that were never generated. The useful signal is therefore the paired change in score spread and sequence diversity, not an aggregate claim that one structural-context module improves quality. RFD3 primarily shifted pLDDT spread in a subset of targets, whereas BioEmu-containing evaluable arms more consistently increased sequence-pool diversity. This pattern argues for treating RFD3 and BioEmu as controlled exploration modules with explicit QC, rather than as default score-improvement modules.</w:t>
       </w:r>
     </w:p>
     <w:p>

--- a/public_release/manuscript/manuscript.docx
+++ b/public_release/manuscript/manuscript.docx
@@ -754,7 +754,7 @@
       <w:r>
         <w:drawing>
           <wp:inline>
-            <wp:extent cx="5334000" cy="4202392"/>
+            <wp:extent cx="5334000" cy="3905796"/>
             <wp:effectExtent b="0" l="0" r="0" t="0"/>
             <wp:docPr descr="Structural-context ablation summary" title="" id="35" name="Picture"/>
             <a:graphic>
@@ -775,7 +775,7 @@
                   <pic:spPr bwMode="auto">
                     <a:xfrm>
                       <a:off x="0" y="0"/>
-                      <a:ext cx="5334000" cy="4202392"/>
+                      <a:ext cx="5334000" cy="3905796"/>
                     </a:xfrm>
                     <a:prstGeom prst="rect">
                       <a:avLst/>
@@ -811,7 +811,7 @@
           <w:iCs/>
           <w:i/>
         </w:rPr>
-        <w:t xml:space="preserve">Figure 3. Structural-context ablation as context-dependent candidate-pool shifts. Panels A-C show absolute target-level distributions for pLDDT range, SoluProt range, and mean pairwise diversity across the single-backbone, BioEmu, RFD3, and RFD3+BioEmu arms. Points are targets and boxes summarize target distributions; the label above each arm reports the number of evaluable targets. Panel D reports paired directional support relative to the single-backbone arm, with bar labels showing positive paired targets over evaluable paired targets. Single-backbone and RFD3 arms were evaluable for all eight selected CATH targets, whereas BioEmu-containing arms were quantitatively evaluable for the four targets that passed the fixed 2.0 Å target-RMSD gate. The result supports structural-context sensitivity and diversity shifts rather than a universal upper-tail score improvement. Detailed structural-context and BioEmu QC tables are reported in the supplement.</w:t>
+        <w:t xml:space="preserve">Figure 3. Structural-context ablation as context-dependent candidate-pool shifts. Panels A-C show absolute target-level distributions for pLDDT range, SoluProt range, and mean pairwise diversity across the single-backbone, BioEmu, RFD3, and RFD3+BioEmu arms. Points are targets and boxes summarize target distributions; the label above each arm reports the number of evaluable targets. Higher mean pairwise diversity indicates lower sequence similarity within the candidate pool. Panel D reports positive paired shifts relative to the single-backbone arm, with bar labels showing positive paired targets over evaluable paired targets. Single-backbone and RFD3 arms were evaluable for all eight selected CATH targets, whereas BioEmu-containing arms were quantitatively evaluable for the four targets that passed the fixed 2.0 Å target-RMSD gate. The result supports structural-context sensitivity and diversity shifts rather than a universal upper-tail score improvement. Detailed structural-context and BioEmu QC tables are reported in the supplement.</w:t>
       </w:r>
     </w:p>
     <w:bookmarkEnd w:id="37"/>

--- a/public_release/manuscript/manuscript.docx
+++ b/public_release/manuscript/manuscript.docx
@@ -37,7 +37,7 @@
         <w:pStyle w:val="FirstParagraph"/>
       </w:pPr>
       <w:r>
-        <w:t xml:space="preserve">Biofoundry-scale protein redesign generates large multiple-mutant libraries, making the practical bottleneck not only model accuracy but auditable allocation of folding and experimental capacity. We present RAPID, a run-scoped artifact pipeline for solubility-aware redesign. RAPID stores typed requests, stage outputs, status traces, quality-control summaries, experiment records, and final summaries under stable run identifiers so reruns and analyses operate on the same artifacts. We evaluate three separate functions. First, RAPID converts fragmented model outputs into traceable artifacts that support partial reruns, backend replacement, and retrospective analysis. Second, RAPID provides a structure-prediction-budgeted surrogate-triage mode for post-SoluProt candidate selection. This mode uses ESM-2 embeddings, K-means bootstrap selection, local surrogate cross-validation, and Top-K acquisition to choose candidates for AF2/ColabFold evaluation; RFD3 and BioEmu are not used. In five CATH targets, surrogate triage evaluated 250 AF2/ColabFold records from 49,946 candidates entering triage, a 99.5% reduction relative to folding every triage candidate. Third, an independent structural-context ablation compares candidate pools generated from the original backbone, RFD3, BioEmu, and RFD3+BioEmu. It tests whether structural inputs reshape candidate-pool spread and sequence diversity, not whether those modules improve the surrogate model. RAPID also supports assay-labelled next-candidate recommendation. All evidence here is computational and proxy-based; pLDDT, SoluProt, and relax scores do not establish wet-lab soluble expression, stability, or activity.</w:t>
+        <w:t xml:space="preserve">Biofoundry-scale protein redesign generates large multiple-mutant libraries, making the practical bottleneck not only model accuracy but auditable allocation of folding and experimental capacity. We present RAPID, a run-scoped artifact pipeline for solubility-aware redesign. RAPID stores typed requests, stage outputs, status traces, quality-control summaries, experiment records, and final summaries under stable run identifiers so reruns and analyses operate on the same artifacts. We evaluate three separate functions. First, RAPID converts fragmented model outputs into traceable artifacts that support partial reruns, backend replacement, and retrospective analysis. Second, RAPID provides a post-SoluProt, structure-prediction-budgeted surrogate-triage layer that can be enabled within the redesign pipeline. In the isolated budget benchmark, this layer was run on original-backbone candidate pools to avoid conflating triage efficiency with structural-context expansion. Using ESM-2 embeddings, K-means bootstrap selection, local surrogate cross-validation, and Top-K acquisition, RAPID evaluated 250 AF2/ColabFold records from 49,946 candidates entering triage across five CATH targets, a 99.5% reduction relative to folding every triage candidate. Third, an independent structural-context ablation compares candidate pools generated from the original backbone, RFD3, BioEmu, and RFD3+BioEmu. It tests whether structural inputs reshape candidate-pool spread and sequence diversity, not whether those modules improve the surrogate model. RAPID also supports assay-labelled next-candidate recommendation. All evidence here is computational and proxy-based; pLDDT, SoluProt, and relax scores do not establish wet-lab soluble expression, stability, or activity.</w:t>
       </w:r>
     </w:p>
     <w:bookmarkEnd w:id="20"/>
@@ -79,7 +79,7 @@
         <w:pStyle w:val="BodyText"/>
       </w:pPr>
       <w:r>
-        <w:t xml:space="preserve">We present RAPID, a reproducible artifact pipeline for integrated design. RAPID is not introduced as a new predictive model or as a universal protein-design engine. It is a model-orchestration and artifact layer specialised here for solubility-aware, structural-confidence-guided multiple-mutant redesign. The paper is organised around three claims. First, RAPID converts fragmented model outputs into a reusable, model-replaceable artifact substrate. Second, RAPID implements and benchmarks structure-prediction-budgeted surrogate triage for post-SoluProt candidate selection using the original target backbone only. Third, in a separate structural-context ablation, RAPID compares candidate pools generated from the original backbone, BioEmu, RFD3, and combined RFD3+BioEmu contexts under explicit design and AF2 budgets. The structural-context ablation changes upstream candidate generation and is not part of the surrogate-triage budget experiment. Separately, RAPID records wet-lab outcomes and supports experimental-feedback evolution, but experimental activity or expression improvement is not claimed without prospective validation.</w:t>
+        <w:t xml:space="preserve">We present RAPID, a reproducible artifact pipeline for integrated design. RAPID is not introduced as a new predictive model or as a universal protein-design engine. It is a model-orchestration and artifact layer specialised here for solubility-aware, structural-confidence-guided multiple-mutant redesign. The paper is organised around three claims. First, RAPID converts fragmented model outputs into a reusable, model-replaceable artifact substrate. Second, RAPID implements and benchmarks structure-prediction-budgeted surrogate triage for post-SoluProt candidate selection in an isolated original-backbone benchmark. Third, in a separate structural-context ablation, RAPID compares candidate pools generated from the original backbone, BioEmu, RFD3, and combined RFD3+BioEmu contexts under explicit design and AF2 budgets. Operationally, the same surrogate-triage layer can be enabled after optional structural-context stages, but the reported budget-reduction benchmark keeps those axes separate. Separately, RAPID records wet-lab outcomes and supports experimental-feedback evolution, but experimental activity or expression improvement is not claimed without prospective validation.</w:t>
       </w:r>
     </w:p>
     <w:bookmarkEnd w:id="21"/>
@@ -211,15 +211,15 @@
         <w:pStyle w:val="FirstParagraph"/>
       </w:pPr>
       <w:r>
-        <w:t xml:space="preserve">RAPID separates two related uses of surrogates. The first is a computational structure-prediction-budgeted triage mode used in the benchmark. ProteinMPNN first generates a candidate pool across conservation tiers, and SoluProt scores every candidate. SoluProt-passing candidates are embedded with mean-pooled ESM-2 8M embeddings [4]. In deployment, this embedding stage can be backed by a GPU ESM worker, allowing large ProteinMPNN pools to be featurized without expanding the AF2/ColabFold acquisition budget. K-means selects a diverse bootstrap training set, AF2 labels those candidates, and local surrogate policies are compared by internal cross-validation on the labelled set. The selected acquisition policy is then refit on all bootstrap labels and used to rank the remaining SoluProt-passing pool. AF2 evaluates only the selected policy’s Top-K candidates. The supported policy set uses standard Random Forest, Ridge, XGBoost, LightGBM, scikit-learn, k-means, and Bayesian-optimization-inspired acquisition concepts [16-21]. This mode is a compute-allocation policy for structure prediction, not evidence of experimental activity or expression.</w:t>
-      </w:r>
-    </w:p>
-    <w:p>
-      <w:pPr>
-        <w:pStyle w:val="BodyText"/>
-      </w:pPr>
-      <w:r>
-        <w:t xml:space="preserve">The production triage default uses one shared budget across the selected 30%, 50%, and 70% conservation tiers. In the manuscript benchmark, this mode uses the original target backbone and disables RFD3 and BioEmu so that the AF2-budget reduction is attributed to surrogate triage rather than to structural-context expansion. No RFD3 or BioEmu outputs enter the candidate pool for this surrogate-triage budget result. By default, ProteinMPNN requests 3,333 candidates per tier, giving a nominal 9,999 designs before validation and SoluProt filtering. RAPID then labels 30 K-means-selected bootstrap candidates from the pooled SoluProt-passing set and evaluates 20 Top-K AF2 acquisitions from the same pooled set. The N = 30 bootstrap was chosen because the sample-size ablation reaches most of the observed Random Forest pLDDT uplift by that point, while Top-K = 20 fixes a target-level validation budget that is large enough for manual review but small enough to keep the AF2 cost explicit. RAPID trains comparator policies on the same labelled bootstrap set, writes cross-validation metrics, a model-comparison SVG, candidate-level predictions, feature-importance or coefficient tables, and fitted model files, and then uses only one selected acquisition policy for the final Top-K. Thus model comparison is recorded without multiplying AF2 calls. Manual override remains available for controlled runs using Random Forest, Ridge, XGBoost, LightGBM, or rank-mean ensemble.</w:t>
+        <w:t xml:space="preserve">RAPID separates two related uses of surrogates. The first is a computational structure-prediction-budgeted triage layer used in the benchmark. ProteinMPNN first generates a candidate pool across conservation tiers, and SoluProt scores every candidate. SoluProt-passing candidates are embedded with mean-pooled ESM-2 8M embeddings [4]. In deployment, this embedding stage can be backed by a GPU ESM worker, allowing large ProteinMPNN pools to be featurized without expanding the AF2/ColabFold acquisition budget. K-means selects a diverse bootstrap training set, AF2 labels those candidates, and local surrogate policies are compared by internal cross-validation on the labelled set. The selected acquisition policy is then refit on all bootstrap labels and used to rank the remaining SoluProt-passing pool. AF2 evaluates only the selected policy’s Top-K candidates. The supported policy set uses standard Random Forest, Ridge, XGBoost, LightGBM, scikit-learn, k-means, and Bayesian-optimization-inspired acquisition concepts [16-21]. In the software, this triage layer is a switchable component after SoluProt and can be combined with optional upstream RFD3 or BioEmu stages. In the benchmark, it is evaluated on original-backbone candidate pools to isolate compute allocation from structural-context exploration. This mode is a compute-allocation policy for structure prediction, not evidence of experimental activity or expression.</w:t>
+      </w:r>
+    </w:p>
+    <w:p>
+      <w:pPr>
+        <w:pStyle w:val="BodyText"/>
+      </w:pPr>
+      <w:r>
+        <w:t xml:space="preserve">The production triage default uses one shared budget across the selected 30%, 50%, and 70% conservation tiers. In the manuscript benchmark, this layer is evaluated with the original target backbone and without RFD3 or BioEmu-generated candidate pools so that the AF2-budget reduction is attributed to surrogate triage rather than to structural-context expansion. By default, ProteinMPNN requests 3,333 candidates per tier, giving a nominal 9,999 designs before validation and SoluProt filtering. RAPID then labels 30 K-means-selected bootstrap candidates from the pooled SoluProt-passing set and evaluates 20 Top-K AF2 acquisitions from the same pooled set. The N = 30 bootstrap was chosen because the sample-size ablation reaches most of the observed Random Forest pLDDT uplift by that point, while Top-K = 20 fixes a target-level validation budget that is large enough for manual review but small enough to keep the AF2 cost explicit. RAPID trains comparator policies on the same labelled bootstrap set, writes cross-validation metrics, a model-comparison SVG, candidate-level predictions, feature-importance or coefficient tables, and fitted model files, and then uses only one selected acquisition policy for the final Top-K. Thus model comparison is recorded without multiplying AF2 calls. Manual override remains available for controlled runs using Random Forest, Ridge, XGBoost, LightGBM, or rank-mean ensemble.</w:t>
       </w:r>
     </w:p>
     <w:p>

--- a/public_release/manuscript/manuscript.docx
+++ b/public_release/manuscript/manuscript.docx
@@ -326,7 +326,7 @@
         <w:pStyle w:val="BodyText"/>
       </w:pPr>
       <w:r>
-        <w:t xml:space="preserve">The strict five-target surrogate-triage run used the original target backbone, disabled RFD3/BioEmu/Relax, requested 3,333 ProteinMPNN candidates for each of the 30%, 50%, and 70% conservation tiers, used GPU-backed ESM embeddings, and disabled fallback sequence recovery. WT SoluProt and ColabFold baselines were then computed once per target as reference points for interpretation; these WT baseline calls were not used for surrogate training, Top-K acquisition, or the 250-candidate triage-budget count. Structural-context effects were analysed separately in a corrected-chain eight-target ablation comparing the original target backbone, BioEmu conformational samples, a selected RFD3 backbone, and RFD3+BioEmu under matched design and AF2 budgets. BioEmu-containing arms were considered quantitatively evaluable only when the requested near-target conformers passed the fixed 2.0 Å target-RMSD gate. Detailed per-model, per-target, and QC tables are reported in the supplement.</w:t>
+        <w:t xml:space="preserve">The strict five-target surrogate-triage run used the original target backbone, disabled RFD3/BioEmu/Relax, requested 3,333 ProteinMPNN candidates for each of the 30%, 50%, and 70% conservation tiers, used GPU-backed ESM embeddings, and disabled fallback sequence recovery. WT SoluProt and ColabFold baselines were then computed once per target as reference points for interpretation; these WT baseline calls were not used for surrogate training, Top-K acquisition, or the 250-candidate triage-budget count. Structural-context effects were analysed separately in a corrected-chain 18-target ablation comparing the original target backbone, BioEmu conformational samples, a selected RFD3 backbone, and RFD3+BioEmu under matched design and AF2 budgets. BioEmu-containing arms were considered quantitatively evaluable only when the requested near-target conformers passed the fixed 2.0 Å target-RMSD gate. Detailed per-model, per-target, and QC tables are reported in the supplement.</w:t>
       </w:r>
     </w:p>
     <w:bookmarkEnd w:id="27"/>
@@ -744,7 +744,7 @@
         <w:pStyle w:val="FirstParagraph"/>
       </w:pPr>
       <w:r>
-        <w:t xml:space="preserve">The structural-context result is a separate candidate-pool-generation analysis rather than an extension of the five-target surrogate-budget result. The relevant question is not whether an alternative context improves the aggregate mean or the best-scoring candidate, but whether it changes the accessible candidate distribution under the same downstream budget. Target identity explained 98.8% of pLDDT variance and 96.8% of SoluProt variance in the stored benchmark, indicating that deeper sampling of one local pool is not the only relevant allocation problem. A single-backbone ProteinMPNN pool can concentrate candidates around one local geometry and mask; any downstream selector can only choose among candidates already generated in that context. In the corrected-chain ablation, alternative contexts did not provide a consistent mean-score or upper-tail advantage. Instead, BioEmu-containing evaluable arms increased pLDDT range and sequence-pool diversity in all four evaluable paired targets, while RFD3 increased pLDDT range in six of eight targets but showed weaker support for SoluProt-spread and diversity shifts. RFD3 and BioEmu are therefore treated as controlled context-perturbation modules with explicit QC, not as default score boosters or as surrogate-model components.</w:t>
+        <w:t xml:space="preserve">The structural-context result is a separate candidate-pool-generation analysis rather than an extension of the five-target surrogate-budget result. The relevant question is not whether an alternative context improves the aggregate mean or the best-scoring candidate, but whether it changes the accessible candidate distribution under the same downstream budget. Target identity explained 98.8% of pLDDT variance and 96.8% of SoluProt variance in the stored benchmark, indicating that deeper sampling of one local pool is not the only relevant allocation problem. A single-backbone ProteinMPNN pool can concentrate candidates around one local geometry and mask; any downstream selector can only choose among candidates already generated in that context. In the corrected-chain ablation, alternative contexts did not provide a consistent mean-score or upper-tail advantage. Instead, BioEmu-containing evaluable arms increased pLDDT range and sequence-pool diversity in all nine evaluable paired BioEmu targets and in all eight evaluable paired RFD3+BioEmu targets (Wilcoxon p = 0.004 and p = 0.008, respectively). RFD3 increased pLDDT range in 14 of 18 paired targets (Wilcoxon p = 0.002) and sequence-pool diversity in 9 of 18 paired targets (Wilcoxon p = 0.010), but its support for SoluProt-spread shifts remained weaker than for BioEmu. RFD3 and BioEmu are therefore treated as controlled context-perturbation modules with explicit QC, not as default score boosters or as surrogate-model components.</w:t>
       </w:r>
     </w:p>
     <w:p>
@@ -811,7 +811,7 @@
           <w:iCs/>
           <w:i/>
         </w:rPr>
-        <w:t xml:space="preserve">Figure 3. Structural-context ablation as context-dependent candidate-pool shifts. Panels A-C show absolute target-level distributions for pLDDT range, SoluProt range, and mean pairwise diversity across the single-backbone, BioEmu, RFD3, and RFD3+BioEmu arms. Points are targets and boxes summarize target distributions; the label above each arm reports the number of evaluable targets. Higher mean pairwise diversity indicates lower sequence similarity within the candidate pool. Panel D reports positive paired shifts relative to the single-backbone arm, with bar labels showing positive paired targets over evaluable paired targets. Single-backbone and RFD3 arms were evaluable for all eight selected CATH targets, whereas BioEmu-containing arms were quantitatively evaluable for the four targets that passed the fixed 2.0 Å target-RMSD gate. The result supports structural-context sensitivity and diversity shifts rather than a universal upper-tail score improvement. Detailed structural-context and BioEmu QC tables are reported in the supplement.</w:t>
+        <w:t xml:space="preserve">Figure 3. Structural-context ablation as context-dependent candidate-pool shifts. Panels A-C show absolute target-level distributions for pLDDT range, SoluProt range, and mean pairwise diversity across the single-backbone, BioEmu, RFD3, and RFD3+BioEmu arms. Points are targets and boxes summarize target distributions; the label above each arm reports the number of evaluable targets. Higher mean pairwise diversity indicates lower sequence similarity within the candidate pool. Panel D reports positive paired shifts relative to the single-backbone arm, with bar labels showing positive paired targets over evaluable paired targets. Single-backbone and RFD3 arms were evaluable for all 18 selected CATH targets, whereas BioEmu was quantitatively evaluable for nine targets and RFD3+BioEmu for eight targets — those that passed the fixed 2.0 Å target-RMSD gate. The result supports structural-context sensitivity and diversity shifts rather than a universal upper-tail score improvement. Detailed structural-context and BioEmu QC tables are reported in the supplement.</w:t>
       </w:r>
     </w:p>
     <w:bookmarkEnd w:id="37"/>
@@ -870,7 +870,7 @@
         <w:pStyle w:val="BodyText"/>
       </w:pPr>
       <w:r>
-        <w:t xml:space="preserve">The structural-context result reframes backbone and ensemble stages as context-sensitivity probes. If observed variance were mainly within a target, deeper ProteinMPNN sampling would be the primary way to spend compute. Instead, target identity dominates the stored benchmark, and the corrected-chain structural-context ablation shows target-dependent tradeoffs under matched AF2 caps. A single-backbone ProteinMPNN pool can overrepresent sequences compatible with one local geometry and mask; downstream triage can rank that local neighbourhood efficiently but cannot recover candidates that were never generated. The useful signal is therefore the paired change in score spread and sequence diversity, not an aggregate claim that one structural-context module improves quality. RFD3 primarily shifted pLDDT spread in a subset of targets, whereas BioEmu-containing evaluable arms more consistently increased sequence-pool diversity. This pattern argues for treating RFD3 and BioEmu as controlled exploration modules with explicit QC, rather than as default score-improvement modules.</w:t>
+        <w:t xml:space="preserve">The structural-context result reframes backbone and ensemble stages as context-sensitivity probes. If observed variance were mainly within a target, deeper ProteinMPNN sampling would be the primary way to spend compute. Instead, target identity dominates the stored benchmark, and the corrected-chain structural-context ablation shows target-dependent tradeoffs under matched AF2 caps. A single-backbone ProteinMPNN pool can overrepresent sequences compatible with one local geometry and mask; downstream triage can rank that local neighbourhood efficiently but cannot recover candidates that were never generated. The useful signal is therefore the paired change in score spread and sequence diversity, not an aggregate claim that one structural-context module improves quality. RFD3 broadened pLDDT spread in most paired targets (14 of 18) but only shifted sequence-pool diversity in half of them (9 of 18), whereas BioEmu-containing evaluable arms increased both pLDDT range and sequence-pool diversity in every evaluable paired target. This pattern argues for treating RFD3 and BioEmu as controlled exploration modules with explicit QC, rather than as default score-improvement modules.</w:t>
       </w:r>
     </w:p>
     <w:p>
@@ -896,7 +896,7 @@
         <w:pStyle w:val="FirstParagraph"/>
       </w:pPr>
       <w:r>
-        <w:t xml:space="preserve">The current evidence is computational and proxy-based. pLDDT, SoluProt, and relax scores do not establish soluble expression, thermodynamic stability, or activity without wet-lab validation. The current surrogate-triage benchmark is based on a stored 23-target QC-passing artifact set generated before the final corrected-chain CATH refresh, so it should be interpreted as component-level evidence for AF2 triage rather than as the final population estimate. The completed corrected-chain CATH archive was sufficient to test pooled surrogate accumulation, but not to show a stable pooled-model advantage over target-specific calibration; we therefore treat this result as support for the current per-run adaptive default and as motivation for future preference-dataset accumulation. The experimental-feedback evolution interface can ingest assay labels and recommend the next candidate set, but no prospective wet-lab enrichment result is claimed here. The corrected-chain structural-context ablation covers eight targets, but BioEmu-containing arms are evaluable for only four targets under the fixed RMSD gate; this is sufficient to test structural-context allocation as a workflow variable, not to claim a universal advantage for RFD3, BioEmu, or their combination. Optional diagnostic summaries are used for audit and failure review only; they are not evaluated here as autonomous mutation-policy models.</w:t>
+        <w:t xml:space="preserve">The current evidence is computational and proxy-based. pLDDT, SoluProt, and relax scores do not establish soluble expression, thermodynamic stability, or activity without wet-lab validation. The current surrogate-triage benchmark is based on a stored 23-target QC-passing artifact set generated before the final corrected-chain CATH refresh, so it should be interpreted as component-level evidence for AF2 triage rather than as the final population estimate. The completed corrected-chain CATH archive was sufficient to test pooled surrogate accumulation, but not to show a stable pooled-model advantage over target-specific calibration; we therefore treat this result as support for the current per-run adaptive default and as motivation for future preference-dataset accumulation. The experimental-feedback evolution interface can ingest assay labels and recommend the next candidate set, but no prospective wet-lab enrichment result is claimed here. The corrected-chain structural-context ablation covers 18 targets, but BioEmu is evaluable for only nine targets and RFD3+BioEmu for only eight under the fixed RMSD gate; this is sufficient to test structural-context allocation as a workflow variable, not to claim a universal advantage for RFD3, BioEmu, or their combination. Optional diagnostic summaries are used for audit and failure review only; they are not evaluated here as autonomous mutation-policy models.</w:t>
       </w:r>
     </w:p>
     <w:bookmarkEnd w:id="40"/>

--- a/public_release/manuscript/manuscript.docx
+++ b/public_release/manuscript/manuscript.docx
@@ -136,9 +136,9 @@
       <w:r>
         <w:drawing>
           <wp:inline>
-            <wp:extent cx="5334000" cy="3556000"/>
+            <wp:extent cx="5334000" cy="4000499"/>
             <wp:effectExtent b="0" l="0" r="0" t="0"/>
-            <wp:docPr descr="RAPID run_id-centered redesign substrate" title="" id="23" name="Picture"/>
+            <wp:docPr descr="RAPID run-scoped redesign workflow" title="" id="23" name="Picture"/>
             <a:graphic>
               <a:graphicData uri="http://schemas.openxmlformats.org/drawingml/2006/picture">
                 <pic:pic>
@@ -157,7 +157,7 @@
                   <pic:spPr bwMode="auto">
                     <a:xfrm>
                       <a:off x="0" y="0"/>
-                      <a:ext cx="5334000" cy="3556000"/>
+                      <a:ext cx="5334000" cy="4000499"/>
                     </a:xfrm>
                     <a:prstGeom prst="rect">
                       <a:avLst/>
@@ -181,19 +181,19 @@
         <w:pStyle w:val="ImageCaption"/>
       </w:pPr>
       <w:r>
-        <w:t xml:space="preserve">RAPID run_id-centered redesign substrate</w:t>
-      </w:r>
-    </w:p>
-    <w:p>
-      <w:pPr>
-        <w:pStyle w:val="BodyText"/>
-      </w:pPr>
-      <w:r>
-        <w:rPr>
-          <w:iCs/>
-          <w:i/>
-        </w:rPr>
-        <w:t xml:space="preserve">Figure 1. RAPID run_id-centered redesign substrate. The linear stage order is only one operational view. The central contribution is the run-scoped artifact contract, which preserves requests, provenance records, stage outputs, surrogate labels, AF2 evaluations, experiment records, and final summaries under stable run identifiers. Structural-context exploration, resource-aware surrogate triage, and experimental-feedback evolution all consume and update the same reusable artifact layer. This architecture supports safe reruns, retrospective analysis, backend replacement, and future preference-dataset accumulation without treating RAPID as a simple linear wrapper over model calls.</w:t>
+        <w:t xml:space="preserve">RAPID run-scoped redesign workflow</w:t>
+      </w:r>
+    </w:p>
+    <w:p>
+      <w:pPr>
+        <w:pStyle w:val="BodyText"/>
+      </w:pPr>
+      <w:r>
+        <w:rPr>
+          <w:iCs/>
+          <w:i/>
+        </w:rPr>
+        <w:t xml:space="preserve">Figure 1. RAPID run-scoped redesign workflow. A typed design request — target, mask and position constraints, resource budget, and mode — is written into the shared run-scoped record, which stores requests, stage outputs, QC summaries, AF2 labels, and assay records under a stable run identifier. The three subsystems consume and update this same record: (1) structural-context exploration generates candidate pools from the original backbone, RFD3, BioEmu, or RFD3+BioEmu via MSA-informed ProteinMPNN design and SoluProt filtering; (2) resource-aware surrogate triage labels a K-means bootstrap with AF2/ColabFold, selects an acquisition policy by cross-validation, and spends the Top-K AF2 budget (per target in the main benchmark: ≈10,000 designs → 30 bootstrap labels → 20 AF2 evaluations); and (3) experimental-feedback evolution loops assay results back into next-candidate recommendation. Structural-context exploration is analysed separately from the surrogate-triage budget benchmark to keep compute allocation distinct from candidate-pool generation. Modular backends can be replaced if they read from and write to the same run record, which is the basis for partial reruns, retrospective benchmark reconstruction, and future preference-dataset accumulation.</w:t>
       </w:r>
     </w:p>
     <w:bookmarkEnd w:id="25"/>
